--- a/Check_List_PAVIA_LENA/Check_List_PAVIA_LENA_2026_06_09_IE.docx
+++ b/Check_List_PAVIA_LENA/Check_List_PAVIA_LENA_2026_06_09_IE.docx
@@ -71,8 +71,28 @@
     </w:p>
     <w:p>
       <w:pPr>
+        <w:jc w:val="both"/>
         <w:rPr>
           <w:rFonts w:ascii="Bodoni MT" w:hAnsi="Bodoni MT"/>
+          <w:sz w:val="22"/>
+          <w:szCs w:val="22"/>
+        </w:rPr>
+      </w:pPr>
+      <w:r>
+        <w:rPr>
+          <w:rFonts w:ascii="Bodoni MT" w:hAnsi="Bodoni MT"/>
+          <w:sz w:val="22"/>
+          <w:szCs w:val="22"/>
+        </w:rPr>
+        <w:t xml:space="preserve">Il presente verbale documenta le attività di verifica documentale e dello stato dei luoghi e degli impianti effettuate ai fini della presa in carico da parte del Concessionario. Le parti di seguito indicate danno atto della propria presenza alle operazioni di verifica. Le note, le osservazioni e le eventuali relazioni sono riportate nell’apposita sezione e il documento è sottoscritto dalle parti al termine della verifica.</w:t>
+      </w:r>
+    </w:p>
+    <w:p>
+      <w:pPr>
+        <w:rPr>
+          <w:rFonts w:ascii="Bodoni MT" w:hAnsi="Bodoni MT"/>
+          <w:sz w:val="12"/>
+          <w:szCs w:val="12"/>
         </w:rPr>
       </w:pPr>
     </w:p>
@@ -95,13 +115,16 @@
           <w:sz w:val="24"/>
           <w:szCs w:val="24"/>
         </w:rPr>
-        <w:t xml:space="preserve">PERSONE PRESENTI</w:t>
+        <w:t xml:space="preserve">PARTI PRESENTI</w:t>
       </w:r>
     </w:p>
     <w:p>
       <w:pPr>
+        <w:spacing w:before="80"/>
         <w:rPr>
           <w:rFonts w:ascii="Bodoni MT" w:hAnsi="Bodoni MT"/>
+          <w:b/>
+          <w:bCs/>
           <w:sz w:val="22"/>
           <w:szCs w:val="22"/>
         </w:rPr>
@@ -109,10 +132,12 @@
       <w:r>
         <w:rPr>
           <w:rFonts w:ascii="Bodoni MT" w:hAnsi="Bodoni MT"/>
+          <w:b/>
+          <w:bCs/>
           <w:sz w:val="22"/>
           <w:szCs w:val="22"/>
         </w:rPr>
-        <w:t xml:space="preserve">Elenco delle persone presenti al sopralluogo / presa in carico:</w:t>
+        <w:t xml:space="preserve">Concedente — L.E.N.A., Università degli Studi di Pavia</w:t>
       </w:r>
     </w:p>
     <w:tbl>
@@ -123,15 +148,17 @@
         <w:tblLook w:val="04A0" w:firstRow="1" w:lastRow="0" w:firstColumn="1" w:lastColumn="0" w:noHBand="0" w:noVBand="1"/>
       </w:tblPr>
       <w:tblGrid>
-        <w:gridCol w:w="2700"/>
-        <w:gridCol w:w="2300"/>
-        <w:gridCol w:w="2200"/>
-        <w:gridCol w:w="2434"/>
+        <w:gridCol w:w="3400"/>
+        <w:gridCol w:w="3000"/>
+        <w:gridCol w:w="3234"/>
       </w:tblGrid>
       <w:tr>
-        <w:tc>
-          <w:tcPr>
-            <w:tcW w:w="2700" w:type="dxa"/>
+        <w:trPr>
+          <w:tblHeader/>
+        </w:trPr>
+        <w:tc>
+          <w:tcPr>
+            <w:tcW w:w="3400" w:type="dxa"/>
             <w:shd w:val="clear" w:color="auto" w:fill="D9D9D9"/>
             <w:vAlign w:val="center"/>
           </w:tcPr>
@@ -155,7 +182,7 @@
         </w:tc>
         <w:tc>
           <w:tcPr>
-            <w:tcW w:w="2300" w:type="dxa"/>
+            <w:tcW w:w="3000" w:type="dxa"/>
             <w:shd w:val="clear" w:color="auto" w:fill="D9D9D9"/>
             <w:vAlign w:val="center"/>
           </w:tcPr>
@@ -179,31 +206,7 @@
         </w:tc>
         <w:tc>
           <w:tcPr>
-            <w:tcW w:w="2200" w:type="dxa"/>
-            <w:shd w:val="clear" w:color="auto" w:fill="D9D9D9"/>
-            <w:vAlign w:val="center"/>
-          </w:tcPr>
-          <w:p>
-            <w:pPr>
-              <w:rPr>
-                <w:rFonts w:ascii="Bodoni MT" w:hAnsi="Bodoni MT"/>
-                <w:b/>
-                <w:bCs/>
-              </w:rPr>
-            </w:pPr>
-            <w:r>
-              <w:rPr>
-                <w:rFonts w:ascii="Bodoni MT" w:hAnsi="Bodoni MT"/>
-                <w:b/>
-                <w:bCs/>
-              </w:rPr>
-              <w:t xml:space="preserve">Azienda / Ente</w:t>
-            </w:r>
-          </w:p>
-        </w:tc>
-        <w:tc>
-          <w:tcPr>
-            <w:tcW w:w="2434" w:type="dxa"/>
+            <w:tcW w:w="3234" w:type="dxa"/>
             <w:shd w:val="clear" w:color="auto" w:fill="D9D9D9"/>
             <w:vAlign w:val="center"/>
           </w:tcPr>
@@ -232,46 +235,33 @@
         </w:trPr>
         <w:tc>
           <w:tcPr>
-            <w:tcW w:w="2700" w:type="dxa"/>
-            <w:vAlign w:val="center"/>
-          </w:tcPr>
-          <w:p>
-            <w:pPr>
-              <w:rPr>
-                <w:rFonts w:ascii="Bodoni MT" w:hAnsi="Bodoni MT"/>
-              </w:rPr>
-            </w:pPr>
-          </w:p>
-        </w:tc>
-        <w:tc>
-          <w:tcPr>
-            <w:tcW w:w="2300" w:type="dxa"/>
-            <w:vAlign w:val="center"/>
-          </w:tcPr>
-          <w:p>
-            <w:pPr>
-              <w:rPr>
-                <w:rFonts w:ascii="Bodoni MT" w:hAnsi="Bodoni MT"/>
-              </w:rPr>
-            </w:pPr>
-          </w:p>
-        </w:tc>
-        <w:tc>
-          <w:tcPr>
-            <w:tcW w:w="2200" w:type="dxa"/>
-            <w:vAlign w:val="center"/>
-          </w:tcPr>
-          <w:p>
-            <w:pPr>
-              <w:rPr>
-                <w:rFonts w:ascii="Bodoni MT" w:hAnsi="Bodoni MT"/>
-              </w:rPr>
-            </w:pPr>
-          </w:p>
-        </w:tc>
-        <w:tc>
-          <w:tcPr>
-            <w:tcW w:w="2434" w:type="dxa"/>
+            <w:tcW w:w="3400" w:type="dxa"/>
+            <w:vAlign w:val="center"/>
+          </w:tcPr>
+          <w:p>
+            <w:pPr>
+              <w:rPr>
+                <w:rFonts w:ascii="Bodoni MT" w:hAnsi="Bodoni MT"/>
+              </w:rPr>
+            </w:pPr>
+          </w:p>
+        </w:tc>
+        <w:tc>
+          <w:tcPr>
+            <w:tcW w:w="3000" w:type="dxa"/>
+            <w:vAlign w:val="center"/>
+          </w:tcPr>
+          <w:p>
+            <w:pPr>
+              <w:rPr>
+                <w:rFonts w:ascii="Bodoni MT" w:hAnsi="Bodoni MT"/>
+              </w:rPr>
+            </w:pPr>
+          </w:p>
+        </w:tc>
+        <w:tc>
+          <w:tcPr>
+            <w:tcW w:w="3234" w:type="dxa"/>
             <w:vAlign w:val="center"/>
           </w:tcPr>
           <w:p>
@@ -289,46 +279,33 @@
         </w:trPr>
         <w:tc>
           <w:tcPr>
-            <w:tcW w:w="2700" w:type="dxa"/>
-            <w:vAlign w:val="center"/>
-          </w:tcPr>
-          <w:p>
-            <w:pPr>
-              <w:rPr>
-                <w:rFonts w:ascii="Bodoni MT" w:hAnsi="Bodoni MT"/>
-              </w:rPr>
-            </w:pPr>
-          </w:p>
-        </w:tc>
-        <w:tc>
-          <w:tcPr>
-            <w:tcW w:w="2300" w:type="dxa"/>
-            <w:vAlign w:val="center"/>
-          </w:tcPr>
-          <w:p>
-            <w:pPr>
-              <w:rPr>
-                <w:rFonts w:ascii="Bodoni MT" w:hAnsi="Bodoni MT"/>
-              </w:rPr>
-            </w:pPr>
-          </w:p>
-        </w:tc>
-        <w:tc>
-          <w:tcPr>
-            <w:tcW w:w="2200" w:type="dxa"/>
-            <w:vAlign w:val="center"/>
-          </w:tcPr>
-          <w:p>
-            <w:pPr>
-              <w:rPr>
-                <w:rFonts w:ascii="Bodoni MT" w:hAnsi="Bodoni MT"/>
-              </w:rPr>
-            </w:pPr>
-          </w:p>
-        </w:tc>
-        <w:tc>
-          <w:tcPr>
-            <w:tcW w:w="2434" w:type="dxa"/>
+            <w:tcW w:w="3400" w:type="dxa"/>
+            <w:vAlign w:val="center"/>
+          </w:tcPr>
+          <w:p>
+            <w:pPr>
+              <w:rPr>
+                <w:rFonts w:ascii="Bodoni MT" w:hAnsi="Bodoni MT"/>
+              </w:rPr>
+            </w:pPr>
+          </w:p>
+        </w:tc>
+        <w:tc>
+          <w:tcPr>
+            <w:tcW w:w="3000" w:type="dxa"/>
+            <w:vAlign w:val="center"/>
+          </w:tcPr>
+          <w:p>
+            <w:pPr>
+              <w:rPr>
+                <w:rFonts w:ascii="Bodoni MT" w:hAnsi="Bodoni MT"/>
+              </w:rPr>
+            </w:pPr>
+          </w:p>
+        </w:tc>
+        <w:tc>
+          <w:tcPr>
+            <w:tcW w:w="3234" w:type="dxa"/>
             <w:vAlign w:val="center"/>
           </w:tcPr>
           <w:p>
@@ -346,46 +323,33 @@
         </w:trPr>
         <w:tc>
           <w:tcPr>
-            <w:tcW w:w="2700" w:type="dxa"/>
-            <w:vAlign w:val="center"/>
-          </w:tcPr>
-          <w:p>
-            <w:pPr>
-              <w:rPr>
-                <w:rFonts w:ascii="Bodoni MT" w:hAnsi="Bodoni MT"/>
-              </w:rPr>
-            </w:pPr>
-          </w:p>
-        </w:tc>
-        <w:tc>
-          <w:tcPr>
-            <w:tcW w:w="2300" w:type="dxa"/>
-            <w:vAlign w:val="center"/>
-          </w:tcPr>
-          <w:p>
-            <w:pPr>
-              <w:rPr>
-                <w:rFonts w:ascii="Bodoni MT" w:hAnsi="Bodoni MT"/>
-              </w:rPr>
-            </w:pPr>
-          </w:p>
-        </w:tc>
-        <w:tc>
-          <w:tcPr>
-            <w:tcW w:w="2200" w:type="dxa"/>
-            <w:vAlign w:val="center"/>
-          </w:tcPr>
-          <w:p>
-            <w:pPr>
-              <w:rPr>
-                <w:rFonts w:ascii="Bodoni MT" w:hAnsi="Bodoni MT"/>
-              </w:rPr>
-            </w:pPr>
-          </w:p>
-        </w:tc>
-        <w:tc>
-          <w:tcPr>
-            <w:tcW w:w="2434" w:type="dxa"/>
+            <w:tcW w:w="3400" w:type="dxa"/>
+            <w:vAlign w:val="center"/>
+          </w:tcPr>
+          <w:p>
+            <w:pPr>
+              <w:rPr>
+                <w:rFonts w:ascii="Bodoni MT" w:hAnsi="Bodoni MT"/>
+              </w:rPr>
+            </w:pPr>
+          </w:p>
+        </w:tc>
+        <w:tc>
+          <w:tcPr>
+            <w:tcW w:w="3000" w:type="dxa"/>
+            <w:vAlign w:val="center"/>
+          </w:tcPr>
+          <w:p>
+            <w:pPr>
+              <w:rPr>
+                <w:rFonts w:ascii="Bodoni MT" w:hAnsi="Bodoni MT"/>
+              </w:rPr>
+            </w:pPr>
+          </w:p>
+        </w:tc>
+        <w:tc>
+          <w:tcPr>
+            <w:tcW w:w="3234" w:type="dxa"/>
             <w:vAlign w:val="center"/>
           </w:tcPr>
           <w:p>
@@ -403,46 +367,33 @@
         </w:trPr>
         <w:tc>
           <w:tcPr>
-            <w:tcW w:w="2700" w:type="dxa"/>
-            <w:vAlign w:val="center"/>
-          </w:tcPr>
-          <w:p>
-            <w:pPr>
-              <w:rPr>
-                <w:rFonts w:ascii="Bodoni MT" w:hAnsi="Bodoni MT"/>
-              </w:rPr>
-            </w:pPr>
-          </w:p>
-        </w:tc>
-        <w:tc>
-          <w:tcPr>
-            <w:tcW w:w="2300" w:type="dxa"/>
-            <w:vAlign w:val="center"/>
-          </w:tcPr>
-          <w:p>
-            <w:pPr>
-              <w:rPr>
-                <w:rFonts w:ascii="Bodoni MT" w:hAnsi="Bodoni MT"/>
-              </w:rPr>
-            </w:pPr>
-          </w:p>
-        </w:tc>
-        <w:tc>
-          <w:tcPr>
-            <w:tcW w:w="2200" w:type="dxa"/>
-            <w:vAlign w:val="center"/>
-          </w:tcPr>
-          <w:p>
-            <w:pPr>
-              <w:rPr>
-                <w:rFonts w:ascii="Bodoni MT" w:hAnsi="Bodoni MT"/>
-              </w:rPr>
-            </w:pPr>
-          </w:p>
-        </w:tc>
-        <w:tc>
-          <w:tcPr>
-            <w:tcW w:w="2434" w:type="dxa"/>
+            <w:tcW w:w="3400" w:type="dxa"/>
+            <w:vAlign w:val="center"/>
+          </w:tcPr>
+          <w:p>
+            <w:pPr>
+              <w:rPr>
+                <w:rFonts w:ascii="Bodoni MT" w:hAnsi="Bodoni MT"/>
+              </w:rPr>
+            </w:pPr>
+          </w:p>
+        </w:tc>
+        <w:tc>
+          <w:tcPr>
+            <w:tcW w:w="3000" w:type="dxa"/>
+            <w:vAlign w:val="center"/>
+          </w:tcPr>
+          <w:p>
+            <w:pPr>
+              <w:rPr>
+                <w:rFonts w:ascii="Bodoni MT" w:hAnsi="Bodoni MT"/>
+              </w:rPr>
+            </w:pPr>
+          </w:p>
+        </w:tc>
+        <w:tc>
+          <w:tcPr>
+            <w:tcW w:w="3234" w:type="dxa"/>
             <w:vAlign w:val="center"/>
           </w:tcPr>
           <w:p>
@@ -460,217 +411,33 @@
         </w:trPr>
         <w:tc>
           <w:tcPr>
-            <w:tcW w:w="2700" w:type="dxa"/>
-            <w:vAlign w:val="center"/>
-          </w:tcPr>
-          <w:p>
-            <w:pPr>
-              <w:rPr>
-                <w:rFonts w:ascii="Bodoni MT" w:hAnsi="Bodoni MT"/>
-              </w:rPr>
-            </w:pPr>
-          </w:p>
-        </w:tc>
-        <w:tc>
-          <w:tcPr>
-            <w:tcW w:w="2300" w:type="dxa"/>
-            <w:vAlign w:val="center"/>
-          </w:tcPr>
-          <w:p>
-            <w:pPr>
-              <w:rPr>
-                <w:rFonts w:ascii="Bodoni MT" w:hAnsi="Bodoni MT"/>
-              </w:rPr>
-            </w:pPr>
-          </w:p>
-        </w:tc>
-        <w:tc>
-          <w:tcPr>
-            <w:tcW w:w="2200" w:type="dxa"/>
-            <w:vAlign w:val="center"/>
-          </w:tcPr>
-          <w:p>
-            <w:pPr>
-              <w:rPr>
-                <w:rFonts w:ascii="Bodoni MT" w:hAnsi="Bodoni MT"/>
-              </w:rPr>
-            </w:pPr>
-          </w:p>
-        </w:tc>
-        <w:tc>
-          <w:tcPr>
-            <w:tcW w:w="2434" w:type="dxa"/>
-            <w:vAlign w:val="center"/>
-          </w:tcPr>
-          <w:p>
-            <w:pPr>
-              <w:rPr>
-                <w:rFonts w:ascii="Bodoni MT" w:hAnsi="Bodoni MT"/>
-              </w:rPr>
-            </w:pPr>
-          </w:p>
-        </w:tc>
-      </w:tr>
-      <w:tr>
-        <w:trPr>
-          <w:trHeight w:val="454" w:hRule="atLeast"/>
-        </w:trPr>
-        <w:tc>
-          <w:tcPr>
-            <w:tcW w:w="2700" w:type="dxa"/>
-            <w:vAlign w:val="center"/>
-          </w:tcPr>
-          <w:p>
-            <w:pPr>
-              <w:rPr>
-                <w:rFonts w:ascii="Bodoni MT" w:hAnsi="Bodoni MT"/>
-              </w:rPr>
-            </w:pPr>
-          </w:p>
-        </w:tc>
-        <w:tc>
-          <w:tcPr>
-            <w:tcW w:w="2300" w:type="dxa"/>
-            <w:vAlign w:val="center"/>
-          </w:tcPr>
-          <w:p>
-            <w:pPr>
-              <w:rPr>
-                <w:rFonts w:ascii="Bodoni MT" w:hAnsi="Bodoni MT"/>
-              </w:rPr>
-            </w:pPr>
-          </w:p>
-        </w:tc>
-        <w:tc>
-          <w:tcPr>
-            <w:tcW w:w="2200" w:type="dxa"/>
-            <w:vAlign w:val="center"/>
-          </w:tcPr>
-          <w:p>
-            <w:pPr>
-              <w:rPr>
-                <w:rFonts w:ascii="Bodoni MT" w:hAnsi="Bodoni MT"/>
-              </w:rPr>
-            </w:pPr>
-          </w:p>
-        </w:tc>
-        <w:tc>
-          <w:tcPr>
-            <w:tcW w:w="2434" w:type="dxa"/>
-            <w:vAlign w:val="center"/>
-          </w:tcPr>
-          <w:p>
-            <w:pPr>
-              <w:rPr>
-                <w:rFonts w:ascii="Bodoni MT" w:hAnsi="Bodoni MT"/>
-              </w:rPr>
-            </w:pPr>
-          </w:p>
-        </w:tc>
-      </w:tr>
-      <w:tr>
-        <w:trPr>
-          <w:trHeight w:val="454" w:hRule="atLeast"/>
-        </w:trPr>
-        <w:tc>
-          <w:tcPr>
-            <w:tcW w:w="2700" w:type="dxa"/>
-            <w:vAlign w:val="center"/>
-          </w:tcPr>
-          <w:p>
-            <w:pPr>
-              <w:rPr>
-                <w:rFonts w:ascii="Bodoni MT" w:hAnsi="Bodoni MT"/>
-              </w:rPr>
-            </w:pPr>
-          </w:p>
-        </w:tc>
-        <w:tc>
-          <w:tcPr>
-            <w:tcW w:w="2300" w:type="dxa"/>
-            <w:vAlign w:val="center"/>
-          </w:tcPr>
-          <w:p>
-            <w:pPr>
-              <w:rPr>
-                <w:rFonts w:ascii="Bodoni MT" w:hAnsi="Bodoni MT"/>
-              </w:rPr>
-            </w:pPr>
-          </w:p>
-        </w:tc>
-        <w:tc>
-          <w:tcPr>
-            <w:tcW w:w="2200" w:type="dxa"/>
-            <w:vAlign w:val="center"/>
-          </w:tcPr>
-          <w:p>
-            <w:pPr>
-              <w:rPr>
-                <w:rFonts w:ascii="Bodoni MT" w:hAnsi="Bodoni MT"/>
-              </w:rPr>
-            </w:pPr>
-          </w:p>
-        </w:tc>
-        <w:tc>
-          <w:tcPr>
-            <w:tcW w:w="2434" w:type="dxa"/>
-            <w:vAlign w:val="center"/>
-          </w:tcPr>
-          <w:p>
-            <w:pPr>
-              <w:rPr>
-                <w:rFonts w:ascii="Bodoni MT" w:hAnsi="Bodoni MT"/>
-              </w:rPr>
-            </w:pPr>
-          </w:p>
-        </w:tc>
-      </w:tr>
-      <w:tr>
-        <w:trPr>
-          <w:trHeight w:val="454" w:hRule="atLeast"/>
-        </w:trPr>
-        <w:tc>
-          <w:tcPr>
-            <w:tcW w:w="2700" w:type="dxa"/>
-            <w:vAlign w:val="center"/>
-          </w:tcPr>
-          <w:p>
-            <w:pPr>
-              <w:rPr>
-                <w:rFonts w:ascii="Bodoni MT" w:hAnsi="Bodoni MT"/>
-              </w:rPr>
-            </w:pPr>
-          </w:p>
-        </w:tc>
-        <w:tc>
-          <w:tcPr>
-            <w:tcW w:w="2300" w:type="dxa"/>
-            <w:vAlign w:val="center"/>
-          </w:tcPr>
-          <w:p>
-            <w:pPr>
-              <w:rPr>
-                <w:rFonts w:ascii="Bodoni MT" w:hAnsi="Bodoni MT"/>
-              </w:rPr>
-            </w:pPr>
-          </w:p>
-        </w:tc>
-        <w:tc>
-          <w:tcPr>
-            <w:tcW w:w="2200" w:type="dxa"/>
-            <w:vAlign w:val="center"/>
-          </w:tcPr>
-          <w:p>
-            <w:pPr>
-              <w:rPr>
-                <w:rFonts w:ascii="Bodoni MT" w:hAnsi="Bodoni MT"/>
-              </w:rPr>
-            </w:pPr>
-          </w:p>
-        </w:tc>
-        <w:tc>
-          <w:tcPr>
-            <w:tcW w:w="2434" w:type="dxa"/>
+            <w:tcW w:w="3400" w:type="dxa"/>
+            <w:vAlign w:val="center"/>
+          </w:tcPr>
+          <w:p>
+            <w:pPr>
+              <w:rPr>
+                <w:rFonts w:ascii="Bodoni MT" w:hAnsi="Bodoni MT"/>
+              </w:rPr>
+            </w:pPr>
+          </w:p>
+        </w:tc>
+        <w:tc>
+          <w:tcPr>
+            <w:tcW w:w="3000" w:type="dxa"/>
+            <w:vAlign w:val="center"/>
+          </w:tcPr>
+          <w:p>
+            <w:pPr>
+              <w:rPr>
+                <w:rFonts w:ascii="Bodoni MT" w:hAnsi="Bodoni MT"/>
+              </w:rPr>
+            </w:pPr>
+          </w:p>
+        </w:tc>
+        <w:tc>
+          <w:tcPr>
+            <w:tcW w:w="3234" w:type="dxa"/>
             <w:vAlign w:val="center"/>
           </w:tcPr>
           <w:p>
@@ -685,37 +452,11 @@
     </w:tbl>
     <w:p>
       <w:pPr>
+        <w:spacing w:before="160"/>
         <w:rPr>
           <w:rFonts w:ascii="Bodoni MT" w:hAnsi="Bodoni MT"/>
-        </w:rPr>
-      </w:pPr>
-    </w:p>
-    <w:p>
-      <w:pPr>
-        <w:pStyle w:val="Titolo1"/>
-        <w:rPr>
-          <w:rFonts w:ascii="Bodoni MT" w:hAnsi="Bodoni MT"/>
-          <w:i/>
-          <w:iCs/>
-          <w:sz w:val="24"/>
-          <w:szCs w:val="24"/>
-        </w:rPr>
-      </w:pPr>
-      <w:r>
-        <w:rPr>
-          <w:rFonts w:ascii="Bodoni MT" w:hAnsi="Bodoni MT"/>
-          <w:i/>
-          <w:iCs/>
-          <w:sz w:val="24"/>
-          <w:szCs w:val="24"/>
-        </w:rPr>
-        <w:t xml:space="preserve">PRESENZE, DATA E FIRMA</w:t>
-      </w:r>
-    </w:p>
-    <w:p>
-      <w:pPr>
-        <w:rPr>
-          <w:rFonts w:ascii="Bodoni MT" w:hAnsi="Bodoni MT"/>
+          <w:b/>
+          <w:bCs/>
           <w:sz w:val="22"/>
           <w:szCs w:val="22"/>
         </w:rPr>
@@ -723,10 +464,12 @@
       <w:r>
         <w:rPr>
           <w:rFonts w:ascii="Bodoni MT" w:hAnsi="Bodoni MT"/>
+          <w:b/>
+          <w:bCs/>
           <w:sz w:val="22"/>
           <w:szCs w:val="22"/>
         </w:rPr>
-        <w:t xml:space="preserve">Le persone sopra indicate confermano la propria presenza apponendo data e firma:</w:t>
+        <w:t xml:space="preserve">Concessionario — ITEL S.r.l.</w:t>
       </w:r>
     </w:p>
     <w:tbl>
@@ -737,15 +480,17 @@
         <w:tblLook w:val="04A0" w:firstRow="1" w:lastRow="0" w:firstColumn="1" w:lastColumn="0" w:noHBand="0" w:noVBand="1"/>
       </w:tblPr>
       <w:tblGrid>
-        <w:gridCol w:w="3100"/>
-        <w:gridCol w:w="2534"/>
-        <w:gridCol w:w="1500"/>
-        <w:gridCol w:w="2500"/>
+        <w:gridCol w:w="3400"/>
+        <w:gridCol w:w="3000"/>
+        <w:gridCol w:w="3234"/>
       </w:tblGrid>
       <w:tr>
-        <w:tc>
-          <w:tcPr>
-            <w:tcW w:w="3100" w:type="dxa"/>
+        <w:trPr>
+          <w:tblHeader/>
+        </w:trPr>
+        <w:tc>
+          <w:tcPr>
+            <w:tcW w:w="3400" w:type="dxa"/>
             <w:shd w:val="clear" w:color="auto" w:fill="D9D9D9"/>
             <w:vAlign w:val="center"/>
           </w:tcPr>
@@ -769,7 +514,7 @@
         </w:tc>
         <w:tc>
           <w:tcPr>
-            <w:tcW w:w="2534" w:type="dxa"/>
+            <w:tcW w:w="3000" w:type="dxa"/>
             <w:shd w:val="clear" w:color="auto" w:fill="D9D9D9"/>
             <w:vAlign w:val="center"/>
           </w:tcPr>
@@ -787,13 +532,13 @@
                 <w:b/>
                 <w:bCs/>
               </w:rPr>
-              <w:t xml:space="preserve">Azienda / Ente</w:t>
-            </w:r>
-          </w:p>
-        </w:tc>
-        <w:tc>
-          <w:tcPr>
-            <w:tcW w:w="1500" w:type="dxa"/>
+              <w:t xml:space="preserve">Ruolo / Funzione</w:t>
+            </w:r>
+          </w:p>
+        </w:tc>
+        <w:tc>
+          <w:tcPr>
+            <w:tcW w:w="3234" w:type="dxa"/>
             <w:shd w:val="clear" w:color="auto" w:fill="D9D9D9"/>
             <w:vAlign w:val="center"/>
           </w:tcPr>
@@ -811,81 +556,44 @@
                 <w:b/>
                 <w:bCs/>
               </w:rPr>
-              <w:t xml:space="preserve">Data</w:t>
-            </w:r>
-          </w:p>
-        </w:tc>
-        <w:tc>
-          <w:tcPr>
-            <w:tcW w:w="2500" w:type="dxa"/>
-            <w:shd w:val="clear" w:color="auto" w:fill="D9D9D9"/>
-            <w:vAlign w:val="center"/>
-          </w:tcPr>
-          <w:p>
-            <w:pPr>
-              <w:rPr>
-                <w:rFonts w:ascii="Bodoni MT" w:hAnsi="Bodoni MT"/>
-                <w:b/>
-                <w:bCs/>
-              </w:rPr>
-            </w:pPr>
-            <w:r>
-              <w:rPr>
-                <w:rFonts w:ascii="Bodoni MT" w:hAnsi="Bodoni MT"/>
-                <w:b/>
-                <w:bCs/>
-              </w:rPr>
-              <w:t xml:space="preserve">Firma</w:t>
+              <w:t xml:space="preserve">Recapito (tel. / e-mail)</w:t>
             </w:r>
           </w:p>
         </w:tc>
       </w:tr>
       <w:tr>
         <w:trPr>
-          <w:trHeight w:val="624" w:hRule="atLeast"/>
+          <w:trHeight w:val="454" w:hRule="atLeast"/>
         </w:trPr>
         <w:tc>
           <w:tcPr>
-            <w:tcW w:w="3100" w:type="dxa"/>
-            <w:vAlign w:val="center"/>
-          </w:tcPr>
-          <w:p>
-            <w:pPr>
-              <w:rPr>
-                <w:rFonts w:ascii="Bodoni MT" w:hAnsi="Bodoni MT"/>
-              </w:rPr>
-            </w:pPr>
-          </w:p>
-        </w:tc>
-        <w:tc>
-          <w:tcPr>
-            <w:tcW w:w="2534" w:type="dxa"/>
-            <w:vAlign w:val="center"/>
-          </w:tcPr>
-          <w:p>
-            <w:pPr>
-              <w:rPr>
-                <w:rFonts w:ascii="Bodoni MT" w:hAnsi="Bodoni MT"/>
-              </w:rPr>
-            </w:pPr>
-          </w:p>
-        </w:tc>
-        <w:tc>
-          <w:tcPr>
-            <w:tcW w:w="1500" w:type="dxa"/>
-            <w:vAlign w:val="center"/>
-          </w:tcPr>
-          <w:p>
-            <w:pPr>
-              <w:rPr>
-                <w:rFonts w:ascii="Bodoni MT" w:hAnsi="Bodoni MT"/>
-              </w:rPr>
-            </w:pPr>
-          </w:p>
-        </w:tc>
-        <w:tc>
-          <w:tcPr>
-            <w:tcW w:w="2500" w:type="dxa"/>
+            <w:tcW w:w="3400" w:type="dxa"/>
+            <w:vAlign w:val="center"/>
+          </w:tcPr>
+          <w:p>
+            <w:pPr>
+              <w:rPr>
+                <w:rFonts w:ascii="Bodoni MT" w:hAnsi="Bodoni MT"/>
+              </w:rPr>
+            </w:pPr>
+          </w:p>
+        </w:tc>
+        <w:tc>
+          <w:tcPr>
+            <w:tcW w:w="3000" w:type="dxa"/>
+            <w:vAlign w:val="center"/>
+          </w:tcPr>
+          <w:p>
+            <w:pPr>
+              <w:rPr>
+                <w:rFonts w:ascii="Bodoni MT" w:hAnsi="Bodoni MT"/>
+              </w:rPr>
+            </w:pPr>
+          </w:p>
+        </w:tc>
+        <w:tc>
+          <w:tcPr>
+            <w:tcW w:w="3234" w:type="dxa"/>
             <w:vAlign w:val="center"/>
           </w:tcPr>
           <w:p>
@@ -899,50 +607,37 @@
       </w:tr>
       <w:tr>
         <w:trPr>
-          <w:trHeight w:val="624" w:hRule="atLeast"/>
+          <w:trHeight w:val="454" w:hRule="atLeast"/>
         </w:trPr>
         <w:tc>
           <w:tcPr>
-            <w:tcW w:w="3100" w:type="dxa"/>
-            <w:vAlign w:val="center"/>
-          </w:tcPr>
-          <w:p>
-            <w:pPr>
-              <w:rPr>
-                <w:rFonts w:ascii="Bodoni MT" w:hAnsi="Bodoni MT"/>
-              </w:rPr>
-            </w:pPr>
-          </w:p>
-        </w:tc>
-        <w:tc>
-          <w:tcPr>
-            <w:tcW w:w="2534" w:type="dxa"/>
-            <w:vAlign w:val="center"/>
-          </w:tcPr>
-          <w:p>
-            <w:pPr>
-              <w:rPr>
-                <w:rFonts w:ascii="Bodoni MT" w:hAnsi="Bodoni MT"/>
-              </w:rPr>
-            </w:pPr>
-          </w:p>
-        </w:tc>
-        <w:tc>
-          <w:tcPr>
-            <w:tcW w:w="1500" w:type="dxa"/>
-            <w:vAlign w:val="center"/>
-          </w:tcPr>
-          <w:p>
-            <w:pPr>
-              <w:rPr>
-                <w:rFonts w:ascii="Bodoni MT" w:hAnsi="Bodoni MT"/>
-              </w:rPr>
-            </w:pPr>
-          </w:p>
-        </w:tc>
-        <w:tc>
-          <w:tcPr>
-            <w:tcW w:w="2500" w:type="dxa"/>
+            <w:tcW w:w="3400" w:type="dxa"/>
+            <w:vAlign w:val="center"/>
+          </w:tcPr>
+          <w:p>
+            <w:pPr>
+              <w:rPr>
+                <w:rFonts w:ascii="Bodoni MT" w:hAnsi="Bodoni MT"/>
+              </w:rPr>
+            </w:pPr>
+          </w:p>
+        </w:tc>
+        <w:tc>
+          <w:tcPr>
+            <w:tcW w:w="3000" w:type="dxa"/>
+            <w:vAlign w:val="center"/>
+          </w:tcPr>
+          <w:p>
+            <w:pPr>
+              <w:rPr>
+                <w:rFonts w:ascii="Bodoni MT" w:hAnsi="Bodoni MT"/>
+              </w:rPr>
+            </w:pPr>
+          </w:p>
+        </w:tc>
+        <w:tc>
+          <w:tcPr>
+            <w:tcW w:w="3234" w:type="dxa"/>
             <w:vAlign w:val="center"/>
           </w:tcPr>
           <w:p>
@@ -956,50 +651,37 @@
       </w:tr>
       <w:tr>
         <w:trPr>
-          <w:trHeight w:val="624" w:hRule="atLeast"/>
+          <w:trHeight w:val="454" w:hRule="atLeast"/>
         </w:trPr>
         <w:tc>
           <w:tcPr>
-            <w:tcW w:w="3100" w:type="dxa"/>
-            <w:vAlign w:val="center"/>
-          </w:tcPr>
-          <w:p>
-            <w:pPr>
-              <w:rPr>
-                <w:rFonts w:ascii="Bodoni MT" w:hAnsi="Bodoni MT"/>
-              </w:rPr>
-            </w:pPr>
-          </w:p>
-        </w:tc>
-        <w:tc>
-          <w:tcPr>
-            <w:tcW w:w="2534" w:type="dxa"/>
-            <w:vAlign w:val="center"/>
-          </w:tcPr>
-          <w:p>
-            <w:pPr>
-              <w:rPr>
-                <w:rFonts w:ascii="Bodoni MT" w:hAnsi="Bodoni MT"/>
-              </w:rPr>
-            </w:pPr>
-          </w:p>
-        </w:tc>
-        <w:tc>
-          <w:tcPr>
-            <w:tcW w:w="1500" w:type="dxa"/>
-            <w:vAlign w:val="center"/>
-          </w:tcPr>
-          <w:p>
-            <w:pPr>
-              <w:rPr>
-                <w:rFonts w:ascii="Bodoni MT" w:hAnsi="Bodoni MT"/>
-              </w:rPr>
-            </w:pPr>
-          </w:p>
-        </w:tc>
-        <w:tc>
-          <w:tcPr>
-            <w:tcW w:w="2500" w:type="dxa"/>
+            <w:tcW w:w="3400" w:type="dxa"/>
+            <w:vAlign w:val="center"/>
+          </w:tcPr>
+          <w:p>
+            <w:pPr>
+              <w:rPr>
+                <w:rFonts w:ascii="Bodoni MT" w:hAnsi="Bodoni MT"/>
+              </w:rPr>
+            </w:pPr>
+          </w:p>
+        </w:tc>
+        <w:tc>
+          <w:tcPr>
+            <w:tcW w:w="3000" w:type="dxa"/>
+            <w:vAlign w:val="center"/>
+          </w:tcPr>
+          <w:p>
+            <w:pPr>
+              <w:rPr>
+                <w:rFonts w:ascii="Bodoni MT" w:hAnsi="Bodoni MT"/>
+              </w:rPr>
+            </w:pPr>
+          </w:p>
+        </w:tc>
+        <w:tc>
+          <w:tcPr>
+            <w:tcW w:w="3234" w:type="dxa"/>
             <w:vAlign w:val="center"/>
           </w:tcPr>
           <w:p>
@@ -1013,50 +695,37 @@
       </w:tr>
       <w:tr>
         <w:trPr>
-          <w:trHeight w:val="624" w:hRule="atLeast"/>
+          <w:trHeight w:val="454" w:hRule="atLeast"/>
         </w:trPr>
         <w:tc>
           <w:tcPr>
-            <w:tcW w:w="3100" w:type="dxa"/>
-            <w:vAlign w:val="center"/>
-          </w:tcPr>
-          <w:p>
-            <w:pPr>
-              <w:rPr>
-                <w:rFonts w:ascii="Bodoni MT" w:hAnsi="Bodoni MT"/>
-              </w:rPr>
-            </w:pPr>
-          </w:p>
-        </w:tc>
-        <w:tc>
-          <w:tcPr>
-            <w:tcW w:w="2534" w:type="dxa"/>
-            <w:vAlign w:val="center"/>
-          </w:tcPr>
-          <w:p>
-            <w:pPr>
-              <w:rPr>
-                <w:rFonts w:ascii="Bodoni MT" w:hAnsi="Bodoni MT"/>
-              </w:rPr>
-            </w:pPr>
-          </w:p>
-        </w:tc>
-        <w:tc>
-          <w:tcPr>
-            <w:tcW w:w="1500" w:type="dxa"/>
-            <w:vAlign w:val="center"/>
-          </w:tcPr>
-          <w:p>
-            <w:pPr>
-              <w:rPr>
-                <w:rFonts w:ascii="Bodoni MT" w:hAnsi="Bodoni MT"/>
-              </w:rPr>
-            </w:pPr>
-          </w:p>
-        </w:tc>
-        <w:tc>
-          <w:tcPr>
-            <w:tcW w:w="2500" w:type="dxa"/>
+            <w:tcW w:w="3400" w:type="dxa"/>
+            <w:vAlign w:val="center"/>
+          </w:tcPr>
+          <w:p>
+            <w:pPr>
+              <w:rPr>
+                <w:rFonts w:ascii="Bodoni MT" w:hAnsi="Bodoni MT"/>
+              </w:rPr>
+            </w:pPr>
+          </w:p>
+        </w:tc>
+        <w:tc>
+          <w:tcPr>
+            <w:tcW w:w="3000" w:type="dxa"/>
+            <w:vAlign w:val="center"/>
+          </w:tcPr>
+          <w:p>
+            <w:pPr>
+              <w:rPr>
+                <w:rFonts w:ascii="Bodoni MT" w:hAnsi="Bodoni MT"/>
+              </w:rPr>
+            </w:pPr>
+          </w:p>
+        </w:tc>
+        <w:tc>
+          <w:tcPr>
+            <w:tcW w:w="3234" w:type="dxa"/>
             <w:vAlign w:val="center"/>
           </w:tcPr>
           <w:p>
@@ -1070,221 +739,37 @@
       </w:tr>
       <w:tr>
         <w:trPr>
-          <w:trHeight w:val="624" w:hRule="atLeast"/>
+          <w:trHeight w:val="454" w:hRule="atLeast"/>
         </w:trPr>
         <w:tc>
           <w:tcPr>
-            <w:tcW w:w="3100" w:type="dxa"/>
-            <w:vAlign w:val="center"/>
-          </w:tcPr>
-          <w:p>
-            <w:pPr>
-              <w:rPr>
-                <w:rFonts w:ascii="Bodoni MT" w:hAnsi="Bodoni MT"/>
-              </w:rPr>
-            </w:pPr>
-          </w:p>
-        </w:tc>
-        <w:tc>
-          <w:tcPr>
-            <w:tcW w:w="2534" w:type="dxa"/>
-            <w:vAlign w:val="center"/>
-          </w:tcPr>
-          <w:p>
-            <w:pPr>
-              <w:rPr>
-                <w:rFonts w:ascii="Bodoni MT" w:hAnsi="Bodoni MT"/>
-              </w:rPr>
-            </w:pPr>
-          </w:p>
-        </w:tc>
-        <w:tc>
-          <w:tcPr>
-            <w:tcW w:w="1500" w:type="dxa"/>
-            <w:vAlign w:val="center"/>
-          </w:tcPr>
-          <w:p>
-            <w:pPr>
-              <w:rPr>
-                <w:rFonts w:ascii="Bodoni MT" w:hAnsi="Bodoni MT"/>
-              </w:rPr>
-            </w:pPr>
-          </w:p>
-        </w:tc>
-        <w:tc>
-          <w:tcPr>
-            <w:tcW w:w="2500" w:type="dxa"/>
-            <w:vAlign w:val="center"/>
-          </w:tcPr>
-          <w:p>
-            <w:pPr>
-              <w:rPr>
-                <w:rFonts w:ascii="Bodoni MT" w:hAnsi="Bodoni MT"/>
-              </w:rPr>
-            </w:pPr>
-          </w:p>
-        </w:tc>
-      </w:tr>
-      <w:tr>
-        <w:trPr>
-          <w:trHeight w:val="624" w:hRule="atLeast"/>
-        </w:trPr>
-        <w:tc>
-          <w:tcPr>
-            <w:tcW w:w="3100" w:type="dxa"/>
-            <w:vAlign w:val="center"/>
-          </w:tcPr>
-          <w:p>
-            <w:pPr>
-              <w:rPr>
-                <w:rFonts w:ascii="Bodoni MT" w:hAnsi="Bodoni MT"/>
-              </w:rPr>
-            </w:pPr>
-          </w:p>
-        </w:tc>
-        <w:tc>
-          <w:tcPr>
-            <w:tcW w:w="2534" w:type="dxa"/>
-            <w:vAlign w:val="center"/>
-          </w:tcPr>
-          <w:p>
-            <w:pPr>
-              <w:rPr>
-                <w:rFonts w:ascii="Bodoni MT" w:hAnsi="Bodoni MT"/>
-              </w:rPr>
-            </w:pPr>
-          </w:p>
-        </w:tc>
-        <w:tc>
-          <w:tcPr>
-            <w:tcW w:w="1500" w:type="dxa"/>
-            <w:vAlign w:val="center"/>
-          </w:tcPr>
-          <w:p>
-            <w:pPr>
-              <w:rPr>
-                <w:rFonts w:ascii="Bodoni MT" w:hAnsi="Bodoni MT"/>
-              </w:rPr>
-            </w:pPr>
-          </w:p>
-        </w:tc>
-        <w:tc>
-          <w:tcPr>
-            <w:tcW w:w="2500" w:type="dxa"/>
-            <w:vAlign w:val="center"/>
-          </w:tcPr>
-          <w:p>
-            <w:pPr>
-              <w:rPr>
-                <w:rFonts w:ascii="Bodoni MT" w:hAnsi="Bodoni MT"/>
-              </w:rPr>
-            </w:pPr>
-          </w:p>
-        </w:tc>
-      </w:tr>
-      <w:tr>
-        <w:trPr>
-          <w:trHeight w:val="624" w:hRule="atLeast"/>
-        </w:trPr>
-        <w:tc>
-          <w:tcPr>
-            <w:tcW w:w="3100" w:type="dxa"/>
-            <w:vAlign w:val="center"/>
-          </w:tcPr>
-          <w:p>
-            <w:pPr>
-              <w:rPr>
-                <w:rFonts w:ascii="Bodoni MT" w:hAnsi="Bodoni MT"/>
-              </w:rPr>
-            </w:pPr>
-          </w:p>
-        </w:tc>
-        <w:tc>
-          <w:tcPr>
-            <w:tcW w:w="2534" w:type="dxa"/>
-            <w:vAlign w:val="center"/>
-          </w:tcPr>
-          <w:p>
-            <w:pPr>
-              <w:rPr>
-                <w:rFonts w:ascii="Bodoni MT" w:hAnsi="Bodoni MT"/>
-              </w:rPr>
-            </w:pPr>
-          </w:p>
-        </w:tc>
-        <w:tc>
-          <w:tcPr>
-            <w:tcW w:w="1500" w:type="dxa"/>
-            <w:vAlign w:val="center"/>
-          </w:tcPr>
-          <w:p>
-            <w:pPr>
-              <w:rPr>
-                <w:rFonts w:ascii="Bodoni MT" w:hAnsi="Bodoni MT"/>
-              </w:rPr>
-            </w:pPr>
-          </w:p>
-        </w:tc>
-        <w:tc>
-          <w:tcPr>
-            <w:tcW w:w="2500" w:type="dxa"/>
-            <w:vAlign w:val="center"/>
-          </w:tcPr>
-          <w:p>
-            <w:pPr>
-              <w:rPr>
-                <w:rFonts w:ascii="Bodoni MT" w:hAnsi="Bodoni MT"/>
-              </w:rPr>
-            </w:pPr>
-          </w:p>
-        </w:tc>
-      </w:tr>
-      <w:tr>
-        <w:trPr>
-          <w:trHeight w:val="624" w:hRule="atLeast"/>
-        </w:trPr>
-        <w:tc>
-          <w:tcPr>
-            <w:tcW w:w="3100" w:type="dxa"/>
-            <w:vAlign w:val="center"/>
-          </w:tcPr>
-          <w:p>
-            <w:pPr>
-              <w:rPr>
-                <w:rFonts w:ascii="Bodoni MT" w:hAnsi="Bodoni MT"/>
-              </w:rPr>
-            </w:pPr>
-          </w:p>
-        </w:tc>
-        <w:tc>
-          <w:tcPr>
-            <w:tcW w:w="2534" w:type="dxa"/>
-            <w:vAlign w:val="center"/>
-          </w:tcPr>
-          <w:p>
-            <w:pPr>
-              <w:rPr>
-                <w:rFonts w:ascii="Bodoni MT" w:hAnsi="Bodoni MT"/>
-              </w:rPr>
-            </w:pPr>
-          </w:p>
-        </w:tc>
-        <w:tc>
-          <w:tcPr>
-            <w:tcW w:w="1500" w:type="dxa"/>
-            <w:vAlign w:val="center"/>
-          </w:tcPr>
-          <w:p>
-            <w:pPr>
-              <w:rPr>
-                <w:rFonts w:ascii="Bodoni MT" w:hAnsi="Bodoni MT"/>
-              </w:rPr>
-            </w:pPr>
-          </w:p>
-        </w:tc>
-        <w:tc>
-          <w:tcPr>
-            <w:tcW w:w="2500" w:type="dxa"/>
+            <w:tcW w:w="3400" w:type="dxa"/>
+            <w:vAlign w:val="center"/>
+          </w:tcPr>
+          <w:p>
+            <w:pPr>
+              <w:rPr>
+                <w:rFonts w:ascii="Bodoni MT" w:hAnsi="Bodoni MT"/>
+              </w:rPr>
+            </w:pPr>
+          </w:p>
+        </w:tc>
+        <w:tc>
+          <w:tcPr>
+            <w:tcW w:w="3000" w:type="dxa"/>
+            <w:vAlign w:val="center"/>
+          </w:tcPr>
+          <w:p>
+            <w:pPr>
+              <w:rPr>
+                <w:rFonts w:ascii="Bodoni MT" w:hAnsi="Bodoni MT"/>
+              </w:rPr>
+            </w:pPr>
+          </w:p>
+        </w:tc>
+        <w:tc>
+          <w:tcPr>
+            <w:tcW w:w="3234" w:type="dxa"/>
             <w:vAlign w:val="center"/>
           </w:tcPr>
           <w:p>
@@ -8563,6 +8048,838 @@
       </w:tr>
     </w:tbl>
     <w:p/>
+    <w:p>
+      <w:r>
+        <w:br w:type="page"/>
+      </w:r>
+    </w:p>
+    <w:p>
+      <w:pPr>
+        <w:pStyle w:val="Titolo1"/>
+        <w:rPr>
+          <w:rFonts w:ascii="Bodoni MT" w:hAnsi="Bodoni MT"/>
+          <w:i/>
+          <w:iCs/>
+          <w:sz w:val="24"/>
+          <w:szCs w:val="24"/>
+        </w:rPr>
+      </w:pPr>
+      <w:r>
+        <w:rPr>
+          <w:rFonts w:ascii="Bodoni MT" w:hAnsi="Bodoni MT"/>
+          <w:i/>
+          <w:iCs/>
+          <w:sz w:val="24"/>
+          <w:szCs w:val="24"/>
+        </w:rPr>
+        <w:t xml:space="preserve">NOTE E RELAZIONI</w:t>
+      </w:r>
+    </w:p>
+    <w:p>
+      <w:pPr>
+        <w:rPr>
+          <w:rFonts w:ascii="Bodoni MT" w:hAnsi="Bodoni MT"/>
+          <w:i/>
+          <w:iCs/>
+          <w:sz w:val="22"/>
+          <w:szCs w:val="22"/>
+        </w:rPr>
+      </w:pPr>
+      <w:r>
+        <w:rPr>
+          <w:rFonts w:ascii="Bodoni MT" w:hAnsi="Bodoni MT"/>
+          <w:i/>
+          <w:iCs/>
+          <w:sz w:val="22"/>
+          <w:szCs w:val="22"/>
+        </w:rPr>
+        <w:t xml:space="preserve">Note, osservazioni ed eventuali relazioni redatte a seguito della verifica e prima della sottoscrizione:</w:t>
+      </w:r>
+    </w:p>
+    <w:tbl>
+      <w:tblPr>
+        <w:tblStyle w:val="Grigliatabella"/>
+        <w:tblW w:w="9634" w:type="dxa"/>
+        <w:tblLayout w:type="fixed"/>
+        <w:tblLook w:val="04A0" w:firstRow="0" w:lastRow="0" w:firstColumn="0" w:lastColumn="0" w:noHBand="0" w:noVBand="1"/>
+      </w:tblPr>
+      <w:tblGrid>
+        <w:gridCol w:w="9634"/>
+      </w:tblGrid>
+      <w:tr>
+        <w:trPr>
+          <w:trHeight w:val="3600" w:hRule="atLeast"/>
+        </w:trPr>
+        <w:tc>
+          <w:tcPr>
+            <w:tcW w:w="9634" w:type="dxa"/>
+            <w:vAlign w:val="center"/>
+          </w:tcPr>
+          <w:p>
+            <w:pPr>
+              <w:rPr>
+                <w:rFonts w:ascii="Bodoni MT" w:hAnsi="Bodoni MT"/>
+              </w:rPr>
+            </w:pPr>
+          </w:p>
+        </w:tc>
+      </w:tr>
+    </w:tbl>
+    <w:p>
+      <w:pPr>
+        <w:pStyle w:val="Titolo1"/>
+        <w:rPr>
+          <w:rFonts w:ascii="Bodoni MT" w:hAnsi="Bodoni MT"/>
+          <w:i/>
+          <w:iCs/>
+          <w:sz w:val="24"/>
+          <w:szCs w:val="24"/>
+        </w:rPr>
+      </w:pPr>
+      <w:r>
+        <w:rPr>
+          <w:rFonts w:ascii="Bodoni MT" w:hAnsi="Bodoni MT"/>
+          <w:i/>
+          <w:iCs/>
+          <w:sz w:val="24"/>
+          <w:szCs w:val="24"/>
+        </w:rPr>
+        <w:t xml:space="preserve">VERBALE DI PRESENZA, DATA E FIRMA</w:t>
+      </w:r>
+    </w:p>
+    <w:p>
+      <w:pPr>
+        <w:rPr>
+          <w:rFonts w:ascii="Bodoni MT" w:hAnsi="Bodoni MT"/>
+          <w:sz w:val="22"/>
+          <w:szCs w:val="22"/>
+        </w:rPr>
+      </w:pPr>
+      <w:r>
+        <w:rPr>
+          <w:rFonts w:ascii="Bodoni MT" w:hAnsi="Bodoni MT"/>
+          <w:sz w:val="22"/>
+          <w:szCs w:val="22"/>
+        </w:rPr>
+        <w:t xml:space="preserve">Le parti, lette le risultanze della verifica e le note di cui sopra, sottoscrivono il presente documento.</w:t>
+      </w:r>
+    </w:p>
+    <w:p>
+      <w:pPr>
+        <w:spacing w:before="80"/>
+        <w:rPr>
+          <w:rFonts w:ascii="Bodoni MT" w:hAnsi="Bodoni MT"/>
+          <w:i/>
+          <w:iCs/>
+          <w:sz w:val="22"/>
+          <w:szCs w:val="22"/>
+        </w:rPr>
+      </w:pPr>
+      <w:r>
+        <w:rPr>
+          <w:rFonts w:ascii="Bodoni MT" w:hAnsi="Bodoni MT"/>
+          <w:i/>
+          <w:iCs/>
+          <w:sz w:val="22"/>
+          <w:szCs w:val="22"/>
+        </w:rPr>
+        <w:t xml:space="preserve">Letto, confermato e sottoscritto.</w:t>
+      </w:r>
+    </w:p>
+    <w:p>
+      <w:pPr>
+        <w:rPr>
+          <w:rFonts w:ascii="Bodoni MT" w:hAnsi="Bodoni MT"/>
+          <w:sz w:val="12"/>
+          <w:szCs w:val="12"/>
+        </w:rPr>
+      </w:pPr>
+    </w:p>
+    <w:tbl>
+      <w:tblPr>
+        <w:tblStyle w:val="Grigliatabella"/>
+        <w:tblW w:w="9634" w:type="dxa"/>
+        <w:tblLayout w:type="fixed"/>
+        <w:tblLook w:val="04A0" w:firstRow="1" w:lastRow="0" w:firstColumn="1" w:lastColumn="0" w:noHBand="0" w:noVBand="1"/>
+      </w:tblPr>
+      <w:tblGrid>
+        <w:gridCol w:w="3000"/>
+        <w:gridCol w:w="3134"/>
+        <w:gridCol w:w="1300"/>
+        <w:gridCol w:w="2200"/>
+      </w:tblGrid>
+      <w:tr>
+        <w:trPr>
+          <w:tblHeader/>
+        </w:trPr>
+        <w:tc>
+          <w:tcPr>
+            <w:tcW w:w="3000" w:type="dxa"/>
+            <w:shd w:val="clear" w:color="auto" w:fill="D9D9D9"/>
+            <w:vAlign w:val="center"/>
+          </w:tcPr>
+          <w:p>
+            <w:pPr>
+              <w:rPr>
+                <w:rFonts w:ascii="Bodoni MT" w:hAnsi="Bodoni MT"/>
+                <w:b/>
+                <w:bCs/>
+              </w:rPr>
+            </w:pPr>
+            <w:r>
+              <w:rPr>
+                <w:rFonts w:ascii="Bodoni MT" w:hAnsi="Bodoni MT"/>
+                <w:b/>
+                <w:bCs/>
+              </w:rPr>
+              <w:t xml:space="preserve">Nome e Cognome</w:t>
+            </w:r>
+          </w:p>
+        </w:tc>
+        <w:tc>
+          <w:tcPr>
+            <w:tcW w:w="3134" w:type="dxa"/>
+            <w:shd w:val="clear" w:color="auto" w:fill="D9D9D9"/>
+            <w:vAlign w:val="center"/>
+          </w:tcPr>
+          <w:p>
+            <w:pPr>
+              <w:rPr>
+                <w:rFonts w:ascii="Bodoni MT" w:hAnsi="Bodoni MT"/>
+                <w:b/>
+                <w:bCs/>
+              </w:rPr>
+            </w:pPr>
+            <w:r>
+              <w:rPr>
+                <w:rFonts w:ascii="Bodoni MT" w:hAnsi="Bodoni MT"/>
+                <w:b/>
+                <w:bCs/>
+              </w:rPr>
+              <w:t xml:space="preserve">Parte (Concedente / Concessionario)</w:t>
+            </w:r>
+          </w:p>
+        </w:tc>
+        <w:tc>
+          <w:tcPr>
+            <w:tcW w:w="1300" w:type="dxa"/>
+            <w:shd w:val="clear" w:color="auto" w:fill="D9D9D9"/>
+            <w:vAlign w:val="center"/>
+          </w:tcPr>
+          <w:p>
+            <w:pPr>
+              <w:rPr>
+                <w:rFonts w:ascii="Bodoni MT" w:hAnsi="Bodoni MT"/>
+                <w:b/>
+                <w:bCs/>
+              </w:rPr>
+            </w:pPr>
+            <w:r>
+              <w:rPr>
+                <w:rFonts w:ascii="Bodoni MT" w:hAnsi="Bodoni MT"/>
+                <w:b/>
+                <w:bCs/>
+              </w:rPr>
+              <w:t xml:space="preserve">Data</w:t>
+            </w:r>
+          </w:p>
+        </w:tc>
+        <w:tc>
+          <w:tcPr>
+            <w:tcW w:w="2200" w:type="dxa"/>
+            <w:shd w:val="clear" w:color="auto" w:fill="D9D9D9"/>
+            <w:vAlign w:val="center"/>
+          </w:tcPr>
+          <w:p>
+            <w:pPr>
+              <w:rPr>
+                <w:rFonts w:ascii="Bodoni MT" w:hAnsi="Bodoni MT"/>
+                <w:b/>
+                <w:bCs/>
+              </w:rPr>
+            </w:pPr>
+            <w:r>
+              <w:rPr>
+                <w:rFonts w:ascii="Bodoni MT" w:hAnsi="Bodoni MT"/>
+                <w:b/>
+                <w:bCs/>
+              </w:rPr>
+              <w:t xml:space="preserve">Firma</w:t>
+            </w:r>
+          </w:p>
+        </w:tc>
+      </w:tr>
+      <w:tr>
+        <w:trPr>
+          <w:trHeight w:val="624" w:hRule="atLeast"/>
+        </w:trPr>
+        <w:tc>
+          <w:tcPr>
+            <w:tcW w:w="3000" w:type="dxa"/>
+            <w:vAlign w:val="center"/>
+          </w:tcPr>
+          <w:p>
+            <w:pPr>
+              <w:rPr>
+                <w:rFonts w:ascii="Bodoni MT" w:hAnsi="Bodoni MT"/>
+              </w:rPr>
+            </w:pPr>
+          </w:p>
+        </w:tc>
+        <w:tc>
+          <w:tcPr>
+            <w:tcW w:w="3134" w:type="dxa"/>
+            <w:vAlign w:val="center"/>
+          </w:tcPr>
+          <w:p>
+            <w:pPr>
+              <w:rPr>
+                <w:rFonts w:ascii="Bodoni MT" w:hAnsi="Bodoni MT"/>
+              </w:rPr>
+            </w:pPr>
+          </w:p>
+        </w:tc>
+        <w:tc>
+          <w:tcPr>
+            <w:tcW w:w="1300" w:type="dxa"/>
+            <w:vAlign w:val="center"/>
+          </w:tcPr>
+          <w:p>
+            <w:pPr>
+              <w:rPr>
+                <w:rFonts w:ascii="Bodoni MT" w:hAnsi="Bodoni MT"/>
+              </w:rPr>
+            </w:pPr>
+          </w:p>
+        </w:tc>
+        <w:tc>
+          <w:tcPr>
+            <w:tcW w:w="2200" w:type="dxa"/>
+            <w:vAlign w:val="center"/>
+          </w:tcPr>
+          <w:p>
+            <w:pPr>
+              <w:rPr>
+                <w:rFonts w:ascii="Bodoni MT" w:hAnsi="Bodoni MT"/>
+              </w:rPr>
+            </w:pPr>
+          </w:p>
+        </w:tc>
+      </w:tr>
+      <w:tr>
+        <w:trPr>
+          <w:trHeight w:val="624" w:hRule="atLeast"/>
+        </w:trPr>
+        <w:tc>
+          <w:tcPr>
+            <w:tcW w:w="3000" w:type="dxa"/>
+            <w:vAlign w:val="center"/>
+          </w:tcPr>
+          <w:p>
+            <w:pPr>
+              <w:rPr>
+                <w:rFonts w:ascii="Bodoni MT" w:hAnsi="Bodoni MT"/>
+              </w:rPr>
+            </w:pPr>
+          </w:p>
+        </w:tc>
+        <w:tc>
+          <w:tcPr>
+            <w:tcW w:w="3134" w:type="dxa"/>
+            <w:vAlign w:val="center"/>
+          </w:tcPr>
+          <w:p>
+            <w:pPr>
+              <w:rPr>
+                <w:rFonts w:ascii="Bodoni MT" w:hAnsi="Bodoni MT"/>
+              </w:rPr>
+            </w:pPr>
+          </w:p>
+        </w:tc>
+        <w:tc>
+          <w:tcPr>
+            <w:tcW w:w="1300" w:type="dxa"/>
+            <w:vAlign w:val="center"/>
+          </w:tcPr>
+          <w:p>
+            <w:pPr>
+              <w:rPr>
+                <w:rFonts w:ascii="Bodoni MT" w:hAnsi="Bodoni MT"/>
+              </w:rPr>
+            </w:pPr>
+          </w:p>
+        </w:tc>
+        <w:tc>
+          <w:tcPr>
+            <w:tcW w:w="2200" w:type="dxa"/>
+            <w:vAlign w:val="center"/>
+          </w:tcPr>
+          <w:p>
+            <w:pPr>
+              <w:rPr>
+                <w:rFonts w:ascii="Bodoni MT" w:hAnsi="Bodoni MT"/>
+              </w:rPr>
+            </w:pPr>
+          </w:p>
+        </w:tc>
+      </w:tr>
+      <w:tr>
+        <w:trPr>
+          <w:trHeight w:val="624" w:hRule="atLeast"/>
+        </w:trPr>
+        <w:tc>
+          <w:tcPr>
+            <w:tcW w:w="3000" w:type="dxa"/>
+            <w:vAlign w:val="center"/>
+          </w:tcPr>
+          <w:p>
+            <w:pPr>
+              <w:rPr>
+                <w:rFonts w:ascii="Bodoni MT" w:hAnsi="Bodoni MT"/>
+              </w:rPr>
+            </w:pPr>
+          </w:p>
+        </w:tc>
+        <w:tc>
+          <w:tcPr>
+            <w:tcW w:w="3134" w:type="dxa"/>
+            <w:vAlign w:val="center"/>
+          </w:tcPr>
+          <w:p>
+            <w:pPr>
+              <w:rPr>
+                <w:rFonts w:ascii="Bodoni MT" w:hAnsi="Bodoni MT"/>
+              </w:rPr>
+            </w:pPr>
+          </w:p>
+        </w:tc>
+        <w:tc>
+          <w:tcPr>
+            <w:tcW w:w="1300" w:type="dxa"/>
+            <w:vAlign w:val="center"/>
+          </w:tcPr>
+          <w:p>
+            <w:pPr>
+              <w:rPr>
+                <w:rFonts w:ascii="Bodoni MT" w:hAnsi="Bodoni MT"/>
+              </w:rPr>
+            </w:pPr>
+          </w:p>
+        </w:tc>
+        <w:tc>
+          <w:tcPr>
+            <w:tcW w:w="2200" w:type="dxa"/>
+            <w:vAlign w:val="center"/>
+          </w:tcPr>
+          <w:p>
+            <w:pPr>
+              <w:rPr>
+                <w:rFonts w:ascii="Bodoni MT" w:hAnsi="Bodoni MT"/>
+              </w:rPr>
+            </w:pPr>
+          </w:p>
+        </w:tc>
+      </w:tr>
+      <w:tr>
+        <w:trPr>
+          <w:trHeight w:val="624" w:hRule="atLeast"/>
+        </w:trPr>
+        <w:tc>
+          <w:tcPr>
+            <w:tcW w:w="3000" w:type="dxa"/>
+            <w:vAlign w:val="center"/>
+          </w:tcPr>
+          <w:p>
+            <w:pPr>
+              <w:rPr>
+                <w:rFonts w:ascii="Bodoni MT" w:hAnsi="Bodoni MT"/>
+              </w:rPr>
+            </w:pPr>
+          </w:p>
+        </w:tc>
+        <w:tc>
+          <w:tcPr>
+            <w:tcW w:w="3134" w:type="dxa"/>
+            <w:vAlign w:val="center"/>
+          </w:tcPr>
+          <w:p>
+            <w:pPr>
+              <w:rPr>
+                <w:rFonts w:ascii="Bodoni MT" w:hAnsi="Bodoni MT"/>
+              </w:rPr>
+            </w:pPr>
+          </w:p>
+        </w:tc>
+        <w:tc>
+          <w:tcPr>
+            <w:tcW w:w="1300" w:type="dxa"/>
+            <w:vAlign w:val="center"/>
+          </w:tcPr>
+          <w:p>
+            <w:pPr>
+              <w:rPr>
+                <w:rFonts w:ascii="Bodoni MT" w:hAnsi="Bodoni MT"/>
+              </w:rPr>
+            </w:pPr>
+          </w:p>
+        </w:tc>
+        <w:tc>
+          <w:tcPr>
+            <w:tcW w:w="2200" w:type="dxa"/>
+            <w:vAlign w:val="center"/>
+          </w:tcPr>
+          <w:p>
+            <w:pPr>
+              <w:rPr>
+                <w:rFonts w:ascii="Bodoni MT" w:hAnsi="Bodoni MT"/>
+              </w:rPr>
+            </w:pPr>
+          </w:p>
+        </w:tc>
+      </w:tr>
+      <w:tr>
+        <w:trPr>
+          <w:trHeight w:val="624" w:hRule="atLeast"/>
+        </w:trPr>
+        <w:tc>
+          <w:tcPr>
+            <w:tcW w:w="3000" w:type="dxa"/>
+            <w:vAlign w:val="center"/>
+          </w:tcPr>
+          <w:p>
+            <w:pPr>
+              <w:rPr>
+                <w:rFonts w:ascii="Bodoni MT" w:hAnsi="Bodoni MT"/>
+              </w:rPr>
+            </w:pPr>
+          </w:p>
+        </w:tc>
+        <w:tc>
+          <w:tcPr>
+            <w:tcW w:w="3134" w:type="dxa"/>
+            <w:vAlign w:val="center"/>
+          </w:tcPr>
+          <w:p>
+            <w:pPr>
+              <w:rPr>
+                <w:rFonts w:ascii="Bodoni MT" w:hAnsi="Bodoni MT"/>
+              </w:rPr>
+            </w:pPr>
+          </w:p>
+        </w:tc>
+        <w:tc>
+          <w:tcPr>
+            <w:tcW w:w="1300" w:type="dxa"/>
+            <w:vAlign w:val="center"/>
+          </w:tcPr>
+          <w:p>
+            <w:pPr>
+              <w:rPr>
+                <w:rFonts w:ascii="Bodoni MT" w:hAnsi="Bodoni MT"/>
+              </w:rPr>
+            </w:pPr>
+          </w:p>
+        </w:tc>
+        <w:tc>
+          <w:tcPr>
+            <w:tcW w:w="2200" w:type="dxa"/>
+            <w:vAlign w:val="center"/>
+          </w:tcPr>
+          <w:p>
+            <w:pPr>
+              <w:rPr>
+                <w:rFonts w:ascii="Bodoni MT" w:hAnsi="Bodoni MT"/>
+              </w:rPr>
+            </w:pPr>
+          </w:p>
+        </w:tc>
+      </w:tr>
+      <w:tr>
+        <w:trPr>
+          <w:trHeight w:val="624" w:hRule="atLeast"/>
+        </w:trPr>
+        <w:tc>
+          <w:tcPr>
+            <w:tcW w:w="3000" w:type="dxa"/>
+            <w:vAlign w:val="center"/>
+          </w:tcPr>
+          <w:p>
+            <w:pPr>
+              <w:rPr>
+                <w:rFonts w:ascii="Bodoni MT" w:hAnsi="Bodoni MT"/>
+              </w:rPr>
+            </w:pPr>
+          </w:p>
+        </w:tc>
+        <w:tc>
+          <w:tcPr>
+            <w:tcW w:w="3134" w:type="dxa"/>
+            <w:vAlign w:val="center"/>
+          </w:tcPr>
+          <w:p>
+            <w:pPr>
+              <w:rPr>
+                <w:rFonts w:ascii="Bodoni MT" w:hAnsi="Bodoni MT"/>
+              </w:rPr>
+            </w:pPr>
+          </w:p>
+        </w:tc>
+        <w:tc>
+          <w:tcPr>
+            <w:tcW w:w="1300" w:type="dxa"/>
+            <w:vAlign w:val="center"/>
+          </w:tcPr>
+          <w:p>
+            <w:pPr>
+              <w:rPr>
+                <w:rFonts w:ascii="Bodoni MT" w:hAnsi="Bodoni MT"/>
+              </w:rPr>
+            </w:pPr>
+          </w:p>
+        </w:tc>
+        <w:tc>
+          <w:tcPr>
+            <w:tcW w:w="2200" w:type="dxa"/>
+            <w:vAlign w:val="center"/>
+          </w:tcPr>
+          <w:p>
+            <w:pPr>
+              <w:rPr>
+                <w:rFonts w:ascii="Bodoni MT" w:hAnsi="Bodoni MT"/>
+              </w:rPr>
+            </w:pPr>
+          </w:p>
+        </w:tc>
+      </w:tr>
+      <w:tr>
+        <w:trPr>
+          <w:trHeight w:val="624" w:hRule="atLeast"/>
+        </w:trPr>
+        <w:tc>
+          <w:tcPr>
+            <w:tcW w:w="3000" w:type="dxa"/>
+            <w:vAlign w:val="center"/>
+          </w:tcPr>
+          <w:p>
+            <w:pPr>
+              <w:rPr>
+                <w:rFonts w:ascii="Bodoni MT" w:hAnsi="Bodoni MT"/>
+              </w:rPr>
+            </w:pPr>
+          </w:p>
+        </w:tc>
+        <w:tc>
+          <w:tcPr>
+            <w:tcW w:w="3134" w:type="dxa"/>
+            <w:vAlign w:val="center"/>
+          </w:tcPr>
+          <w:p>
+            <w:pPr>
+              <w:rPr>
+                <w:rFonts w:ascii="Bodoni MT" w:hAnsi="Bodoni MT"/>
+              </w:rPr>
+            </w:pPr>
+          </w:p>
+        </w:tc>
+        <w:tc>
+          <w:tcPr>
+            <w:tcW w:w="1300" w:type="dxa"/>
+            <w:vAlign w:val="center"/>
+          </w:tcPr>
+          <w:p>
+            <w:pPr>
+              <w:rPr>
+                <w:rFonts w:ascii="Bodoni MT" w:hAnsi="Bodoni MT"/>
+              </w:rPr>
+            </w:pPr>
+          </w:p>
+        </w:tc>
+        <w:tc>
+          <w:tcPr>
+            <w:tcW w:w="2200" w:type="dxa"/>
+            <w:vAlign w:val="center"/>
+          </w:tcPr>
+          <w:p>
+            <w:pPr>
+              <w:rPr>
+                <w:rFonts w:ascii="Bodoni MT" w:hAnsi="Bodoni MT"/>
+              </w:rPr>
+            </w:pPr>
+          </w:p>
+        </w:tc>
+      </w:tr>
+      <w:tr>
+        <w:trPr>
+          <w:trHeight w:val="624" w:hRule="atLeast"/>
+        </w:trPr>
+        <w:tc>
+          <w:tcPr>
+            <w:tcW w:w="3000" w:type="dxa"/>
+            <w:vAlign w:val="center"/>
+          </w:tcPr>
+          <w:p>
+            <w:pPr>
+              <w:rPr>
+                <w:rFonts w:ascii="Bodoni MT" w:hAnsi="Bodoni MT"/>
+              </w:rPr>
+            </w:pPr>
+          </w:p>
+        </w:tc>
+        <w:tc>
+          <w:tcPr>
+            <w:tcW w:w="3134" w:type="dxa"/>
+            <w:vAlign w:val="center"/>
+          </w:tcPr>
+          <w:p>
+            <w:pPr>
+              <w:rPr>
+                <w:rFonts w:ascii="Bodoni MT" w:hAnsi="Bodoni MT"/>
+              </w:rPr>
+            </w:pPr>
+          </w:p>
+        </w:tc>
+        <w:tc>
+          <w:tcPr>
+            <w:tcW w:w="1300" w:type="dxa"/>
+            <w:vAlign w:val="center"/>
+          </w:tcPr>
+          <w:p>
+            <w:pPr>
+              <w:rPr>
+                <w:rFonts w:ascii="Bodoni MT" w:hAnsi="Bodoni MT"/>
+              </w:rPr>
+            </w:pPr>
+          </w:p>
+        </w:tc>
+        <w:tc>
+          <w:tcPr>
+            <w:tcW w:w="2200" w:type="dxa"/>
+            <w:vAlign w:val="center"/>
+          </w:tcPr>
+          <w:p>
+            <w:pPr>
+              <w:rPr>
+                <w:rFonts w:ascii="Bodoni MT" w:hAnsi="Bodoni MT"/>
+              </w:rPr>
+            </w:pPr>
+          </w:p>
+        </w:tc>
+      </w:tr>
+      <w:tr>
+        <w:trPr>
+          <w:trHeight w:val="624" w:hRule="atLeast"/>
+        </w:trPr>
+        <w:tc>
+          <w:tcPr>
+            <w:tcW w:w="3000" w:type="dxa"/>
+            <w:vAlign w:val="center"/>
+          </w:tcPr>
+          <w:p>
+            <w:pPr>
+              <w:rPr>
+                <w:rFonts w:ascii="Bodoni MT" w:hAnsi="Bodoni MT"/>
+              </w:rPr>
+            </w:pPr>
+          </w:p>
+        </w:tc>
+        <w:tc>
+          <w:tcPr>
+            <w:tcW w:w="3134" w:type="dxa"/>
+            <w:vAlign w:val="center"/>
+          </w:tcPr>
+          <w:p>
+            <w:pPr>
+              <w:rPr>
+                <w:rFonts w:ascii="Bodoni MT" w:hAnsi="Bodoni MT"/>
+              </w:rPr>
+            </w:pPr>
+          </w:p>
+        </w:tc>
+        <w:tc>
+          <w:tcPr>
+            <w:tcW w:w="1300" w:type="dxa"/>
+            <w:vAlign w:val="center"/>
+          </w:tcPr>
+          <w:p>
+            <w:pPr>
+              <w:rPr>
+                <w:rFonts w:ascii="Bodoni MT" w:hAnsi="Bodoni MT"/>
+              </w:rPr>
+            </w:pPr>
+          </w:p>
+        </w:tc>
+        <w:tc>
+          <w:tcPr>
+            <w:tcW w:w="2200" w:type="dxa"/>
+            <w:vAlign w:val="center"/>
+          </w:tcPr>
+          <w:p>
+            <w:pPr>
+              <w:rPr>
+                <w:rFonts w:ascii="Bodoni MT" w:hAnsi="Bodoni MT"/>
+              </w:rPr>
+            </w:pPr>
+          </w:p>
+        </w:tc>
+      </w:tr>
+      <w:tr>
+        <w:trPr>
+          <w:trHeight w:val="624" w:hRule="atLeast"/>
+        </w:trPr>
+        <w:tc>
+          <w:tcPr>
+            <w:tcW w:w="3000" w:type="dxa"/>
+            <w:vAlign w:val="center"/>
+          </w:tcPr>
+          <w:p>
+            <w:pPr>
+              <w:rPr>
+                <w:rFonts w:ascii="Bodoni MT" w:hAnsi="Bodoni MT"/>
+              </w:rPr>
+            </w:pPr>
+          </w:p>
+        </w:tc>
+        <w:tc>
+          <w:tcPr>
+            <w:tcW w:w="3134" w:type="dxa"/>
+            <w:vAlign w:val="center"/>
+          </w:tcPr>
+          <w:p>
+            <w:pPr>
+              <w:rPr>
+                <w:rFonts w:ascii="Bodoni MT" w:hAnsi="Bodoni MT"/>
+              </w:rPr>
+            </w:pPr>
+          </w:p>
+        </w:tc>
+        <w:tc>
+          <w:tcPr>
+            <w:tcW w:w="1300" w:type="dxa"/>
+            <w:vAlign w:val="center"/>
+          </w:tcPr>
+          <w:p>
+            <w:pPr>
+              <w:rPr>
+                <w:rFonts w:ascii="Bodoni MT" w:hAnsi="Bodoni MT"/>
+              </w:rPr>
+            </w:pPr>
+          </w:p>
+        </w:tc>
+        <w:tc>
+          <w:tcPr>
+            <w:tcW w:w="2200" w:type="dxa"/>
+            <w:vAlign w:val="center"/>
+          </w:tcPr>
+          <w:p>
+            <w:pPr>
+              <w:rPr>
+                <w:rFonts w:ascii="Bodoni MT" w:hAnsi="Bodoni MT"/>
+              </w:rPr>
+            </w:pPr>
+          </w:p>
+        </w:tc>
+      </w:tr>
+    </w:tbl>
     <w:sectPr>
       <w:footerReference w:type="default" r:id="rId7"/>
       <w:pgSz w:w="11906" w:h="16838"/>

--- a/Check_List_PAVIA_LENA/Check_List_PAVIA_LENA_2026_06_09_IE.docx
+++ b/Check_List_PAVIA_LENA/Check_List_PAVIA_LENA_2026_06_09_IE.docx
@@ -72,6 +72,7 @@
     <w:p>
       <w:pPr>
         <w:jc w:val="both"/>
+        <w:spacing w:after="120"/>
         <w:rPr>
           <w:rFonts w:ascii="Bodoni MT" w:hAnsi="Bodoni MT"/>
           <w:sz w:val="22"/>
@@ -84,21 +85,13 @@
           <w:sz w:val="22"/>
           <w:szCs w:val="22"/>
         </w:rPr>
-        <w:t xml:space="preserve">Il presente verbale documenta le attività di verifica documentale e dello stato dei luoghi e degli impianti effettuate ai fini della presa in carico da parte del Concessionario. Le parti di seguito indicate danno atto della propria presenza alle operazioni di verifica. Le note, le osservazioni e le eventuali relazioni sono riportate nell’apposita sezione e il documento è sottoscritto dalle parti al termine della verifica.</w:t>
+        <w:t xml:space="preserve">Il presente verbale documenta le attività di verifica e controllo dello stato dei luoghi e degli impianti, effettuate ai fini della presa in carico da parte del Concessionario. Le parti di seguito indicate danno atto della propria presenza alle operazioni di verifica. Le note, le osservazioni e le eventuali relazioni sono riportate nell’apposita sezione e il documento è sottoscritto dalle parti al termine della verifica.</w:t>
       </w:r>
     </w:p>
     <w:p>
       <w:pPr>
-        <w:rPr>
-          <w:rFonts w:ascii="Bodoni MT" w:hAnsi="Bodoni MT"/>
-          <w:sz w:val="12"/>
-          <w:szCs w:val="12"/>
-        </w:rPr>
-      </w:pPr>
-    </w:p>
-    <w:p>
-      <w:pPr>
         <w:pStyle w:val="Titolo1"/>
+        <w:keepNext/>
         <w:rPr>
           <w:rFonts w:ascii="Bodoni MT" w:hAnsi="Bodoni MT"/>
           <w:i/>
@@ -120,7 +113,8 @@
     </w:p>
     <w:p>
       <w:pPr>
-        <w:spacing w:before="80"/>
+        <w:keepNext/>
+        <w:spacing w:before="120"/>
         <w:rPr>
           <w:rFonts w:ascii="Bodoni MT" w:hAnsi="Bodoni MT"/>
           <w:b/>
@@ -137,7 +131,7 @@
           <w:sz w:val="22"/>
           <w:szCs w:val="22"/>
         </w:rPr>
-        <w:t xml:space="preserve">Concedente — L.E.N.A., Università degli Studi di Pavia</w:t>
+        <w:t xml:space="preserve">Concedente — L.E.N.A., Università degli Studi di Pavia</w:t>
       </w:r>
     </w:p>
     <w:tbl>
@@ -148,17 +142,18 @@
         <w:tblLook w:val="04A0" w:firstRow="1" w:lastRow="0" w:firstColumn="1" w:lastColumn="0" w:noHBand="0" w:noVBand="1"/>
       </w:tblPr>
       <w:tblGrid>
-        <w:gridCol w:w="3400"/>
-        <w:gridCol w:w="3000"/>
-        <w:gridCol w:w="3234"/>
+        <w:gridCol w:w="3300"/>
+        <w:gridCol w:w="2900"/>
+        <w:gridCol w:w="3434"/>
       </w:tblGrid>
       <w:tr>
         <w:trPr>
           <w:tblHeader/>
+          <w:cantSplit/>
         </w:trPr>
         <w:tc>
           <w:tcPr>
-            <w:tcW w:w="3400" w:type="dxa"/>
+            <w:tcW w:w="3300" w:type="dxa"/>
             <w:shd w:val="clear" w:color="auto" w:fill="D9D9D9"/>
             <w:vAlign w:val="center"/>
           </w:tcPr>
@@ -182,7 +177,7 @@
         </w:tc>
         <w:tc>
           <w:tcPr>
-            <w:tcW w:w="3000" w:type="dxa"/>
+            <w:tcW w:w="2900" w:type="dxa"/>
             <w:shd w:val="clear" w:color="auto" w:fill="D9D9D9"/>
             <w:vAlign w:val="center"/>
           </w:tcPr>
@@ -206,7 +201,7 @@
         </w:tc>
         <w:tc>
           <w:tcPr>
-            <w:tcW w:w="3234" w:type="dxa"/>
+            <w:tcW w:w="3434" w:type="dxa"/>
             <w:shd w:val="clear" w:color="auto" w:fill="D9D9D9"/>
             <w:vAlign w:val="center"/>
           </w:tcPr>
@@ -224,7 +219,7 @@
                 <w:b/>
                 <w:bCs/>
               </w:rPr>
-              <w:t xml:space="preserve">Recapito (tel. / e-mail)</w:t>
+              <w:t xml:space="preserve">E-mail</w:t>
             </w:r>
           </w:p>
         </w:tc>
@@ -232,36 +227,37 @@
       <w:tr>
         <w:trPr>
           <w:trHeight w:val="454" w:hRule="atLeast"/>
+          <w:cantSplit/>
         </w:trPr>
         <w:tc>
           <w:tcPr>
-            <w:tcW w:w="3400" w:type="dxa"/>
-            <w:vAlign w:val="center"/>
-          </w:tcPr>
-          <w:p>
-            <w:pPr>
-              <w:rPr>
-                <w:rFonts w:ascii="Bodoni MT" w:hAnsi="Bodoni MT"/>
-              </w:rPr>
-            </w:pPr>
-          </w:p>
-        </w:tc>
-        <w:tc>
-          <w:tcPr>
-            <w:tcW w:w="3000" w:type="dxa"/>
-            <w:vAlign w:val="center"/>
-          </w:tcPr>
-          <w:p>
-            <w:pPr>
-              <w:rPr>
-                <w:rFonts w:ascii="Bodoni MT" w:hAnsi="Bodoni MT"/>
-              </w:rPr>
-            </w:pPr>
-          </w:p>
-        </w:tc>
-        <w:tc>
-          <w:tcPr>
-            <w:tcW w:w="3234" w:type="dxa"/>
+            <w:tcW w:w="3300" w:type="dxa"/>
+            <w:vAlign w:val="center"/>
+          </w:tcPr>
+          <w:p>
+            <w:pPr>
+              <w:rPr>
+                <w:rFonts w:ascii="Bodoni MT" w:hAnsi="Bodoni MT"/>
+              </w:rPr>
+            </w:pPr>
+          </w:p>
+        </w:tc>
+        <w:tc>
+          <w:tcPr>
+            <w:tcW w:w="2900" w:type="dxa"/>
+            <w:vAlign w:val="center"/>
+          </w:tcPr>
+          <w:p>
+            <w:pPr>
+              <w:rPr>
+                <w:rFonts w:ascii="Bodoni MT" w:hAnsi="Bodoni MT"/>
+              </w:rPr>
+            </w:pPr>
+          </w:p>
+        </w:tc>
+        <w:tc>
+          <w:tcPr>
+            <w:tcW w:w="3434" w:type="dxa"/>
             <w:vAlign w:val="center"/>
           </w:tcPr>
           <w:p>
@@ -276,36 +272,37 @@
       <w:tr>
         <w:trPr>
           <w:trHeight w:val="454" w:hRule="atLeast"/>
+          <w:cantSplit/>
         </w:trPr>
         <w:tc>
           <w:tcPr>
-            <w:tcW w:w="3400" w:type="dxa"/>
-            <w:vAlign w:val="center"/>
-          </w:tcPr>
-          <w:p>
-            <w:pPr>
-              <w:rPr>
-                <w:rFonts w:ascii="Bodoni MT" w:hAnsi="Bodoni MT"/>
-              </w:rPr>
-            </w:pPr>
-          </w:p>
-        </w:tc>
-        <w:tc>
-          <w:tcPr>
-            <w:tcW w:w="3000" w:type="dxa"/>
-            <w:vAlign w:val="center"/>
-          </w:tcPr>
-          <w:p>
-            <w:pPr>
-              <w:rPr>
-                <w:rFonts w:ascii="Bodoni MT" w:hAnsi="Bodoni MT"/>
-              </w:rPr>
-            </w:pPr>
-          </w:p>
-        </w:tc>
-        <w:tc>
-          <w:tcPr>
-            <w:tcW w:w="3234" w:type="dxa"/>
+            <w:tcW w:w="3300" w:type="dxa"/>
+            <w:vAlign w:val="center"/>
+          </w:tcPr>
+          <w:p>
+            <w:pPr>
+              <w:rPr>
+                <w:rFonts w:ascii="Bodoni MT" w:hAnsi="Bodoni MT"/>
+              </w:rPr>
+            </w:pPr>
+          </w:p>
+        </w:tc>
+        <w:tc>
+          <w:tcPr>
+            <w:tcW w:w="2900" w:type="dxa"/>
+            <w:vAlign w:val="center"/>
+          </w:tcPr>
+          <w:p>
+            <w:pPr>
+              <w:rPr>
+                <w:rFonts w:ascii="Bodoni MT" w:hAnsi="Bodoni MT"/>
+              </w:rPr>
+            </w:pPr>
+          </w:p>
+        </w:tc>
+        <w:tc>
+          <w:tcPr>
+            <w:tcW w:w="3434" w:type="dxa"/>
             <w:vAlign w:val="center"/>
           </w:tcPr>
           <w:p>
@@ -320,36 +317,37 @@
       <w:tr>
         <w:trPr>
           <w:trHeight w:val="454" w:hRule="atLeast"/>
+          <w:cantSplit/>
         </w:trPr>
         <w:tc>
           <w:tcPr>
-            <w:tcW w:w="3400" w:type="dxa"/>
-            <w:vAlign w:val="center"/>
-          </w:tcPr>
-          <w:p>
-            <w:pPr>
-              <w:rPr>
-                <w:rFonts w:ascii="Bodoni MT" w:hAnsi="Bodoni MT"/>
-              </w:rPr>
-            </w:pPr>
-          </w:p>
-        </w:tc>
-        <w:tc>
-          <w:tcPr>
-            <w:tcW w:w="3000" w:type="dxa"/>
-            <w:vAlign w:val="center"/>
-          </w:tcPr>
-          <w:p>
-            <w:pPr>
-              <w:rPr>
-                <w:rFonts w:ascii="Bodoni MT" w:hAnsi="Bodoni MT"/>
-              </w:rPr>
-            </w:pPr>
-          </w:p>
-        </w:tc>
-        <w:tc>
-          <w:tcPr>
-            <w:tcW w:w="3234" w:type="dxa"/>
+            <w:tcW w:w="3300" w:type="dxa"/>
+            <w:vAlign w:val="center"/>
+          </w:tcPr>
+          <w:p>
+            <w:pPr>
+              <w:rPr>
+                <w:rFonts w:ascii="Bodoni MT" w:hAnsi="Bodoni MT"/>
+              </w:rPr>
+            </w:pPr>
+          </w:p>
+        </w:tc>
+        <w:tc>
+          <w:tcPr>
+            <w:tcW w:w="2900" w:type="dxa"/>
+            <w:vAlign w:val="center"/>
+          </w:tcPr>
+          <w:p>
+            <w:pPr>
+              <w:rPr>
+                <w:rFonts w:ascii="Bodoni MT" w:hAnsi="Bodoni MT"/>
+              </w:rPr>
+            </w:pPr>
+          </w:p>
+        </w:tc>
+        <w:tc>
+          <w:tcPr>
+            <w:tcW w:w="3434" w:type="dxa"/>
             <w:vAlign w:val="center"/>
           </w:tcPr>
           <w:p>
@@ -364,36 +362,37 @@
       <w:tr>
         <w:trPr>
           <w:trHeight w:val="454" w:hRule="atLeast"/>
+          <w:cantSplit/>
         </w:trPr>
         <w:tc>
           <w:tcPr>
-            <w:tcW w:w="3400" w:type="dxa"/>
-            <w:vAlign w:val="center"/>
-          </w:tcPr>
-          <w:p>
-            <w:pPr>
-              <w:rPr>
-                <w:rFonts w:ascii="Bodoni MT" w:hAnsi="Bodoni MT"/>
-              </w:rPr>
-            </w:pPr>
-          </w:p>
-        </w:tc>
-        <w:tc>
-          <w:tcPr>
-            <w:tcW w:w="3000" w:type="dxa"/>
-            <w:vAlign w:val="center"/>
-          </w:tcPr>
-          <w:p>
-            <w:pPr>
-              <w:rPr>
-                <w:rFonts w:ascii="Bodoni MT" w:hAnsi="Bodoni MT"/>
-              </w:rPr>
-            </w:pPr>
-          </w:p>
-        </w:tc>
-        <w:tc>
-          <w:tcPr>
-            <w:tcW w:w="3234" w:type="dxa"/>
+            <w:tcW w:w="3300" w:type="dxa"/>
+            <w:vAlign w:val="center"/>
+          </w:tcPr>
+          <w:p>
+            <w:pPr>
+              <w:rPr>
+                <w:rFonts w:ascii="Bodoni MT" w:hAnsi="Bodoni MT"/>
+              </w:rPr>
+            </w:pPr>
+          </w:p>
+        </w:tc>
+        <w:tc>
+          <w:tcPr>
+            <w:tcW w:w="2900" w:type="dxa"/>
+            <w:vAlign w:val="center"/>
+          </w:tcPr>
+          <w:p>
+            <w:pPr>
+              <w:rPr>
+                <w:rFonts w:ascii="Bodoni MT" w:hAnsi="Bodoni MT"/>
+              </w:rPr>
+            </w:pPr>
+          </w:p>
+        </w:tc>
+        <w:tc>
+          <w:tcPr>
+            <w:tcW w:w="3434" w:type="dxa"/>
             <w:vAlign w:val="center"/>
           </w:tcPr>
           <w:p>
@@ -408,36 +407,37 @@
       <w:tr>
         <w:trPr>
           <w:trHeight w:val="454" w:hRule="atLeast"/>
+          <w:cantSplit/>
         </w:trPr>
         <w:tc>
           <w:tcPr>
-            <w:tcW w:w="3400" w:type="dxa"/>
-            <w:vAlign w:val="center"/>
-          </w:tcPr>
-          <w:p>
-            <w:pPr>
-              <w:rPr>
-                <w:rFonts w:ascii="Bodoni MT" w:hAnsi="Bodoni MT"/>
-              </w:rPr>
-            </w:pPr>
-          </w:p>
-        </w:tc>
-        <w:tc>
-          <w:tcPr>
-            <w:tcW w:w="3000" w:type="dxa"/>
-            <w:vAlign w:val="center"/>
-          </w:tcPr>
-          <w:p>
-            <w:pPr>
-              <w:rPr>
-                <w:rFonts w:ascii="Bodoni MT" w:hAnsi="Bodoni MT"/>
-              </w:rPr>
-            </w:pPr>
-          </w:p>
-        </w:tc>
-        <w:tc>
-          <w:tcPr>
-            <w:tcW w:w="3234" w:type="dxa"/>
+            <w:tcW w:w="3300" w:type="dxa"/>
+            <w:vAlign w:val="center"/>
+          </w:tcPr>
+          <w:p>
+            <w:pPr>
+              <w:rPr>
+                <w:rFonts w:ascii="Bodoni MT" w:hAnsi="Bodoni MT"/>
+              </w:rPr>
+            </w:pPr>
+          </w:p>
+        </w:tc>
+        <w:tc>
+          <w:tcPr>
+            <w:tcW w:w="2900" w:type="dxa"/>
+            <w:vAlign w:val="center"/>
+          </w:tcPr>
+          <w:p>
+            <w:pPr>
+              <w:rPr>
+                <w:rFonts w:ascii="Bodoni MT" w:hAnsi="Bodoni MT"/>
+              </w:rPr>
+            </w:pPr>
+          </w:p>
+        </w:tc>
+        <w:tc>
+          <w:tcPr>
+            <w:tcW w:w="3434" w:type="dxa"/>
             <w:vAlign w:val="center"/>
           </w:tcPr>
           <w:p>
@@ -452,7 +452,8 @@
     </w:tbl>
     <w:p>
       <w:pPr>
-        <w:spacing w:before="160"/>
+        <w:keepNext/>
+        <w:spacing w:before="200"/>
         <w:rPr>
           <w:rFonts w:ascii="Bodoni MT" w:hAnsi="Bodoni MT"/>
           <w:b/>
@@ -480,17 +481,18 @@
         <w:tblLook w:val="04A0" w:firstRow="1" w:lastRow="0" w:firstColumn="1" w:lastColumn="0" w:noHBand="0" w:noVBand="1"/>
       </w:tblPr>
       <w:tblGrid>
-        <w:gridCol w:w="3400"/>
-        <w:gridCol w:w="3000"/>
-        <w:gridCol w:w="3234"/>
+        <w:gridCol w:w="3300"/>
+        <w:gridCol w:w="2900"/>
+        <w:gridCol w:w="3434"/>
       </w:tblGrid>
       <w:tr>
         <w:trPr>
           <w:tblHeader/>
+          <w:cantSplit/>
         </w:trPr>
         <w:tc>
           <w:tcPr>
-            <w:tcW w:w="3400" w:type="dxa"/>
+            <w:tcW w:w="3300" w:type="dxa"/>
             <w:shd w:val="clear" w:color="auto" w:fill="D9D9D9"/>
             <w:vAlign w:val="center"/>
           </w:tcPr>
@@ -514,7 +516,7 @@
         </w:tc>
         <w:tc>
           <w:tcPr>
-            <w:tcW w:w="3000" w:type="dxa"/>
+            <w:tcW w:w="2900" w:type="dxa"/>
             <w:shd w:val="clear" w:color="auto" w:fill="D9D9D9"/>
             <w:vAlign w:val="center"/>
           </w:tcPr>
@@ -538,7 +540,7 @@
         </w:tc>
         <w:tc>
           <w:tcPr>
-            <w:tcW w:w="3234" w:type="dxa"/>
+            <w:tcW w:w="3434" w:type="dxa"/>
             <w:shd w:val="clear" w:color="auto" w:fill="D9D9D9"/>
             <w:vAlign w:val="center"/>
           </w:tcPr>
@@ -556,7 +558,7 @@
                 <w:b/>
                 <w:bCs/>
               </w:rPr>
-              <w:t xml:space="preserve">Recapito (tel. / e-mail)</w:t>
+              <w:t xml:space="preserve">E-mail</w:t>
             </w:r>
           </w:p>
         </w:tc>
@@ -564,36 +566,37 @@
       <w:tr>
         <w:trPr>
           <w:trHeight w:val="454" w:hRule="atLeast"/>
+          <w:cantSplit/>
         </w:trPr>
         <w:tc>
           <w:tcPr>
-            <w:tcW w:w="3400" w:type="dxa"/>
-            <w:vAlign w:val="center"/>
-          </w:tcPr>
-          <w:p>
-            <w:pPr>
-              <w:rPr>
-                <w:rFonts w:ascii="Bodoni MT" w:hAnsi="Bodoni MT"/>
-              </w:rPr>
-            </w:pPr>
-          </w:p>
-        </w:tc>
-        <w:tc>
-          <w:tcPr>
-            <w:tcW w:w="3000" w:type="dxa"/>
-            <w:vAlign w:val="center"/>
-          </w:tcPr>
-          <w:p>
-            <w:pPr>
-              <w:rPr>
-                <w:rFonts w:ascii="Bodoni MT" w:hAnsi="Bodoni MT"/>
-              </w:rPr>
-            </w:pPr>
-          </w:p>
-        </w:tc>
-        <w:tc>
-          <w:tcPr>
-            <w:tcW w:w="3234" w:type="dxa"/>
+            <w:tcW w:w="3300" w:type="dxa"/>
+            <w:vAlign w:val="center"/>
+          </w:tcPr>
+          <w:p>
+            <w:pPr>
+              <w:rPr>
+                <w:rFonts w:ascii="Bodoni MT" w:hAnsi="Bodoni MT"/>
+              </w:rPr>
+            </w:pPr>
+          </w:p>
+        </w:tc>
+        <w:tc>
+          <w:tcPr>
+            <w:tcW w:w="2900" w:type="dxa"/>
+            <w:vAlign w:val="center"/>
+          </w:tcPr>
+          <w:p>
+            <w:pPr>
+              <w:rPr>
+                <w:rFonts w:ascii="Bodoni MT" w:hAnsi="Bodoni MT"/>
+              </w:rPr>
+            </w:pPr>
+          </w:p>
+        </w:tc>
+        <w:tc>
+          <w:tcPr>
+            <w:tcW w:w="3434" w:type="dxa"/>
             <w:vAlign w:val="center"/>
           </w:tcPr>
           <w:p>
@@ -608,36 +611,37 @@
       <w:tr>
         <w:trPr>
           <w:trHeight w:val="454" w:hRule="atLeast"/>
+          <w:cantSplit/>
         </w:trPr>
         <w:tc>
           <w:tcPr>
-            <w:tcW w:w="3400" w:type="dxa"/>
-            <w:vAlign w:val="center"/>
-          </w:tcPr>
-          <w:p>
-            <w:pPr>
-              <w:rPr>
-                <w:rFonts w:ascii="Bodoni MT" w:hAnsi="Bodoni MT"/>
-              </w:rPr>
-            </w:pPr>
-          </w:p>
-        </w:tc>
-        <w:tc>
-          <w:tcPr>
-            <w:tcW w:w="3000" w:type="dxa"/>
-            <w:vAlign w:val="center"/>
-          </w:tcPr>
-          <w:p>
-            <w:pPr>
-              <w:rPr>
-                <w:rFonts w:ascii="Bodoni MT" w:hAnsi="Bodoni MT"/>
-              </w:rPr>
-            </w:pPr>
-          </w:p>
-        </w:tc>
-        <w:tc>
-          <w:tcPr>
-            <w:tcW w:w="3234" w:type="dxa"/>
+            <w:tcW w:w="3300" w:type="dxa"/>
+            <w:vAlign w:val="center"/>
+          </w:tcPr>
+          <w:p>
+            <w:pPr>
+              <w:rPr>
+                <w:rFonts w:ascii="Bodoni MT" w:hAnsi="Bodoni MT"/>
+              </w:rPr>
+            </w:pPr>
+          </w:p>
+        </w:tc>
+        <w:tc>
+          <w:tcPr>
+            <w:tcW w:w="2900" w:type="dxa"/>
+            <w:vAlign w:val="center"/>
+          </w:tcPr>
+          <w:p>
+            <w:pPr>
+              <w:rPr>
+                <w:rFonts w:ascii="Bodoni MT" w:hAnsi="Bodoni MT"/>
+              </w:rPr>
+            </w:pPr>
+          </w:p>
+        </w:tc>
+        <w:tc>
+          <w:tcPr>
+            <w:tcW w:w="3434" w:type="dxa"/>
             <w:vAlign w:val="center"/>
           </w:tcPr>
           <w:p>
@@ -652,36 +656,37 @@
       <w:tr>
         <w:trPr>
           <w:trHeight w:val="454" w:hRule="atLeast"/>
+          <w:cantSplit/>
         </w:trPr>
         <w:tc>
           <w:tcPr>
-            <w:tcW w:w="3400" w:type="dxa"/>
-            <w:vAlign w:val="center"/>
-          </w:tcPr>
-          <w:p>
-            <w:pPr>
-              <w:rPr>
-                <w:rFonts w:ascii="Bodoni MT" w:hAnsi="Bodoni MT"/>
-              </w:rPr>
-            </w:pPr>
-          </w:p>
-        </w:tc>
-        <w:tc>
-          <w:tcPr>
-            <w:tcW w:w="3000" w:type="dxa"/>
-            <w:vAlign w:val="center"/>
-          </w:tcPr>
-          <w:p>
-            <w:pPr>
-              <w:rPr>
-                <w:rFonts w:ascii="Bodoni MT" w:hAnsi="Bodoni MT"/>
-              </w:rPr>
-            </w:pPr>
-          </w:p>
-        </w:tc>
-        <w:tc>
-          <w:tcPr>
-            <w:tcW w:w="3234" w:type="dxa"/>
+            <w:tcW w:w="3300" w:type="dxa"/>
+            <w:vAlign w:val="center"/>
+          </w:tcPr>
+          <w:p>
+            <w:pPr>
+              <w:rPr>
+                <w:rFonts w:ascii="Bodoni MT" w:hAnsi="Bodoni MT"/>
+              </w:rPr>
+            </w:pPr>
+          </w:p>
+        </w:tc>
+        <w:tc>
+          <w:tcPr>
+            <w:tcW w:w="2900" w:type="dxa"/>
+            <w:vAlign w:val="center"/>
+          </w:tcPr>
+          <w:p>
+            <w:pPr>
+              <w:rPr>
+                <w:rFonts w:ascii="Bodoni MT" w:hAnsi="Bodoni MT"/>
+              </w:rPr>
+            </w:pPr>
+          </w:p>
+        </w:tc>
+        <w:tc>
+          <w:tcPr>
+            <w:tcW w:w="3434" w:type="dxa"/>
             <w:vAlign w:val="center"/>
           </w:tcPr>
           <w:p>
@@ -696,36 +701,37 @@
       <w:tr>
         <w:trPr>
           <w:trHeight w:val="454" w:hRule="atLeast"/>
+          <w:cantSplit/>
         </w:trPr>
         <w:tc>
           <w:tcPr>
-            <w:tcW w:w="3400" w:type="dxa"/>
-            <w:vAlign w:val="center"/>
-          </w:tcPr>
-          <w:p>
-            <w:pPr>
-              <w:rPr>
-                <w:rFonts w:ascii="Bodoni MT" w:hAnsi="Bodoni MT"/>
-              </w:rPr>
-            </w:pPr>
-          </w:p>
-        </w:tc>
-        <w:tc>
-          <w:tcPr>
-            <w:tcW w:w="3000" w:type="dxa"/>
-            <w:vAlign w:val="center"/>
-          </w:tcPr>
-          <w:p>
-            <w:pPr>
-              <w:rPr>
-                <w:rFonts w:ascii="Bodoni MT" w:hAnsi="Bodoni MT"/>
-              </w:rPr>
-            </w:pPr>
-          </w:p>
-        </w:tc>
-        <w:tc>
-          <w:tcPr>
-            <w:tcW w:w="3234" w:type="dxa"/>
+            <w:tcW w:w="3300" w:type="dxa"/>
+            <w:vAlign w:val="center"/>
+          </w:tcPr>
+          <w:p>
+            <w:pPr>
+              <w:rPr>
+                <w:rFonts w:ascii="Bodoni MT" w:hAnsi="Bodoni MT"/>
+              </w:rPr>
+            </w:pPr>
+          </w:p>
+        </w:tc>
+        <w:tc>
+          <w:tcPr>
+            <w:tcW w:w="2900" w:type="dxa"/>
+            <w:vAlign w:val="center"/>
+          </w:tcPr>
+          <w:p>
+            <w:pPr>
+              <w:rPr>
+                <w:rFonts w:ascii="Bodoni MT" w:hAnsi="Bodoni MT"/>
+              </w:rPr>
+            </w:pPr>
+          </w:p>
+        </w:tc>
+        <w:tc>
+          <w:tcPr>
+            <w:tcW w:w="3434" w:type="dxa"/>
             <w:vAlign w:val="center"/>
           </w:tcPr>
           <w:p>
@@ -740,36 +746,37 @@
       <w:tr>
         <w:trPr>
           <w:trHeight w:val="454" w:hRule="atLeast"/>
+          <w:cantSplit/>
         </w:trPr>
         <w:tc>
           <w:tcPr>
-            <w:tcW w:w="3400" w:type="dxa"/>
-            <w:vAlign w:val="center"/>
-          </w:tcPr>
-          <w:p>
-            <w:pPr>
-              <w:rPr>
-                <w:rFonts w:ascii="Bodoni MT" w:hAnsi="Bodoni MT"/>
-              </w:rPr>
-            </w:pPr>
-          </w:p>
-        </w:tc>
-        <w:tc>
-          <w:tcPr>
-            <w:tcW w:w="3000" w:type="dxa"/>
-            <w:vAlign w:val="center"/>
-          </w:tcPr>
-          <w:p>
-            <w:pPr>
-              <w:rPr>
-                <w:rFonts w:ascii="Bodoni MT" w:hAnsi="Bodoni MT"/>
-              </w:rPr>
-            </w:pPr>
-          </w:p>
-        </w:tc>
-        <w:tc>
-          <w:tcPr>
-            <w:tcW w:w="3234" w:type="dxa"/>
+            <w:tcW w:w="3300" w:type="dxa"/>
+            <w:vAlign w:val="center"/>
+          </w:tcPr>
+          <w:p>
+            <w:pPr>
+              <w:rPr>
+                <w:rFonts w:ascii="Bodoni MT" w:hAnsi="Bodoni MT"/>
+              </w:rPr>
+            </w:pPr>
+          </w:p>
+        </w:tc>
+        <w:tc>
+          <w:tcPr>
+            <w:tcW w:w="2900" w:type="dxa"/>
+            <w:vAlign w:val="center"/>
+          </w:tcPr>
+          <w:p>
+            <w:pPr>
+              <w:rPr>
+                <w:rFonts w:ascii="Bodoni MT" w:hAnsi="Bodoni MT"/>
+              </w:rPr>
+            </w:pPr>
+          </w:p>
+        </w:tc>
+        <w:tc>
+          <w:tcPr>
+            <w:tcW w:w="3434" w:type="dxa"/>
             <w:vAlign w:val="center"/>
           </w:tcPr>
           <w:p>
@@ -822,58 +829,7 @@
         <w:rPr>
           <w:rFonts w:ascii="Bodoni MT" w:hAnsi="Bodoni MT"/>
         </w:rPr>
-        <w:tab/>
-        <w:t>Scopo del presente documento</w:t>
-      </w:r>
-      <w:r>
-        <w:rPr>
-          <w:rFonts w:ascii="Bodoni MT" w:hAnsi="Bodoni MT"/>
-        </w:rPr>
-        <w:t xml:space="preserve"> è elencare una lista </w:t>
-      </w:r>
-      <w:r>
-        <w:rPr>
-          <w:rFonts w:ascii="Bodoni MT" w:hAnsi="Bodoni MT"/>
-        </w:rPr>
-        <w:t xml:space="preserve">non esaustiva </w:t>
-      </w:r>
-      <w:r>
-        <w:rPr>
-          <w:rFonts w:ascii="Bodoni MT" w:hAnsi="Bodoni MT"/>
-        </w:rPr>
-        <w:t>di documenti e di controlli da effettuare su</w:t>
-      </w:r>
-      <w:r>
-        <w:rPr>
-          <w:rFonts w:ascii="Bodoni MT" w:hAnsi="Bodoni MT"/>
-        </w:rPr>
-        <w:t xml:space="preserve">gli impianti elettrici a servizio dello stabilimento </w:t>
-      </w:r>
-      <w:r>
-        <w:rPr>
-          <w:rFonts w:ascii="Bodoni MT" w:hAnsi="Bodoni MT"/>
-        </w:rPr>
-        <w:t xml:space="preserve">del L.E.N.A di Pavia </w:t>
-      </w:r>
-      <w:r>
-        <w:rPr>
-          <w:rFonts w:ascii="Bodoni MT" w:hAnsi="Bodoni MT"/>
-        </w:rPr>
-        <w:t xml:space="preserve">ospitante il </w:t>
-      </w:r>
-      <w:r>
-        <w:rPr>
-          <w:rFonts w:ascii="Bodoni MT" w:hAnsi="Bodoni MT"/>
-        </w:rPr>
-        <w:t>ciclotrone Cyclone 18/9 prima della sua presa in carico da parte di ITEL</w:t>
-      </w:r>
-      <w:r>
-        <w:rPr>
-          <w:rFonts w:ascii="Bodoni MT" w:hAnsi="Bodoni MT"/>
-          <w:i/>
-          <w:iCs/>
-        </w:rPr>
-        <w:t>.</w:t>
+        <w:t xml:space="preserve">Verifica e controllo degli impianti elettrici a servizio del ciclotrone Cyclone 18/9 del L.E.N.A. di Pavia, ai fini della presa in carico da parte di ITEL. Eventuali addendum e specifiche di dettaglio saranno riportati nella sezione «Note e relazioni».</w:t>
       </w:r>
     </w:p>
     <w:p>
@@ -8056,6 +8012,7 @@
     <w:p>
       <w:pPr>
         <w:pStyle w:val="Titolo1"/>
+        <w:keepNext/>
         <w:rPr>
           <w:rFonts w:ascii="Bodoni MT" w:hAnsi="Bodoni MT"/>
           <w:i/>
@@ -8077,6 +8034,7 @@
     </w:p>
     <w:p>
       <w:pPr>
+        <w:spacing w:after="160"/>
         <w:rPr>
           <w:rFonts w:ascii="Bodoni MT" w:hAnsi="Bodoni MT"/>
           <w:i/>
@@ -8096,38 +8054,164 @@
         <w:t xml:space="preserve">Note, osservazioni ed eventuali relazioni redatte a seguito della verifica e prima della sottoscrizione:</w:t>
       </w:r>
     </w:p>
-    <w:tbl>
-      <w:tblPr>
-        <w:tblStyle w:val="Grigliatabella"/>
-        <w:tblW w:w="9634" w:type="dxa"/>
-        <w:tblLayout w:type="fixed"/>
-        <w:tblLook w:val="04A0" w:firstRow="0" w:lastRow="0" w:firstColumn="0" w:lastColumn="0" w:noHBand="0" w:noVBand="1"/>
-      </w:tblPr>
-      <w:tblGrid>
-        <w:gridCol w:w="9634"/>
-      </w:tblGrid>
-      <w:tr>
-        <w:trPr>
-          <w:trHeight w:val="3600" w:hRule="atLeast"/>
-        </w:trPr>
-        <w:tc>
-          <w:tcPr>
-            <w:tcW w:w="9634" w:type="dxa"/>
-            <w:vAlign w:val="center"/>
-          </w:tcPr>
-          <w:p>
-            <w:pPr>
-              <w:rPr>
-                <w:rFonts w:ascii="Bodoni MT" w:hAnsi="Bodoni MT"/>
-              </w:rPr>
-            </w:pPr>
-          </w:p>
-        </w:tc>
-      </w:tr>
-    </w:tbl>
+    <w:p>
+      <w:pPr>
+        <w:spacing w:before="300" w:after="0" w:line="240" w:lineRule="auto"/>
+        <w:pBdr>
+          <w:bottom w:val="single" w:sz="6" w:space="1" w:color="808080"/>
+        </w:pBdr>
+        <w:rPr>
+          <w:rFonts w:ascii="Bodoni MT" w:hAnsi="Bodoni MT"/>
+        </w:rPr>
+      </w:pPr>
+    </w:p>
+    <w:p>
+      <w:pPr>
+        <w:spacing w:before="300" w:after="0" w:line="240" w:lineRule="auto"/>
+        <w:pBdr>
+          <w:bottom w:val="single" w:sz="6" w:space="1" w:color="808080"/>
+        </w:pBdr>
+        <w:rPr>
+          <w:rFonts w:ascii="Bodoni MT" w:hAnsi="Bodoni MT"/>
+        </w:rPr>
+      </w:pPr>
+    </w:p>
+    <w:p>
+      <w:pPr>
+        <w:spacing w:before="300" w:after="0" w:line="240" w:lineRule="auto"/>
+        <w:pBdr>
+          <w:bottom w:val="single" w:sz="6" w:space="1" w:color="808080"/>
+        </w:pBdr>
+        <w:rPr>
+          <w:rFonts w:ascii="Bodoni MT" w:hAnsi="Bodoni MT"/>
+        </w:rPr>
+      </w:pPr>
+    </w:p>
+    <w:p>
+      <w:pPr>
+        <w:spacing w:before="300" w:after="0" w:line="240" w:lineRule="auto"/>
+        <w:pBdr>
+          <w:bottom w:val="single" w:sz="6" w:space="1" w:color="808080"/>
+        </w:pBdr>
+        <w:rPr>
+          <w:rFonts w:ascii="Bodoni MT" w:hAnsi="Bodoni MT"/>
+        </w:rPr>
+      </w:pPr>
+    </w:p>
+    <w:p>
+      <w:pPr>
+        <w:spacing w:before="300" w:after="0" w:line="240" w:lineRule="auto"/>
+        <w:pBdr>
+          <w:bottom w:val="single" w:sz="6" w:space="1" w:color="808080"/>
+        </w:pBdr>
+        <w:rPr>
+          <w:rFonts w:ascii="Bodoni MT" w:hAnsi="Bodoni MT"/>
+        </w:rPr>
+      </w:pPr>
+    </w:p>
+    <w:p>
+      <w:pPr>
+        <w:spacing w:before="300" w:after="0" w:line="240" w:lineRule="auto"/>
+        <w:pBdr>
+          <w:bottom w:val="single" w:sz="6" w:space="1" w:color="808080"/>
+        </w:pBdr>
+        <w:rPr>
+          <w:rFonts w:ascii="Bodoni MT" w:hAnsi="Bodoni MT"/>
+        </w:rPr>
+      </w:pPr>
+    </w:p>
+    <w:p>
+      <w:pPr>
+        <w:spacing w:before="300" w:after="0" w:line="240" w:lineRule="auto"/>
+        <w:pBdr>
+          <w:bottom w:val="single" w:sz="6" w:space="1" w:color="808080"/>
+        </w:pBdr>
+        <w:rPr>
+          <w:rFonts w:ascii="Bodoni MT" w:hAnsi="Bodoni MT"/>
+        </w:rPr>
+      </w:pPr>
+    </w:p>
+    <w:p>
+      <w:pPr>
+        <w:spacing w:before="300" w:after="0" w:line="240" w:lineRule="auto"/>
+        <w:pBdr>
+          <w:bottom w:val="single" w:sz="6" w:space="1" w:color="808080"/>
+        </w:pBdr>
+        <w:rPr>
+          <w:rFonts w:ascii="Bodoni MT" w:hAnsi="Bodoni MT"/>
+        </w:rPr>
+      </w:pPr>
+    </w:p>
+    <w:p>
+      <w:pPr>
+        <w:spacing w:before="300" w:after="0" w:line="240" w:lineRule="auto"/>
+        <w:pBdr>
+          <w:bottom w:val="single" w:sz="6" w:space="1" w:color="808080"/>
+        </w:pBdr>
+        <w:rPr>
+          <w:rFonts w:ascii="Bodoni MT" w:hAnsi="Bodoni MT"/>
+        </w:rPr>
+      </w:pPr>
+    </w:p>
+    <w:p>
+      <w:pPr>
+        <w:spacing w:before="300" w:after="0" w:line="240" w:lineRule="auto"/>
+        <w:pBdr>
+          <w:bottom w:val="single" w:sz="6" w:space="1" w:color="808080"/>
+        </w:pBdr>
+        <w:rPr>
+          <w:rFonts w:ascii="Bodoni MT" w:hAnsi="Bodoni MT"/>
+        </w:rPr>
+      </w:pPr>
+    </w:p>
+    <w:p>
+      <w:pPr>
+        <w:spacing w:before="300" w:after="0" w:line="240" w:lineRule="auto"/>
+        <w:pBdr>
+          <w:bottom w:val="single" w:sz="6" w:space="1" w:color="808080"/>
+        </w:pBdr>
+        <w:rPr>
+          <w:rFonts w:ascii="Bodoni MT" w:hAnsi="Bodoni MT"/>
+        </w:rPr>
+      </w:pPr>
+    </w:p>
+    <w:p>
+      <w:pPr>
+        <w:spacing w:before="300" w:after="0" w:line="240" w:lineRule="auto"/>
+        <w:pBdr>
+          <w:bottom w:val="single" w:sz="6" w:space="1" w:color="808080"/>
+        </w:pBdr>
+        <w:rPr>
+          <w:rFonts w:ascii="Bodoni MT" w:hAnsi="Bodoni MT"/>
+        </w:rPr>
+      </w:pPr>
+    </w:p>
+    <w:p>
+      <w:pPr>
+        <w:spacing w:before="300" w:after="0" w:line="240" w:lineRule="auto"/>
+        <w:pBdr>
+          <w:bottom w:val="single" w:sz="6" w:space="1" w:color="808080"/>
+        </w:pBdr>
+        <w:rPr>
+          <w:rFonts w:ascii="Bodoni MT" w:hAnsi="Bodoni MT"/>
+        </w:rPr>
+      </w:pPr>
+    </w:p>
+    <w:p>
+      <w:pPr>
+        <w:spacing w:before="300" w:after="0" w:line="240" w:lineRule="auto"/>
+        <w:pBdr>
+          <w:bottom w:val="single" w:sz="6" w:space="1" w:color="808080"/>
+        </w:pBdr>
+        <w:rPr>
+          <w:rFonts w:ascii="Bodoni MT" w:hAnsi="Bodoni MT"/>
+        </w:rPr>
+      </w:pPr>
+    </w:p>
     <w:p>
       <w:pPr>
         <w:pStyle w:val="Titolo1"/>
+        <w:keepNext/>
         <w:rPr>
           <w:rFonts w:ascii="Bodoni MT" w:hAnsi="Bodoni MT"/>
           <w:i/>
@@ -8166,7 +8250,7 @@
     </w:p>
     <w:p>
       <w:pPr>
-        <w:spacing w:before="80"/>
+        <w:spacing w:before="80" w:after="120"/>
         <w:rPr>
           <w:rFonts w:ascii="Bodoni MT" w:hAnsi="Bodoni MT"/>
           <w:i/>
@@ -8186,15 +8270,6 @@
         <w:t xml:space="preserve">Letto, confermato e sottoscritto.</w:t>
       </w:r>
     </w:p>
-    <w:p>
-      <w:pPr>
-        <w:rPr>
-          <w:rFonts w:ascii="Bodoni MT" w:hAnsi="Bodoni MT"/>
-          <w:sz w:val="12"/>
-          <w:szCs w:val="12"/>
-        </w:rPr>
-      </w:pPr>
-    </w:p>
     <w:tbl>
       <w:tblPr>
         <w:tblStyle w:val="Grigliatabella"/>
@@ -8211,6 +8286,7 @@
       <w:tr>
         <w:trPr>
           <w:tblHeader/>
+          <w:cantSplit/>
         </w:trPr>
         <w:tc>
           <w:tcPr>
@@ -8312,6 +8388,7 @@
       <w:tr>
         <w:trPr>
           <w:trHeight w:val="624" w:hRule="atLeast"/>
+          <w:cantSplit/>
         </w:trPr>
         <w:tc>
           <w:tcPr>
@@ -8369,6 +8446,7 @@
       <w:tr>
         <w:trPr>
           <w:trHeight w:val="624" w:hRule="atLeast"/>
+          <w:cantSplit/>
         </w:trPr>
         <w:tc>
           <w:tcPr>
@@ -8426,6 +8504,7 @@
       <w:tr>
         <w:trPr>
           <w:trHeight w:val="624" w:hRule="atLeast"/>
+          <w:cantSplit/>
         </w:trPr>
         <w:tc>
           <w:tcPr>
@@ -8483,6 +8562,7 @@
       <w:tr>
         <w:trPr>
           <w:trHeight w:val="624" w:hRule="atLeast"/>
+          <w:cantSplit/>
         </w:trPr>
         <w:tc>
           <w:tcPr>
@@ -8540,6 +8620,7 @@
       <w:tr>
         <w:trPr>
           <w:trHeight w:val="624" w:hRule="atLeast"/>
+          <w:cantSplit/>
         </w:trPr>
         <w:tc>
           <w:tcPr>
@@ -8597,6 +8678,7 @@
       <w:tr>
         <w:trPr>
           <w:trHeight w:val="624" w:hRule="atLeast"/>
+          <w:cantSplit/>
         </w:trPr>
         <w:tc>
           <w:tcPr>
@@ -8654,6 +8736,7 @@
       <w:tr>
         <w:trPr>
           <w:trHeight w:val="624" w:hRule="atLeast"/>
+          <w:cantSplit/>
         </w:trPr>
         <w:tc>
           <w:tcPr>
@@ -8711,6 +8794,7 @@
       <w:tr>
         <w:trPr>
           <w:trHeight w:val="624" w:hRule="atLeast"/>
+          <w:cantSplit/>
         </w:trPr>
         <w:tc>
           <w:tcPr>
@@ -8768,6 +8852,7 @@
       <w:tr>
         <w:trPr>
           <w:trHeight w:val="624" w:hRule="atLeast"/>
+          <w:cantSplit/>
         </w:trPr>
         <w:tc>
           <w:tcPr>
@@ -8825,6 +8910,7 @@
       <w:tr>
         <w:trPr>
           <w:trHeight w:val="624" w:hRule="atLeast"/>
+          <w:cantSplit/>
         </w:trPr>
         <w:tc>
           <w:tcPr>

--- a/Check_List_PAVIA_LENA/Check_List_PAVIA_LENA_2026_06_09_IE.docx
+++ b/Check_List_PAVIA_LENA/Check_List_PAVIA_LENA_2026_06_09_IE.docx
@@ -6,32 +6,32 @@
       <w:pPr>
         <w:jc w:val="center"/>
         <w:rPr>
-          <w:rFonts w:ascii="Bodoni MT" w:hAnsi="Bodoni MT"/>
-          <w:sz w:val="28"/>
-          <w:szCs w:val="28"/>
+          <w:rFonts w:ascii="Arial" w:hAnsi="Arial" w:cs="Arial"/>
+          <w:sz w:val="22"/>
+          <w:szCs w:val="22"/>
         </w:rPr>
       </w:pPr>
       <w:r>
         <w:rPr>
-          <w:rFonts w:ascii="Bodoni MT" w:hAnsi="Bodoni MT"/>
-          <w:sz w:val="28"/>
-          <w:szCs w:val="28"/>
+          <w:rFonts w:ascii="Arial" w:hAnsi="Arial" w:cs="Arial"/>
+          <w:sz w:val="22"/>
+          <w:szCs w:val="22"/>
         </w:rPr>
         <w:t xml:space="preserve">CHECK LIST DOCUMENTALE E DELLO STATO DEI LUOGHI DEGLI IMPIANTI ELETTRICI A SERVIZIO DEL CICLOTRONE DEL L.E.N.A. </w:t>
       </w:r>
       <w:r>
         <w:rPr>
-          <w:rFonts w:ascii="Bodoni MT" w:hAnsi="Bodoni MT"/>
-          <w:sz w:val="28"/>
-          <w:szCs w:val="28"/>
+          <w:rFonts w:ascii="Arial" w:hAnsi="Arial" w:cs="Arial"/>
+          <w:sz w:val="22"/>
+          <w:szCs w:val="22"/>
         </w:rPr>
         <w:t xml:space="preserve">PRESSO UNIVERSITA’ DI </w:t>
       </w:r>
       <w:r>
         <w:rPr>
-          <w:rFonts w:ascii="Bodoni MT" w:hAnsi="Bodoni MT"/>
-          <w:sz w:val="28"/>
-          <w:szCs w:val="28"/>
+          <w:rFonts w:ascii="Arial" w:hAnsi="Arial" w:cs="Arial"/>
+          <w:sz w:val="22"/>
+          <w:szCs w:val="22"/>
         </w:rPr>
         <w:t>PAVIA</w:t>
       </w:r>
@@ -40,9 +40,9 @@
       <w:pPr>
         <w:jc w:val="center"/>
         <w:rPr>
-          <w:rFonts w:ascii="Bodoni MT" w:hAnsi="Bodoni MT"/>
-          <w:sz w:val="28"/>
-          <w:szCs w:val="28"/>
+          <w:rFonts w:ascii="Arial" w:hAnsi="Arial" w:cs="Arial"/>
+          <w:sz w:val="22"/>
+          <w:szCs w:val="22"/>
         </w:rPr>
       </w:pPr>
     </w:p>
@@ -51,20 +51,20 @@
         <w:pStyle w:val="Titolo1"/>
         <w:jc w:val="right"/>
         <w:rPr>
-          <w:rFonts w:ascii="Bodoni MT" w:hAnsi="Bodoni MT"/>
+          <w:rFonts w:ascii="Arial" w:hAnsi="Arial" w:cs="Arial"/>
           <w:i/>
           <w:iCs/>
-          <w:sz w:val="24"/>
-          <w:szCs w:val="24"/>
+          <w:sz w:val="22"/>
+          <w:szCs w:val="22"/>
         </w:rPr>
       </w:pPr>
       <w:r>
         <w:rPr>
-          <w:rFonts w:ascii="Bodoni MT" w:hAnsi="Bodoni MT"/>
+          <w:rFonts w:ascii="Arial" w:hAnsi="Arial" w:cs="Arial"/>
           <w:i/>
           <w:iCs/>
-          <w:sz w:val="24"/>
-          <w:szCs w:val="24"/>
+          <w:sz w:val="22"/>
+          <w:szCs w:val="22"/>
         </w:rPr>
         <w:t>Data 08/06/2026</w:t>
       </w:r>
@@ -74,14 +74,14 @@
         <w:jc w:val="both"/>
         <w:spacing w:after="120"/>
         <w:rPr>
-          <w:rFonts w:ascii="Bodoni MT" w:hAnsi="Bodoni MT"/>
+          <w:rFonts w:ascii="Arial" w:hAnsi="Arial" w:cs="Arial"/>
           <w:sz w:val="22"/>
           <w:szCs w:val="22"/>
         </w:rPr>
       </w:pPr>
       <w:r>
         <w:rPr>
-          <w:rFonts w:ascii="Bodoni MT" w:hAnsi="Bodoni MT"/>
+          <w:rFonts w:ascii="Arial" w:hAnsi="Arial" w:cs="Arial"/>
           <w:sz w:val="22"/>
           <w:szCs w:val="22"/>
         </w:rPr>
@@ -93,20 +93,20 @@
         <w:pStyle w:val="Titolo1"/>
         <w:keepNext/>
         <w:rPr>
-          <w:rFonts w:ascii="Bodoni MT" w:hAnsi="Bodoni MT"/>
+          <w:rFonts w:ascii="Arial" w:hAnsi="Arial" w:cs="Arial"/>
           <w:i/>
           <w:iCs/>
-          <w:sz w:val="24"/>
-          <w:szCs w:val="24"/>
+          <w:sz w:val="22"/>
+          <w:szCs w:val="22"/>
         </w:rPr>
       </w:pPr>
       <w:r>
         <w:rPr>
-          <w:rFonts w:ascii="Bodoni MT" w:hAnsi="Bodoni MT"/>
+          <w:rFonts w:ascii="Arial" w:hAnsi="Arial" w:cs="Arial"/>
           <w:i/>
           <w:iCs/>
-          <w:sz w:val="24"/>
-          <w:szCs w:val="24"/>
+          <w:sz w:val="22"/>
+          <w:szCs w:val="22"/>
         </w:rPr>
         <w:t xml:space="preserve">PARTI PRESENTI</w:t>
       </w:r>
@@ -116,18 +116,14 @@
         <w:keepNext/>
         <w:spacing w:before="120"/>
         <w:rPr>
-          <w:rFonts w:ascii="Bodoni MT" w:hAnsi="Bodoni MT"/>
-          <w:b/>
-          <w:bCs/>
+          <w:rFonts w:ascii="Arial" w:hAnsi="Arial" w:cs="Arial"/>
           <w:sz w:val="22"/>
           <w:szCs w:val="22"/>
         </w:rPr>
       </w:pPr>
       <w:r>
         <w:rPr>
-          <w:rFonts w:ascii="Bodoni MT" w:hAnsi="Bodoni MT"/>
-          <w:b/>
-          <w:bCs/>
+          <w:rFonts w:ascii="Arial" w:hAnsi="Arial" w:cs="Arial"/>
           <w:sz w:val="22"/>
           <w:szCs w:val="22"/>
         </w:rPr>
@@ -160,16 +156,16 @@
           <w:p>
             <w:pPr>
               <w:rPr>
-                <w:rFonts w:ascii="Bodoni MT" w:hAnsi="Bodoni MT"/>
-                <w:b/>
-                <w:bCs/>
-              </w:rPr>
-            </w:pPr>
-            <w:r>
-              <w:rPr>
-                <w:rFonts w:ascii="Bodoni MT" w:hAnsi="Bodoni MT"/>
-                <w:b/>
-                <w:bCs/>
+                <w:rFonts w:ascii="Arial" w:hAnsi="Arial" w:cs="Arial"/>
+                <w:sz w:val="22"/>
+                <w:szCs w:val="22"/>
+              </w:rPr>
+            </w:pPr>
+            <w:r>
+              <w:rPr>
+                <w:rFonts w:ascii="Arial" w:hAnsi="Arial" w:cs="Arial"/>
+                <w:sz w:val="22"/>
+                <w:szCs w:val="22"/>
               </w:rPr>
               <w:t xml:space="preserve">Nome e Cognome</w:t>
             </w:r>
@@ -184,16 +180,16 @@
           <w:p>
             <w:pPr>
               <w:rPr>
-                <w:rFonts w:ascii="Bodoni MT" w:hAnsi="Bodoni MT"/>
-                <w:b/>
-                <w:bCs/>
-              </w:rPr>
-            </w:pPr>
-            <w:r>
-              <w:rPr>
-                <w:rFonts w:ascii="Bodoni MT" w:hAnsi="Bodoni MT"/>
-                <w:b/>
-                <w:bCs/>
+                <w:rFonts w:ascii="Arial" w:hAnsi="Arial" w:cs="Arial"/>
+                <w:sz w:val="22"/>
+                <w:szCs w:val="22"/>
+              </w:rPr>
+            </w:pPr>
+            <w:r>
+              <w:rPr>
+                <w:rFonts w:ascii="Arial" w:hAnsi="Arial" w:cs="Arial"/>
+                <w:sz w:val="22"/>
+                <w:szCs w:val="22"/>
               </w:rPr>
               <w:t xml:space="preserve">Ruolo / Funzione</w:t>
             </w:r>
@@ -208,16 +204,16 @@
           <w:p>
             <w:pPr>
               <w:rPr>
-                <w:rFonts w:ascii="Bodoni MT" w:hAnsi="Bodoni MT"/>
-                <w:b/>
-                <w:bCs/>
-              </w:rPr>
-            </w:pPr>
-            <w:r>
-              <w:rPr>
-                <w:rFonts w:ascii="Bodoni MT" w:hAnsi="Bodoni MT"/>
-                <w:b/>
-                <w:bCs/>
+                <w:rFonts w:ascii="Arial" w:hAnsi="Arial" w:cs="Arial"/>
+                <w:sz w:val="22"/>
+                <w:szCs w:val="22"/>
+              </w:rPr>
+            </w:pPr>
+            <w:r>
+              <w:rPr>
+                <w:rFonts w:ascii="Arial" w:hAnsi="Arial" w:cs="Arial"/>
+                <w:sz w:val="22"/>
+                <w:szCs w:val="22"/>
               </w:rPr>
               <w:t xml:space="preserve">E-mail</w:t>
             </w:r>
@@ -237,7 +233,9 @@
           <w:p>
             <w:pPr>
               <w:rPr>
-                <w:rFonts w:ascii="Bodoni MT" w:hAnsi="Bodoni MT"/>
+                <w:rFonts w:ascii="Arial" w:hAnsi="Arial" w:cs="Arial"/>
+                <w:sz w:val="22"/>
+                <w:szCs w:val="22"/>
               </w:rPr>
             </w:pPr>
           </w:p>
@@ -250,7 +248,9 @@
           <w:p>
             <w:pPr>
               <w:rPr>
-                <w:rFonts w:ascii="Bodoni MT" w:hAnsi="Bodoni MT"/>
+                <w:rFonts w:ascii="Arial" w:hAnsi="Arial" w:cs="Arial"/>
+                <w:sz w:val="22"/>
+                <w:szCs w:val="22"/>
               </w:rPr>
             </w:pPr>
           </w:p>
@@ -263,7 +263,9 @@
           <w:p>
             <w:pPr>
               <w:rPr>
-                <w:rFonts w:ascii="Bodoni MT" w:hAnsi="Bodoni MT"/>
+                <w:rFonts w:ascii="Arial" w:hAnsi="Arial" w:cs="Arial"/>
+                <w:sz w:val="22"/>
+                <w:szCs w:val="22"/>
               </w:rPr>
             </w:pPr>
           </w:p>
@@ -282,7 +284,9 @@
           <w:p>
             <w:pPr>
               <w:rPr>
-                <w:rFonts w:ascii="Bodoni MT" w:hAnsi="Bodoni MT"/>
+                <w:rFonts w:ascii="Arial" w:hAnsi="Arial" w:cs="Arial"/>
+                <w:sz w:val="22"/>
+                <w:szCs w:val="22"/>
               </w:rPr>
             </w:pPr>
           </w:p>
@@ -295,7 +299,9 @@
           <w:p>
             <w:pPr>
               <w:rPr>
-                <w:rFonts w:ascii="Bodoni MT" w:hAnsi="Bodoni MT"/>
+                <w:rFonts w:ascii="Arial" w:hAnsi="Arial" w:cs="Arial"/>
+                <w:sz w:val="22"/>
+                <w:szCs w:val="22"/>
               </w:rPr>
             </w:pPr>
           </w:p>
@@ -308,7 +314,9 @@
           <w:p>
             <w:pPr>
               <w:rPr>
-                <w:rFonts w:ascii="Bodoni MT" w:hAnsi="Bodoni MT"/>
+                <w:rFonts w:ascii="Arial" w:hAnsi="Arial" w:cs="Arial"/>
+                <w:sz w:val="22"/>
+                <w:szCs w:val="22"/>
               </w:rPr>
             </w:pPr>
           </w:p>
@@ -327,7 +335,9 @@
           <w:p>
             <w:pPr>
               <w:rPr>
-                <w:rFonts w:ascii="Bodoni MT" w:hAnsi="Bodoni MT"/>
+                <w:rFonts w:ascii="Arial" w:hAnsi="Arial" w:cs="Arial"/>
+                <w:sz w:val="22"/>
+                <w:szCs w:val="22"/>
               </w:rPr>
             </w:pPr>
           </w:p>
@@ -340,7 +350,9 @@
           <w:p>
             <w:pPr>
               <w:rPr>
-                <w:rFonts w:ascii="Bodoni MT" w:hAnsi="Bodoni MT"/>
+                <w:rFonts w:ascii="Arial" w:hAnsi="Arial" w:cs="Arial"/>
+                <w:sz w:val="22"/>
+                <w:szCs w:val="22"/>
               </w:rPr>
             </w:pPr>
           </w:p>
@@ -353,7 +365,9 @@
           <w:p>
             <w:pPr>
               <w:rPr>
-                <w:rFonts w:ascii="Bodoni MT" w:hAnsi="Bodoni MT"/>
+                <w:rFonts w:ascii="Arial" w:hAnsi="Arial" w:cs="Arial"/>
+                <w:sz w:val="22"/>
+                <w:szCs w:val="22"/>
               </w:rPr>
             </w:pPr>
           </w:p>
@@ -372,7 +386,9 @@
           <w:p>
             <w:pPr>
               <w:rPr>
-                <w:rFonts w:ascii="Bodoni MT" w:hAnsi="Bodoni MT"/>
+                <w:rFonts w:ascii="Arial" w:hAnsi="Arial" w:cs="Arial"/>
+                <w:sz w:val="22"/>
+                <w:szCs w:val="22"/>
               </w:rPr>
             </w:pPr>
           </w:p>
@@ -385,7 +401,9 @@
           <w:p>
             <w:pPr>
               <w:rPr>
-                <w:rFonts w:ascii="Bodoni MT" w:hAnsi="Bodoni MT"/>
+                <w:rFonts w:ascii="Arial" w:hAnsi="Arial" w:cs="Arial"/>
+                <w:sz w:val="22"/>
+                <w:szCs w:val="22"/>
               </w:rPr>
             </w:pPr>
           </w:p>
@@ -398,7 +416,9 @@
           <w:p>
             <w:pPr>
               <w:rPr>
-                <w:rFonts w:ascii="Bodoni MT" w:hAnsi="Bodoni MT"/>
+                <w:rFonts w:ascii="Arial" w:hAnsi="Arial" w:cs="Arial"/>
+                <w:sz w:val="22"/>
+                <w:szCs w:val="22"/>
               </w:rPr>
             </w:pPr>
           </w:p>
@@ -417,7 +437,9 @@
           <w:p>
             <w:pPr>
               <w:rPr>
-                <w:rFonts w:ascii="Bodoni MT" w:hAnsi="Bodoni MT"/>
+                <w:rFonts w:ascii="Arial" w:hAnsi="Arial" w:cs="Arial"/>
+                <w:sz w:val="22"/>
+                <w:szCs w:val="22"/>
               </w:rPr>
             </w:pPr>
           </w:p>
@@ -430,7 +452,9 @@
           <w:p>
             <w:pPr>
               <w:rPr>
-                <w:rFonts w:ascii="Bodoni MT" w:hAnsi="Bodoni MT"/>
+                <w:rFonts w:ascii="Arial" w:hAnsi="Arial" w:cs="Arial"/>
+                <w:sz w:val="22"/>
+                <w:szCs w:val="22"/>
               </w:rPr>
             </w:pPr>
           </w:p>
@@ -443,7 +467,9 @@
           <w:p>
             <w:pPr>
               <w:rPr>
-                <w:rFonts w:ascii="Bodoni MT" w:hAnsi="Bodoni MT"/>
+                <w:rFonts w:ascii="Arial" w:hAnsi="Arial" w:cs="Arial"/>
+                <w:sz w:val="22"/>
+                <w:szCs w:val="22"/>
               </w:rPr>
             </w:pPr>
           </w:p>
@@ -455,18 +481,14 @@
         <w:keepNext/>
         <w:spacing w:before="200"/>
         <w:rPr>
-          <w:rFonts w:ascii="Bodoni MT" w:hAnsi="Bodoni MT"/>
-          <w:b/>
-          <w:bCs/>
+          <w:rFonts w:ascii="Arial" w:hAnsi="Arial" w:cs="Arial"/>
           <w:sz w:val="22"/>
           <w:szCs w:val="22"/>
         </w:rPr>
       </w:pPr>
       <w:r>
         <w:rPr>
-          <w:rFonts w:ascii="Bodoni MT" w:hAnsi="Bodoni MT"/>
-          <w:b/>
-          <w:bCs/>
+          <w:rFonts w:ascii="Arial" w:hAnsi="Arial" w:cs="Arial"/>
           <w:sz w:val="22"/>
           <w:szCs w:val="22"/>
         </w:rPr>
@@ -499,16 +521,16 @@
           <w:p>
             <w:pPr>
               <w:rPr>
-                <w:rFonts w:ascii="Bodoni MT" w:hAnsi="Bodoni MT"/>
-                <w:b/>
-                <w:bCs/>
-              </w:rPr>
-            </w:pPr>
-            <w:r>
-              <w:rPr>
-                <w:rFonts w:ascii="Bodoni MT" w:hAnsi="Bodoni MT"/>
-                <w:b/>
-                <w:bCs/>
+                <w:rFonts w:ascii="Arial" w:hAnsi="Arial" w:cs="Arial"/>
+                <w:sz w:val="22"/>
+                <w:szCs w:val="22"/>
+              </w:rPr>
+            </w:pPr>
+            <w:r>
+              <w:rPr>
+                <w:rFonts w:ascii="Arial" w:hAnsi="Arial" w:cs="Arial"/>
+                <w:sz w:val="22"/>
+                <w:szCs w:val="22"/>
               </w:rPr>
               <w:t xml:space="preserve">Nome e Cognome</w:t>
             </w:r>
@@ -523,16 +545,16 @@
           <w:p>
             <w:pPr>
               <w:rPr>
-                <w:rFonts w:ascii="Bodoni MT" w:hAnsi="Bodoni MT"/>
-                <w:b/>
-                <w:bCs/>
-              </w:rPr>
-            </w:pPr>
-            <w:r>
-              <w:rPr>
-                <w:rFonts w:ascii="Bodoni MT" w:hAnsi="Bodoni MT"/>
-                <w:b/>
-                <w:bCs/>
+                <w:rFonts w:ascii="Arial" w:hAnsi="Arial" w:cs="Arial"/>
+                <w:sz w:val="22"/>
+                <w:szCs w:val="22"/>
+              </w:rPr>
+            </w:pPr>
+            <w:r>
+              <w:rPr>
+                <w:rFonts w:ascii="Arial" w:hAnsi="Arial" w:cs="Arial"/>
+                <w:sz w:val="22"/>
+                <w:szCs w:val="22"/>
               </w:rPr>
               <w:t xml:space="preserve">Ruolo / Funzione</w:t>
             </w:r>
@@ -547,16 +569,16 @@
           <w:p>
             <w:pPr>
               <w:rPr>
-                <w:rFonts w:ascii="Bodoni MT" w:hAnsi="Bodoni MT"/>
-                <w:b/>
-                <w:bCs/>
-              </w:rPr>
-            </w:pPr>
-            <w:r>
-              <w:rPr>
-                <w:rFonts w:ascii="Bodoni MT" w:hAnsi="Bodoni MT"/>
-                <w:b/>
-                <w:bCs/>
+                <w:rFonts w:ascii="Arial" w:hAnsi="Arial" w:cs="Arial"/>
+                <w:sz w:val="22"/>
+                <w:szCs w:val="22"/>
+              </w:rPr>
+            </w:pPr>
+            <w:r>
+              <w:rPr>
+                <w:rFonts w:ascii="Arial" w:hAnsi="Arial" w:cs="Arial"/>
+                <w:sz w:val="22"/>
+                <w:szCs w:val="22"/>
               </w:rPr>
               <w:t xml:space="preserve">E-mail</w:t>
             </w:r>
@@ -576,7 +598,9 @@
           <w:p>
             <w:pPr>
               <w:rPr>
-                <w:rFonts w:ascii="Bodoni MT" w:hAnsi="Bodoni MT"/>
+                <w:rFonts w:ascii="Arial" w:hAnsi="Arial" w:cs="Arial"/>
+                <w:sz w:val="22"/>
+                <w:szCs w:val="22"/>
               </w:rPr>
             </w:pPr>
           </w:p>
@@ -589,7 +613,9 @@
           <w:p>
             <w:pPr>
               <w:rPr>
-                <w:rFonts w:ascii="Bodoni MT" w:hAnsi="Bodoni MT"/>
+                <w:rFonts w:ascii="Arial" w:hAnsi="Arial" w:cs="Arial"/>
+                <w:sz w:val="22"/>
+                <w:szCs w:val="22"/>
               </w:rPr>
             </w:pPr>
           </w:p>
@@ -602,7 +628,9 @@
           <w:p>
             <w:pPr>
               <w:rPr>
-                <w:rFonts w:ascii="Bodoni MT" w:hAnsi="Bodoni MT"/>
+                <w:rFonts w:ascii="Arial" w:hAnsi="Arial" w:cs="Arial"/>
+                <w:sz w:val="22"/>
+                <w:szCs w:val="22"/>
               </w:rPr>
             </w:pPr>
           </w:p>
@@ -621,7 +649,9 @@
           <w:p>
             <w:pPr>
               <w:rPr>
-                <w:rFonts w:ascii="Bodoni MT" w:hAnsi="Bodoni MT"/>
+                <w:rFonts w:ascii="Arial" w:hAnsi="Arial" w:cs="Arial"/>
+                <w:sz w:val="22"/>
+                <w:szCs w:val="22"/>
               </w:rPr>
             </w:pPr>
           </w:p>
@@ -634,7 +664,9 @@
           <w:p>
             <w:pPr>
               <w:rPr>
-                <w:rFonts w:ascii="Bodoni MT" w:hAnsi="Bodoni MT"/>
+                <w:rFonts w:ascii="Arial" w:hAnsi="Arial" w:cs="Arial"/>
+                <w:sz w:val="22"/>
+                <w:szCs w:val="22"/>
               </w:rPr>
             </w:pPr>
           </w:p>
@@ -647,7 +679,9 @@
           <w:p>
             <w:pPr>
               <w:rPr>
-                <w:rFonts w:ascii="Bodoni MT" w:hAnsi="Bodoni MT"/>
+                <w:rFonts w:ascii="Arial" w:hAnsi="Arial" w:cs="Arial"/>
+                <w:sz w:val="22"/>
+                <w:szCs w:val="22"/>
               </w:rPr>
             </w:pPr>
           </w:p>
@@ -666,7 +700,9 @@
           <w:p>
             <w:pPr>
               <w:rPr>
-                <w:rFonts w:ascii="Bodoni MT" w:hAnsi="Bodoni MT"/>
+                <w:rFonts w:ascii="Arial" w:hAnsi="Arial" w:cs="Arial"/>
+                <w:sz w:val="22"/>
+                <w:szCs w:val="22"/>
               </w:rPr>
             </w:pPr>
           </w:p>
@@ -679,7 +715,9 @@
           <w:p>
             <w:pPr>
               <w:rPr>
-                <w:rFonts w:ascii="Bodoni MT" w:hAnsi="Bodoni MT"/>
+                <w:rFonts w:ascii="Arial" w:hAnsi="Arial" w:cs="Arial"/>
+                <w:sz w:val="22"/>
+                <w:szCs w:val="22"/>
               </w:rPr>
             </w:pPr>
           </w:p>
@@ -692,7 +730,9 @@
           <w:p>
             <w:pPr>
               <w:rPr>
-                <w:rFonts w:ascii="Bodoni MT" w:hAnsi="Bodoni MT"/>
+                <w:rFonts w:ascii="Arial" w:hAnsi="Arial" w:cs="Arial"/>
+                <w:sz w:val="22"/>
+                <w:szCs w:val="22"/>
               </w:rPr>
             </w:pPr>
           </w:p>
@@ -711,7 +751,9 @@
           <w:p>
             <w:pPr>
               <w:rPr>
-                <w:rFonts w:ascii="Bodoni MT" w:hAnsi="Bodoni MT"/>
+                <w:rFonts w:ascii="Arial" w:hAnsi="Arial" w:cs="Arial"/>
+                <w:sz w:val="22"/>
+                <w:szCs w:val="22"/>
               </w:rPr>
             </w:pPr>
           </w:p>
@@ -724,7 +766,9 @@
           <w:p>
             <w:pPr>
               <w:rPr>
-                <w:rFonts w:ascii="Bodoni MT" w:hAnsi="Bodoni MT"/>
+                <w:rFonts w:ascii="Arial" w:hAnsi="Arial" w:cs="Arial"/>
+                <w:sz w:val="22"/>
+                <w:szCs w:val="22"/>
               </w:rPr>
             </w:pPr>
           </w:p>
@@ -737,7 +781,9 @@
           <w:p>
             <w:pPr>
               <w:rPr>
-                <w:rFonts w:ascii="Bodoni MT" w:hAnsi="Bodoni MT"/>
+                <w:rFonts w:ascii="Arial" w:hAnsi="Arial" w:cs="Arial"/>
+                <w:sz w:val="22"/>
+                <w:szCs w:val="22"/>
               </w:rPr>
             </w:pPr>
           </w:p>
@@ -756,7 +802,9 @@
           <w:p>
             <w:pPr>
               <w:rPr>
-                <w:rFonts w:ascii="Bodoni MT" w:hAnsi="Bodoni MT"/>
+                <w:rFonts w:ascii="Arial" w:hAnsi="Arial" w:cs="Arial"/>
+                <w:sz w:val="22"/>
+                <w:szCs w:val="22"/>
               </w:rPr>
             </w:pPr>
           </w:p>
@@ -769,7 +817,9 @@
           <w:p>
             <w:pPr>
               <w:rPr>
-                <w:rFonts w:ascii="Bodoni MT" w:hAnsi="Bodoni MT"/>
+                <w:rFonts w:ascii="Arial" w:hAnsi="Arial" w:cs="Arial"/>
+                <w:sz w:val="22"/>
+                <w:szCs w:val="22"/>
               </w:rPr>
             </w:pPr>
           </w:p>
@@ -782,7 +832,9 @@
           <w:p>
             <w:pPr>
               <w:rPr>
-                <w:rFonts w:ascii="Bodoni MT" w:hAnsi="Bodoni MT"/>
+                <w:rFonts w:ascii="Arial" w:hAnsi="Arial" w:cs="Arial"/>
+                <w:sz w:val="22"/>
+                <w:szCs w:val="22"/>
               </w:rPr>
             </w:pPr>
           </w:p>
@@ -798,20 +850,20 @@
       <w:pPr>
         <w:pStyle w:val="Titolo1"/>
         <w:rPr>
-          <w:rFonts w:ascii="Bodoni MT" w:hAnsi="Bodoni MT"/>
+          <w:rFonts w:ascii="Arial" w:hAnsi="Arial" w:cs="Arial"/>
           <w:i/>
           <w:iCs/>
-          <w:sz w:val="24"/>
-          <w:szCs w:val="24"/>
+          <w:sz w:val="22"/>
+          <w:szCs w:val="22"/>
         </w:rPr>
       </w:pPr>
       <w:r>
         <w:rPr>
-          <w:rFonts w:ascii="Bodoni MT" w:hAnsi="Bodoni MT"/>
+          <w:rFonts w:ascii="Arial" w:hAnsi="Arial" w:cs="Arial"/>
           <w:i/>
           <w:iCs/>
-          <w:sz w:val="24"/>
-          <w:szCs w:val="24"/>
+          <w:sz w:val="22"/>
+          <w:szCs w:val="22"/>
         </w:rPr>
         <w:t>SCOPO</w:t>
       </w:r>
@@ -820,14 +872,18 @@
       <w:pPr>
         <w:jc w:val="both"/>
         <w:rPr>
-          <w:rFonts w:ascii="Bodoni MT" w:hAnsi="Bodoni MT"/>
+          <w:rFonts w:ascii="Arial" w:hAnsi="Arial" w:cs="Arial"/>
           <w:i/>
           <w:iCs/>
+          <w:sz w:val="22"/>
+          <w:szCs w:val="22"/>
         </w:rPr>
       </w:pPr>
       <w:r>
         <w:rPr>
-          <w:rFonts w:ascii="Bodoni MT" w:hAnsi="Bodoni MT"/>
+          <w:rFonts w:ascii="Arial" w:hAnsi="Arial" w:cs="Arial"/>
+          <w:sz w:val="22"/>
+          <w:szCs w:val="22"/>
         </w:rPr>
         <w:t xml:space="preserve">Verifica e controllo degli impianti elettrici a servizio del ciclotrone Cyclone 18/9 del L.E.N.A. di Pavia, ai fini della presa in carico da parte di ITEL. Eventuali addendum e specifiche di dettaglio saranno riportati nella sezione «Note e relazioni».</w:t>
       </w:r>
@@ -836,9 +892,11 @@
       <w:pPr>
         <w:jc w:val="both"/>
         <w:rPr>
-          <w:rFonts w:ascii="Bodoni MT" w:hAnsi="Bodoni MT"/>
+          <w:rFonts w:ascii="Arial" w:hAnsi="Arial" w:cs="Arial"/>
           <w:i/>
           <w:iCs/>
+          <w:sz w:val="22"/>
+          <w:szCs w:val="22"/>
         </w:rPr>
       </w:pPr>
     </w:p>
@@ -846,7 +904,9 @@
       <w:pPr>
         <w:jc w:val="both"/>
         <w:rPr>
-          <w:rFonts w:ascii="Bodoni MT" w:hAnsi="Bodoni MT"/>
+          <w:rFonts w:ascii="Arial" w:hAnsi="Arial" w:cs="Arial"/>
+          <w:sz w:val="22"/>
+          <w:szCs w:val="22"/>
         </w:rPr>
       </w:pPr>
     </w:p>
@@ -854,20 +914,20 @@
       <w:pPr>
         <w:pStyle w:val="Titolo1"/>
         <w:rPr>
-          <w:rFonts w:ascii="Bodoni MT" w:hAnsi="Bodoni MT"/>
+          <w:rFonts w:ascii="Arial" w:hAnsi="Arial" w:cs="Arial"/>
           <w:i/>
           <w:iCs/>
-          <w:sz w:val="24"/>
-          <w:szCs w:val="24"/>
+          <w:sz w:val="22"/>
+          <w:szCs w:val="22"/>
         </w:rPr>
       </w:pPr>
       <w:r>
         <w:rPr>
-          <w:rFonts w:ascii="Bodoni MT" w:hAnsi="Bodoni MT"/>
+          <w:rFonts w:ascii="Arial" w:hAnsi="Arial" w:cs="Arial"/>
           <w:i/>
           <w:iCs/>
-          <w:sz w:val="24"/>
-          <w:szCs w:val="24"/>
+          <w:sz w:val="22"/>
+          <w:szCs w:val="22"/>
         </w:rPr>
         <w:t>CHECK LIST</w:t>
       </w:r>
@@ -876,11 +936,11 @@
       <w:pPr>
         <w:pStyle w:val="Titolo1"/>
         <w:rPr>
-          <w:rFonts w:ascii="Bodoni MT" w:hAnsi="Bodoni MT"/>
+          <w:rFonts w:ascii="Arial" w:hAnsi="Arial" w:cs="Arial"/>
           <w:i/>
           <w:iCs/>
-          <w:sz w:val="24"/>
-          <w:szCs w:val="24"/>
+          <w:sz w:val="22"/>
+          <w:szCs w:val="22"/>
         </w:rPr>
       </w:pPr>
     </w:p>
@@ -895,20 +955,20 @@
       <w:pPr>
         <w:pStyle w:val="Titolo1"/>
         <w:rPr>
-          <w:rFonts w:ascii="Bodoni MT" w:hAnsi="Bodoni MT"/>
+          <w:rFonts w:ascii="Arial" w:hAnsi="Arial" w:cs="Arial"/>
           <w:i/>
           <w:iCs/>
-          <w:sz w:val="24"/>
-          <w:szCs w:val="24"/>
+          <w:sz w:val="22"/>
+          <w:szCs w:val="22"/>
         </w:rPr>
       </w:pPr>
       <w:r>
         <w:rPr>
-          <w:rFonts w:ascii="Bodoni MT" w:hAnsi="Bodoni MT"/>
+          <w:rFonts w:ascii="Arial" w:hAnsi="Arial" w:cs="Arial"/>
           <w:i/>
           <w:iCs/>
-          <w:sz w:val="24"/>
-          <w:szCs w:val="24"/>
+          <w:sz w:val="22"/>
+          <w:szCs w:val="22"/>
         </w:rPr>
         <w:lastRenderedPageBreak/>
         <w:t>Cabina di consegna MT e trasformazione MT-BT</w:t>
@@ -943,16 +1003,16 @@
             <w:pPr>
               <w:jc w:val="center"/>
               <w:rPr>
-                <w:rFonts w:ascii="Bodoni MT" w:hAnsi="Bodoni MT"/>
-                <w:b/>
-                <w:bCs/>
-              </w:rPr>
-            </w:pPr>
-            <w:r>
-              <w:rPr>
-                <w:rFonts w:ascii="Bodoni MT" w:hAnsi="Bodoni MT"/>
-                <w:b/>
-                <w:bCs/>
+                <w:rFonts w:ascii="Arial" w:hAnsi="Arial" w:cs="Arial"/>
+                <w:sz w:val="22"/>
+                <w:szCs w:val="22"/>
+              </w:rPr>
+            </w:pPr>
+            <w:r>
+              <w:rPr>
+                <w:rFonts w:ascii="Arial" w:hAnsi="Arial" w:cs="Arial"/>
+                <w:sz w:val="22"/>
+                <w:szCs w:val="22"/>
               </w:rPr>
               <w:t>Documento</w:t>
             </w:r>
@@ -968,16 +1028,16 @@
             <w:pPr>
               <w:jc w:val="center"/>
               <w:rPr>
-                <w:rFonts w:ascii="Bodoni MT" w:hAnsi="Bodoni MT"/>
-                <w:b/>
-                <w:bCs/>
-              </w:rPr>
-            </w:pPr>
-            <w:r>
-              <w:rPr>
-                <w:rFonts w:ascii="Bodoni MT" w:hAnsi="Bodoni MT"/>
-                <w:b/>
-                <w:bCs/>
+                <w:rFonts w:ascii="Arial" w:hAnsi="Arial" w:cs="Arial"/>
+                <w:sz w:val="22"/>
+                <w:szCs w:val="22"/>
+              </w:rPr>
+            </w:pPr>
+            <w:r>
+              <w:rPr>
+                <w:rFonts w:ascii="Arial" w:hAnsi="Arial" w:cs="Arial"/>
+                <w:sz w:val="22"/>
+                <w:szCs w:val="22"/>
               </w:rPr>
               <w:t>Disp.</w:t>
             </w:r>
@@ -992,16 +1052,16 @@
             <w:pPr>
               <w:jc w:val="center"/>
               <w:rPr>
-                <w:rFonts w:ascii="Bodoni MT" w:hAnsi="Bodoni MT"/>
-                <w:b/>
-                <w:bCs/>
-              </w:rPr>
-            </w:pPr>
-            <w:r>
-              <w:rPr>
-                <w:rFonts w:ascii="Bodoni MT" w:hAnsi="Bodoni MT"/>
-                <w:b/>
-                <w:bCs/>
+                <w:rFonts w:ascii="Arial" w:hAnsi="Arial" w:cs="Arial"/>
+                <w:sz w:val="22"/>
+                <w:szCs w:val="22"/>
+              </w:rPr>
+            </w:pPr>
+            <w:r>
+              <w:rPr>
+                <w:rFonts w:ascii="Arial" w:hAnsi="Arial" w:cs="Arial"/>
+                <w:sz w:val="22"/>
+                <w:szCs w:val="22"/>
               </w:rPr>
               <w:t>Note</w:t>
             </w:r>
@@ -1020,12 +1080,16 @@
           <w:p>
             <w:pPr>
               <w:rPr>
-                <w:rFonts w:ascii="Bodoni MT" w:hAnsi="Bodoni MT"/>
-              </w:rPr>
-            </w:pPr>
-            <w:r>
-              <w:rPr>
-                <w:rFonts w:ascii="Bodoni MT" w:hAnsi="Bodoni MT"/>
+                <w:rFonts w:ascii="Arial" w:hAnsi="Arial" w:cs="Arial"/>
+                <w:sz w:val="22"/>
+                <w:szCs w:val="22"/>
+              </w:rPr>
+            </w:pPr>
+            <w:r>
+              <w:rPr>
+                <w:rFonts w:ascii="Arial" w:hAnsi="Arial" w:cs="Arial"/>
+                <w:sz w:val="22"/>
+                <w:szCs w:val="22"/>
               </w:rPr>
               <w:t>Certificato di agibilità dei locali in muratura (se costruiti in loco)</w:t>
             </w:r>
@@ -1039,16 +1103,16 @@
           <w:p>
             <w:pPr>
               <w:rPr>
-                <w:rFonts w:ascii="Bodoni MT" w:hAnsi="Bodoni MT"/>
-                <w:b/>
-                <w:bCs/>
-              </w:rPr>
-            </w:pPr>
-            <w:r>
-              <w:rPr>
-                <w:rFonts w:ascii="Bodoni MT" w:hAnsi="Bodoni MT"/>
-                <w:b/>
-                <w:bCs/>
+                <w:rFonts w:ascii="Arial" w:hAnsi="Arial" w:cs="Arial"/>
+                <w:sz w:val="22"/>
+                <w:szCs w:val="22"/>
+              </w:rPr>
+            </w:pPr>
+            <w:r>
+              <w:rPr>
+                <w:rFonts w:ascii="Arial" w:hAnsi="Arial" w:cs="Arial"/>
+                <w:sz w:val="22"/>
+                <w:szCs w:val="22"/>
               </w:rPr>
               <w:t>Y</w:t>
             </w:r>
@@ -1062,16 +1126,17 @@
           <w:p>
             <w:pPr>
               <w:rPr>
-                <w:rFonts w:ascii="Bodoni MT" w:hAnsi="Bodoni MT"/>
+                <w:rFonts w:ascii="Arial" w:hAnsi="Arial" w:cs="Arial"/>
+                <w:sz w:val="22"/>
+                <w:szCs w:val="22"/>
               </w:rPr>
             </w:pPr>
             <w:sdt>
               <w:sdtPr>
                 <w:rPr>
-                  <w:rFonts w:ascii="Bodoni MT" w:hAnsi="Bodoni MT"/>
-                  <w:b/>
-                  <w:sz w:val="28"/>
-                  <w:szCs w:val="28"/>
+                  <w:rFonts w:ascii="Arial" w:hAnsi="Arial" w:cs="Arial"/>
+                  <w:sz w:val="22"/>
+                  <w:szCs w:val="22"/>
                 </w:rPr>
                 <w:id w:val="-1048836787"/>
                 <w14:checkbox>
@@ -1084,10 +1149,9 @@
               <w:sdtContent>
                 <w:r>
                   <w:rPr>
-                    <w:rFonts w:ascii="MS Gothic" w:eastAsia="MS Gothic" w:hAnsi="MS Gothic" w:hint="eastAsia"/>
-                    <w:b/>
-                    <w:sz w:val="28"/>
-                    <w:szCs w:val="28"/>
+                    <w:rFonts w:ascii="Arial" w:eastAsia="MS Gothic" w:hAnsi="Arial" w:hint="eastAsia" w:cs="Arial"/>
+                    <w:sz w:val="22"/>
+                    <w:szCs w:val="22"/>
                   </w:rPr>
                   <w:t>☐</w:t>
                 </w:r>
@@ -1103,16 +1167,16 @@
           <w:p>
             <w:pPr>
               <w:rPr>
-                <w:rFonts w:ascii="Bodoni MT" w:hAnsi="Bodoni MT"/>
-                <w:b/>
-                <w:bCs/>
-              </w:rPr>
-            </w:pPr>
-            <w:r>
-              <w:rPr>
-                <w:rFonts w:ascii="Bodoni MT" w:hAnsi="Bodoni MT"/>
-                <w:b/>
-                <w:bCs/>
+                <w:rFonts w:ascii="Arial" w:hAnsi="Arial" w:cs="Arial"/>
+                <w:sz w:val="22"/>
+                <w:szCs w:val="22"/>
+              </w:rPr>
+            </w:pPr>
+            <w:r>
+              <w:rPr>
+                <w:rFonts w:ascii="Arial" w:hAnsi="Arial" w:cs="Arial"/>
+                <w:sz w:val="22"/>
+                <w:szCs w:val="22"/>
               </w:rPr>
               <w:t>N</w:t>
             </w:r>
@@ -1126,16 +1190,17 @@
           <w:p>
             <w:pPr>
               <w:rPr>
-                <w:rFonts w:ascii="Bodoni MT" w:hAnsi="Bodoni MT"/>
+                <w:rFonts w:ascii="Arial" w:hAnsi="Arial" w:cs="Arial"/>
+                <w:sz w:val="22"/>
+                <w:szCs w:val="22"/>
               </w:rPr>
             </w:pPr>
             <w:sdt>
               <w:sdtPr>
                 <w:rPr>
-                  <w:rFonts w:ascii="Bodoni MT" w:hAnsi="Bodoni MT"/>
-                  <w:b/>
-                  <w:sz w:val="28"/>
-                  <w:szCs w:val="28"/>
+                  <w:rFonts w:ascii="Arial" w:hAnsi="Arial" w:cs="Arial"/>
+                  <w:sz w:val="22"/>
+                  <w:szCs w:val="22"/>
                 </w:rPr>
                 <w:id w:val="-123384334"/>
                 <w14:checkbox>
@@ -1148,10 +1213,9 @@
               <w:sdtContent>
                 <w:r>
                   <w:rPr>
-                    <w:rFonts w:ascii="MS Gothic" w:eastAsia="MS Gothic" w:hAnsi="MS Gothic" w:hint="eastAsia"/>
-                    <w:b/>
-                    <w:sz w:val="28"/>
-                    <w:szCs w:val="28"/>
+                    <w:rFonts w:ascii="Arial" w:eastAsia="MS Gothic" w:hAnsi="Arial" w:hint="eastAsia" w:cs="Arial"/>
+                    <w:sz w:val="22"/>
+                    <w:szCs w:val="22"/>
                   </w:rPr>
                   <w:t>☐</w:t>
                 </w:r>
@@ -1167,7 +1231,9 @@
           <w:p>
             <w:pPr>
               <w:rPr>
-                <w:rFonts w:ascii="Bodoni MT" w:hAnsi="Bodoni MT"/>
+                <w:rFonts w:ascii="Arial" w:hAnsi="Arial" w:cs="Arial"/>
+                <w:sz w:val="22"/>
+                <w:szCs w:val="22"/>
               </w:rPr>
             </w:pPr>
           </w:p>
@@ -1185,36 +1251,48 @@
           <w:p>
             <w:pPr>
               <w:rPr>
-                <w:rFonts w:ascii="Bodoni MT" w:hAnsi="Bodoni MT"/>
-              </w:rPr>
-            </w:pPr>
-            <w:r>
-              <w:rPr>
-                <w:rFonts w:ascii="Bodoni MT" w:hAnsi="Bodoni MT"/>
+                <w:rFonts w:ascii="Arial" w:hAnsi="Arial" w:cs="Arial"/>
+                <w:sz w:val="22"/>
+                <w:szCs w:val="22"/>
+              </w:rPr>
+            </w:pPr>
+            <w:r>
+              <w:rPr>
+                <w:rFonts w:ascii="Arial" w:hAnsi="Arial" w:cs="Arial"/>
+                <w:sz w:val="22"/>
+                <w:szCs w:val="22"/>
               </w:rPr>
               <w:t xml:space="preserve">Dichiarazione rilasciata dal fornitore di rispondenza dei locali e degli impianti alla norma </w:t>
             </w:r>
             <w:r>
               <w:rPr>
-                <w:rFonts w:ascii="Bodoni MT" w:hAnsi="Bodoni MT"/>
+                <w:rFonts w:ascii="Arial" w:hAnsi="Arial" w:cs="Arial"/>
+                <w:sz w:val="22"/>
+                <w:szCs w:val="22"/>
               </w:rPr>
               <w:t>CEI</w:t>
             </w:r>
             <w:r>
               <w:rPr>
-                <w:rFonts w:ascii="Bodoni MT" w:hAnsi="Bodoni MT"/>
+                <w:rFonts w:ascii="Arial" w:hAnsi="Arial" w:cs="Arial"/>
+                <w:sz w:val="22"/>
+                <w:szCs w:val="22"/>
               </w:rPr>
               <w:t xml:space="preserve"> 17-103 </w:t>
             </w:r>
             <w:r>
               <w:rPr>
-                <w:rFonts w:ascii="Bodoni MT" w:hAnsi="Bodoni MT"/>
+                <w:rFonts w:ascii="Arial" w:hAnsi="Arial" w:cs="Arial"/>
+                <w:sz w:val="22"/>
+                <w:szCs w:val="22"/>
               </w:rPr>
               <w:t>CEI EN</w:t>
             </w:r>
             <w:r>
               <w:rPr>
-                <w:rFonts w:ascii="Bodoni MT" w:hAnsi="Bodoni MT"/>
+                <w:rFonts w:ascii="Arial" w:hAnsi="Arial" w:cs="Arial"/>
+                <w:sz w:val="22"/>
+                <w:szCs w:val="22"/>
               </w:rPr>
               <w:t xml:space="preserve"> 62271-202 (se prefabbricata)</w:t>
             </w:r>
@@ -1228,16 +1306,16 @@
           <w:p>
             <w:pPr>
               <w:rPr>
-                <w:rFonts w:ascii="Bodoni MT" w:hAnsi="Bodoni MT"/>
-                <w:b/>
-                <w:bCs/>
-              </w:rPr>
-            </w:pPr>
-            <w:r>
-              <w:rPr>
-                <w:rFonts w:ascii="Bodoni MT" w:hAnsi="Bodoni MT"/>
-                <w:b/>
-                <w:bCs/>
+                <w:rFonts w:ascii="Arial" w:hAnsi="Arial" w:cs="Arial"/>
+                <w:sz w:val="22"/>
+                <w:szCs w:val="22"/>
+              </w:rPr>
+            </w:pPr>
+            <w:r>
+              <w:rPr>
+                <w:rFonts w:ascii="Arial" w:hAnsi="Arial" w:cs="Arial"/>
+                <w:sz w:val="22"/>
+                <w:szCs w:val="22"/>
               </w:rPr>
               <w:t>Y</w:t>
             </w:r>
@@ -1251,19 +1329,17 @@
           <w:p>
             <w:pPr>
               <w:rPr>
-                <w:rFonts w:ascii="Bodoni MT" w:hAnsi="Bodoni MT"/>
-                <w:b/>
-                <w:sz w:val="28"/>
-                <w:szCs w:val="28"/>
+                <w:rFonts w:ascii="Arial" w:hAnsi="Arial" w:cs="Arial"/>
+                <w:sz w:val="22"/>
+                <w:szCs w:val="22"/>
               </w:rPr>
             </w:pPr>
             <w:sdt>
               <w:sdtPr>
                 <w:rPr>
-                  <w:rFonts w:ascii="Bodoni MT" w:hAnsi="Bodoni MT"/>
-                  <w:b/>
-                  <w:sz w:val="28"/>
-                  <w:szCs w:val="28"/>
+                  <w:rFonts w:ascii="Arial" w:hAnsi="Arial" w:cs="Arial"/>
+                  <w:sz w:val="22"/>
+                  <w:szCs w:val="22"/>
                 </w:rPr>
                 <w:id w:val="1021516315"/>
                 <w14:checkbox>
@@ -1276,10 +1352,9 @@
               <w:sdtContent>
                 <w:r>
                   <w:rPr>
-                    <w:rFonts w:ascii="MS Gothic" w:eastAsia="MS Gothic" w:hAnsi="MS Gothic" w:hint="eastAsia"/>
-                    <w:b/>
-                    <w:sz w:val="28"/>
-                    <w:szCs w:val="28"/>
+                    <w:rFonts w:ascii="Arial" w:eastAsia="MS Gothic" w:hAnsi="Arial" w:hint="eastAsia" w:cs="Arial"/>
+                    <w:sz w:val="22"/>
+                    <w:szCs w:val="22"/>
                   </w:rPr>
                   <w:t>☐</w:t>
                 </w:r>
@@ -1295,16 +1370,16 @@
           <w:p>
             <w:pPr>
               <w:rPr>
-                <w:rFonts w:ascii="Bodoni MT" w:hAnsi="Bodoni MT"/>
-                <w:b/>
-                <w:bCs/>
-              </w:rPr>
-            </w:pPr>
-            <w:r>
-              <w:rPr>
-                <w:rFonts w:ascii="Bodoni MT" w:hAnsi="Bodoni MT"/>
-                <w:b/>
-                <w:bCs/>
+                <w:rFonts w:ascii="Arial" w:hAnsi="Arial" w:cs="Arial"/>
+                <w:sz w:val="22"/>
+                <w:szCs w:val="22"/>
+              </w:rPr>
+            </w:pPr>
+            <w:r>
+              <w:rPr>
+                <w:rFonts w:ascii="Arial" w:hAnsi="Arial" w:cs="Arial"/>
+                <w:sz w:val="22"/>
+                <w:szCs w:val="22"/>
               </w:rPr>
               <w:t>N</w:t>
             </w:r>
@@ -1318,19 +1393,17 @@
           <w:p>
             <w:pPr>
               <w:rPr>
-                <w:rFonts w:ascii="Bodoni MT" w:hAnsi="Bodoni MT"/>
-                <w:b/>
-                <w:sz w:val="28"/>
-                <w:szCs w:val="28"/>
+                <w:rFonts w:ascii="Arial" w:hAnsi="Arial" w:cs="Arial"/>
+                <w:sz w:val="22"/>
+                <w:szCs w:val="22"/>
               </w:rPr>
             </w:pPr>
             <w:sdt>
               <w:sdtPr>
                 <w:rPr>
-                  <w:rFonts w:ascii="Bodoni MT" w:hAnsi="Bodoni MT"/>
-                  <w:b/>
-                  <w:sz w:val="28"/>
-                  <w:szCs w:val="28"/>
+                  <w:rFonts w:ascii="Arial" w:hAnsi="Arial" w:cs="Arial"/>
+                  <w:sz w:val="22"/>
+                  <w:szCs w:val="22"/>
                 </w:rPr>
                 <w:id w:val="-696381677"/>
                 <w14:checkbox>
@@ -1343,10 +1416,9 @@
               <w:sdtContent>
                 <w:r>
                   <w:rPr>
-                    <w:rFonts w:ascii="MS Gothic" w:eastAsia="MS Gothic" w:hAnsi="MS Gothic" w:hint="eastAsia"/>
-                    <w:b/>
-                    <w:sz w:val="28"/>
-                    <w:szCs w:val="28"/>
+                    <w:rFonts w:ascii="Arial" w:eastAsia="MS Gothic" w:hAnsi="Arial" w:hint="eastAsia" w:cs="Arial"/>
+                    <w:sz w:val="22"/>
+                    <w:szCs w:val="22"/>
                   </w:rPr>
                   <w:t>☐</w:t>
                 </w:r>
@@ -1362,7 +1434,9 @@
           <w:p>
             <w:pPr>
               <w:rPr>
-                <w:rFonts w:ascii="Bodoni MT" w:hAnsi="Bodoni MT"/>
+                <w:rFonts w:ascii="Arial" w:hAnsi="Arial" w:cs="Arial"/>
+                <w:sz w:val="22"/>
+                <w:szCs w:val="22"/>
               </w:rPr>
             </w:pPr>
           </w:p>
@@ -1380,36 +1454,48 @@
           <w:p>
             <w:pPr>
               <w:rPr>
-                <w:rFonts w:ascii="Bodoni MT" w:hAnsi="Bodoni MT"/>
-              </w:rPr>
-            </w:pPr>
-            <w:r>
-              <w:rPr>
-                <w:rFonts w:ascii="Bodoni MT" w:hAnsi="Bodoni MT"/>
+                <w:rFonts w:ascii="Arial" w:hAnsi="Arial" w:cs="Arial"/>
+                <w:sz w:val="22"/>
+                <w:szCs w:val="22"/>
+              </w:rPr>
+            </w:pPr>
+            <w:r>
+              <w:rPr>
+                <w:rFonts w:ascii="Arial" w:hAnsi="Arial" w:cs="Arial"/>
+                <w:sz w:val="22"/>
+                <w:szCs w:val="22"/>
               </w:rPr>
               <w:t xml:space="preserve">Progetto della cabina ai sensi </w:t>
             </w:r>
             <w:r>
               <w:rPr>
-                <w:rFonts w:ascii="Bodoni MT" w:hAnsi="Bodoni MT"/>
+                <w:rFonts w:ascii="Arial" w:hAnsi="Arial" w:cs="Arial"/>
+                <w:sz w:val="22"/>
+                <w:szCs w:val="22"/>
               </w:rPr>
               <w:t>CEI</w:t>
             </w:r>
             <w:r>
               <w:rPr>
-                <w:rFonts w:ascii="Bodoni MT" w:hAnsi="Bodoni MT"/>
+                <w:rFonts w:ascii="Arial" w:hAnsi="Arial" w:cs="Arial"/>
+                <w:sz w:val="22"/>
+                <w:szCs w:val="22"/>
               </w:rPr>
               <w:t xml:space="preserve"> 0-16 e </w:t>
             </w:r>
             <w:r>
               <w:rPr>
-                <w:rFonts w:ascii="Bodoni MT" w:hAnsi="Bodoni MT"/>
+                <w:rFonts w:ascii="Arial" w:hAnsi="Arial" w:cs="Arial"/>
+                <w:sz w:val="22"/>
+                <w:szCs w:val="22"/>
               </w:rPr>
               <w:t>CEI</w:t>
             </w:r>
             <w:r>
               <w:rPr>
-                <w:rFonts w:ascii="Bodoni MT" w:hAnsi="Bodoni MT"/>
+                <w:rFonts w:ascii="Arial" w:hAnsi="Arial" w:cs="Arial"/>
+                <w:sz w:val="22"/>
+                <w:szCs w:val="22"/>
               </w:rPr>
               <w:t xml:space="preserve"> 11-17</w:t>
             </w:r>
@@ -1423,16 +1509,16 @@
           <w:p>
             <w:pPr>
               <w:rPr>
-                <w:rFonts w:ascii="Bodoni MT" w:hAnsi="Bodoni MT"/>
-                <w:b/>
-                <w:bCs/>
-              </w:rPr>
-            </w:pPr>
-            <w:r>
-              <w:rPr>
-                <w:rFonts w:ascii="Bodoni MT" w:hAnsi="Bodoni MT"/>
-                <w:b/>
-                <w:bCs/>
+                <w:rFonts w:ascii="Arial" w:hAnsi="Arial" w:cs="Arial"/>
+                <w:sz w:val="22"/>
+                <w:szCs w:val="22"/>
+              </w:rPr>
+            </w:pPr>
+            <w:r>
+              <w:rPr>
+                <w:rFonts w:ascii="Arial" w:hAnsi="Arial" w:cs="Arial"/>
+                <w:sz w:val="22"/>
+                <w:szCs w:val="22"/>
               </w:rPr>
               <w:t>Y</w:t>
             </w:r>
@@ -1446,19 +1532,17 @@
           <w:p>
             <w:pPr>
               <w:rPr>
-                <w:rFonts w:ascii="Bodoni MT" w:hAnsi="Bodoni MT"/>
-                <w:b/>
-                <w:sz w:val="28"/>
-                <w:szCs w:val="28"/>
+                <w:rFonts w:ascii="Arial" w:hAnsi="Arial" w:cs="Arial"/>
+                <w:sz w:val="22"/>
+                <w:szCs w:val="22"/>
               </w:rPr>
             </w:pPr>
             <w:sdt>
               <w:sdtPr>
                 <w:rPr>
-                  <w:rFonts w:ascii="Bodoni MT" w:hAnsi="Bodoni MT"/>
-                  <w:b/>
-                  <w:sz w:val="28"/>
-                  <w:szCs w:val="28"/>
+                  <w:rFonts w:ascii="Arial" w:hAnsi="Arial" w:cs="Arial"/>
+                  <w:sz w:val="22"/>
+                  <w:szCs w:val="22"/>
                 </w:rPr>
                 <w:id w:val="1795714910"/>
                 <w14:checkbox>
@@ -1471,10 +1555,9 @@
               <w:sdtContent>
                 <w:r>
                   <w:rPr>
-                    <w:rFonts w:ascii="MS Gothic" w:eastAsia="MS Gothic" w:hAnsi="MS Gothic" w:hint="eastAsia"/>
-                    <w:b/>
-                    <w:sz w:val="28"/>
-                    <w:szCs w:val="28"/>
+                    <w:rFonts w:ascii="Arial" w:eastAsia="MS Gothic" w:hAnsi="Arial" w:hint="eastAsia" w:cs="Arial"/>
+                    <w:sz w:val="22"/>
+                    <w:szCs w:val="22"/>
                   </w:rPr>
                   <w:t>☐</w:t>
                 </w:r>
@@ -1490,16 +1573,16 @@
           <w:p>
             <w:pPr>
               <w:rPr>
-                <w:rFonts w:ascii="Bodoni MT" w:hAnsi="Bodoni MT"/>
-                <w:b/>
-                <w:bCs/>
-              </w:rPr>
-            </w:pPr>
-            <w:r>
-              <w:rPr>
-                <w:rFonts w:ascii="Bodoni MT" w:hAnsi="Bodoni MT"/>
-                <w:b/>
-                <w:bCs/>
+                <w:rFonts w:ascii="Arial" w:hAnsi="Arial" w:cs="Arial"/>
+                <w:sz w:val="22"/>
+                <w:szCs w:val="22"/>
+              </w:rPr>
+            </w:pPr>
+            <w:r>
+              <w:rPr>
+                <w:rFonts w:ascii="Arial" w:hAnsi="Arial" w:cs="Arial"/>
+                <w:sz w:val="22"/>
+                <w:szCs w:val="22"/>
               </w:rPr>
               <w:t>N</w:t>
             </w:r>
@@ -1513,19 +1596,17 @@
           <w:p>
             <w:pPr>
               <w:rPr>
-                <w:rFonts w:ascii="Bodoni MT" w:hAnsi="Bodoni MT"/>
-                <w:b/>
-                <w:sz w:val="28"/>
-                <w:szCs w:val="28"/>
+                <w:rFonts w:ascii="Arial" w:hAnsi="Arial" w:cs="Arial"/>
+                <w:sz w:val="22"/>
+                <w:szCs w:val="22"/>
               </w:rPr>
             </w:pPr>
             <w:sdt>
               <w:sdtPr>
                 <w:rPr>
-                  <w:rFonts w:ascii="Bodoni MT" w:hAnsi="Bodoni MT"/>
-                  <w:b/>
-                  <w:sz w:val="28"/>
-                  <w:szCs w:val="28"/>
+                  <w:rFonts w:ascii="Arial" w:hAnsi="Arial" w:cs="Arial"/>
+                  <w:sz w:val="22"/>
+                  <w:szCs w:val="22"/>
                 </w:rPr>
                 <w:id w:val="-1137947703"/>
                 <w14:checkbox>
@@ -1538,10 +1619,9 @@
               <w:sdtContent>
                 <w:r>
                   <w:rPr>
-                    <w:rFonts w:ascii="MS Gothic" w:eastAsia="MS Gothic" w:hAnsi="MS Gothic" w:hint="eastAsia"/>
-                    <w:b/>
-                    <w:sz w:val="28"/>
-                    <w:szCs w:val="28"/>
+                    <w:rFonts w:ascii="Arial" w:eastAsia="MS Gothic" w:hAnsi="Arial" w:hint="eastAsia" w:cs="Arial"/>
+                    <w:sz w:val="22"/>
+                    <w:szCs w:val="22"/>
                   </w:rPr>
                   <w:t>☐</w:t>
                 </w:r>
@@ -1557,7 +1637,9 @@
           <w:p>
             <w:pPr>
               <w:rPr>
-                <w:rFonts w:ascii="Bodoni MT" w:hAnsi="Bodoni MT"/>
+                <w:rFonts w:ascii="Arial" w:hAnsi="Arial" w:cs="Arial"/>
+                <w:sz w:val="22"/>
+                <w:szCs w:val="22"/>
               </w:rPr>
             </w:pPr>
           </w:p>
@@ -1575,12 +1657,16 @@
           <w:p>
             <w:pPr>
               <w:rPr>
-                <w:rFonts w:ascii="Bodoni MT" w:hAnsi="Bodoni MT"/>
-              </w:rPr>
-            </w:pPr>
-            <w:r>
-              <w:rPr>
-                <w:rFonts w:ascii="Bodoni MT" w:hAnsi="Bodoni MT"/>
+                <w:rFonts w:ascii="Arial" w:hAnsi="Arial" w:cs="Arial"/>
+                <w:sz w:val="22"/>
+                <w:szCs w:val="22"/>
+              </w:rPr>
+            </w:pPr>
+            <w:r>
+              <w:rPr>
+                <w:rFonts w:ascii="Arial" w:hAnsi="Arial" w:cs="Arial"/>
+                <w:sz w:val="22"/>
+                <w:szCs w:val="22"/>
               </w:rPr>
               <w:t>Planimetria catastale e disegni esecutivi della cabina</w:t>
             </w:r>
@@ -1594,14 +1680,16 @@
           <w:p>
             <w:pPr>
               <w:rPr>
-                <w:rFonts w:ascii="Bodoni MT" w:hAnsi="Bodoni MT"/>
-              </w:rPr>
-            </w:pPr>
-            <w:r>
-              <w:rPr>
-                <w:rFonts w:ascii="Bodoni MT" w:hAnsi="Bodoni MT"/>
-                <w:b/>
-                <w:bCs/>
+                <w:rFonts w:ascii="Arial" w:hAnsi="Arial" w:cs="Arial"/>
+                <w:sz w:val="22"/>
+                <w:szCs w:val="22"/>
+              </w:rPr>
+            </w:pPr>
+            <w:r>
+              <w:rPr>
+                <w:rFonts w:ascii="Arial" w:hAnsi="Arial" w:cs="Arial"/>
+                <w:sz w:val="22"/>
+                <w:szCs w:val="22"/>
               </w:rPr>
               <w:t>Y</w:t>
             </w:r>
@@ -1615,16 +1703,17 @@
           <w:p>
             <w:pPr>
               <w:rPr>
-                <w:rFonts w:ascii="Bodoni MT" w:hAnsi="Bodoni MT"/>
+                <w:rFonts w:ascii="Arial" w:hAnsi="Arial" w:cs="Arial"/>
+                <w:sz w:val="22"/>
+                <w:szCs w:val="22"/>
               </w:rPr>
             </w:pPr>
             <w:sdt>
               <w:sdtPr>
                 <w:rPr>
-                  <w:rFonts w:ascii="Bodoni MT" w:hAnsi="Bodoni MT"/>
-                  <w:b/>
-                  <w:sz w:val="28"/>
-                  <w:szCs w:val="28"/>
+                  <w:rFonts w:ascii="Arial" w:hAnsi="Arial" w:cs="Arial"/>
+                  <w:sz w:val="22"/>
+                  <w:szCs w:val="22"/>
                 </w:rPr>
                 <w:id w:val="708775466"/>
                 <w14:checkbox>
@@ -1637,10 +1726,9 @@
               <w:sdtContent>
                 <w:r>
                   <w:rPr>
-                    <w:rFonts w:ascii="MS Gothic" w:eastAsia="MS Gothic" w:hAnsi="MS Gothic" w:hint="eastAsia"/>
-                    <w:b/>
-                    <w:sz w:val="28"/>
-                    <w:szCs w:val="28"/>
+                    <w:rFonts w:ascii="Arial" w:eastAsia="MS Gothic" w:hAnsi="Arial" w:hint="eastAsia" w:cs="Arial"/>
+                    <w:sz w:val="22"/>
+                    <w:szCs w:val="22"/>
                   </w:rPr>
                   <w:t>☐</w:t>
                 </w:r>
@@ -1656,14 +1744,16 @@
           <w:p>
             <w:pPr>
               <w:rPr>
-                <w:rFonts w:ascii="Bodoni MT" w:hAnsi="Bodoni MT"/>
-              </w:rPr>
-            </w:pPr>
-            <w:r>
-              <w:rPr>
-                <w:rFonts w:ascii="Bodoni MT" w:hAnsi="Bodoni MT"/>
-                <w:b/>
-                <w:bCs/>
+                <w:rFonts w:ascii="Arial" w:hAnsi="Arial" w:cs="Arial"/>
+                <w:sz w:val="22"/>
+                <w:szCs w:val="22"/>
+              </w:rPr>
+            </w:pPr>
+            <w:r>
+              <w:rPr>
+                <w:rFonts w:ascii="Arial" w:hAnsi="Arial" w:cs="Arial"/>
+                <w:sz w:val="22"/>
+                <w:szCs w:val="22"/>
               </w:rPr>
               <w:t>N</w:t>
             </w:r>
@@ -1677,16 +1767,17 @@
           <w:p>
             <w:pPr>
               <w:rPr>
-                <w:rFonts w:ascii="Bodoni MT" w:hAnsi="Bodoni MT"/>
+                <w:rFonts w:ascii="Arial" w:hAnsi="Arial" w:cs="Arial"/>
+                <w:sz w:val="22"/>
+                <w:szCs w:val="22"/>
               </w:rPr>
             </w:pPr>
             <w:sdt>
               <w:sdtPr>
                 <w:rPr>
-                  <w:rFonts w:ascii="Bodoni MT" w:hAnsi="Bodoni MT"/>
-                  <w:b/>
-                  <w:sz w:val="28"/>
-                  <w:szCs w:val="28"/>
+                  <w:rFonts w:ascii="Arial" w:hAnsi="Arial" w:cs="Arial"/>
+                  <w:sz w:val="22"/>
+                  <w:szCs w:val="22"/>
                 </w:rPr>
                 <w:id w:val="-426578738"/>
                 <w14:checkbox>
@@ -1699,10 +1790,9 @@
               <w:sdtContent>
                 <w:r>
                   <w:rPr>
-                    <w:rFonts w:ascii="MS Gothic" w:eastAsia="MS Gothic" w:hAnsi="MS Gothic" w:hint="eastAsia"/>
-                    <w:b/>
-                    <w:sz w:val="28"/>
-                    <w:szCs w:val="28"/>
+                    <w:rFonts w:ascii="Arial" w:eastAsia="MS Gothic" w:hAnsi="Arial" w:hint="eastAsia" w:cs="Arial"/>
+                    <w:sz w:val="22"/>
+                    <w:szCs w:val="22"/>
                   </w:rPr>
                   <w:t>☐</w:t>
                 </w:r>
@@ -1718,7 +1808,9 @@
           <w:p>
             <w:pPr>
               <w:rPr>
-                <w:rFonts w:ascii="Bodoni MT" w:hAnsi="Bodoni MT"/>
+                <w:rFonts w:ascii="Arial" w:hAnsi="Arial" w:cs="Arial"/>
+                <w:sz w:val="22"/>
+                <w:szCs w:val="22"/>
               </w:rPr>
             </w:pPr>
           </w:p>
@@ -1736,12 +1828,16 @@
           <w:p>
             <w:pPr>
               <w:rPr>
-                <w:rFonts w:ascii="Bodoni MT" w:hAnsi="Bodoni MT"/>
-              </w:rPr>
-            </w:pPr>
-            <w:r>
-              <w:rPr>
-                <w:rFonts w:ascii="Bodoni MT" w:hAnsi="Bodoni MT"/>
+                <w:rFonts w:ascii="Arial" w:hAnsi="Arial" w:cs="Arial"/>
+                <w:sz w:val="22"/>
+                <w:szCs w:val="22"/>
+              </w:rPr>
+            </w:pPr>
+            <w:r>
+              <w:rPr>
+                <w:rFonts w:ascii="Arial" w:hAnsi="Arial" w:cs="Arial"/>
+                <w:sz w:val="22"/>
+                <w:szCs w:val="22"/>
               </w:rPr>
               <w:t>Schema di impianto e di messa a terra</w:t>
             </w:r>
@@ -1755,14 +1851,16 @@
           <w:p>
             <w:pPr>
               <w:rPr>
-                <w:rFonts w:ascii="Bodoni MT" w:hAnsi="Bodoni MT"/>
-              </w:rPr>
-            </w:pPr>
-            <w:r>
-              <w:rPr>
-                <w:rFonts w:ascii="Bodoni MT" w:hAnsi="Bodoni MT"/>
-                <w:b/>
-                <w:bCs/>
+                <w:rFonts w:ascii="Arial" w:hAnsi="Arial" w:cs="Arial"/>
+                <w:sz w:val="22"/>
+                <w:szCs w:val="22"/>
+              </w:rPr>
+            </w:pPr>
+            <w:r>
+              <w:rPr>
+                <w:rFonts w:ascii="Arial" w:hAnsi="Arial" w:cs="Arial"/>
+                <w:sz w:val="22"/>
+                <w:szCs w:val="22"/>
               </w:rPr>
               <w:t>Y</w:t>
             </w:r>
@@ -1776,16 +1874,17 @@
           <w:p>
             <w:pPr>
               <w:rPr>
-                <w:rFonts w:ascii="Bodoni MT" w:hAnsi="Bodoni MT"/>
+                <w:rFonts w:ascii="Arial" w:hAnsi="Arial" w:cs="Arial"/>
+                <w:sz w:val="22"/>
+                <w:szCs w:val="22"/>
               </w:rPr>
             </w:pPr>
             <w:sdt>
               <w:sdtPr>
                 <w:rPr>
-                  <w:rFonts w:ascii="Bodoni MT" w:hAnsi="Bodoni MT"/>
-                  <w:b/>
-                  <w:sz w:val="28"/>
-                  <w:szCs w:val="28"/>
+                  <w:rFonts w:ascii="Arial" w:hAnsi="Arial" w:cs="Arial"/>
+                  <w:sz w:val="22"/>
+                  <w:szCs w:val="22"/>
                 </w:rPr>
                 <w:id w:val="1934618128"/>
                 <w14:checkbox>
@@ -1798,10 +1897,9 @@
               <w:sdtContent>
                 <w:r>
                   <w:rPr>
-                    <w:rFonts w:ascii="MS Gothic" w:eastAsia="MS Gothic" w:hAnsi="MS Gothic" w:hint="eastAsia"/>
-                    <w:b/>
-                    <w:sz w:val="28"/>
-                    <w:szCs w:val="28"/>
+                    <w:rFonts w:ascii="Arial" w:eastAsia="MS Gothic" w:hAnsi="Arial" w:hint="eastAsia" w:cs="Arial"/>
+                    <w:sz w:val="22"/>
+                    <w:szCs w:val="22"/>
                   </w:rPr>
                   <w:t>☐</w:t>
                 </w:r>
@@ -1817,14 +1915,16 @@
           <w:p>
             <w:pPr>
               <w:rPr>
-                <w:rFonts w:ascii="Bodoni MT" w:hAnsi="Bodoni MT"/>
-              </w:rPr>
-            </w:pPr>
-            <w:r>
-              <w:rPr>
-                <w:rFonts w:ascii="Bodoni MT" w:hAnsi="Bodoni MT"/>
-                <w:b/>
-                <w:bCs/>
+                <w:rFonts w:ascii="Arial" w:hAnsi="Arial" w:cs="Arial"/>
+                <w:sz w:val="22"/>
+                <w:szCs w:val="22"/>
+              </w:rPr>
+            </w:pPr>
+            <w:r>
+              <w:rPr>
+                <w:rFonts w:ascii="Arial" w:hAnsi="Arial" w:cs="Arial"/>
+                <w:sz w:val="22"/>
+                <w:szCs w:val="22"/>
               </w:rPr>
               <w:t>N</w:t>
             </w:r>
@@ -1838,16 +1938,17 @@
           <w:p>
             <w:pPr>
               <w:rPr>
-                <w:rFonts w:ascii="Bodoni MT" w:hAnsi="Bodoni MT"/>
+                <w:rFonts w:ascii="Arial" w:hAnsi="Arial" w:cs="Arial"/>
+                <w:sz w:val="22"/>
+                <w:szCs w:val="22"/>
               </w:rPr>
             </w:pPr>
             <w:sdt>
               <w:sdtPr>
                 <w:rPr>
-                  <w:rFonts w:ascii="Bodoni MT" w:hAnsi="Bodoni MT"/>
-                  <w:b/>
-                  <w:sz w:val="28"/>
-                  <w:szCs w:val="28"/>
+                  <w:rFonts w:ascii="Arial" w:hAnsi="Arial" w:cs="Arial"/>
+                  <w:sz w:val="22"/>
+                  <w:szCs w:val="22"/>
                 </w:rPr>
                 <w:id w:val="1204601001"/>
                 <w14:checkbox>
@@ -1860,10 +1961,9 @@
               <w:sdtContent>
                 <w:r>
                   <w:rPr>
-                    <w:rFonts w:ascii="MS Gothic" w:eastAsia="MS Gothic" w:hAnsi="MS Gothic" w:hint="eastAsia"/>
-                    <w:b/>
-                    <w:sz w:val="28"/>
-                    <w:szCs w:val="28"/>
+                    <w:rFonts w:ascii="Arial" w:eastAsia="MS Gothic" w:hAnsi="Arial" w:hint="eastAsia" w:cs="Arial"/>
+                    <w:sz w:val="22"/>
+                    <w:szCs w:val="22"/>
                   </w:rPr>
                   <w:t>☐</w:t>
                 </w:r>
@@ -1879,7 +1979,9 @@
           <w:p>
             <w:pPr>
               <w:rPr>
-                <w:rFonts w:ascii="Bodoni MT" w:hAnsi="Bodoni MT"/>
+                <w:rFonts w:ascii="Arial" w:hAnsi="Arial" w:cs="Arial"/>
+                <w:sz w:val="22"/>
+                <w:szCs w:val="22"/>
               </w:rPr>
             </w:pPr>
           </w:p>
@@ -1897,12 +1999,16 @@
           <w:p>
             <w:pPr>
               <w:rPr>
-                <w:rFonts w:ascii="Bodoni MT" w:hAnsi="Bodoni MT"/>
-              </w:rPr>
-            </w:pPr>
-            <w:r>
-              <w:rPr>
-                <w:rFonts w:ascii="Bodoni MT" w:hAnsi="Bodoni MT"/>
+                <w:rFonts w:ascii="Arial" w:hAnsi="Arial" w:cs="Arial"/>
+                <w:sz w:val="22"/>
+                <w:szCs w:val="22"/>
+              </w:rPr>
+            </w:pPr>
+            <w:r>
+              <w:rPr>
+                <w:rFonts w:ascii="Arial" w:hAnsi="Arial" w:cs="Arial"/>
+                <w:sz w:val="22"/>
+                <w:szCs w:val="22"/>
               </w:rPr>
               <w:t>As Built distribuzione principale MT</w:t>
             </w:r>
@@ -1916,16 +2022,16 @@
           <w:p>
             <w:pPr>
               <w:rPr>
-                <w:rFonts w:ascii="Bodoni MT" w:hAnsi="Bodoni MT"/>
-                <w:b/>
-                <w:bCs/>
-              </w:rPr>
-            </w:pPr>
-            <w:r>
-              <w:rPr>
-                <w:rFonts w:ascii="Bodoni MT" w:hAnsi="Bodoni MT"/>
-                <w:b/>
-                <w:bCs/>
+                <w:rFonts w:ascii="Arial" w:hAnsi="Arial" w:cs="Arial"/>
+                <w:sz w:val="22"/>
+                <w:szCs w:val="22"/>
+              </w:rPr>
+            </w:pPr>
+            <w:r>
+              <w:rPr>
+                <w:rFonts w:ascii="Arial" w:hAnsi="Arial" w:cs="Arial"/>
+                <w:sz w:val="22"/>
+                <w:szCs w:val="22"/>
               </w:rPr>
               <w:t>Y</w:t>
             </w:r>
@@ -1939,19 +2045,17 @@
           <w:p>
             <w:pPr>
               <w:rPr>
-                <w:rFonts w:ascii="Bodoni MT" w:hAnsi="Bodoni MT"/>
-                <w:b/>
-                <w:sz w:val="28"/>
-                <w:szCs w:val="28"/>
+                <w:rFonts w:ascii="Arial" w:hAnsi="Arial" w:cs="Arial"/>
+                <w:sz w:val="22"/>
+                <w:szCs w:val="22"/>
               </w:rPr>
             </w:pPr>
             <w:sdt>
               <w:sdtPr>
                 <w:rPr>
-                  <w:rFonts w:ascii="Bodoni MT" w:hAnsi="Bodoni MT"/>
-                  <w:b/>
-                  <w:sz w:val="28"/>
-                  <w:szCs w:val="28"/>
+                  <w:rFonts w:ascii="Arial" w:hAnsi="Arial" w:cs="Arial"/>
+                  <w:sz w:val="22"/>
+                  <w:szCs w:val="22"/>
                 </w:rPr>
                 <w:id w:val="-1716574549"/>
                 <w14:checkbox>
@@ -1963,10 +2067,9 @@
               <w:sdtContent>
                 <w:r>
                   <w:rPr>
-                    <w:rFonts w:ascii="MS Gothic" w:eastAsia="MS Gothic" w:hAnsi="MS Gothic" w:hint="eastAsia"/>
-                    <w:b/>
-                    <w:sz w:val="28"/>
-                    <w:szCs w:val="28"/>
+                    <w:rFonts w:ascii="Arial" w:eastAsia="MS Gothic" w:hAnsi="Arial" w:hint="eastAsia" w:cs="Arial"/>
+                    <w:sz w:val="22"/>
+                    <w:szCs w:val="22"/>
                   </w:rPr>
                   <w:t>☐</w:t>
                 </w:r>
@@ -1982,16 +2085,16 @@
           <w:p>
             <w:pPr>
               <w:rPr>
-                <w:rFonts w:ascii="Bodoni MT" w:hAnsi="Bodoni MT"/>
-                <w:b/>
-                <w:bCs/>
-              </w:rPr>
-            </w:pPr>
-            <w:r>
-              <w:rPr>
-                <w:rFonts w:ascii="Bodoni MT" w:hAnsi="Bodoni MT"/>
-                <w:b/>
-                <w:bCs/>
+                <w:rFonts w:ascii="Arial" w:hAnsi="Arial" w:cs="Arial"/>
+                <w:sz w:val="22"/>
+                <w:szCs w:val="22"/>
+              </w:rPr>
+            </w:pPr>
+            <w:r>
+              <w:rPr>
+                <w:rFonts w:ascii="Arial" w:hAnsi="Arial" w:cs="Arial"/>
+                <w:sz w:val="22"/>
+                <w:szCs w:val="22"/>
               </w:rPr>
               <w:t>N</w:t>
             </w:r>
@@ -2005,19 +2108,17 @@
           <w:p>
             <w:pPr>
               <w:rPr>
-                <w:rFonts w:ascii="Bodoni MT" w:hAnsi="Bodoni MT"/>
-                <w:b/>
-                <w:sz w:val="28"/>
-                <w:szCs w:val="28"/>
+                <w:rFonts w:ascii="Arial" w:hAnsi="Arial" w:cs="Arial"/>
+                <w:sz w:val="22"/>
+                <w:szCs w:val="22"/>
               </w:rPr>
             </w:pPr>
             <w:sdt>
               <w:sdtPr>
                 <w:rPr>
-                  <w:rFonts w:ascii="Bodoni MT" w:hAnsi="Bodoni MT"/>
-                  <w:b/>
-                  <w:sz w:val="28"/>
-                  <w:szCs w:val="28"/>
+                  <w:rFonts w:ascii="Arial" w:hAnsi="Arial" w:cs="Arial"/>
+                  <w:sz w:val="22"/>
+                  <w:szCs w:val="22"/>
                 </w:rPr>
                 <w:id w:val="-1162146950"/>
                 <w14:checkbox>
@@ -2029,10 +2130,9 @@
               <w:sdtContent>
                 <w:r>
                   <w:rPr>
-                    <w:rFonts w:ascii="MS Gothic" w:eastAsia="MS Gothic" w:hAnsi="MS Gothic" w:hint="eastAsia"/>
-                    <w:b/>
-                    <w:sz w:val="28"/>
-                    <w:szCs w:val="28"/>
+                    <w:rFonts w:ascii="Arial" w:eastAsia="MS Gothic" w:hAnsi="Arial" w:hint="eastAsia" w:cs="Arial"/>
+                    <w:sz w:val="22"/>
+                    <w:szCs w:val="22"/>
                   </w:rPr>
                   <w:t>☐</w:t>
                 </w:r>
@@ -2048,7 +2148,9 @@
           <w:p>
             <w:pPr>
               <w:rPr>
-                <w:rFonts w:ascii="Bodoni MT" w:hAnsi="Bodoni MT"/>
+                <w:rFonts w:ascii="Arial" w:hAnsi="Arial" w:cs="Arial"/>
+                <w:sz w:val="22"/>
+                <w:szCs w:val="22"/>
               </w:rPr>
             </w:pPr>
           </w:p>
@@ -2066,24 +2168,32 @@
           <w:p>
             <w:pPr>
               <w:rPr>
-                <w:rFonts w:ascii="Bodoni MT" w:hAnsi="Bodoni MT"/>
-              </w:rPr>
-            </w:pPr>
-            <w:r>
-              <w:rPr>
-                <w:rFonts w:ascii="Bodoni MT" w:hAnsi="Bodoni MT"/>
+                <w:rFonts w:ascii="Arial" w:hAnsi="Arial" w:cs="Arial"/>
+                <w:sz w:val="22"/>
+                <w:szCs w:val="22"/>
+              </w:rPr>
+            </w:pPr>
+            <w:r>
+              <w:rPr>
+                <w:rFonts w:ascii="Arial" w:hAnsi="Arial" w:cs="Arial"/>
+                <w:sz w:val="22"/>
+                <w:szCs w:val="22"/>
               </w:rPr>
               <w:t xml:space="preserve">Schema unifilare di cabina </w:t>
             </w:r>
             <w:r>
               <w:rPr>
-                <w:rFonts w:ascii="Bodoni MT" w:hAnsi="Bodoni MT"/>
+                <w:rFonts w:ascii="Arial" w:hAnsi="Arial" w:cs="Arial"/>
+                <w:sz w:val="22"/>
+                <w:szCs w:val="22"/>
               </w:rPr>
               <w:t>CEI</w:t>
             </w:r>
             <w:r>
               <w:rPr>
-                <w:rFonts w:ascii="Bodoni MT" w:hAnsi="Bodoni MT"/>
+                <w:rFonts w:ascii="Arial" w:hAnsi="Arial" w:cs="Arial"/>
+                <w:sz w:val="22"/>
+                <w:szCs w:val="22"/>
               </w:rPr>
               <w:t xml:space="preserve"> 0-16</w:t>
             </w:r>
@@ -2097,14 +2207,16 @@
           <w:p>
             <w:pPr>
               <w:rPr>
-                <w:rFonts w:ascii="Bodoni MT" w:hAnsi="Bodoni MT"/>
-              </w:rPr>
-            </w:pPr>
-            <w:r>
-              <w:rPr>
-                <w:rFonts w:ascii="Bodoni MT" w:hAnsi="Bodoni MT"/>
-                <w:b/>
-                <w:bCs/>
+                <w:rFonts w:ascii="Arial" w:hAnsi="Arial" w:cs="Arial"/>
+                <w:sz w:val="22"/>
+                <w:szCs w:val="22"/>
+              </w:rPr>
+            </w:pPr>
+            <w:r>
+              <w:rPr>
+                <w:rFonts w:ascii="Arial" w:hAnsi="Arial" w:cs="Arial"/>
+                <w:sz w:val="22"/>
+                <w:szCs w:val="22"/>
               </w:rPr>
               <w:t>Y</w:t>
             </w:r>
@@ -2118,16 +2230,17 @@
           <w:p>
             <w:pPr>
               <w:rPr>
-                <w:rFonts w:ascii="Bodoni MT" w:hAnsi="Bodoni MT"/>
+                <w:rFonts w:ascii="Arial" w:hAnsi="Arial" w:cs="Arial"/>
+                <w:sz w:val="22"/>
+                <w:szCs w:val="22"/>
               </w:rPr>
             </w:pPr>
             <w:sdt>
               <w:sdtPr>
                 <w:rPr>
-                  <w:rFonts w:ascii="Bodoni MT" w:hAnsi="Bodoni MT"/>
-                  <w:b/>
-                  <w:sz w:val="28"/>
-                  <w:szCs w:val="28"/>
+                  <w:rFonts w:ascii="Arial" w:hAnsi="Arial" w:cs="Arial"/>
+                  <w:sz w:val="22"/>
+                  <w:szCs w:val="22"/>
                 </w:rPr>
                 <w:id w:val="-293996643"/>
                 <w14:checkbox>
@@ -2139,10 +2252,9 @@
               <w:sdtContent>
                 <w:r>
                   <w:rPr>
-                    <w:rFonts w:ascii="MS Gothic" w:eastAsia="MS Gothic" w:hAnsi="MS Gothic" w:hint="eastAsia"/>
-                    <w:b/>
-                    <w:sz w:val="28"/>
-                    <w:szCs w:val="28"/>
+                    <w:rFonts w:ascii="Arial" w:eastAsia="MS Gothic" w:hAnsi="Arial" w:hint="eastAsia" w:cs="Arial"/>
+                    <w:sz w:val="22"/>
+                    <w:szCs w:val="22"/>
                   </w:rPr>
                   <w:t>☐</w:t>
                 </w:r>
@@ -2158,14 +2270,16 @@
           <w:p>
             <w:pPr>
               <w:rPr>
-                <w:rFonts w:ascii="Bodoni MT" w:hAnsi="Bodoni MT"/>
-              </w:rPr>
-            </w:pPr>
-            <w:r>
-              <w:rPr>
-                <w:rFonts w:ascii="Bodoni MT" w:hAnsi="Bodoni MT"/>
-                <w:b/>
-                <w:bCs/>
+                <w:rFonts w:ascii="Arial" w:hAnsi="Arial" w:cs="Arial"/>
+                <w:sz w:val="22"/>
+                <w:szCs w:val="22"/>
+              </w:rPr>
+            </w:pPr>
+            <w:r>
+              <w:rPr>
+                <w:rFonts w:ascii="Arial" w:hAnsi="Arial" w:cs="Arial"/>
+                <w:sz w:val="22"/>
+                <w:szCs w:val="22"/>
               </w:rPr>
               <w:t>N</w:t>
             </w:r>
@@ -2179,16 +2293,17 @@
           <w:p>
             <w:pPr>
               <w:rPr>
-                <w:rFonts w:ascii="Bodoni MT" w:hAnsi="Bodoni MT"/>
+                <w:rFonts w:ascii="Arial" w:hAnsi="Arial" w:cs="Arial"/>
+                <w:sz w:val="22"/>
+                <w:szCs w:val="22"/>
               </w:rPr>
             </w:pPr>
             <w:sdt>
               <w:sdtPr>
                 <w:rPr>
-                  <w:rFonts w:ascii="Bodoni MT" w:hAnsi="Bodoni MT"/>
-                  <w:b/>
-                  <w:sz w:val="28"/>
-                  <w:szCs w:val="28"/>
+                  <w:rFonts w:ascii="Arial" w:hAnsi="Arial" w:cs="Arial"/>
+                  <w:sz w:val="22"/>
+                  <w:szCs w:val="22"/>
                 </w:rPr>
                 <w:id w:val="-1147507958"/>
                 <w14:checkbox>
@@ -2200,10 +2315,9 @@
               <w:sdtContent>
                 <w:r>
                   <w:rPr>
-                    <w:rFonts w:ascii="MS Gothic" w:eastAsia="MS Gothic" w:hAnsi="MS Gothic" w:hint="eastAsia"/>
-                    <w:b/>
-                    <w:sz w:val="28"/>
-                    <w:szCs w:val="28"/>
+                    <w:rFonts w:ascii="Arial" w:eastAsia="MS Gothic" w:hAnsi="Arial" w:hint="eastAsia" w:cs="Arial"/>
+                    <w:sz w:val="22"/>
+                    <w:szCs w:val="22"/>
                   </w:rPr>
                   <w:t>☐</w:t>
                 </w:r>
@@ -2219,7 +2333,9 @@
           <w:p>
             <w:pPr>
               <w:rPr>
-                <w:rFonts w:ascii="Bodoni MT" w:hAnsi="Bodoni MT"/>
+                <w:rFonts w:ascii="Arial" w:hAnsi="Arial" w:cs="Arial"/>
+                <w:sz w:val="22"/>
+                <w:szCs w:val="22"/>
               </w:rPr>
             </w:pPr>
           </w:p>
@@ -2237,12 +2353,16 @@
           <w:p>
             <w:pPr>
               <w:rPr>
-                <w:rFonts w:ascii="Bodoni MT" w:hAnsi="Bodoni MT"/>
-              </w:rPr>
-            </w:pPr>
-            <w:r>
-              <w:rPr>
-                <w:rFonts w:ascii="Bodoni MT" w:hAnsi="Bodoni MT"/>
+                <w:rFonts w:ascii="Arial" w:hAnsi="Arial" w:cs="Arial"/>
+                <w:sz w:val="22"/>
+                <w:szCs w:val="22"/>
+              </w:rPr>
+            </w:pPr>
+            <w:r>
+              <w:rPr>
+                <w:rFonts w:ascii="Arial" w:hAnsi="Arial" w:cs="Arial"/>
+                <w:sz w:val="22"/>
+                <w:szCs w:val="22"/>
               </w:rPr>
               <w:t>Dichiarazione di conformita’ dell’ impianto elettrico</w:t>
             </w:r>
@@ -2256,14 +2376,16 @@
           <w:p>
             <w:pPr>
               <w:rPr>
-                <w:rFonts w:ascii="Bodoni MT" w:hAnsi="Bodoni MT"/>
-              </w:rPr>
-            </w:pPr>
-            <w:r>
-              <w:rPr>
-                <w:rFonts w:ascii="Bodoni MT" w:hAnsi="Bodoni MT"/>
-                <w:b/>
-                <w:bCs/>
+                <w:rFonts w:ascii="Arial" w:hAnsi="Arial" w:cs="Arial"/>
+                <w:sz w:val="22"/>
+                <w:szCs w:val="22"/>
+              </w:rPr>
+            </w:pPr>
+            <w:r>
+              <w:rPr>
+                <w:rFonts w:ascii="Arial" w:hAnsi="Arial" w:cs="Arial"/>
+                <w:sz w:val="22"/>
+                <w:szCs w:val="22"/>
               </w:rPr>
               <w:t>Y</w:t>
             </w:r>
@@ -2277,16 +2399,17 @@
           <w:p>
             <w:pPr>
               <w:rPr>
-                <w:rFonts w:ascii="Bodoni MT" w:hAnsi="Bodoni MT"/>
+                <w:rFonts w:ascii="Arial" w:hAnsi="Arial" w:cs="Arial"/>
+                <w:sz w:val="22"/>
+                <w:szCs w:val="22"/>
               </w:rPr>
             </w:pPr>
             <w:sdt>
               <w:sdtPr>
                 <w:rPr>
-                  <w:rFonts w:ascii="Bodoni MT" w:hAnsi="Bodoni MT"/>
-                  <w:b/>
-                  <w:sz w:val="28"/>
-                  <w:szCs w:val="28"/>
+                  <w:rFonts w:ascii="Arial" w:hAnsi="Arial" w:cs="Arial"/>
+                  <w:sz w:val="22"/>
+                  <w:szCs w:val="22"/>
                 </w:rPr>
                 <w:id w:val="-1943136554"/>
                 <w14:checkbox>
@@ -2298,10 +2421,9 @@
               <w:sdtContent>
                 <w:r>
                   <w:rPr>
-                    <w:rFonts w:ascii="MS Gothic" w:eastAsia="MS Gothic" w:hAnsi="MS Gothic" w:hint="eastAsia"/>
-                    <w:b/>
-                    <w:sz w:val="28"/>
-                    <w:szCs w:val="28"/>
+                    <w:rFonts w:ascii="Arial" w:eastAsia="MS Gothic" w:hAnsi="Arial" w:hint="eastAsia" w:cs="Arial"/>
+                    <w:sz w:val="22"/>
+                    <w:szCs w:val="22"/>
                   </w:rPr>
                   <w:t>☐</w:t>
                 </w:r>
@@ -2317,14 +2439,16 @@
           <w:p>
             <w:pPr>
               <w:rPr>
-                <w:rFonts w:ascii="Bodoni MT" w:hAnsi="Bodoni MT"/>
-              </w:rPr>
-            </w:pPr>
-            <w:r>
-              <w:rPr>
-                <w:rFonts w:ascii="Bodoni MT" w:hAnsi="Bodoni MT"/>
-                <w:b/>
-                <w:bCs/>
+                <w:rFonts w:ascii="Arial" w:hAnsi="Arial" w:cs="Arial"/>
+                <w:sz w:val="22"/>
+                <w:szCs w:val="22"/>
+              </w:rPr>
+            </w:pPr>
+            <w:r>
+              <w:rPr>
+                <w:rFonts w:ascii="Arial" w:hAnsi="Arial" w:cs="Arial"/>
+                <w:sz w:val="22"/>
+                <w:szCs w:val="22"/>
               </w:rPr>
               <w:t>N</w:t>
             </w:r>
@@ -2338,16 +2462,17 @@
           <w:p>
             <w:pPr>
               <w:rPr>
-                <w:rFonts w:ascii="Bodoni MT" w:hAnsi="Bodoni MT"/>
+                <w:rFonts w:ascii="Arial" w:hAnsi="Arial" w:cs="Arial"/>
+                <w:sz w:val="22"/>
+                <w:szCs w:val="22"/>
               </w:rPr>
             </w:pPr>
             <w:sdt>
               <w:sdtPr>
                 <w:rPr>
-                  <w:rFonts w:ascii="Bodoni MT" w:hAnsi="Bodoni MT"/>
-                  <w:b/>
-                  <w:sz w:val="28"/>
-                  <w:szCs w:val="28"/>
+                  <w:rFonts w:ascii="Arial" w:hAnsi="Arial" w:cs="Arial"/>
+                  <w:sz w:val="22"/>
+                  <w:szCs w:val="22"/>
                 </w:rPr>
                 <w:id w:val="1336727751"/>
                 <w14:checkbox>
@@ -2359,10 +2484,9 @@
               <w:sdtContent>
                 <w:r>
                   <w:rPr>
-                    <w:rFonts w:ascii="MS Gothic" w:eastAsia="MS Gothic" w:hAnsi="MS Gothic" w:hint="eastAsia"/>
-                    <w:b/>
-                    <w:sz w:val="28"/>
-                    <w:szCs w:val="28"/>
+                    <w:rFonts w:ascii="Arial" w:eastAsia="MS Gothic" w:hAnsi="Arial" w:hint="eastAsia" w:cs="Arial"/>
+                    <w:sz w:val="22"/>
+                    <w:szCs w:val="22"/>
                   </w:rPr>
                   <w:t>☐</w:t>
                 </w:r>
@@ -2378,7 +2502,9 @@
           <w:p>
             <w:pPr>
               <w:rPr>
-                <w:rFonts w:ascii="Bodoni MT" w:hAnsi="Bodoni MT"/>
+                <w:rFonts w:ascii="Arial" w:hAnsi="Arial" w:cs="Arial"/>
+                <w:sz w:val="22"/>
+                <w:szCs w:val="22"/>
               </w:rPr>
             </w:pPr>
           </w:p>
@@ -2396,12 +2522,16 @@
           <w:p>
             <w:pPr>
               <w:rPr>
-                <w:rFonts w:ascii="Bodoni MT" w:hAnsi="Bodoni MT"/>
-              </w:rPr>
-            </w:pPr>
-            <w:r>
-              <w:rPr>
-                <w:rFonts w:ascii="Bodoni MT" w:hAnsi="Bodoni MT"/>
+                <w:rFonts w:ascii="Arial" w:hAnsi="Arial" w:cs="Arial"/>
+                <w:sz w:val="22"/>
+                <w:szCs w:val="22"/>
+              </w:rPr>
+            </w:pPr>
+            <w:r>
+              <w:rPr>
+                <w:rFonts w:ascii="Arial" w:hAnsi="Arial" w:cs="Arial"/>
+                <w:sz w:val="22"/>
+                <w:szCs w:val="22"/>
               </w:rPr>
               <w:t>Dichiarazione di conformita’ dell’ impianto di terra</w:t>
             </w:r>
@@ -2415,14 +2545,16 @@
           <w:p>
             <w:pPr>
               <w:rPr>
-                <w:rFonts w:ascii="Bodoni MT" w:hAnsi="Bodoni MT"/>
-              </w:rPr>
-            </w:pPr>
-            <w:r>
-              <w:rPr>
-                <w:rFonts w:ascii="Bodoni MT" w:hAnsi="Bodoni MT"/>
-                <w:b/>
-                <w:bCs/>
+                <w:rFonts w:ascii="Arial" w:hAnsi="Arial" w:cs="Arial"/>
+                <w:sz w:val="22"/>
+                <w:szCs w:val="22"/>
+              </w:rPr>
+            </w:pPr>
+            <w:r>
+              <w:rPr>
+                <w:rFonts w:ascii="Arial" w:hAnsi="Arial" w:cs="Arial"/>
+                <w:sz w:val="22"/>
+                <w:szCs w:val="22"/>
               </w:rPr>
               <w:t>Y</w:t>
             </w:r>
@@ -2436,16 +2568,17 @@
           <w:p>
             <w:pPr>
               <w:rPr>
-                <w:rFonts w:ascii="Bodoni MT" w:hAnsi="Bodoni MT"/>
+                <w:rFonts w:ascii="Arial" w:hAnsi="Arial" w:cs="Arial"/>
+                <w:sz w:val="22"/>
+                <w:szCs w:val="22"/>
               </w:rPr>
             </w:pPr>
             <w:sdt>
               <w:sdtPr>
                 <w:rPr>
-                  <w:rFonts w:ascii="Bodoni MT" w:hAnsi="Bodoni MT"/>
-                  <w:b/>
-                  <w:sz w:val="28"/>
-                  <w:szCs w:val="28"/>
+                  <w:rFonts w:ascii="Arial" w:hAnsi="Arial" w:cs="Arial"/>
+                  <w:sz w:val="22"/>
+                  <w:szCs w:val="22"/>
                 </w:rPr>
                 <w:id w:val="1238209052"/>
                 <w14:checkbox>
@@ -2457,10 +2590,9 @@
               <w:sdtContent>
                 <w:r>
                   <w:rPr>
-                    <w:rFonts w:ascii="MS Gothic" w:eastAsia="MS Gothic" w:hAnsi="MS Gothic" w:hint="eastAsia"/>
-                    <w:b/>
-                    <w:sz w:val="28"/>
-                    <w:szCs w:val="28"/>
+                    <w:rFonts w:ascii="Arial" w:eastAsia="MS Gothic" w:hAnsi="Arial" w:hint="eastAsia" w:cs="Arial"/>
+                    <w:sz w:val="22"/>
+                    <w:szCs w:val="22"/>
                   </w:rPr>
                   <w:t>☐</w:t>
                 </w:r>
@@ -2476,14 +2608,16 @@
           <w:p>
             <w:pPr>
               <w:rPr>
-                <w:rFonts w:ascii="Bodoni MT" w:hAnsi="Bodoni MT"/>
-              </w:rPr>
-            </w:pPr>
-            <w:r>
-              <w:rPr>
-                <w:rFonts w:ascii="Bodoni MT" w:hAnsi="Bodoni MT"/>
-                <w:b/>
-                <w:bCs/>
+                <w:rFonts w:ascii="Arial" w:hAnsi="Arial" w:cs="Arial"/>
+                <w:sz w:val="22"/>
+                <w:szCs w:val="22"/>
+              </w:rPr>
+            </w:pPr>
+            <w:r>
+              <w:rPr>
+                <w:rFonts w:ascii="Arial" w:hAnsi="Arial" w:cs="Arial"/>
+                <w:sz w:val="22"/>
+                <w:szCs w:val="22"/>
               </w:rPr>
               <w:t>N</w:t>
             </w:r>
@@ -2497,16 +2631,17 @@
           <w:p>
             <w:pPr>
               <w:rPr>
-                <w:rFonts w:ascii="Bodoni MT" w:hAnsi="Bodoni MT"/>
+                <w:rFonts w:ascii="Arial" w:hAnsi="Arial" w:cs="Arial"/>
+                <w:sz w:val="22"/>
+                <w:szCs w:val="22"/>
               </w:rPr>
             </w:pPr>
             <w:sdt>
               <w:sdtPr>
                 <w:rPr>
-                  <w:rFonts w:ascii="Bodoni MT" w:hAnsi="Bodoni MT"/>
-                  <w:b/>
-                  <w:sz w:val="28"/>
-                  <w:szCs w:val="28"/>
+                  <w:rFonts w:ascii="Arial" w:hAnsi="Arial" w:cs="Arial"/>
+                  <w:sz w:val="22"/>
+                  <w:szCs w:val="22"/>
                 </w:rPr>
                 <w:id w:val="-1583904135"/>
                 <w14:checkbox>
@@ -2518,10 +2653,9 @@
               <w:sdtContent>
                 <w:r>
                   <w:rPr>
-                    <w:rFonts w:ascii="MS Gothic" w:eastAsia="MS Gothic" w:hAnsi="MS Gothic" w:hint="eastAsia"/>
-                    <w:b/>
-                    <w:sz w:val="28"/>
-                    <w:szCs w:val="28"/>
+                    <w:rFonts w:ascii="Arial" w:eastAsia="MS Gothic" w:hAnsi="Arial" w:hint="eastAsia" w:cs="Arial"/>
+                    <w:sz w:val="22"/>
+                    <w:szCs w:val="22"/>
                   </w:rPr>
                   <w:t>☐</w:t>
                 </w:r>
@@ -2537,7 +2671,9 @@
           <w:p>
             <w:pPr>
               <w:rPr>
-                <w:rFonts w:ascii="Bodoni MT" w:hAnsi="Bodoni MT"/>
+                <w:rFonts w:ascii="Arial" w:hAnsi="Arial" w:cs="Arial"/>
+                <w:sz w:val="22"/>
+                <w:szCs w:val="22"/>
               </w:rPr>
             </w:pPr>
           </w:p>
@@ -2555,12 +2691,16 @@
           <w:p>
             <w:pPr>
               <w:rPr>
-                <w:rFonts w:ascii="Bodoni MT" w:hAnsi="Bodoni MT"/>
-              </w:rPr>
-            </w:pPr>
-            <w:r>
-              <w:rPr>
-                <w:rFonts w:ascii="Bodoni MT" w:hAnsi="Bodoni MT"/>
+                <w:rFonts w:ascii="Arial" w:hAnsi="Arial" w:cs="Arial"/>
+                <w:sz w:val="22"/>
+                <w:szCs w:val="22"/>
+              </w:rPr>
+            </w:pPr>
+            <w:r>
+              <w:rPr>
+                <w:rFonts w:ascii="Arial" w:hAnsi="Arial" w:cs="Arial"/>
+                <w:sz w:val="22"/>
+                <w:szCs w:val="22"/>
               </w:rPr>
               <w:t>As built impianto elettrico di cabina</w:t>
             </w:r>
@@ -2574,14 +2714,16 @@
           <w:p>
             <w:pPr>
               <w:rPr>
-                <w:rFonts w:ascii="Bodoni MT" w:hAnsi="Bodoni MT"/>
-              </w:rPr>
-            </w:pPr>
-            <w:r>
-              <w:rPr>
-                <w:rFonts w:ascii="Bodoni MT" w:hAnsi="Bodoni MT"/>
-                <w:b/>
-                <w:bCs/>
+                <w:rFonts w:ascii="Arial" w:hAnsi="Arial" w:cs="Arial"/>
+                <w:sz w:val="22"/>
+                <w:szCs w:val="22"/>
+              </w:rPr>
+            </w:pPr>
+            <w:r>
+              <w:rPr>
+                <w:rFonts w:ascii="Arial" w:hAnsi="Arial" w:cs="Arial"/>
+                <w:sz w:val="22"/>
+                <w:szCs w:val="22"/>
               </w:rPr>
               <w:t>Y</w:t>
             </w:r>
@@ -2595,16 +2737,17 @@
           <w:p>
             <w:pPr>
               <w:rPr>
-                <w:rFonts w:ascii="Bodoni MT" w:hAnsi="Bodoni MT"/>
+                <w:rFonts w:ascii="Arial" w:hAnsi="Arial" w:cs="Arial"/>
+                <w:sz w:val="22"/>
+                <w:szCs w:val="22"/>
               </w:rPr>
             </w:pPr>
             <w:sdt>
               <w:sdtPr>
                 <w:rPr>
-                  <w:rFonts w:ascii="Bodoni MT" w:hAnsi="Bodoni MT"/>
-                  <w:b/>
-                  <w:sz w:val="28"/>
-                  <w:szCs w:val="28"/>
+                  <w:rFonts w:ascii="Arial" w:hAnsi="Arial" w:cs="Arial"/>
+                  <w:sz w:val="22"/>
+                  <w:szCs w:val="22"/>
                 </w:rPr>
                 <w:id w:val="-116909151"/>
                 <w14:checkbox>
@@ -2616,10 +2759,9 @@
               <w:sdtContent>
                 <w:r>
                   <w:rPr>
-                    <w:rFonts w:ascii="MS Gothic" w:eastAsia="MS Gothic" w:hAnsi="MS Gothic" w:hint="eastAsia"/>
-                    <w:b/>
-                    <w:sz w:val="28"/>
-                    <w:szCs w:val="28"/>
+                    <w:rFonts w:ascii="Arial" w:eastAsia="MS Gothic" w:hAnsi="Arial" w:hint="eastAsia" w:cs="Arial"/>
+                    <w:sz w:val="22"/>
+                    <w:szCs w:val="22"/>
                   </w:rPr>
                   <w:t>☐</w:t>
                 </w:r>
@@ -2635,14 +2777,16 @@
           <w:p>
             <w:pPr>
               <w:rPr>
-                <w:rFonts w:ascii="Bodoni MT" w:hAnsi="Bodoni MT"/>
-              </w:rPr>
-            </w:pPr>
-            <w:r>
-              <w:rPr>
-                <w:rFonts w:ascii="Bodoni MT" w:hAnsi="Bodoni MT"/>
-                <w:b/>
-                <w:bCs/>
+                <w:rFonts w:ascii="Arial" w:hAnsi="Arial" w:cs="Arial"/>
+                <w:sz w:val="22"/>
+                <w:szCs w:val="22"/>
+              </w:rPr>
+            </w:pPr>
+            <w:r>
+              <w:rPr>
+                <w:rFonts w:ascii="Arial" w:hAnsi="Arial" w:cs="Arial"/>
+                <w:sz w:val="22"/>
+                <w:szCs w:val="22"/>
               </w:rPr>
               <w:t>N</w:t>
             </w:r>
@@ -2656,16 +2800,17 @@
           <w:p>
             <w:pPr>
               <w:rPr>
-                <w:rFonts w:ascii="Bodoni MT" w:hAnsi="Bodoni MT"/>
+                <w:rFonts w:ascii="Arial" w:hAnsi="Arial" w:cs="Arial"/>
+                <w:sz w:val="22"/>
+                <w:szCs w:val="22"/>
               </w:rPr>
             </w:pPr>
             <w:sdt>
               <w:sdtPr>
                 <w:rPr>
-                  <w:rFonts w:ascii="Bodoni MT" w:hAnsi="Bodoni MT"/>
-                  <w:b/>
-                  <w:sz w:val="28"/>
-                  <w:szCs w:val="28"/>
+                  <w:rFonts w:ascii="Arial" w:hAnsi="Arial" w:cs="Arial"/>
+                  <w:sz w:val="22"/>
+                  <w:szCs w:val="22"/>
                 </w:rPr>
                 <w:id w:val="1143164964"/>
                 <w14:checkbox>
@@ -2677,10 +2822,9 @@
               <w:sdtContent>
                 <w:r>
                   <w:rPr>
-                    <w:rFonts w:ascii="MS Gothic" w:eastAsia="MS Gothic" w:hAnsi="MS Gothic" w:hint="eastAsia"/>
-                    <w:b/>
-                    <w:sz w:val="28"/>
-                    <w:szCs w:val="28"/>
+                    <w:rFonts w:ascii="Arial" w:eastAsia="MS Gothic" w:hAnsi="Arial" w:hint="eastAsia" w:cs="Arial"/>
+                    <w:sz w:val="22"/>
+                    <w:szCs w:val="22"/>
                   </w:rPr>
                   <w:t>☐</w:t>
                 </w:r>
@@ -2696,7 +2840,9 @@
           <w:p>
             <w:pPr>
               <w:rPr>
-                <w:rFonts w:ascii="Bodoni MT" w:hAnsi="Bodoni MT"/>
+                <w:rFonts w:ascii="Arial" w:hAnsi="Arial" w:cs="Arial"/>
+                <w:sz w:val="22"/>
+                <w:szCs w:val="22"/>
               </w:rPr>
             </w:pPr>
           </w:p>
@@ -2714,18 +2860,24 @@
           <w:p>
             <w:pPr>
               <w:rPr>
-                <w:rFonts w:ascii="Bodoni MT" w:hAnsi="Bodoni MT"/>
-              </w:rPr>
-            </w:pPr>
-            <w:r>
-              <w:rPr>
-                <w:rFonts w:ascii="Bodoni MT" w:hAnsi="Bodoni MT"/>
+                <w:rFonts w:ascii="Arial" w:hAnsi="Arial" w:cs="Arial"/>
+                <w:sz w:val="22"/>
+                <w:szCs w:val="22"/>
+              </w:rPr>
+            </w:pPr>
+            <w:r>
+              <w:rPr>
+                <w:rFonts w:ascii="Arial" w:hAnsi="Arial" w:cs="Arial"/>
+                <w:sz w:val="22"/>
+                <w:szCs w:val="22"/>
               </w:rPr>
               <w:t xml:space="preserve">Schede tecniche di quadri elettrici </w:t>
             </w:r>
             <w:r>
               <w:rPr>
-                <w:rFonts w:ascii="Bodoni MT" w:hAnsi="Bodoni MT"/>
+                <w:rFonts w:ascii="Arial" w:hAnsi="Arial" w:cs="Arial"/>
+                <w:sz w:val="22"/>
+                <w:szCs w:val="22"/>
               </w:rPr>
               <w:t>MT</w:t>
             </w:r>
@@ -2739,14 +2891,16 @@
           <w:p>
             <w:pPr>
               <w:rPr>
-                <w:rFonts w:ascii="Bodoni MT" w:hAnsi="Bodoni MT"/>
-              </w:rPr>
-            </w:pPr>
-            <w:r>
-              <w:rPr>
-                <w:rFonts w:ascii="Bodoni MT" w:hAnsi="Bodoni MT"/>
-                <w:b/>
-                <w:bCs/>
+                <w:rFonts w:ascii="Arial" w:hAnsi="Arial" w:cs="Arial"/>
+                <w:sz w:val="22"/>
+                <w:szCs w:val="22"/>
+              </w:rPr>
+            </w:pPr>
+            <w:r>
+              <w:rPr>
+                <w:rFonts w:ascii="Arial" w:hAnsi="Arial" w:cs="Arial"/>
+                <w:sz w:val="22"/>
+                <w:szCs w:val="22"/>
               </w:rPr>
               <w:t>Y</w:t>
             </w:r>
@@ -2760,16 +2914,17 @@
           <w:p>
             <w:pPr>
               <w:rPr>
-                <w:rFonts w:ascii="Bodoni MT" w:hAnsi="Bodoni MT"/>
+                <w:rFonts w:ascii="Arial" w:hAnsi="Arial" w:cs="Arial"/>
+                <w:sz w:val="22"/>
+                <w:szCs w:val="22"/>
               </w:rPr>
             </w:pPr>
             <w:sdt>
               <w:sdtPr>
                 <w:rPr>
-                  <w:rFonts w:ascii="Bodoni MT" w:hAnsi="Bodoni MT"/>
-                  <w:b/>
-                  <w:sz w:val="28"/>
-                  <w:szCs w:val="28"/>
+                  <w:rFonts w:ascii="Arial" w:hAnsi="Arial" w:cs="Arial"/>
+                  <w:sz w:val="22"/>
+                  <w:szCs w:val="22"/>
                 </w:rPr>
                 <w:id w:val="-802770347"/>
                 <w14:checkbox>
@@ -2781,10 +2936,9 @@
               <w:sdtContent>
                 <w:r>
                   <w:rPr>
-                    <w:rFonts w:ascii="MS Gothic" w:eastAsia="MS Gothic" w:hAnsi="MS Gothic" w:hint="eastAsia"/>
-                    <w:b/>
-                    <w:sz w:val="28"/>
-                    <w:szCs w:val="28"/>
+                    <w:rFonts w:ascii="Arial" w:eastAsia="MS Gothic" w:hAnsi="Arial" w:hint="eastAsia" w:cs="Arial"/>
+                    <w:sz w:val="22"/>
+                    <w:szCs w:val="22"/>
                   </w:rPr>
                   <w:t>☐</w:t>
                 </w:r>
@@ -2800,14 +2954,16 @@
           <w:p>
             <w:pPr>
               <w:rPr>
-                <w:rFonts w:ascii="Bodoni MT" w:hAnsi="Bodoni MT"/>
-              </w:rPr>
-            </w:pPr>
-            <w:r>
-              <w:rPr>
-                <w:rFonts w:ascii="Bodoni MT" w:hAnsi="Bodoni MT"/>
-                <w:b/>
-                <w:bCs/>
+                <w:rFonts w:ascii="Arial" w:hAnsi="Arial" w:cs="Arial"/>
+                <w:sz w:val="22"/>
+                <w:szCs w:val="22"/>
+              </w:rPr>
+            </w:pPr>
+            <w:r>
+              <w:rPr>
+                <w:rFonts w:ascii="Arial" w:hAnsi="Arial" w:cs="Arial"/>
+                <w:sz w:val="22"/>
+                <w:szCs w:val="22"/>
               </w:rPr>
               <w:t>N</w:t>
             </w:r>
@@ -2821,16 +2977,17 @@
           <w:p>
             <w:pPr>
               <w:rPr>
-                <w:rFonts w:ascii="Bodoni MT" w:hAnsi="Bodoni MT"/>
+                <w:rFonts w:ascii="Arial" w:hAnsi="Arial" w:cs="Arial"/>
+                <w:sz w:val="22"/>
+                <w:szCs w:val="22"/>
               </w:rPr>
             </w:pPr>
             <w:sdt>
               <w:sdtPr>
                 <w:rPr>
-                  <w:rFonts w:ascii="Bodoni MT" w:hAnsi="Bodoni MT"/>
-                  <w:b/>
-                  <w:sz w:val="28"/>
-                  <w:szCs w:val="28"/>
+                  <w:rFonts w:ascii="Arial" w:hAnsi="Arial" w:cs="Arial"/>
+                  <w:sz w:val="22"/>
+                  <w:szCs w:val="22"/>
                 </w:rPr>
                 <w:id w:val="-657616971"/>
                 <w14:checkbox>
@@ -2842,10 +2999,9 @@
               <w:sdtContent>
                 <w:r>
                   <w:rPr>
-                    <w:rFonts w:ascii="MS Gothic" w:eastAsia="MS Gothic" w:hAnsi="MS Gothic" w:hint="eastAsia"/>
-                    <w:b/>
-                    <w:sz w:val="28"/>
-                    <w:szCs w:val="28"/>
+                    <w:rFonts w:ascii="Arial" w:eastAsia="MS Gothic" w:hAnsi="Arial" w:hint="eastAsia" w:cs="Arial"/>
+                    <w:sz w:val="22"/>
+                    <w:szCs w:val="22"/>
                   </w:rPr>
                   <w:t>☐</w:t>
                 </w:r>
@@ -2861,7 +3017,9 @@
           <w:p>
             <w:pPr>
               <w:rPr>
-                <w:rFonts w:ascii="Bodoni MT" w:hAnsi="Bodoni MT"/>
+                <w:rFonts w:ascii="Arial" w:hAnsi="Arial" w:cs="Arial"/>
+                <w:sz w:val="22"/>
+                <w:szCs w:val="22"/>
               </w:rPr>
             </w:pPr>
           </w:p>
@@ -2879,18 +3037,24 @@
           <w:p>
             <w:pPr>
               <w:rPr>
-                <w:rFonts w:ascii="Bodoni MT" w:hAnsi="Bodoni MT"/>
-              </w:rPr>
-            </w:pPr>
-            <w:r>
-              <w:rPr>
-                <w:rFonts w:ascii="Bodoni MT" w:hAnsi="Bodoni MT"/>
+                <w:rFonts w:ascii="Arial" w:hAnsi="Arial" w:cs="Arial"/>
+                <w:sz w:val="22"/>
+                <w:szCs w:val="22"/>
+              </w:rPr>
+            </w:pPr>
+            <w:r>
+              <w:rPr>
+                <w:rFonts w:ascii="Arial" w:hAnsi="Arial" w:cs="Arial"/>
+                <w:sz w:val="22"/>
+                <w:szCs w:val="22"/>
               </w:rPr>
               <w:t xml:space="preserve">Dichiarazione di conformita’ dei quadri elettrici </w:t>
             </w:r>
             <w:r>
               <w:rPr>
-                <w:rFonts w:ascii="Bodoni MT" w:hAnsi="Bodoni MT"/>
+                <w:rFonts w:ascii="Arial" w:hAnsi="Arial" w:cs="Arial"/>
+                <w:sz w:val="22"/>
+                <w:szCs w:val="22"/>
               </w:rPr>
               <w:t>MT</w:t>
             </w:r>
@@ -2904,14 +3068,16 @@
           <w:p>
             <w:pPr>
               <w:rPr>
-                <w:rFonts w:ascii="Bodoni MT" w:hAnsi="Bodoni MT"/>
-              </w:rPr>
-            </w:pPr>
-            <w:r>
-              <w:rPr>
-                <w:rFonts w:ascii="Bodoni MT" w:hAnsi="Bodoni MT"/>
-                <w:b/>
-                <w:bCs/>
+                <w:rFonts w:ascii="Arial" w:hAnsi="Arial" w:cs="Arial"/>
+                <w:sz w:val="22"/>
+                <w:szCs w:val="22"/>
+              </w:rPr>
+            </w:pPr>
+            <w:r>
+              <w:rPr>
+                <w:rFonts w:ascii="Arial" w:hAnsi="Arial" w:cs="Arial"/>
+                <w:sz w:val="22"/>
+                <w:szCs w:val="22"/>
               </w:rPr>
               <w:t>Y</w:t>
             </w:r>
@@ -2925,16 +3091,17 @@
           <w:p>
             <w:pPr>
               <w:rPr>
-                <w:rFonts w:ascii="Bodoni MT" w:hAnsi="Bodoni MT"/>
+                <w:rFonts w:ascii="Arial" w:hAnsi="Arial" w:cs="Arial"/>
+                <w:sz w:val="22"/>
+                <w:szCs w:val="22"/>
               </w:rPr>
             </w:pPr>
             <w:sdt>
               <w:sdtPr>
                 <w:rPr>
-                  <w:rFonts w:ascii="Bodoni MT" w:hAnsi="Bodoni MT"/>
-                  <w:b/>
-                  <w:sz w:val="28"/>
-                  <w:szCs w:val="28"/>
+                  <w:rFonts w:ascii="Arial" w:hAnsi="Arial" w:cs="Arial"/>
+                  <w:sz w:val="22"/>
+                  <w:szCs w:val="22"/>
                 </w:rPr>
                 <w:id w:val="1806815100"/>
                 <w14:checkbox>
@@ -2946,10 +3113,9 @@
               <w:sdtContent>
                 <w:r>
                   <w:rPr>
-                    <w:rFonts w:ascii="MS Gothic" w:eastAsia="MS Gothic" w:hAnsi="MS Gothic" w:hint="eastAsia"/>
-                    <w:b/>
-                    <w:sz w:val="28"/>
-                    <w:szCs w:val="28"/>
+                    <w:rFonts w:ascii="Arial" w:eastAsia="MS Gothic" w:hAnsi="Arial" w:hint="eastAsia" w:cs="Arial"/>
+                    <w:sz w:val="22"/>
+                    <w:szCs w:val="22"/>
                   </w:rPr>
                   <w:t>☐</w:t>
                 </w:r>
@@ -2965,14 +3131,16 @@
           <w:p>
             <w:pPr>
               <w:rPr>
-                <w:rFonts w:ascii="Bodoni MT" w:hAnsi="Bodoni MT"/>
-              </w:rPr>
-            </w:pPr>
-            <w:r>
-              <w:rPr>
-                <w:rFonts w:ascii="Bodoni MT" w:hAnsi="Bodoni MT"/>
-                <w:b/>
-                <w:bCs/>
+                <w:rFonts w:ascii="Arial" w:hAnsi="Arial" w:cs="Arial"/>
+                <w:sz w:val="22"/>
+                <w:szCs w:val="22"/>
+              </w:rPr>
+            </w:pPr>
+            <w:r>
+              <w:rPr>
+                <w:rFonts w:ascii="Arial" w:hAnsi="Arial" w:cs="Arial"/>
+                <w:sz w:val="22"/>
+                <w:szCs w:val="22"/>
               </w:rPr>
               <w:t>N</w:t>
             </w:r>
@@ -2986,16 +3154,17 @@
           <w:p>
             <w:pPr>
               <w:rPr>
-                <w:rFonts w:ascii="Bodoni MT" w:hAnsi="Bodoni MT"/>
+                <w:rFonts w:ascii="Arial" w:hAnsi="Arial" w:cs="Arial"/>
+                <w:sz w:val="22"/>
+                <w:szCs w:val="22"/>
               </w:rPr>
             </w:pPr>
             <w:sdt>
               <w:sdtPr>
                 <w:rPr>
-                  <w:rFonts w:ascii="Bodoni MT" w:hAnsi="Bodoni MT"/>
-                  <w:b/>
-                  <w:sz w:val="28"/>
-                  <w:szCs w:val="28"/>
+                  <w:rFonts w:ascii="Arial" w:hAnsi="Arial" w:cs="Arial"/>
+                  <w:sz w:val="22"/>
+                  <w:szCs w:val="22"/>
                 </w:rPr>
                 <w:id w:val="491299175"/>
                 <w14:checkbox>
@@ -3007,10 +3176,9 @@
               <w:sdtContent>
                 <w:r>
                   <w:rPr>
-                    <w:rFonts w:ascii="MS Gothic" w:eastAsia="MS Gothic" w:hAnsi="MS Gothic" w:hint="eastAsia"/>
-                    <w:b/>
-                    <w:sz w:val="28"/>
-                    <w:szCs w:val="28"/>
+                    <w:rFonts w:ascii="Arial" w:eastAsia="MS Gothic" w:hAnsi="Arial" w:hint="eastAsia" w:cs="Arial"/>
+                    <w:sz w:val="22"/>
+                    <w:szCs w:val="22"/>
                   </w:rPr>
                   <w:t>☐</w:t>
                 </w:r>
@@ -3026,7 +3194,9 @@
           <w:p>
             <w:pPr>
               <w:rPr>
-                <w:rFonts w:ascii="Bodoni MT" w:hAnsi="Bodoni MT"/>
+                <w:rFonts w:ascii="Arial" w:hAnsi="Arial" w:cs="Arial"/>
+                <w:sz w:val="22"/>
+                <w:szCs w:val="22"/>
               </w:rPr>
             </w:pPr>
           </w:p>
@@ -3044,36 +3214,48 @@
           <w:p>
             <w:pPr>
               <w:rPr>
-                <w:rFonts w:ascii="Bodoni MT" w:hAnsi="Bodoni MT"/>
-              </w:rPr>
-            </w:pPr>
-            <w:r>
-              <w:rPr>
-                <w:rFonts w:ascii="Bodoni MT" w:hAnsi="Bodoni MT"/>
+                <w:rFonts w:ascii="Arial" w:hAnsi="Arial" w:cs="Arial"/>
+                <w:sz w:val="22"/>
+                <w:szCs w:val="22"/>
+              </w:rPr>
+            </w:pPr>
+            <w:r>
+              <w:rPr>
+                <w:rFonts w:ascii="Arial" w:hAnsi="Arial" w:cs="Arial"/>
+                <w:sz w:val="22"/>
+                <w:szCs w:val="22"/>
               </w:rPr>
               <w:t xml:space="preserve">Dichiarazione di conformita’ del “ </w:t>
             </w:r>
             <w:r>
               <w:rPr>
-                <w:rFonts w:ascii="Bodoni MT" w:hAnsi="Bodoni MT"/>
+                <w:rFonts w:ascii="Arial" w:hAnsi="Arial" w:cs="Arial"/>
+                <w:sz w:val="22"/>
+                <w:szCs w:val="22"/>
               </w:rPr>
               <w:t>DG</w:t>
             </w:r>
             <w:r>
               <w:rPr>
-                <w:rFonts w:ascii="Bodoni MT" w:hAnsi="Bodoni MT"/>
+                <w:rFonts w:ascii="Arial" w:hAnsi="Arial" w:cs="Arial"/>
+                <w:sz w:val="22"/>
+                <w:szCs w:val="22"/>
               </w:rPr>
               <w:t>” e della “</w:t>
             </w:r>
             <w:r>
               <w:rPr>
-                <w:rFonts w:ascii="Bodoni MT" w:hAnsi="Bodoni MT"/>
+                <w:rFonts w:ascii="Arial" w:hAnsi="Arial" w:cs="Arial"/>
+                <w:sz w:val="22"/>
+                <w:szCs w:val="22"/>
               </w:rPr>
               <w:t>SPG</w:t>
             </w:r>
             <w:r>
               <w:rPr>
-                <w:rFonts w:ascii="Bodoni MT" w:hAnsi="Bodoni MT"/>
+                <w:rFonts w:ascii="Arial" w:hAnsi="Arial" w:cs="Arial"/>
+                <w:sz w:val="22"/>
+                <w:szCs w:val="22"/>
               </w:rPr>
               <w:t>”</w:t>
             </w:r>
@@ -3087,16 +3269,16 @@
           <w:p>
             <w:pPr>
               <w:rPr>
-                <w:rFonts w:ascii="Bodoni MT" w:hAnsi="Bodoni MT"/>
-                <w:b/>
-                <w:bCs/>
-              </w:rPr>
-            </w:pPr>
-            <w:r>
-              <w:rPr>
-                <w:rFonts w:ascii="Bodoni MT" w:hAnsi="Bodoni MT"/>
-                <w:b/>
-                <w:bCs/>
+                <w:rFonts w:ascii="Arial" w:hAnsi="Arial" w:cs="Arial"/>
+                <w:sz w:val="22"/>
+                <w:szCs w:val="22"/>
+              </w:rPr>
+            </w:pPr>
+            <w:r>
+              <w:rPr>
+                <w:rFonts w:ascii="Arial" w:hAnsi="Arial" w:cs="Arial"/>
+                <w:sz w:val="22"/>
+                <w:szCs w:val="22"/>
               </w:rPr>
               <w:t>Y</w:t>
             </w:r>
@@ -3110,19 +3292,17 @@
           <w:p>
             <w:pPr>
               <w:rPr>
-                <w:rFonts w:ascii="Bodoni MT" w:hAnsi="Bodoni MT"/>
-                <w:b/>
-                <w:sz w:val="28"/>
-                <w:szCs w:val="28"/>
+                <w:rFonts w:ascii="Arial" w:hAnsi="Arial" w:cs="Arial"/>
+                <w:sz w:val="22"/>
+                <w:szCs w:val="22"/>
               </w:rPr>
             </w:pPr>
             <w:sdt>
               <w:sdtPr>
                 <w:rPr>
-                  <w:rFonts w:ascii="Bodoni MT" w:hAnsi="Bodoni MT"/>
-                  <w:b/>
-                  <w:sz w:val="28"/>
-                  <w:szCs w:val="28"/>
+                  <w:rFonts w:ascii="Arial" w:hAnsi="Arial" w:cs="Arial"/>
+                  <w:sz w:val="22"/>
+                  <w:szCs w:val="22"/>
                 </w:rPr>
                 <w:id w:val="493611961"/>
                 <w14:checkbox>
@@ -3134,10 +3314,9 @@
               <w:sdtContent>
                 <w:r>
                   <w:rPr>
-                    <w:rFonts w:ascii="MS Gothic" w:eastAsia="MS Gothic" w:hAnsi="MS Gothic" w:hint="eastAsia"/>
-                    <w:b/>
-                    <w:sz w:val="28"/>
-                    <w:szCs w:val="28"/>
+                    <w:rFonts w:ascii="Arial" w:eastAsia="MS Gothic" w:hAnsi="Arial" w:hint="eastAsia" w:cs="Arial"/>
+                    <w:sz w:val="22"/>
+                    <w:szCs w:val="22"/>
                   </w:rPr>
                   <w:t>☐</w:t>
                 </w:r>
@@ -3153,16 +3332,16 @@
           <w:p>
             <w:pPr>
               <w:rPr>
-                <w:rFonts w:ascii="Bodoni MT" w:hAnsi="Bodoni MT"/>
-                <w:b/>
-                <w:bCs/>
-              </w:rPr>
-            </w:pPr>
-            <w:r>
-              <w:rPr>
-                <w:rFonts w:ascii="Bodoni MT" w:hAnsi="Bodoni MT"/>
-                <w:b/>
-                <w:bCs/>
+                <w:rFonts w:ascii="Arial" w:hAnsi="Arial" w:cs="Arial"/>
+                <w:sz w:val="22"/>
+                <w:szCs w:val="22"/>
+              </w:rPr>
+            </w:pPr>
+            <w:r>
+              <w:rPr>
+                <w:rFonts w:ascii="Arial" w:hAnsi="Arial" w:cs="Arial"/>
+                <w:sz w:val="22"/>
+                <w:szCs w:val="22"/>
               </w:rPr>
               <w:t>N</w:t>
             </w:r>
@@ -3176,19 +3355,17 @@
           <w:p>
             <w:pPr>
               <w:rPr>
-                <w:rFonts w:ascii="Bodoni MT" w:hAnsi="Bodoni MT"/>
-                <w:b/>
-                <w:sz w:val="28"/>
-                <w:szCs w:val="28"/>
+                <w:rFonts w:ascii="Arial" w:hAnsi="Arial" w:cs="Arial"/>
+                <w:sz w:val="22"/>
+                <w:szCs w:val="22"/>
               </w:rPr>
             </w:pPr>
             <w:sdt>
               <w:sdtPr>
                 <w:rPr>
-                  <w:rFonts w:ascii="Bodoni MT" w:hAnsi="Bodoni MT"/>
-                  <w:b/>
-                  <w:sz w:val="28"/>
-                  <w:szCs w:val="28"/>
+                  <w:rFonts w:ascii="Arial" w:hAnsi="Arial" w:cs="Arial"/>
+                  <w:sz w:val="22"/>
+                  <w:szCs w:val="22"/>
                 </w:rPr>
                 <w:id w:val="2075005004"/>
                 <w14:checkbox>
@@ -3200,10 +3377,9 @@
               <w:sdtContent>
                 <w:r>
                   <w:rPr>
-                    <w:rFonts w:ascii="MS Gothic" w:eastAsia="MS Gothic" w:hAnsi="MS Gothic" w:hint="eastAsia"/>
-                    <w:b/>
-                    <w:sz w:val="28"/>
-                    <w:szCs w:val="28"/>
+                    <w:rFonts w:ascii="Arial" w:eastAsia="MS Gothic" w:hAnsi="Arial" w:hint="eastAsia" w:cs="Arial"/>
+                    <w:sz w:val="22"/>
+                    <w:szCs w:val="22"/>
                   </w:rPr>
                   <w:t>☐</w:t>
                 </w:r>
@@ -3219,7 +3395,9 @@
           <w:p>
             <w:pPr>
               <w:rPr>
-                <w:rFonts w:ascii="Bodoni MT" w:hAnsi="Bodoni MT"/>
+                <w:rFonts w:ascii="Arial" w:hAnsi="Arial" w:cs="Arial"/>
+                <w:sz w:val="22"/>
+                <w:szCs w:val="22"/>
               </w:rPr>
             </w:pPr>
           </w:p>
@@ -3237,48 +3415,64 @@
           <w:p>
             <w:pPr>
               <w:rPr>
-                <w:rFonts w:ascii="Bodoni MT" w:hAnsi="Bodoni MT"/>
-              </w:rPr>
-            </w:pPr>
-            <w:r>
-              <w:rPr>
-                <w:rFonts w:ascii="Bodoni MT" w:hAnsi="Bodoni MT"/>
+                <w:rFonts w:ascii="Arial" w:hAnsi="Arial" w:cs="Arial"/>
+                <w:sz w:val="22"/>
+                <w:szCs w:val="22"/>
+              </w:rPr>
+            </w:pPr>
+            <w:r>
+              <w:rPr>
+                <w:rFonts w:ascii="Arial" w:hAnsi="Arial" w:cs="Arial"/>
+                <w:sz w:val="22"/>
+                <w:szCs w:val="22"/>
               </w:rPr>
               <w:t>Verifica della "</w:t>
             </w:r>
             <w:r>
               <w:rPr>
-                <w:rFonts w:ascii="Bodoni MT" w:hAnsi="Bodoni MT"/>
+                <w:rFonts w:ascii="Arial" w:hAnsi="Arial" w:cs="Arial"/>
+                <w:sz w:val="22"/>
+                <w:szCs w:val="22"/>
               </w:rPr>
               <w:t>SPG</w:t>
             </w:r>
             <w:r>
               <w:rPr>
-                <w:rFonts w:ascii="Bodoni MT" w:hAnsi="Bodoni MT"/>
+                <w:rFonts w:ascii="Arial" w:hAnsi="Arial" w:cs="Arial"/>
+                <w:sz w:val="22"/>
+                <w:szCs w:val="22"/>
               </w:rPr>
               <w:t>" e "</w:t>
             </w:r>
             <w:r>
               <w:rPr>
-                <w:rFonts w:ascii="Bodoni MT" w:hAnsi="Bodoni MT"/>
+                <w:rFonts w:ascii="Arial" w:hAnsi="Arial" w:cs="Arial"/>
+                <w:sz w:val="22"/>
+                <w:szCs w:val="22"/>
               </w:rPr>
               <w:t>DG</w:t>
             </w:r>
             <w:r>
               <w:rPr>
-                <w:rFonts w:ascii="Bodoni MT" w:hAnsi="Bodoni MT"/>
+                <w:rFonts w:ascii="Arial" w:hAnsi="Arial" w:cs="Arial"/>
+                <w:sz w:val="22"/>
+                <w:szCs w:val="22"/>
               </w:rPr>
               <w:t xml:space="preserve">" in conformita’ della </w:t>
             </w:r>
             <w:r>
               <w:rPr>
-                <w:rFonts w:ascii="Bodoni MT" w:hAnsi="Bodoni MT"/>
+                <w:rFonts w:ascii="Arial" w:hAnsi="Arial" w:cs="Arial"/>
+                <w:sz w:val="22"/>
+                <w:szCs w:val="22"/>
               </w:rPr>
               <w:t>CEI</w:t>
             </w:r>
             <w:r>
               <w:rPr>
-                <w:rFonts w:ascii="Bodoni MT" w:hAnsi="Bodoni MT"/>
+                <w:rFonts w:ascii="Arial" w:hAnsi="Arial" w:cs="Arial"/>
+                <w:sz w:val="22"/>
+                <w:szCs w:val="22"/>
               </w:rPr>
               <w:t xml:space="preserve"> 0-16</w:t>
             </w:r>
@@ -3292,16 +3486,16 @@
           <w:p>
             <w:pPr>
               <w:rPr>
-                <w:rFonts w:ascii="Bodoni MT" w:hAnsi="Bodoni MT"/>
-                <w:b/>
-                <w:bCs/>
-              </w:rPr>
-            </w:pPr>
-            <w:r>
-              <w:rPr>
-                <w:rFonts w:ascii="Bodoni MT" w:hAnsi="Bodoni MT"/>
-                <w:b/>
-                <w:bCs/>
+                <w:rFonts w:ascii="Arial" w:hAnsi="Arial" w:cs="Arial"/>
+                <w:sz w:val="22"/>
+                <w:szCs w:val="22"/>
+              </w:rPr>
+            </w:pPr>
+            <w:r>
+              <w:rPr>
+                <w:rFonts w:ascii="Arial" w:hAnsi="Arial" w:cs="Arial"/>
+                <w:sz w:val="22"/>
+                <w:szCs w:val="22"/>
               </w:rPr>
               <w:t>Y</w:t>
             </w:r>
@@ -3315,19 +3509,17 @@
           <w:p>
             <w:pPr>
               <w:rPr>
-                <w:rFonts w:ascii="Bodoni MT" w:hAnsi="Bodoni MT"/>
-                <w:b/>
-                <w:sz w:val="28"/>
-                <w:szCs w:val="28"/>
+                <w:rFonts w:ascii="Arial" w:hAnsi="Arial" w:cs="Arial"/>
+                <w:sz w:val="22"/>
+                <w:szCs w:val="22"/>
               </w:rPr>
             </w:pPr>
             <w:sdt>
               <w:sdtPr>
                 <w:rPr>
-                  <w:rFonts w:ascii="Bodoni MT" w:hAnsi="Bodoni MT"/>
-                  <w:b/>
-                  <w:sz w:val="28"/>
-                  <w:szCs w:val="28"/>
+                  <w:rFonts w:ascii="Arial" w:hAnsi="Arial" w:cs="Arial"/>
+                  <w:sz w:val="22"/>
+                  <w:szCs w:val="22"/>
                 </w:rPr>
                 <w:id w:val="-1031403508"/>
                 <w14:checkbox>
@@ -3339,10 +3531,9 @@
               <w:sdtContent>
                 <w:r>
                   <w:rPr>
-                    <w:rFonts w:ascii="MS Gothic" w:eastAsia="MS Gothic" w:hAnsi="MS Gothic" w:hint="eastAsia"/>
-                    <w:b/>
-                    <w:sz w:val="28"/>
-                    <w:szCs w:val="28"/>
+                    <w:rFonts w:ascii="Arial" w:eastAsia="MS Gothic" w:hAnsi="Arial" w:hint="eastAsia" w:cs="Arial"/>
+                    <w:sz w:val="22"/>
+                    <w:szCs w:val="22"/>
                   </w:rPr>
                   <w:t>☐</w:t>
                 </w:r>
@@ -3358,16 +3549,16 @@
           <w:p>
             <w:pPr>
               <w:rPr>
-                <w:rFonts w:ascii="Bodoni MT" w:hAnsi="Bodoni MT"/>
-                <w:b/>
-                <w:bCs/>
-              </w:rPr>
-            </w:pPr>
-            <w:r>
-              <w:rPr>
-                <w:rFonts w:ascii="Bodoni MT" w:hAnsi="Bodoni MT"/>
-                <w:b/>
-                <w:bCs/>
+                <w:rFonts w:ascii="Arial" w:hAnsi="Arial" w:cs="Arial"/>
+                <w:sz w:val="22"/>
+                <w:szCs w:val="22"/>
+              </w:rPr>
+            </w:pPr>
+            <w:r>
+              <w:rPr>
+                <w:rFonts w:ascii="Arial" w:hAnsi="Arial" w:cs="Arial"/>
+                <w:sz w:val="22"/>
+                <w:szCs w:val="22"/>
               </w:rPr>
               <w:t>N</w:t>
             </w:r>
@@ -3381,19 +3572,17 @@
           <w:p>
             <w:pPr>
               <w:rPr>
-                <w:rFonts w:ascii="Bodoni MT" w:hAnsi="Bodoni MT"/>
-                <w:b/>
-                <w:sz w:val="28"/>
-                <w:szCs w:val="28"/>
+                <w:rFonts w:ascii="Arial" w:hAnsi="Arial" w:cs="Arial"/>
+                <w:sz w:val="22"/>
+                <w:szCs w:val="22"/>
               </w:rPr>
             </w:pPr>
             <w:sdt>
               <w:sdtPr>
                 <w:rPr>
-                  <w:rFonts w:ascii="Bodoni MT" w:hAnsi="Bodoni MT"/>
-                  <w:b/>
-                  <w:sz w:val="28"/>
-                  <w:szCs w:val="28"/>
+                  <w:rFonts w:ascii="Arial" w:hAnsi="Arial" w:cs="Arial"/>
+                  <w:sz w:val="22"/>
+                  <w:szCs w:val="22"/>
                 </w:rPr>
                 <w:id w:val="-325046546"/>
                 <w14:checkbox>
@@ -3405,10 +3594,9 @@
               <w:sdtContent>
                 <w:r>
                   <w:rPr>
-                    <w:rFonts w:ascii="MS Gothic" w:eastAsia="MS Gothic" w:hAnsi="MS Gothic" w:hint="eastAsia"/>
-                    <w:b/>
-                    <w:sz w:val="28"/>
-                    <w:szCs w:val="28"/>
+                    <w:rFonts w:ascii="Arial" w:eastAsia="MS Gothic" w:hAnsi="Arial" w:hint="eastAsia" w:cs="Arial"/>
+                    <w:sz w:val="22"/>
+                    <w:szCs w:val="22"/>
                   </w:rPr>
                   <w:t>☐</w:t>
                 </w:r>
@@ -3424,7 +3612,9 @@
           <w:p>
             <w:pPr>
               <w:rPr>
-                <w:rFonts w:ascii="Bodoni MT" w:hAnsi="Bodoni MT"/>
+                <w:rFonts w:ascii="Arial" w:hAnsi="Arial" w:cs="Arial"/>
+                <w:sz w:val="22"/>
+                <w:szCs w:val="22"/>
               </w:rPr>
             </w:pPr>
           </w:p>
@@ -3442,12 +3632,16 @@
           <w:p>
             <w:pPr>
               <w:rPr>
-                <w:rFonts w:ascii="Bodoni MT" w:hAnsi="Bodoni MT"/>
-              </w:rPr>
-            </w:pPr>
-            <w:r>
-              <w:rPr>
-                <w:rFonts w:ascii="Bodoni MT" w:hAnsi="Bodoni MT"/>
+                <w:rFonts w:ascii="Arial" w:hAnsi="Arial" w:cs="Arial"/>
+                <w:sz w:val="22"/>
+                <w:szCs w:val="22"/>
+              </w:rPr>
+            </w:pPr>
+            <w:r>
+              <w:rPr>
+                <w:rFonts w:ascii="Arial" w:hAnsi="Arial" w:cs="Arial"/>
+                <w:sz w:val="22"/>
+                <w:szCs w:val="22"/>
               </w:rPr>
               <w:t>Dichiarazione del piano di taratura delle protezioni</w:t>
             </w:r>
@@ -3461,14 +3655,16 @@
           <w:p>
             <w:pPr>
               <w:rPr>
-                <w:rFonts w:ascii="Bodoni MT" w:hAnsi="Bodoni MT"/>
-              </w:rPr>
-            </w:pPr>
-            <w:r>
-              <w:rPr>
-                <w:rFonts w:ascii="Bodoni MT" w:hAnsi="Bodoni MT"/>
-                <w:b/>
-                <w:bCs/>
+                <w:rFonts w:ascii="Arial" w:hAnsi="Arial" w:cs="Arial"/>
+                <w:sz w:val="22"/>
+                <w:szCs w:val="22"/>
+              </w:rPr>
+            </w:pPr>
+            <w:r>
+              <w:rPr>
+                <w:rFonts w:ascii="Arial" w:hAnsi="Arial" w:cs="Arial"/>
+                <w:sz w:val="22"/>
+                <w:szCs w:val="22"/>
               </w:rPr>
               <w:t>Y</w:t>
             </w:r>
@@ -3482,16 +3678,17 @@
           <w:p>
             <w:pPr>
               <w:rPr>
-                <w:rFonts w:ascii="Bodoni MT" w:hAnsi="Bodoni MT"/>
+                <w:rFonts w:ascii="Arial" w:hAnsi="Arial" w:cs="Arial"/>
+                <w:sz w:val="22"/>
+                <w:szCs w:val="22"/>
               </w:rPr>
             </w:pPr>
             <w:sdt>
               <w:sdtPr>
                 <w:rPr>
-                  <w:rFonts w:ascii="Bodoni MT" w:hAnsi="Bodoni MT"/>
-                  <w:b/>
-                  <w:sz w:val="28"/>
-                  <w:szCs w:val="28"/>
+                  <w:rFonts w:ascii="Arial" w:hAnsi="Arial" w:cs="Arial"/>
+                  <w:sz w:val="22"/>
+                  <w:szCs w:val="22"/>
                 </w:rPr>
                 <w:id w:val="-1232697622"/>
                 <w14:checkbox>
@@ -3503,10 +3700,9 @@
               <w:sdtContent>
                 <w:r>
                   <w:rPr>
-                    <w:rFonts w:ascii="MS Gothic" w:eastAsia="MS Gothic" w:hAnsi="MS Gothic" w:hint="eastAsia"/>
-                    <w:b/>
-                    <w:sz w:val="28"/>
-                    <w:szCs w:val="28"/>
+                    <w:rFonts w:ascii="Arial" w:eastAsia="MS Gothic" w:hAnsi="Arial" w:hint="eastAsia" w:cs="Arial"/>
+                    <w:sz w:val="22"/>
+                    <w:szCs w:val="22"/>
                   </w:rPr>
                   <w:t>☐</w:t>
                 </w:r>
@@ -3522,14 +3718,16 @@
           <w:p>
             <w:pPr>
               <w:rPr>
-                <w:rFonts w:ascii="Bodoni MT" w:hAnsi="Bodoni MT"/>
-              </w:rPr>
-            </w:pPr>
-            <w:r>
-              <w:rPr>
-                <w:rFonts w:ascii="Bodoni MT" w:hAnsi="Bodoni MT"/>
-                <w:b/>
-                <w:bCs/>
+                <w:rFonts w:ascii="Arial" w:hAnsi="Arial" w:cs="Arial"/>
+                <w:sz w:val="22"/>
+                <w:szCs w:val="22"/>
+              </w:rPr>
+            </w:pPr>
+            <w:r>
+              <w:rPr>
+                <w:rFonts w:ascii="Arial" w:hAnsi="Arial" w:cs="Arial"/>
+                <w:sz w:val="22"/>
+                <w:szCs w:val="22"/>
               </w:rPr>
               <w:t>N</w:t>
             </w:r>
@@ -3543,16 +3741,17 @@
           <w:p>
             <w:pPr>
               <w:rPr>
-                <w:rFonts w:ascii="Bodoni MT" w:hAnsi="Bodoni MT"/>
+                <w:rFonts w:ascii="Arial" w:hAnsi="Arial" w:cs="Arial"/>
+                <w:sz w:val="22"/>
+                <w:szCs w:val="22"/>
               </w:rPr>
             </w:pPr>
             <w:sdt>
               <w:sdtPr>
                 <w:rPr>
-                  <w:rFonts w:ascii="Bodoni MT" w:hAnsi="Bodoni MT"/>
-                  <w:b/>
-                  <w:sz w:val="28"/>
-                  <w:szCs w:val="28"/>
+                  <w:rFonts w:ascii="Arial" w:hAnsi="Arial" w:cs="Arial"/>
+                  <w:sz w:val="22"/>
+                  <w:szCs w:val="22"/>
                 </w:rPr>
                 <w:id w:val="689115922"/>
                 <w14:checkbox>
@@ -3564,10 +3763,9 @@
               <w:sdtContent>
                 <w:r>
                   <w:rPr>
-                    <w:rFonts w:ascii="MS Gothic" w:eastAsia="MS Gothic" w:hAnsi="MS Gothic" w:hint="eastAsia"/>
-                    <w:b/>
-                    <w:sz w:val="28"/>
-                    <w:szCs w:val="28"/>
+                    <w:rFonts w:ascii="Arial" w:eastAsia="MS Gothic" w:hAnsi="Arial" w:hint="eastAsia" w:cs="Arial"/>
+                    <w:sz w:val="22"/>
+                    <w:szCs w:val="22"/>
                   </w:rPr>
                   <w:t>☐</w:t>
                 </w:r>
@@ -3583,7 +3781,9 @@
           <w:p>
             <w:pPr>
               <w:rPr>
-                <w:rFonts w:ascii="Bodoni MT" w:hAnsi="Bodoni MT"/>
+                <w:rFonts w:ascii="Arial" w:hAnsi="Arial" w:cs="Arial"/>
+                <w:sz w:val="22"/>
+                <w:szCs w:val="22"/>
               </w:rPr>
             </w:pPr>
           </w:p>
@@ -3601,12 +3801,16 @@
           <w:p>
             <w:pPr>
               <w:rPr>
-                <w:rFonts w:ascii="Bodoni MT" w:hAnsi="Bodoni MT"/>
-              </w:rPr>
-            </w:pPr>
-            <w:r>
-              <w:rPr>
-                <w:rFonts w:ascii="Bodoni MT" w:hAnsi="Bodoni MT"/>
+                <w:rFonts w:ascii="Arial" w:hAnsi="Arial" w:cs="Arial"/>
+                <w:sz w:val="22"/>
+                <w:szCs w:val="22"/>
+              </w:rPr>
+            </w:pPr>
+            <w:r>
+              <w:rPr>
+                <w:rFonts w:ascii="Arial" w:hAnsi="Arial" w:cs="Arial"/>
+                <w:sz w:val="22"/>
+                <w:szCs w:val="22"/>
               </w:rPr>
               <w:t>Schede tecniche dei trasformatori</w:t>
             </w:r>
@@ -3620,16 +3824,16 @@
           <w:p>
             <w:pPr>
               <w:rPr>
-                <w:rFonts w:ascii="Bodoni MT" w:hAnsi="Bodoni MT"/>
-                <w:b/>
-                <w:bCs/>
-              </w:rPr>
-            </w:pPr>
-            <w:r>
-              <w:rPr>
-                <w:rFonts w:ascii="Bodoni MT" w:hAnsi="Bodoni MT"/>
-                <w:b/>
-                <w:bCs/>
+                <w:rFonts w:ascii="Arial" w:hAnsi="Arial" w:cs="Arial"/>
+                <w:sz w:val="22"/>
+                <w:szCs w:val="22"/>
+              </w:rPr>
+            </w:pPr>
+            <w:r>
+              <w:rPr>
+                <w:rFonts w:ascii="Arial" w:hAnsi="Arial" w:cs="Arial"/>
+                <w:sz w:val="22"/>
+                <w:szCs w:val="22"/>
               </w:rPr>
               <w:t>Y</w:t>
             </w:r>
@@ -3643,19 +3847,17 @@
           <w:p>
             <w:pPr>
               <w:rPr>
-                <w:rFonts w:ascii="Bodoni MT" w:hAnsi="Bodoni MT"/>
-                <w:b/>
-                <w:sz w:val="28"/>
-                <w:szCs w:val="28"/>
+                <w:rFonts w:ascii="Arial" w:hAnsi="Arial" w:cs="Arial"/>
+                <w:sz w:val="22"/>
+                <w:szCs w:val="22"/>
               </w:rPr>
             </w:pPr>
             <w:sdt>
               <w:sdtPr>
                 <w:rPr>
-                  <w:rFonts w:ascii="Bodoni MT" w:hAnsi="Bodoni MT"/>
-                  <w:b/>
-                  <w:sz w:val="28"/>
-                  <w:szCs w:val="28"/>
+                  <w:rFonts w:ascii="Arial" w:hAnsi="Arial" w:cs="Arial"/>
+                  <w:sz w:val="22"/>
+                  <w:szCs w:val="22"/>
                 </w:rPr>
                 <w:id w:val="-522407329"/>
                 <w14:checkbox>
@@ -3667,10 +3869,9 @@
               <w:sdtContent>
                 <w:r>
                   <w:rPr>
-                    <w:rFonts w:ascii="MS Gothic" w:eastAsia="MS Gothic" w:hAnsi="MS Gothic" w:hint="eastAsia"/>
-                    <w:b/>
-                    <w:sz w:val="28"/>
-                    <w:szCs w:val="28"/>
+                    <w:rFonts w:ascii="Arial" w:eastAsia="MS Gothic" w:hAnsi="Arial" w:hint="eastAsia" w:cs="Arial"/>
+                    <w:sz w:val="22"/>
+                    <w:szCs w:val="22"/>
                   </w:rPr>
                   <w:t>☐</w:t>
                 </w:r>
@@ -3686,16 +3887,16 @@
           <w:p>
             <w:pPr>
               <w:rPr>
-                <w:rFonts w:ascii="Bodoni MT" w:hAnsi="Bodoni MT"/>
-                <w:b/>
-                <w:bCs/>
-              </w:rPr>
-            </w:pPr>
-            <w:r>
-              <w:rPr>
-                <w:rFonts w:ascii="Bodoni MT" w:hAnsi="Bodoni MT"/>
-                <w:b/>
-                <w:bCs/>
+                <w:rFonts w:ascii="Arial" w:hAnsi="Arial" w:cs="Arial"/>
+                <w:sz w:val="22"/>
+                <w:szCs w:val="22"/>
+              </w:rPr>
+            </w:pPr>
+            <w:r>
+              <w:rPr>
+                <w:rFonts w:ascii="Arial" w:hAnsi="Arial" w:cs="Arial"/>
+                <w:sz w:val="22"/>
+                <w:szCs w:val="22"/>
               </w:rPr>
               <w:t>N</w:t>
             </w:r>
@@ -3709,19 +3910,17 @@
           <w:p>
             <w:pPr>
               <w:rPr>
-                <w:rFonts w:ascii="Bodoni MT" w:hAnsi="Bodoni MT"/>
-                <w:b/>
-                <w:sz w:val="28"/>
-                <w:szCs w:val="28"/>
+                <w:rFonts w:ascii="Arial" w:hAnsi="Arial" w:cs="Arial"/>
+                <w:sz w:val="22"/>
+                <w:szCs w:val="22"/>
               </w:rPr>
             </w:pPr>
             <w:sdt>
               <w:sdtPr>
                 <w:rPr>
-                  <w:rFonts w:ascii="Bodoni MT" w:hAnsi="Bodoni MT"/>
-                  <w:b/>
-                  <w:sz w:val="28"/>
-                  <w:szCs w:val="28"/>
+                  <w:rFonts w:ascii="Arial" w:hAnsi="Arial" w:cs="Arial"/>
+                  <w:sz w:val="22"/>
+                  <w:szCs w:val="22"/>
                 </w:rPr>
                 <w:id w:val="1258637351"/>
                 <w14:checkbox>
@@ -3733,10 +3932,9 @@
               <w:sdtContent>
                 <w:r>
                   <w:rPr>
-                    <w:rFonts w:ascii="MS Gothic" w:eastAsia="MS Gothic" w:hAnsi="MS Gothic" w:hint="eastAsia"/>
-                    <w:b/>
-                    <w:sz w:val="28"/>
-                    <w:szCs w:val="28"/>
+                    <w:rFonts w:ascii="Arial" w:eastAsia="MS Gothic" w:hAnsi="Arial" w:hint="eastAsia" w:cs="Arial"/>
+                    <w:sz w:val="22"/>
+                    <w:szCs w:val="22"/>
                   </w:rPr>
                   <w:t>☐</w:t>
                 </w:r>
@@ -3752,7 +3950,9 @@
           <w:p>
             <w:pPr>
               <w:rPr>
-                <w:rFonts w:ascii="Bodoni MT" w:hAnsi="Bodoni MT"/>
+                <w:rFonts w:ascii="Arial" w:hAnsi="Arial" w:cs="Arial"/>
+                <w:sz w:val="22"/>
+                <w:szCs w:val="22"/>
               </w:rPr>
             </w:pPr>
           </w:p>
@@ -3770,12 +3970,16 @@
           <w:p>
             <w:pPr>
               <w:rPr>
-                <w:rFonts w:ascii="Bodoni MT" w:hAnsi="Bodoni MT"/>
-              </w:rPr>
-            </w:pPr>
-            <w:r>
-              <w:rPr>
-                <w:rFonts w:ascii="Bodoni MT" w:hAnsi="Bodoni MT"/>
+                <w:rFonts w:ascii="Arial" w:hAnsi="Arial" w:cs="Arial"/>
+                <w:sz w:val="22"/>
+                <w:szCs w:val="22"/>
+              </w:rPr>
+            </w:pPr>
+            <w:r>
+              <w:rPr>
+                <w:rFonts w:ascii="Arial" w:hAnsi="Arial" w:cs="Arial"/>
+                <w:sz w:val="22"/>
+                <w:szCs w:val="22"/>
               </w:rPr>
               <w:t>Certificato di collaudo del trasformatore</w:t>
             </w:r>
@@ -3789,14 +3993,16 @@
           <w:p>
             <w:pPr>
               <w:rPr>
-                <w:rFonts w:ascii="Bodoni MT" w:hAnsi="Bodoni MT"/>
-              </w:rPr>
-            </w:pPr>
-            <w:r>
-              <w:rPr>
-                <w:rFonts w:ascii="Bodoni MT" w:hAnsi="Bodoni MT"/>
-                <w:b/>
-                <w:bCs/>
+                <w:rFonts w:ascii="Arial" w:hAnsi="Arial" w:cs="Arial"/>
+                <w:sz w:val="22"/>
+                <w:szCs w:val="22"/>
+              </w:rPr>
+            </w:pPr>
+            <w:r>
+              <w:rPr>
+                <w:rFonts w:ascii="Arial" w:hAnsi="Arial" w:cs="Arial"/>
+                <w:sz w:val="22"/>
+                <w:szCs w:val="22"/>
               </w:rPr>
               <w:t>Y</w:t>
             </w:r>
@@ -3810,16 +4016,17 @@
           <w:p>
             <w:pPr>
               <w:rPr>
-                <w:rFonts w:ascii="Bodoni MT" w:hAnsi="Bodoni MT"/>
+                <w:rFonts w:ascii="Arial" w:hAnsi="Arial" w:cs="Arial"/>
+                <w:sz w:val="22"/>
+                <w:szCs w:val="22"/>
               </w:rPr>
             </w:pPr>
             <w:sdt>
               <w:sdtPr>
                 <w:rPr>
-                  <w:rFonts w:ascii="Bodoni MT" w:hAnsi="Bodoni MT"/>
-                  <w:b/>
-                  <w:sz w:val="28"/>
-                  <w:szCs w:val="28"/>
+                  <w:rFonts w:ascii="Arial" w:hAnsi="Arial" w:cs="Arial"/>
+                  <w:sz w:val="22"/>
+                  <w:szCs w:val="22"/>
                 </w:rPr>
                 <w:id w:val="-269853776"/>
                 <w14:checkbox>
@@ -3831,10 +4038,9 @@
               <w:sdtContent>
                 <w:r>
                   <w:rPr>
-                    <w:rFonts w:ascii="MS Gothic" w:eastAsia="MS Gothic" w:hAnsi="MS Gothic" w:hint="eastAsia"/>
-                    <w:b/>
-                    <w:sz w:val="28"/>
-                    <w:szCs w:val="28"/>
+                    <w:rFonts w:ascii="Arial" w:eastAsia="MS Gothic" w:hAnsi="Arial" w:hint="eastAsia" w:cs="Arial"/>
+                    <w:sz w:val="22"/>
+                    <w:szCs w:val="22"/>
                   </w:rPr>
                   <w:t>☐</w:t>
                 </w:r>
@@ -3850,14 +4056,16 @@
           <w:p>
             <w:pPr>
               <w:rPr>
-                <w:rFonts w:ascii="Bodoni MT" w:hAnsi="Bodoni MT"/>
-              </w:rPr>
-            </w:pPr>
-            <w:r>
-              <w:rPr>
-                <w:rFonts w:ascii="Bodoni MT" w:hAnsi="Bodoni MT"/>
-                <w:b/>
-                <w:bCs/>
+                <w:rFonts w:ascii="Arial" w:hAnsi="Arial" w:cs="Arial"/>
+                <w:sz w:val="22"/>
+                <w:szCs w:val="22"/>
+              </w:rPr>
+            </w:pPr>
+            <w:r>
+              <w:rPr>
+                <w:rFonts w:ascii="Arial" w:hAnsi="Arial" w:cs="Arial"/>
+                <w:sz w:val="22"/>
+                <w:szCs w:val="22"/>
               </w:rPr>
               <w:t>N</w:t>
             </w:r>
@@ -3871,16 +4079,17 @@
           <w:p>
             <w:pPr>
               <w:rPr>
-                <w:rFonts w:ascii="Bodoni MT" w:hAnsi="Bodoni MT"/>
+                <w:rFonts w:ascii="Arial" w:hAnsi="Arial" w:cs="Arial"/>
+                <w:sz w:val="22"/>
+                <w:szCs w:val="22"/>
               </w:rPr>
             </w:pPr>
             <w:sdt>
               <w:sdtPr>
                 <w:rPr>
-                  <w:rFonts w:ascii="Bodoni MT" w:hAnsi="Bodoni MT"/>
-                  <w:b/>
-                  <w:sz w:val="28"/>
-                  <w:szCs w:val="28"/>
+                  <w:rFonts w:ascii="Arial" w:hAnsi="Arial" w:cs="Arial"/>
+                  <w:sz w:val="22"/>
+                  <w:szCs w:val="22"/>
                 </w:rPr>
                 <w:id w:val="-1274702567"/>
                 <w14:checkbox>
@@ -3892,10 +4101,9 @@
               <w:sdtContent>
                 <w:r>
                   <w:rPr>
-                    <w:rFonts w:ascii="MS Gothic" w:eastAsia="MS Gothic" w:hAnsi="MS Gothic" w:hint="eastAsia"/>
-                    <w:b/>
-                    <w:sz w:val="28"/>
-                    <w:szCs w:val="28"/>
+                    <w:rFonts w:ascii="Arial" w:eastAsia="MS Gothic" w:hAnsi="Arial" w:hint="eastAsia" w:cs="Arial"/>
+                    <w:sz w:val="22"/>
+                    <w:szCs w:val="22"/>
                   </w:rPr>
                   <w:t>☐</w:t>
                 </w:r>
@@ -3911,7 +4119,9 @@
           <w:p>
             <w:pPr>
               <w:rPr>
-                <w:rFonts w:ascii="Bodoni MT" w:hAnsi="Bodoni MT"/>
+                <w:rFonts w:ascii="Arial" w:hAnsi="Arial" w:cs="Arial"/>
+                <w:sz w:val="22"/>
+                <w:szCs w:val="22"/>
               </w:rPr>
             </w:pPr>
           </w:p>
@@ -3929,48 +4139,64 @@
           <w:p>
             <w:pPr>
               <w:rPr>
-                <w:rFonts w:ascii="Bodoni MT" w:hAnsi="Bodoni MT"/>
-              </w:rPr>
-            </w:pPr>
-            <w:r>
-              <w:rPr>
-                <w:rFonts w:ascii="Bodoni MT" w:hAnsi="Bodoni MT"/>
+                <w:rFonts w:ascii="Arial" w:hAnsi="Arial" w:cs="Arial"/>
+                <w:sz w:val="22"/>
+                <w:szCs w:val="22"/>
+              </w:rPr>
+            </w:pPr>
+            <w:r>
+              <w:rPr>
+                <w:rFonts w:ascii="Arial" w:hAnsi="Arial" w:cs="Arial"/>
+                <w:sz w:val="22"/>
+                <w:szCs w:val="22"/>
               </w:rPr>
               <w:t xml:space="preserve">Dichiarazione di adeguatezza </w:t>
             </w:r>
             <w:r>
               <w:rPr>
-                <w:rFonts w:ascii="Bodoni MT" w:hAnsi="Bodoni MT"/>
+                <w:rFonts w:ascii="Arial" w:hAnsi="Arial" w:cs="Arial"/>
+                <w:sz w:val="22"/>
+                <w:szCs w:val="22"/>
               </w:rPr>
               <w:t>ARERA DEL</w:t>
             </w:r>
             <w:r>
               <w:rPr>
-                <w:rFonts w:ascii="Bodoni MT" w:hAnsi="Bodoni MT"/>
+                <w:rFonts w:ascii="Arial" w:hAnsi="Arial" w:cs="Arial"/>
+                <w:sz w:val="22"/>
+                <w:szCs w:val="22"/>
               </w:rPr>
               <w:t>. 646/2015/</w:t>
             </w:r>
             <w:r>
               <w:rPr>
-                <w:rFonts w:ascii="Bodoni MT" w:hAnsi="Bodoni MT"/>
+                <w:rFonts w:ascii="Arial" w:hAnsi="Arial" w:cs="Arial"/>
+                <w:sz w:val="22"/>
+                <w:szCs w:val="22"/>
               </w:rPr>
               <w:t>R</w:t>
             </w:r>
             <w:r>
               <w:rPr>
-                <w:rFonts w:ascii="Bodoni MT" w:hAnsi="Bodoni MT"/>
+                <w:rFonts w:ascii="Arial" w:hAnsi="Arial" w:cs="Arial"/>
+                <w:sz w:val="22"/>
+                <w:szCs w:val="22"/>
               </w:rPr>
               <w:t>/</w:t>
             </w:r>
             <w:r>
               <w:rPr>
-                <w:rFonts w:ascii="Bodoni MT" w:hAnsi="Bodoni MT"/>
+                <w:rFonts w:ascii="Arial" w:hAnsi="Arial" w:cs="Arial"/>
+                <w:sz w:val="22"/>
+                <w:szCs w:val="22"/>
               </w:rPr>
               <w:t>EEL</w:t>
             </w:r>
             <w:r>
               <w:rPr>
-                <w:rFonts w:ascii="Bodoni MT" w:hAnsi="Bodoni MT"/>
+                <w:rFonts w:ascii="Arial" w:hAnsi="Arial" w:cs="Arial"/>
+                <w:sz w:val="22"/>
+                <w:szCs w:val="22"/>
               </w:rPr>
               <w:t xml:space="preserve"> </w:t>
             </w:r>
@@ -3984,14 +4210,16 @@
           <w:p>
             <w:pPr>
               <w:rPr>
-                <w:rFonts w:ascii="Bodoni MT" w:hAnsi="Bodoni MT"/>
-              </w:rPr>
-            </w:pPr>
-            <w:r>
-              <w:rPr>
-                <w:rFonts w:ascii="Bodoni MT" w:hAnsi="Bodoni MT"/>
-                <w:b/>
-                <w:bCs/>
+                <w:rFonts w:ascii="Arial" w:hAnsi="Arial" w:cs="Arial"/>
+                <w:sz w:val="22"/>
+                <w:szCs w:val="22"/>
+              </w:rPr>
+            </w:pPr>
+            <w:r>
+              <w:rPr>
+                <w:rFonts w:ascii="Arial" w:hAnsi="Arial" w:cs="Arial"/>
+                <w:sz w:val="22"/>
+                <w:szCs w:val="22"/>
               </w:rPr>
               <w:t>Y</w:t>
             </w:r>
@@ -4005,16 +4233,17 @@
           <w:p>
             <w:pPr>
               <w:rPr>
-                <w:rFonts w:ascii="Bodoni MT" w:hAnsi="Bodoni MT"/>
+                <w:rFonts w:ascii="Arial" w:hAnsi="Arial" w:cs="Arial"/>
+                <w:sz w:val="22"/>
+                <w:szCs w:val="22"/>
               </w:rPr>
             </w:pPr>
             <w:sdt>
               <w:sdtPr>
                 <w:rPr>
-                  <w:rFonts w:ascii="Bodoni MT" w:hAnsi="Bodoni MT"/>
-                  <w:b/>
-                  <w:sz w:val="28"/>
-                  <w:szCs w:val="28"/>
+                  <w:rFonts w:ascii="Arial" w:hAnsi="Arial" w:cs="Arial"/>
+                  <w:sz w:val="22"/>
+                  <w:szCs w:val="22"/>
                 </w:rPr>
                 <w:id w:val="-126854824"/>
                 <w14:checkbox>
@@ -4026,10 +4255,9 @@
               <w:sdtContent>
                 <w:r>
                   <w:rPr>
-                    <w:rFonts w:ascii="MS Gothic" w:eastAsia="MS Gothic" w:hAnsi="MS Gothic" w:hint="eastAsia"/>
-                    <w:b/>
-                    <w:sz w:val="28"/>
-                    <w:szCs w:val="28"/>
+                    <w:rFonts w:ascii="Arial" w:eastAsia="MS Gothic" w:hAnsi="Arial" w:hint="eastAsia" w:cs="Arial"/>
+                    <w:sz w:val="22"/>
+                    <w:szCs w:val="22"/>
                   </w:rPr>
                   <w:t>☐</w:t>
                 </w:r>
@@ -4045,14 +4273,16 @@
           <w:p>
             <w:pPr>
               <w:rPr>
-                <w:rFonts w:ascii="Bodoni MT" w:hAnsi="Bodoni MT"/>
-              </w:rPr>
-            </w:pPr>
-            <w:r>
-              <w:rPr>
-                <w:rFonts w:ascii="Bodoni MT" w:hAnsi="Bodoni MT"/>
-                <w:b/>
-                <w:bCs/>
+                <w:rFonts w:ascii="Arial" w:hAnsi="Arial" w:cs="Arial"/>
+                <w:sz w:val="22"/>
+                <w:szCs w:val="22"/>
+              </w:rPr>
+            </w:pPr>
+            <w:r>
+              <w:rPr>
+                <w:rFonts w:ascii="Arial" w:hAnsi="Arial" w:cs="Arial"/>
+                <w:sz w:val="22"/>
+                <w:szCs w:val="22"/>
               </w:rPr>
               <w:t>N</w:t>
             </w:r>
@@ -4066,16 +4296,17 @@
           <w:p>
             <w:pPr>
               <w:rPr>
-                <w:rFonts w:ascii="Bodoni MT" w:hAnsi="Bodoni MT"/>
+                <w:rFonts w:ascii="Arial" w:hAnsi="Arial" w:cs="Arial"/>
+                <w:sz w:val="22"/>
+                <w:szCs w:val="22"/>
               </w:rPr>
             </w:pPr>
             <w:sdt>
               <w:sdtPr>
                 <w:rPr>
-                  <w:rFonts w:ascii="Bodoni MT" w:hAnsi="Bodoni MT"/>
-                  <w:b/>
-                  <w:sz w:val="28"/>
-                  <w:szCs w:val="28"/>
+                  <w:rFonts w:ascii="Arial" w:hAnsi="Arial" w:cs="Arial"/>
+                  <w:sz w:val="22"/>
+                  <w:szCs w:val="22"/>
                 </w:rPr>
                 <w:id w:val="-312865471"/>
                 <w14:checkbox>
@@ -4087,10 +4318,9 @@
               <w:sdtContent>
                 <w:r>
                   <w:rPr>
-                    <w:rFonts w:ascii="MS Gothic" w:eastAsia="MS Gothic" w:hAnsi="MS Gothic" w:hint="eastAsia"/>
-                    <w:b/>
-                    <w:sz w:val="28"/>
-                    <w:szCs w:val="28"/>
+                    <w:rFonts w:ascii="Arial" w:eastAsia="MS Gothic" w:hAnsi="Arial" w:hint="eastAsia" w:cs="Arial"/>
+                    <w:sz w:val="22"/>
+                    <w:szCs w:val="22"/>
                   </w:rPr>
                   <w:t>☐</w:t>
                 </w:r>
@@ -4106,7 +4336,9 @@
           <w:p>
             <w:pPr>
               <w:rPr>
-                <w:rFonts w:ascii="Bodoni MT" w:hAnsi="Bodoni MT"/>
+                <w:rFonts w:ascii="Arial" w:hAnsi="Arial" w:cs="Arial"/>
+                <w:sz w:val="22"/>
+                <w:szCs w:val="22"/>
               </w:rPr>
             </w:pPr>
           </w:p>
@@ -4124,24 +4356,32 @@
           <w:p>
             <w:pPr>
               <w:rPr>
-                <w:rFonts w:ascii="Bodoni MT" w:hAnsi="Bodoni MT"/>
-              </w:rPr>
-            </w:pPr>
-            <w:r>
-              <w:rPr>
-                <w:rFonts w:ascii="Bodoni MT" w:hAnsi="Bodoni MT"/>
+                <w:rFonts w:ascii="Arial" w:hAnsi="Arial" w:cs="Arial"/>
+                <w:sz w:val="22"/>
+                <w:szCs w:val="22"/>
+              </w:rPr>
+            </w:pPr>
+            <w:r>
+              <w:rPr>
+                <w:rFonts w:ascii="Arial" w:hAnsi="Arial" w:cs="Arial"/>
+                <w:sz w:val="22"/>
+                <w:szCs w:val="22"/>
               </w:rPr>
               <w:t xml:space="preserve">Verbali di manutenzione e verifiche cabina </w:t>
             </w:r>
             <w:r>
               <w:rPr>
-                <w:rFonts w:ascii="Bodoni MT" w:hAnsi="Bodoni MT"/>
+                <w:rFonts w:ascii="Arial" w:hAnsi="Arial" w:cs="Arial"/>
+                <w:sz w:val="22"/>
+                <w:szCs w:val="22"/>
               </w:rPr>
               <w:t>CEI</w:t>
             </w:r>
             <w:r>
               <w:rPr>
-                <w:rFonts w:ascii="Bodoni MT" w:hAnsi="Bodoni MT"/>
+                <w:rFonts w:ascii="Arial" w:hAnsi="Arial" w:cs="Arial"/>
+                <w:sz w:val="22"/>
+                <w:szCs w:val="22"/>
               </w:rPr>
               <w:t xml:space="preserve"> 78-17</w:t>
             </w:r>
@@ -4155,14 +4395,16 @@
           <w:p>
             <w:pPr>
               <w:rPr>
-                <w:rFonts w:ascii="Bodoni MT" w:hAnsi="Bodoni MT"/>
-              </w:rPr>
-            </w:pPr>
-            <w:r>
-              <w:rPr>
-                <w:rFonts w:ascii="Bodoni MT" w:hAnsi="Bodoni MT"/>
-                <w:b/>
-                <w:bCs/>
+                <w:rFonts w:ascii="Arial" w:hAnsi="Arial" w:cs="Arial"/>
+                <w:sz w:val="22"/>
+                <w:szCs w:val="22"/>
+              </w:rPr>
+            </w:pPr>
+            <w:r>
+              <w:rPr>
+                <w:rFonts w:ascii="Arial" w:hAnsi="Arial" w:cs="Arial"/>
+                <w:sz w:val="22"/>
+                <w:szCs w:val="22"/>
               </w:rPr>
               <w:t>Y</w:t>
             </w:r>
@@ -4176,16 +4418,17 @@
           <w:p>
             <w:pPr>
               <w:rPr>
-                <w:rFonts w:ascii="Bodoni MT" w:hAnsi="Bodoni MT"/>
+                <w:rFonts w:ascii="Arial" w:hAnsi="Arial" w:cs="Arial"/>
+                <w:sz w:val="22"/>
+                <w:szCs w:val="22"/>
               </w:rPr>
             </w:pPr>
             <w:sdt>
               <w:sdtPr>
                 <w:rPr>
-                  <w:rFonts w:ascii="Bodoni MT" w:hAnsi="Bodoni MT"/>
-                  <w:b/>
-                  <w:sz w:val="28"/>
-                  <w:szCs w:val="28"/>
+                  <w:rFonts w:ascii="Arial" w:hAnsi="Arial" w:cs="Arial"/>
+                  <w:sz w:val="22"/>
+                  <w:szCs w:val="22"/>
                 </w:rPr>
                 <w:id w:val="-2081751422"/>
                 <w14:checkbox>
@@ -4197,10 +4440,9 @@
               <w:sdtContent>
                 <w:r>
                   <w:rPr>
-                    <w:rFonts w:ascii="MS Gothic" w:eastAsia="MS Gothic" w:hAnsi="MS Gothic" w:hint="eastAsia"/>
-                    <w:b/>
-                    <w:sz w:val="28"/>
-                    <w:szCs w:val="28"/>
+                    <w:rFonts w:ascii="Arial" w:eastAsia="MS Gothic" w:hAnsi="Arial" w:hint="eastAsia" w:cs="Arial"/>
+                    <w:sz w:val="22"/>
+                    <w:szCs w:val="22"/>
                   </w:rPr>
                   <w:t>☐</w:t>
                 </w:r>
@@ -4216,14 +4458,16 @@
           <w:p>
             <w:pPr>
               <w:rPr>
-                <w:rFonts w:ascii="Bodoni MT" w:hAnsi="Bodoni MT"/>
-              </w:rPr>
-            </w:pPr>
-            <w:r>
-              <w:rPr>
-                <w:rFonts w:ascii="Bodoni MT" w:hAnsi="Bodoni MT"/>
-                <w:b/>
-                <w:bCs/>
+                <w:rFonts w:ascii="Arial" w:hAnsi="Arial" w:cs="Arial"/>
+                <w:sz w:val="22"/>
+                <w:szCs w:val="22"/>
+              </w:rPr>
+            </w:pPr>
+            <w:r>
+              <w:rPr>
+                <w:rFonts w:ascii="Arial" w:hAnsi="Arial" w:cs="Arial"/>
+                <w:sz w:val="22"/>
+                <w:szCs w:val="22"/>
               </w:rPr>
               <w:t>N</w:t>
             </w:r>
@@ -4237,16 +4481,17 @@
           <w:p>
             <w:pPr>
               <w:rPr>
-                <w:rFonts w:ascii="Bodoni MT" w:hAnsi="Bodoni MT"/>
+                <w:rFonts w:ascii="Arial" w:hAnsi="Arial" w:cs="Arial"/>
+                <w:sz w:val="22"/>
+                <w:szCs w:val="22"/>
               </w:rPr>
             </w:pPr>
             <w:sdt>
               <w:sdtPr>
                 <w:rPr>
-                  <w:rFonts w:ascii="Bodoni MT" w:hAnsi="Bodoni MT"/>
-                  <w:b/>
-                  <w:sz w:val="28"/>
-                  <w:szCs w:val="28"/>
+                  <w:rFonts w:ascii="Arial" w:hAnsi="Arial" w:cs="Arial"/>
+                  <w:sz w:val="22"/>
+                  <w:szCs w:val="22"/>
                 </w:rPr>
                 <w:id w:val="983664382"/>
                 <w14:checkbox>
@@ -4258,10 +4503,9 @@
               <w:sdtContent>
                 <w:r>
                   <w:rPr>
-                    <w:rFonts w:ascii="MS Gothic" w:eastAsia="MS Gothic" w:hAnsi="MS Gothic" w:hint="eastAsia"/>
-                    <w:b/>
-                    <w:sz w:val="28"/>
-                    <w:szCs w:val="28"/>
+                    <w:rFonts w:ascii="Arial" w:eastAsia="MS Gothic" w:hAnsi="Arial" w:hint="eastAsia" w:cs="Arial"/>
+                    <w:sz w:val="22"/>
+                    <w:szCs w:val="22"/>
                   </w:rPr>
                   <w:t>☐</w:t>
                 </w:r>
@@ -4277,7 +4521,9 @@
           <w:p>
             <w:pPr>
               <w:rPr>
-                <w:rFonts w:ascii="Bodoni MT" w:hAnsi="Bodoni MT"/>
+                <w:rFonts w:ascii="Arial" w:hAnsi="Arial" w:cs="Arial"/>
+                <w:sz w:val="22"/>
+                <w:szCs w:val="22"/>
               </w:rPr>
             </w:pPr>
           </w:p>
@@ -4295,24 +4541,32 @@
           <w:p>
             <w:pPr>
               <w:rPr>
-                <w:rFonts w:ascii="Bodoni MT" w:hAnsi="Bodoni MT"/>
-              </w:rPr>
-            </w:pPr>
-            <w:r>
-              <w:rPr>
-                <w:rFonts w:ascii="Bodoni MT" w:hAnsi="Bodoni MT"/>
+                <w:rFonts w:ascii="Arial" w:hAnsi="Arial" w:cs="Arial"/>
+                <w:sz w:val="22"/>
+                <w:szCs w:val="22"/>
+              </w:rPr>
+            </w:pPr>
+            <w:r>
+              <w:rPr>
+                <w:rFonts w:ascii="Arial" w:hAnsi="Arial" w:cs="Arial"/>
+                <w:sz w:val="22"/>
+                <w:szCs w:val="22"/>
               </w:rPr>
               <w:t xml:space="preserve">Verbali di verifica periodica biennale impianto di messa a terra da parte di ente notificato secondo </w:t>
             </w:r>
             <w:r>
               <w:rPr>
-                <w:rFonts w:ascii="Bodoni MT" w:hAnsi="Bodoni MT"/>
+                <w:rFonts w:ascii="Arial" w:hAnsi="Arial" w:cs="Arial"/>
+                <w:sz w:val="22"/>
+                <w:szCs w:val="22"/>
               </w:rPr>
               <w:t>DRP</w:t>
             </w:r>
             <w:r>
               <w:rPr>
-                <w:rFonts w:ascii="Bodoni MT" w:hAnsi="Bodoni MT"/>
+                <w:rFonts w:ascii="Arial" w:hAnsi="Arial" w:cs="Arial"/>
+                <w:sz w:val="22"/>
+                <w:szCs w:val="22"/>
               </w:rPr>
               <w:t xml:space="preserve"> 462/01</w:t>
             </w:r>
@@ -4326,14 +4580,16 @@
           <w:p>
             <w:pPr>
               <w:rPr>
-                <w:rFonts w:ascii="Bodoni MT" w:hAnsi="Bodoni MT"/>
-              </w:rPr>
-            </w:pPr>
-            <w:r>
-              <w:rPr>
-                <w:rFonts w:ascii="Bodoni MT" w:hAnsi="Bodoni MT"/>
-                <w:b/>
-                <w:bCs/>
+                <w:rFonts w:ascii="Arial" w:hAnsi="Arial" w:cs="Arial"/>
+                <w:sz w:val="22"/>
+                <w:szCs w:val="22"/>
+              </w:rPr>
+            </w:pPr>
+            <w:r>
+              <w:rPr>
+                <w:rFonts w:ascii="Arial" w:hAnsi="Arial" w:cs="Arial"/>
+                <w:sz w:val="22"/>
+                <w:szCs w:val="22"/>
               </w:rPr>
               <w:t>Y</w:t>
             </w:r>
@@ -4347,16 +4603,17 @@
           <w:p>
             <w:pPr>
               <w:rPr>
-                <w:rFonts w:ascii="Bodoni MT" w:hAnsi="Bodoni MT"/>
+                <w:rFonts w:ascii="Arial" w:hAnsi="Arial" w:cs="Arial"/>
+                <w:sz w:val="22"/>
+                <w:szCs w:val="22"/>
               </w:rPr>
             </w:pPr>
             <w:sdt>
               <w:sdtPr>
                 <w:rPr>
-                  <w:rFonts w:ascii="Bodoni MT" w:hAnsi="Bodoni MT"/>
-                  <w:b/>
-                  <w:sz w:val="28"/>
-                  <w:szCs w:val="28"/>
+                  <w:rFonts w:ascii="Arial" w:hAnsi="Arial" w:cs="Arial"/>
+                  <w:sz w:val="22"/>
+                  <w:szCs w:val="22"/>
                 </w:rPr>
                 <w:id w:val="-2002493213"/>
                 <w14:checkbox>
@@ -4368,10 +4625,9 @@
               <w:sdtContent>
                 <w:r>
                   <w:rPr>
-                    <w:rFonts w:ascii="MS Gothic" w:eastAsia="MS Gothic" w:hAnsi="MS Gothic" w:hint="eastAsia"/>
-                    <w:b/>
-                    <w:sz w:val="28"/>
-                    <w:szCs w:val="28"/>
+                    <w:rFonts w:ascii="Arial" w:eastAsia="MS Gothic" w:hAnsi="Arial" w:hint="eastAsia" w:cs="Arial"/>
+                    <w:sz w:val="22"/>
+                    <w:szCs w:val="22"/>
                   </w:rPr>
                   <w:t>☐</w:t>
                 </w:r>
@@ -4387,14 +4643,16 @@
           <w:p>
             <w:pPr>
               <w:rPr>
-                <w:rFonts w:ascii="Bodoni MT" w:hAnsi="Bodoni MT"/>
-              </w:rPr>
-            </w:pPr>
-            <w:r>
-              <w:rPr>
-                <w:rFonts w:ascii="Bodoni MT" w:hAnsi="Bodoni MT"/>
-                <w:b/>
-                <w:bCs/>
+                <w:rFonts w:ascii="Arial" w:hAnsi="Arial" w:cs="Arial"/>
+                <w:sz w:val="22"/>
+                <w:szCs w:val="22"/>
+              </w:rPr>
+            </w:pPr>
+            <w:r>
+              <w:rPr>
+                <w:rFonts w:ascii="Arial" w:hAnsi="Arial" w:cs="Arial"/>
+                <w:sz w:val="22"/>
+                <w:szCs w:val="22"/>
               </w:rPr>
               <w:t>N</w:t>
             </w:r>
@@ -4408,16 +4666,17 @@
           <w:p>
             <w:pPr>
               <w:rPr>
-                <w:rFonts w:ascii="Bodoni MT" w:hAnsi="Bodoni MT"/>
+                <w:rFonts w:ascii="Arial" w:hAnsi="Arial" w:cs="Arial"/>
+                <w:sz w:val="22"/>
+                <w:szCs w:val="22"/>
               </w:rPr>
             </w:pPr>
             <w:sdt>
               <w:sdtPr>
                 <w:rPr>
-                  <w:rFonts w:ascii="Bodoni MT" w:hAnsi="Bodoni MT"/>
-                  <w:b/>
-                  <w:sz w:val="28"/>
-                  <w:szCs w:val="28"/>
+                  <w:rFonts w:ascii="Arial" w:hAnsi="Arial" w:cs="Arial"/>
+                  <w:sz w:val="22"/>
+                  <w:szCs w:val="22"/>
                 </w:rPr>
                 <w:id w:val="1307041966"/>
                 <w14:checkbox>
@@ -4429,10 +4688,9 @@
               <w:sdtContent>
                 <w:r>
                   <w:rPr>
-                    <w:rFonts w:ascii="MS Gothic" w:eastAsia="MS Gothic" w:hAnsi="MS Gothic" w:hint="eastAsia"/>
-                    <w:b/>
-                    <w:sz w:val="28"/>
-                    <w:szCs w:val="28"/>
+                    <w:rFonts w:ascii="Arial" w:eastAsia="MS Gothic" w:hAnsi="Arial" w:hint="eastAsia" w:cs="Arial"/>
+                    <w:sz w:val="22"/>
+                    <w:szCs w:val="22"/>
                   </w:rPr>
                   <w:t>☐</w:t>
                 </w:r>
@@ -4448,7 +4706,9 @@
           <w:p>
             <w:pPr>
               <w:rPr>
-                <w:rFonts w:ascii="Bodoni MT" w:hAnsi="Bodoni MT"/>
+                <w:rFonts w:ascii="Arial" w:hAnsi="Arial" w:cs="Arial"/>
+                <w:sz w:val="22"/>
+                <w:szCs w:val="22"/>
               </w:rPr>
             </w:pPr>
           </w:p>
@@ -4466,12 +4726,16 @@
           <w:p>
             <w:pPr>
               <w:rPr>
-                <w:rFonts w:ascii="Bodoni MT" w:hAnsi="Bodoni MT"/>
-              </w:rPr>
-            </w:pPr>
-            <w:r>
-              <w:rPr>
-                <w:rFonts w:ascii="Bodoni MT" w:hAnsi="Bodoni MT"/>
+                <w:rFonts w:ascii="Arial" w:hAnsi="Arial" w:cs="Arial"/>
+                <w:sz w:val="22"/>
+                <w:szCs w:val="22"/>
+              </w:rPr>
+            </w:pPr>
+            <w:r>
+              <w:rPr>
+                <w:rFonts w:ascii="Arial" w:hAnsi="Arial" w:cs="Arial"/>
+                <w:sz w:val="22"/>
+                <w:szCs w:val="22"/>
               </w:rPr>
               <w:t>Registro dei picchi di potenza assorbita oppure storico delle fatture di fornitura energia elettrica</w:t>
             </w:r>
@@ -4485,16 +4749,16 @@
           <w:p>
             <w:pPr>
               <w:rPr>
-                <w:rFonts w:ascii="Bodoni MT" w:hAnsi="Bodoni MT"/>
-                <w:b/>
-                <w:bCs/>
-              </w:rPr>
-            </w:pPr>
-            <w:r>
-              <w:rPr>
-                <w:rFonts w:ascii="Bodoni MT" w:hAnsi="Bodoni MT"/>
-                <w:b/>
-                <w:bCs/>
+                <w:rFonts w:ascii="Arial" w:hAnsi="Arial" w:cs="Arial"/>
+                <w:sz w:val="22"/>
+                <w:szCs w:val="22"/>
+              </w:rPr>
+            </w:pPr>
+            <w:r>
+              <w:rPr>
+                <w:rFonts w:ascii="Arial" w:hAnsi="Arial" w:cs="Arial"/>
+                <w:sz w:val="22"/>
+                <w:szCs w:val="22"/>
               </w:rPr>
               <w:t>Y</w:t>
             </w:r>
@@ -4508,19 +4772,17 @@
           <w:p>
             <w:pPr>
               <w:rPr>
-                <w:rFonts w:ascii="MS Gothic" w:eastAsia="MS Gothic" w:hAnsi="MS Gothic"/>
-                <w:b/>
-                <w:sz w:val="28"/>
-                <w:szCs w:val="28"/>
+                <w:rFonts w:ascii="Arial" w:eastAsia="MS Gothic" w:hAnsi="Arial" w:cs="Arial"/>
+                <w:sz w:val="22"/>
+                <w:szCs w:val="22"/>
               </w:rPr>
             </w:pPr>
             <w:sdt>
               <w:sdtPr>
                 <w:rPr>
-                  <w:rFonts w:ascii="Bodoni MT" w:hAnsi="Bodoni MT"/>
-                  <w:b/>
-                  <w:sz w:val="28"/>
-                  <w:szCs w:val="28"/>
+                  <w:rFonts w:ascii="Arial" w:hAnsi="Arial" w:cs="Arial"/>
+                  <w:sz w:val="22"/>
+                  <w:szCs w:val="22"/>
                 </w:rPr>
                 <w:id w:val="-158307956"/>
                 <w14:checkbox>
@@ -4532,10 +4794,9 @@
               <w:sdtContent>
                 <w:r>
                   <w:rPr>
-                    <w:rFonts w:ascii="MS Gothic" w:eastAsia="MS Gothic" w:hAnsi="MS Gothic" w:hint="eastAsia"/>
-                    <w:b/>
-                    <w:sz w:val="28"/>
-                    <w:szCs w:val="28"/>
+                    <w:rFonts w:ascii="Arial" w:eastAsia="MS Gothic" w:hAnsi="Arial" w:hint="eastAsia" w:cs="Arial"/>
+                    <w:sz w:val="22"/>
+                    <w:szCs w:val="22"/>
                   </w:rPr>
                   <w:t>☐</w:t>
                 </w:r>
@@ -4551,16 +4812,16 @@
           <w:p>
             <w:pPr>
               <w:rPr>
-                <w:rFonts w:ascii="Bodoni MT" w:hAnsi="Bodoni MT"/>
-                <w:b/>
-                <w:bCs/>
-              </w:rPr>
-            </w:pPr>
-            <w:r>
-              <w:rPr>
-                <w:rFonts w:ascii="Bodoni MT" w:hAnsi="Bodoni MT"/>
-                <w:b/>
-                <w:bCs/>
+                <w:rFonts w:ascii="Arial" w:hAnsi="Arial" w:cs="Arial"/>
+                <w:sz w:val="22"/>
+                <w:szCs w:val="22"/>
+              </w:rPr>
+            </w:pPr>
+            <w:r>
+              <w:rPr>
+                <w:rFonts w:ascii="Arial" w:hAnsi="Arial" w:cs="Arial"/>
+                <w:sz w:val="22"/>
+                <w:szCs w:val="22"/>
               </w:rPr>
               <w:t>N</w:t>
             </w:r>
@@ -4574,19 +4835,17 @@
           <w:p>
             <w:pPr>
               <w:rPr>
-                <w:rFonts w:ascii="MS Gothic" w:eastAsia="MS Gothic" w:hAnsi="MS Gothic"/>
-                <w:b/>
-                <w:sz w:val="28"/>
-                <w:szCs w:val="28"/>
+                <w:rFonts w:ascii="Arial" w:eastAsia="MS Gothic" w:hAnsi="Arial" w:cs="Arial"/>
+                <w:sz w:val="22"/>
+                <w:szCs w:val="22"/>
               </w:rPr>
             </w:pPr>
             <w:sdt>
               <w:sdtPr>
                 <w:rPr>
-                  <w:rFonts w:ascii="Bodoni MT" w:hAnsi="Bodoni MT"/>
-                  <w:b/>
-                  <w:sz w:val="28"/>
-                  <w:szCs w:val="28"/>
+                  <w:rFonts w:ascii="Arial" w:hAnsi="Arial" w:cs="Arial"/>
+                  <w:sz w:val="22"/>
+                  <w:szCs w:val="22"/>
                 </w:rPr>
                 <w:id w:val="-2124299333"/>
                 <w14:checkbox>
@@ -4598,10 +4857,9 @@
               <w:sdtContent>
                 <w:r>
                   <w:rPr>
-                    <w:rFonts w:ascii="MS Gothic" w:eastAsia="MS Gothic" w:hAnsi="MS Gothic" w:hint="eastAsia"/>
-                    <w:b/>
-                    <w:sz w:val="28"/>
-                    <w:szCs w:val="28"/>
+                    <w:rFonts w:ascii="Arial" w:eastAsia="MS Gothic" w:hAnsi="Arial" w:hint="eastAsia" w:cs="Arial"/>
+                    <w:sz w:val="22"/>
+                    <w:szCs w:val="22"/>
                   </w:rPr>
                   <w:t>☐</w:t>
                 </w:r>
@@ -4617,7 +4875,9 @@
           <w:p>
             <w:pPr>
               <w:rPr>
-                <w:rFonts w:ascii="Bodoni MT" w:hAnsi="Bodoni MT"/>
+                <w:rFonts w:ascii="Arial" w:hAnsi="Arial" w:cs="Arial"/>
+                <w:sz w:val="22"/>
+                <w:szCs w:val="22"/>
               </w:rPr>
             </w:pPr>
           </w:p>
@@ -4628,28 +4888,32 @@
       <w:pPr>
         <w:pStyle w:val="Titolo1"/>
         <w:rPr>
-          <w:rFonts w:ascii="Bodoni MT" w:hAnsi="Bodoni MT"/>
+          <w:rFonts w:ascii="Arial" w:hAnsi="Arial" w:cs="Arial"/>
           <w:i/>
           <w:iCs/>
-          <w:sz w:val="24"/>
-          <w:szCs w:val="24"/>
+          <w:sz w:val="22"/>
+          <w:szCs w:val="22"/>
         </w:rPr>
       </w:pPr>
     </w:p>
     <w:p>
       <w:pPr>
         <w:rPr>
-          <w:rFonts w:ascii="Bodoni MT" w:eastAsiaTheme="majorEastAsia" w:hAnsi="Bodoni MT" w:cstheme="majorBidi"/>
+          <w:rFonts w:ascii="Arial" w:eastAsiaTheme="majorEastAsia" w:hAnsi="Arial" w:cs="Arial"/>
           <w:i/>
           <w:iCs/>
           <w:color w:val="2F5496" w:themeColor="accent1" w:themeShade="BF"/>
+          <w:sz w:val="22"/>
+          <w:szCs w:val="22"/>
         </w:rPr>
       </w:pPr>
       <w:r>
         <w:rPr>
-          <w:rFonts w:ascii="Bodoni MT" w:hAnsi="Bodoni MT"/>
+          <w:rFonts w:ascii="Arial" w:hAnsi="Arial" w:cs="Arial"/>
           <w:i/>
           <w:iCs/>
+          <w:sz w:val="22"/>
+          <w:szCs w:val="22"/>
         </w:rPr>
         <w:br w:type="page"/>
       </w:r>
@@ -4658,20 +4922,20 @@
       <w:pPr>
         <w:pStyle w:val="Titolo1"/>
         <w:rPr>
-          <w:rFonts w:ascii="Bodoni MT" w:hAnsi="Bodoni MT"/>
+          <w:rFonts w:ascii="Arial" w:hAnsi="Arial" w:cs="Arial"/>
           <w:i/>
           <w:iCs/>
-          <w:sz w:val="24"/>
-          <w:szCs w:val="24"/>
+          <w:sz w:val="22"/>
+          <w:szCs w:val="22"/>
         </w:rPr>
       </w:pPr>
       <w:r>
         <w:rPr>
-          <w:rFonts w:ascii="Bodoni MT" w:hAnsi="Bodoni MT"/>
+          <w:rFonts w:ascii="Arial" w:hAnsi="Arial" w:cs="Arial"/>
           <w:i/>
           <w:iCs/>
-          <w:sz w:val="24"/>
-          <w:szCs w:val="24"/>
+          <w:sz w:val="22"/>
+          <w:szCs w:val="22"/>
         </w:rPr>
         <w:lastRenderedPageBreak/>
         <w:t>Impianti elettrici di potenza BT</w:t>
@@ -4706,16 +4970,16 @@
             <w:pPr>
               <w:jc w:val="center"/>
               <w:rPr>
-                <w:rFonts w:ascii="Bodoni MT" w:hAnsi="Bodoni MT"/>
-                <w:b/>
-                <w:bCs/>
-              </w:rPr>
-            </w:pPr>
-            <w:r>
-              <w:rPr>
-                <w:rFonts w:ascii="Bodoni MT" w:hAnsi="Bodoni MT"/>
-                <w:b/>
-                <w:bCs/>
+                <w:rFonts w:ascii="Arial" w:hAnsi="Arial" w:cs="Arial"/>
+                <w:sz w:val="22"/>
+                <w:szCs w:val="22"/>
+              </w:rPr>
+            </w:pPr>
+            <w:r>
+              <w:rPr>
+                <w:rFonts w:ascii="Arial" w:hAnsi="Arial" w:cs="Arial"/>
+                <w:sz w:val="22"/>
+                <w:szCs w:val="22"/>
               </w:rPr>
               <w:t>Check</w:t>
             </w:r>
@@ -4731,16 +4995,16 @@
             <w:pPr>
               <w:jc w:val="center"/>
               <w:rPr>
-                <w:rFonts w:ascii="Bodoni MT" w:hAnsi="Bodoni MT"/>
-                <w:b/>
-                <w:bCs/>
-              </w:rPr>
-            </w:pPr>
-            <w:r>
-              <w:rPr>
-                <w:rFonts w:ascii="Bodoni MT" w:hAnsi="Bodoni MT"/>
-                <w:b/>
-                <w:bCs/>
+                <w:rFonts w:ascii="Arial" w:hAnsi="Arial" w:cs="Arial"/>
+                <w:sz w:val="22"/>
+                <w:szCs w:val="22"/>
+              </w:rPr>
+            </w:pPr>
+            <w:r>
+              <w:rPr>
+                <w:rFonts w:ascii="Arial" w:hAnsi="Arial" w:cs="Arial"/>
+                <w:sz w:val="22"/>
+                <w:szCs w:val="22"/>
               </w:rPr>
               <w:t>Disp.</w:t>
             </w:r>
@@ -4755,16 +5019,16 @@
             <w:pPr>
               <w:jc w:val="center"/>
               <w:rPr>
-                <w:rFonts w:ascii="Bodoni MT" w:hAnsi="Bodoni MT"/>
-                <w:b/>
-                <w:bCs/>
-              </w:rPr>
-            </w:pPr>
-            <w:r>
-              <w:rPr>
-                <w:rFonts w:ascii="Bodoni MT" w:hAnsi="Bodoni MT"/>
-                <w:b/>
-                <w:bCs/>
+                <w:rFonts w:ascii="Arial" w:hAnsi="Arial" w:cs="Arial"/>
+                <w:sz w:val="22"/>
+                <w:szCs w:val="22"/>
+              </w:rPr>
+            </w:pPr>
+            <w:r>
+              <w:rPr>
+                <w:rFonts w:ascii="Arial" w:hAnsi="Arial" w:cs="Arial"/>
+                <w:sz w:val="22"/>
+                <w:szCs w:val="22"/>
               </w:rPr>
               <w:t>Note</w:t>
             </w:r>
@@ -4783,12 +5047,16 @@
           <w:p>
             <w:pPr>
               <w:rPr>
-                <w:rFonts w:ascii="Bodoni MT" w:hAnsi="Bodoni MT"/>
-              </w:rPr>
-            </w:pPr>
-            <w:r>
-              <w:rPr>
-                <w:rFonts w:ascii="Bodoni MT" w:hAnsi="Bodoni MT"/>
+                <w:rFonts w:ascii="Arial" w:hAnsi="Arial" w:cs="Arial"/>
+                <w:sz w:val="22"/>
+                <w:szCs w:val="22"/>
+              </w:rPr>
+            </w:pPr>
+            <w:r>
+              <w:rPr>
+                <w:rFonts w:ascii="Arial" w:hAnsi="Arial" w:cs="Arial"/>
+                <w:sz w:val="22"/>
+                <w:szCs w:val="22"/>
               </w:rPr>
               <w:t>Documentazione di progetto degli impianti elettrici</w:t>
             </w:r>
@@ -4802,16 +5070,16 @@
           <w:p>
             <w:pPr>
               <w:rPr>
-                <w:rFonts w:ascii="Bodoni MT" w:hAnsi="Bodoni MT"/>
-                <w:b/>
-                <w:bCs/>
-              </w:rPr>
-            </w:pPr>
-            <w:r>
-              <w:rPr>
-                <w:rFonts w:ascii="Bodoni MT" w:hAnsi="Bodoni MT"/>
-                <w:b/>
-                <w:bCs/>
+                <w:rFonts w:ascii="Arial" w:hAnsi="Arial" w:cs="Arial"/>
+                <w:sz w:val="22"/>
+                <w:szCs w:val="22"/>
+              </w:rPr>
+            </w:pPr>
+            <w:r>
+              <w:rPr>
+                <w:rFonts w:ascii="Arial" w:hAnsi="Arial" w:cs="Arial"/>
+                <w:sz w:val="22"/>
+                <w:szCs w:val="22"/>
               </w:rPr>
               <w:t>Y</w:t>
             </w:r>
@@ -4825,19 +5093,17 @@
           <w:p>
             <w:pPr>
               <w:rPr>
-                <w:rFonts w:ascii="Bodoni MT" w:hAnsi="Bodoni MT"/>
-                <w:b/>
-                <w:sz w:val="28"/>
-                <w:szCs w:val="28"/>
+                <w:rFonts w:ascii="Arial" w:hAnsi="Arial" w:cs="Arial"/>
+                <w:sz w:val="22"/>
+                <w:szCs w:val="22"/>
               </w:rPr>
             </w:pPr>
             <w:sdt>
               <w:sdtPr>
                 <w:rPr>
-                  <w:rFonts w:ascii="Bodoni MT" w:hAnsi="Bodoni MT"/>
-                  <w:b/>
-                  <w:sz w:val="28"/>
-                  <w:szCs w:val="28"/>
+                  <w:rFonts w:ascii="Arial" w:hAnsi="Arial" w:cs="Arial"/>
+                  <w:sz w:val="22"/>
+                  <w:szCs w:val="22"/>
                 </w:rPr>
                 <w:id w:val="2051793507"/>
                 <w14:checkbox>
@@ -4850,10 +5116,9 @@
               <w:sdtContent>
                 <w:r>
                   <w:rPr>
-                    <w:rFonts w:ascii="MS Gothic" w:eastAsia="MS Gothic" w:hAnsi="MS Gothic" w:hint="eastAsia"/>
-                    <w:b/>
-                    <w:sz w:val="28"/>
-                    <w:szCs w:val="28"/>
+                    <w:rFonts w:ascii="Arial" w:eastAsia="MS Gothic" w:hAnsi="Arial" w:hint="eastAsia" w:cs="Arial"/>
+                    <w:sz w:val="22"/>
+                    <w:szCs w:val="22"/>
                   </w:rPr>
                   <w:t>☐</w:t>
                 </w:r>
@@ -4869,16 +5134,16 @@
           <w:p>
             <w:pPr>
               <w:rPr>
-                <w:rFonts w:ascii="Bodoni MT" w:hAnsi="Bodoni MT"/>
-                <w:b/>
-                <w:bCs/>
-              </w:rPr>
-            </w:pPr>
-            <w:r>
-              <w:rPr>
-                <w:rFonts w:ascii="Bodoni MT" w:hAnsi="Bodoni MT"/>
-                <w:b/>
-                <w:bCs/>
+                <w:rFonts w:ascii="Arial" w:hAnsi="Arial" w:cs="Arial"/>
+                <w:sz w:val="22"/>
+                <w:szCs w:val="22"/>
+              </w:rPr>
+            </w:pPr>
+            <w:r>
+              <w:rPr>
+                <w:rFonts w:ascii="Arial" w:hAnsi="Arial" w:cs="Arial"/>
+                <w:sz w:val="22"/>
+                <w:szCs w:val="22"/>
               </w:rPr>
               <w:t>N</w:t>
             </w:r>
@@ -4892,19 +5157,17 @@
           <w:p>
             <w:pPr>
               <w:rPr>
-                <w:rFonts w:ascii="Bodoni MT" w:hAnsi="Bodoni MT"/>
-                <w:b/>
-                <w:sz w:val="28"/>
-                <w:szCs w:val="28"/>
+                <w:rFonts w:ascii="Arial" w:hAnsi="Arial" w:cs="Arial"/>
+                <w:sz w:val="22"/>
+                <w:szCs w:val="22"/>
               </w:rPr>
             </w:pPr>
             <w:sdt>
               <w:sdtPr>
                 <w:rPr>
-                  <w:rFonts w:ascii="Bodoni MT" w:hAnsi="Bodoni MT"/>
-                  <w:b/>
-                  <w:sz w:val="28"/>
-                  <w:szCs w:val="28"/>
+                  <w:rFonts w:ascii="Arial" w:hAnsi="Arial" w:cs="Arial"/>
+                  <w:sz w:val="22"/>
+                  <w:szCs w:val="22"/>
                 </w:rPr>
                 <w:id w:val="-393972784"/>
                 <w14:checkbox>
@@ -4917,10 +5180,9 @@
               <w:sdtContent>
                 <w:r>
                   <w:rPr>
-                    <w:rFonts w:ascii="MS Gothic" w:eastAsia="MS Gothic" w:hAnsi="MS Gothic" w:hint="eastAsia"/>
-                    <w:b/>
-                    <w:sz w:val="28"/>
-                    <w:szCs w:val="28"/>
+                    <w:rFonts w:ascii="Arial" w:eastAsia="MS Gothic" w:hAnsi="Arial" w:hint="eastAsia" w:cs="Arial"/>
+                    <w:sz w:val="22"/>
+                    <w:szCs w:val="22"/>
                   </w:rPr>
                   <w:t>☐</w:t>
                 </w:r>
@@ -4936,7 +5198,9 @@
           <w:p>
             <w:pPr>
               <w:rPr>
-                <w:rFonts w:ascii="Bodoni MT" w:hAnsi="Bodoni MT"/>
+                <w:rFonts w:ascii="Arial" w:hAnsi="Arial" w:cs="Arial"/>
+                <w:sz w:val="22"/>
+                <w:szCs w:val="22"/>
               </w:rPr>
             </w:pPr>
           </w:p>
@@ -4954,12 +5218,16 @@
           <w:p>
             <w:pPr>
               <w:rPr>
-                <w:rFonts w:ascii="Bodoni MT" w:hAnsi="Bodoni MT"/>
-              </w:rPr>
-            </w:pPr>
-            <w:r>
-              <w:rPr>
-                <w:rFonts w:ascii="Bodoni MT" w:hAnsi="Bodoni MT"/>
+                <w:rFonts w:ascii="Arial" w:hAnsi="Arial" w:cs="Arial"/>
+                <w:sz w:val="22"/>
+                <w:szCs w:val="22"/>
+              </w:rPr>
+            </w:pPr>
+            <w:r>
+              <w:rPr>
+                <w:rFonts w:ascii="Arial" w:hAnsi="Arial" w:cs="Arial"/>
+                <w:sz w:val="22"/>
+                <w:szCs w:val="22"/>
               </w:rPr>
               <w:t>Documentazione grafica as built impianti elettrici</w:t>
             </w:r>
@@ -4973,16 +5241,16 @@
           <w:p>
             <w:pPr>
               <w:rPr>
-                <w:rFonts w:ascii="Bodoni MT" w:hAnsi="Bodoni MT"/>
-                <w:b/>
-                <w:bCs/>
-              </w:rPr>
-            </w:pPr>
-            <w:r>
-              <w:rPr>
-                <w:rFonts w:ascii="Bodoni MT" w:hAnsi="Bodoni MT"/>
-                <w:b/>
-                <w:bCs/>
+                <w:rFonts w:ascii="Arial" w:hAnsi="Arial" w:cs="Arial"/>
+                <w:sz w:val="22"/>
+                <w:szCs w:val="22"/>
+              </w:rPr>
+            </w:pPr>
+            <w:r>
+              <w:rPr>
+                <w:rFonts w:ascii="Arial" w:hAnsi="Arial" w:cs="Arial"/>
+                <w:sz w:val="22"/>
+                <w:szCs w:val="22"/>
               </w:rPr>
               <w:t>Y</w:t>
             </w:r>
@@ -4996,19 +5264,17 @@
           <w:p>
             <w:pPr>
               <w:rPr>
-                <w:rFonts w:ascii="Bodoni MT" w:hAnsi="Bodoni MT"/>
-                <w:b/>
-                <w:sz w:val="28"/>
-                <w:szCs w:val="28"/>
+                <w:rFonts w:ascii="Arial" w:hAnsi="Arial" w:cs="Arial"/>
+                <w:sz w:val="22"/>
+                <w:szCs w:val="22"/>
               </w:rPr>
             </w:pPr>
             <w:sdt>
               <w:sdtPr>
                 <w:rPr>
-                  <w:rFonts w:ascii="Bodoni MT" w:hAnsi="Bodoni MT"/>
-                  <w:b/>
-                  <w:sz w:val="28"/>
-                  <w:szCs w:val="28"/>
+                  <w:rFonts w:ascii="Arial" w:hAnsi="Arial" w:cs="Arial"/>
+                  <w:sz w:val="22"/>
+                  <w:szCs w:val="22"/>
                 </w:rPr>
                 <w:id w:val="1824699601"/>
                 <w14:checkbox>
@@ -5021,10 +5287,9 @@
               <w:sdtContent>
                 <w:r>
                   <w:rPr>
-                    <w:rFonts w:ascii="MS Gothic" w:eastAsia="MS Gothic" w:hAnsi="MS Gothic" w:hint="eastAsia"/>
-                    <w:b/>
-                    <w:sz w:val="28"/>
-                    <w:szCs w:val="28"/>
+                    <w:rFonts w:ascii="Arial" w:eastAsia="MS Gothic" w:hAnsi="Arial" w:hint="eastAsia" w:cs="Arial"/>
+                    <w:sz w:val="22"/>
+                    <w:szCs w:val="22"/>
                   </w:rPr>
                   <w:t>☐</w:t>
                 </w:r>
@@ -5040,16 +5305,16 @@
           <w:p>
             <w:pPr>
               <w:rPr>
-                <w:rFonts w:ascii="Bodoni MT" w:hAnsi="Bodoni MT"/>
-                <w:b/>
-                <w:bCs/>
-              </w:rPr>
-            </w:pPr>
-            <w:r>
-              <w:rPr>
-                <w:rFonts w:ascii="Bodoni MT" w:hAnsi="Bodoni MT"/>
-                <w:b/>
-                <w:bCs/>
+                <w:rFonts w:ascii="Arial" w:hAnsi="Arial" w:cs="Arial"/>
+                <w:sz w:val="22"/>
+                <w:szCs w:val="22"/>
+              </w:rPr>
+            </w:pPr>
+            <w:r>
+              <w:rPr>
+                <w:rFonts w:ascii="Arial" w:hAnsi="Arial" w:cs="Arial"/>
+                <w:sz w:val="22"/>
+                <w:szCs w:val="22"/>
               </w:rPr>
               <w:t>N</w:t>
             </w:r>
@@ -5063,19 +5328,17 @@
           <w:p>
             <w:pPr>
               <w:rPr>
-                <w:rFonts w:ascii="Bodoni MT" w:hAnsi="Bodoni MT"/>
-                <w:b/>
-                <w:sz w:val="28"/>
-                <w:szCs w:val="28"/>
+                <w:rFonts w:ascii="Arial" w:hAnsi="Arial" w:cs="Arial"/>
+                <w:sz w:val="22"/>
+                <w:szCs w:val="22"/>
               </w:rPr>
             </w:pPr>
             <w:sdt>
               <w:sdtPr>
                 <w:rPr>
-                  <w:rFonts w:ascii="Bodoni MT" w:hAnsi="Bodoni MT"/>
-                  <w:b/>
-                  <w:sz w:val="28"/>
-                  <w:szCs w:val="28"/>
+                  <w:rFonts w:ascii="Arial" w:hAnsi="Arial" w:cs="Arial"/>
+                  <w:sz w:val="22"/>
+                  <w:szCs w:val="22"/>
                 </w:rPr>
                 <w:id w:val="-676352014"/>
                 <w14:checkbox>
@@ -5088,10 +5351,9 @@
               <w:sdtContent>
                 <w:r>
                   <w:rPr>
-                    <w:rFonts w:ascii="MS Gothic" w:eastAsia="MS Gothic" w:hAnsi="MS Gothic" w:hint="eastAsia"/>
-                    <w:b/>
-                    <w:sz w:val="28"/>
-                    <w:szCs w:val="28"/>
+                    <w:rFonts w:ascii="Arial" w:eastAsia="MS Gothic" w:hAnsi="Arial" w:hint="eastAsia" w:cs="Arial"/>
+                    <w:sz w:val="22"/>
+                    <w:szCs w:val="22"/>
                   </w:rPr>
                   <w:t>☐</w:t>
                 </w:r>
@@ -5107,7 +5369,9 @@
           <w:p>
             <w:pPr>
               <w:rPr>
-                <w:rFonts w:ascii="Bodoni MT" w:hAnsi="Bodoni MT"/>
+                <w:rFonts w:ascii="Arial" w:hAnsi="Arial" w:cs="Arial"/>
+                <w:sz w:val="22"/>
+                <w:szCs w:val="22"/>
               </w:rPr>
             </w:pPr>
           </w:p>
@@ -5125,12 +5389,16 @@
           <w:p>
             <w:pPr>
               <w:rPr>
-                <w:rFonts w:ascii="Bodoni MT" w:hAnsi="Bodoni MT"/>
-              </w:rPr>
-            </w:pPr>
-            <w:r>
-              <w:rPr>
-                <w:rFonts w:ascii="Bodoni MT" w:hAnsi="Bodoni MT"/>
+                <w:rFonts w:ascii="Arial" w:hAnsi="Arial" w:cs="Arial"/>
+                <w:sz w:val="22"/>
+                <w:szCs w:val="22"/>
+              </w:rPr>
+            </w:pPr>
+            <w:r>
+              <w:rPr>
+                <w:rFonts w:ascii="Arial" w:hAnsi="Arial" w:cs="Arial"/>
+                <w:sz w:val="22"/>
+                <w:szCs w:val="22"/>
               </w:rPr>
               <w:t>Documentazione di progetto quadri elettrici</w:t>
             </w:r>
@@ -5144,16 +5412,16 @@
           <w:p>
             <w:pPr>
               <w:rPr>
-                <w:rFonts w:ascii="Bodoni MT" w:hAnsi="Bodoni MT"/>
-                <w:b/>
-                <w:bCs/>
-              </w:rPr>
-            </w:pPr>
-            <w:r>
-              <w:rPr>
-                <w:rFonts w:ascii="Bodoni MT" w:hAnsi="Bodoni MT"/>
-                <w:b/>
-                <w:bCs/>
+                <w:rFonts w:ascii="Arial" w:hAnsi="Arial" w:cs="Arial"/>
+                <w:sz w:val="22"/>
+                <w:szCs w:val="22"/>
+              </w:rPr>
+            </w:pPr>
+            <w:r>
+              <w:rPr>
+                <w:rFonts w:ascii="Arial" w:hAnsi="Arial" w:cs="Arial"/>
+                <w:sz w:val="22"/>
+                <w:szCs w:val="22"/>
               </w:rPr>
               <w:t>Y</w:t>
             </w:r>
@@ -5167,19 +5435,17 @@
           <w:p>
             <w:pPr>
               <w:rPr>
-                <w:rFonts w:ascii="Bodoni MT" w:hAnsi="Bodoni MT"/>
-                <w:b/>
-                <w:sz w:val="28"/>
-                <w:szCs w:val="28"/>
+                <w:rFonts w:ascii="Arial" w:hAnsi="Arial" w:cs="Arial"/>
+                <w:sz w:val="22"/>
+                <w:szCs w:val="22"/>
               </w:rPr>
             </w:pPr>
             <w:sdt>
               <w:sdtPr>
                 <w:rPr>
-                  <w:rFonts w:ascii="Bodoni MT" w:hAnsi="Bodoni MT"/>
-                  <w:b/>
-                  <w:sz w:val="28"/>
-                  <w:szCs w:val="28"/>
+                  <w:rFonts w:ascii="Arial" w:hAnsi="Arial" w:cs="Arial"/>
+                  <w:sz w:val="22"/>
+                  <w:szCs w:val="22"/>
                 </w:rPr>
                 <w:id w:val="1377053507"/>
                 <w14:checkbox>
@@ -5192,10 +5458,9 @@
               <w:sdtContent>
                 <w:r>
                   <w:rPr>
-                    <w:rFonts w:ascii="MS Gothic" w:eastAsia="MS Gothic" w:hAnsi="MS Gothic" w:hint="eastAsia"/>
-                    <w:b/>
-                    <w:sz w:val="28"/>
-                    <w:szCs w:val="28"/>
+                    <w:rFonts w:ascii="Arial" w:eastAsia="MS Gothic" w:hAnsi="Arial" w:hint="eastAsia" w:cs="Arial"/>
+                    <w:sz w:val="22"/>
+                    <w:szCs w:val="22"/>
                   </w:rPr>
                   <w:t>☐</w:t>
                 </w:r>
@@ -5211,16 +5476,16 @@
           <w:p>
             <w:pPr>
               <w:rPr>
-                <w:rFonts w:ascii="Bodoni MT" w:hAnsi="Bodoni MT"/>
-                <w:b/>
-                <w:bCs/>
-              </w:rPr>
-            </w:pPr>
-            <w:r>
-              <w:rPr>
-                <w:rFonts w:ascii="Bodoni MT" w:hAnsi="Bodoni MT"/>
-                <w:b/>
-                <w:bCs/>
+                <w:rFonts w:ascii="Arial" w:hAnsi="Arial" w:cs="Arial"/>
+                <w:sz w:val="22"/>
+                <w:szCs w:val="22"/>
+              </w:rPr>
+            </w:pPr>
+            <w:r>
+              <w:rPr>
+                <w:rFonts w:ascii="Arial" w:hAnsi="Arial" w:cs="Arial"/>
+                <w:sz w:val="22"/>
+                <w:szCs w:val="22"/>
               </w:rPr>
               <w:t>N</w:t>
             </w:r>
@@ -5234,19 +5499,17 @@
           <w:p>
             <w:pPr>
               <w:rPr>
-                <w:rFonts w:ascii="Bodoni MT" w:hAnsi="Bodoni MT"/>
-                <w:b/>
-                <w:sz w:val="28"/>
-                <w:szCs w:val="28"/>
+                <w:rFonts w:ascii="Arial" w:hAnsi="Arial" w:cs="Arial"/>
+                <w:sz w:val="22"/>
+                <w:szCs w:val="22"/>
               </w:rPr>
             </w:pPr>
             <w:sdt>
               <w:sdtPr>
                 <w:rPr>
-                  <w:rFonts w:ascii="Bodoni MT" w:hAnsi="Bodoni MT"/>
-                  <w:b/>
-                  <w:sz w:val="28"/>
-                  <w:szCs w:val="28"/>
+                  <w:rFonts w:ascii="Arial" w:hAnsi="Arial" w:cs="Arial"/>
+                  <w:sz w:val="22"/>
+                  <w:szCs w:val="22"/>
                 </w:rPr>
                 <w:id w:val="-642882823"/>
                 <w14:checkbox>
@@ -5259,10 +5522,9 @@
               <w:sdtContent>
                 <w:r>
                   <w:rPr>
-                    <w:rFonts w:ascii="MS Gothic" w:eastAsia="MS Gothic" w:hAnsi="MS Gothic" w:hint="eastAsia"/>
-                    <w:b/>
-                    <w:sz w:val="28"/>
-                    <w:szCs w:val="28"/>
+                    <w:rFonts w:ascii="Arial" w:eastAsia="MS Gothic" w:hAnsi="Arial" w:hint="eastAsia" w:cs="Arial"/>
+                    <w:sz w:val="22"/>
+                    <w:szCs w:val="22"/>
                   </w:rPr>
                   <w:t>☐</w:t>
                 </w:r>
@@ -5278,7 +5540,9 @@
           <w:p>
             <w:pPr>
               <w:rPr>
-                <w:rFonts w:ascii="Bodoni MT" w:hAnsi="Bodoni MT"/>
+                <w:rFonts w:ascii="Arial" w:hAnsi="Arial" w:cs="Arial"/>
+                <w:sz w:val="22"/>
+                <w:szCs w:val="22"/>
               </w:rPr>
             </w:pPr>
           </w:p>
@@ -5296,12 +5560,16 @@
           <w:p>
             <w:pPr>
               <w:rPr>
-                <w:rFonts w:ascii="Bodoni MT" w:hAnsi="Bodoni MT"/>
-              </w:rPr>
-            </w:pPr>
-            <w:r>
-              <w:rPr>
-                <w:rFonts w:ascii="Bodoni MT" w:hAnsi="Bodoni MT"/>
+                <w:rFonts w:ascii="Arial" w:hAnsi="Arial" w:cs="Arial"/>
+                <w:sz w:val="22"/>
+                <w:szCs w:val="22"/>
+              </w:rPr>
+            </w:pPr>
+            <w:r>
+              <w:rPr>
+                <w:rFonts w:ascii="Arial" w:hAnsi="Arial" w:cs="Arial"/>
+                <w:sz w:val="22"/>
+                <w:szCs w:val="22"/>
               </w:rPr>
               <w:t>Documentazione costruttiva e certificati di collaudo quadri elettrici</w:t>
             </w:r>
@@ -5315,16 +5583,16 @@
           <w:p>
             <w:pPr>
               <w:rPr>
-                <w:rFonts w:ascii="Bodoni MT" w:hAnsi="Bodoni MT"/>
-                <w:b/>
-                <w:bCs/>
-              </w:rPr>
-            </w:pPr>
-            <w:r>
-              <w:rPr>
-                <w:rFonts w:ascii="Bodoni MT" w:hAnsi="Bodoni MT"/>
-                <w:b/>
-                <w:bCs/>
+                <w:rFonts w:ascii="Arial" w:hAnsi="Arial" w:cs="Arial"/>
+                <w:sz w:val="22"/>
+                <w:szCs w:val="22"/>
+              </w:rPr>
+            </w:pPr>
+            <w:r>
+              <w:rPr>
+                <w:rFonts w:ascii="Arial" w:hAnsi="Arial" w:cs="Arial"/>
+                <w:sz w:val="22"/>
+                <w:szCs w:val="22"/>
               </w:rPr>
               <w:t>Y</w:t>
             </w:r>
@@ -5338,16 +5606,17 @@
           <w:p>
             <w:pPr>
               <w:rPr>
-                <w:rFonts w:ascii="Bodoni MT" w:hAnsi="Bodoni MT"/>
+                <w:rFonts w:ascii="Arial" w:hAnsi="Arial" w:cs="Arial"/>
+                <w:sz w:val="22"/>
+                <w:szCs w:val="22"/>
               </w:rPr>
             </w:pPr>
             <w:sdt>
               <w:sdtPr>
                 <w:rPr>
-                  <w:rFonts w:ascii="Bodoni MT" w:hAnsi="Bodoni MT"/>
-                  <w:b/>
-                  <w:sz w:val="28"/>
-                  <w:szCs w:val="28"/>
+                  <w:rFonts w:ascii="Arial" w:hAnsi="Arial" w:cs="Arial"/>
+                  <w:sz w:val="22"/>
+                  <w:szCs w:val="22"/>
                 </w:rPr>
                 <w:id w:val="190351499"/>
                 <w14:checkbox>
@@ -5360,10 +5629,9 @@
               <w:sdtContent>
                 <w:r>
                   <w:rPr>
-                    <w:rFonts w:ascii="MS Gothic" w:eastAsia="MS Gothic" w:hAnsi="MS Gothic" w:hint="eastAsia"/>
-                    <w:b/>
-                    <w:sz w:val="28"/>
-                    <w:szCs w:val="28"/>
+                    <w:rFonts w:ascii="Arial" w:eastAsia="MS Gothic" w:hAnsi="Arial" w:hint="eastAsia" w:cs="Arial"/>
+                    <w:sz w:val="22"/>
+                    <w:szCs w:val="22"/>
                   </w:rPr>
                   <w:t>☐</w:t>
                 </w:r>
@@ -5379,16 +5647,16 @@
           <w:p>
             <w:pPr>
               <w:rPr>
-                <w:rFonts w:ascii="Bodoni MT" w:hAnsi="Bodoni MT"/>
-                <w:b/>
-                <w:bCs/>
-              </w:rPr>
-            </w:pPr>
-            <w:r>
-              <w:rPr>
-                <w:rFonts w:ascii="Bodoni MT" w:hAnsi="Bodoni MT"/>
-                <w:b/>
-                <w:bCs/>
+                <w:rFonts w:ascii="Arial" w:hAnsi="Arial" w:cs="Arial"/>
+                <w:sz w:val="22"/>
+                <w:szCs w:val="22"/>
+              </w:rPr>
+            </w:pPr>
+            <w:r>
+              <w:rPr>
+                <w:rFonts w:ascii="Arial" w:hAnsi="Arial" w:cs="Arial"/>
+                <w:sz w:val="22"/>
+                <w:szCs w:val="22"/>
               </w:rPr>
               <w:t>N</w:t>
             </w:r>
@@ -5402,16 +5670,17 @@
           <w:p>
             <w:pPr>
               <w:rPr>
-                <w:rFonts w:ascii="Bodoni MT" w:hAnsi="Bodoni MT"/>
+                <w:rFonts w:ascii="Arial" w:hAnsi="Arial" w:cs="Arial"/>
+                <w:sz w:val="22"/>
+                <w:szCs w:val="22"/>
               </w:rPr>
             </w:pPr>
             <w:sdt>
               <w:sdtPr>
                 <w:rPr>
-                  <w:rFonts w:ascii="Bodoni MT" w:hAnsi="Bodoni MT"/>
-                  <w:b/>
-                  <w:sz w:val="28"/>
-                  <w:szCs w:val="28"/>
+                  <w:rFonts w:ascii="Arial" w:hAnsi="Arial" w:cs="Arial"/>
+                  <w:sz w:val="22"/>
+                  <w:szCs w:val="22"/>
                 </w:rPr>
                 <w:id w:val="-1769232126"/>
                 <w14:checkbox>
@@ -5424,10 +5693,9 @@
               <w:sdtContent>
                 <w:r>
                   <w:rPr>
-                    <w:rFonts w:ascii="MS Gothic" w:eastAsia="MS Gothic" w:hAnsi="MS Gothic" w:hint="eastAsia"/>
-                    <w:b/>
-                    <w:sz w:val="28"/>
-                    <w:szCs w:val="28"/>
+                    <w:rFonts w:ascii="Arial" w:eastAsia="MS Gothic" w:hAnsi="Arial" w:hint="eastAsia" w:cs="Arial"/>
+                    <w:sz w:val="22"/>
+                    <w:szCs w:val="22"/>
                   </w:rPr>
                   <w:t>☐</w:t>
                 </w:r>
@@ -5443,7 +5711,9 @@
           <w:p>
             <w:pPr>
               <w:rPr>
-                <w:rFonts w:ascii="Bodoni MT" w:hAnsi="Bodoni MT"/>
+                <w:rFonts w:ascii="Arial" w:hAnsi="Arial" w:cs="Arial"/>
+                <w:sz w:val="22"/>
+                <w:szCs w:val="22"/>
               </w:rPr>
             </w:pPr>
           </w:p>
@@ -5461,12 +5731,16 @@
           <w:p>
             <w:pPr>
               <w:rPr>
-                <w:rFonts w:ascii="Bodoni MT" w:hAnsi="Bodoni MT"/>
-              </w:rPr>
-            </w:pPr>
-            <w:r>
-              <w:rPr>
-                <w:rFonts w:ascii="Bodoni MT" w:hAnsi="Bodoni MT"/>
+                <w:rFonts w:ascii="Arial" w:hAnsi="Arial" w:cs="Arial"/>
+                <w:sz w:val="22"/>
+                <w:szCs w:val="22"/>
+              </w:rPr>
+            </w:pPr>
+            <w:r>
+              <w:rPr>
+                <w:rFonts w:ascii="Arial" w:hAnsi="Arial" w:cs="Arial"/>
+                <w:sz w:val="22"/>
+                <w:szCs w:val="22"/>
               </w:rPr>
               <w:t>Schema di impianto e di messa a terra</w:t>
             </w:r>
@@ -5480,16 +5754,16 @@
           <w:p>
             <w:pPr>
               <w:rPr>
-                <w:rFonts w:ascii="Bodoni MT" w:hAnsi="Bodoni MT"/>
-                <w:b/>
-                <w:bCs/>
-              </w:rPr>
-            </w:pPr>
-            <w:r>
-              <w:rPr>
-                <w:rFonts w:ascii="Bodoni MT" w:hAnsi="Bodoni MT"/>
-                <w:b/>
-                <w:bCs/>
+                <w:rFonts w:ascii="Arial" w:hAnsi="Arial" w:cs="Arial"/>
+                <w:sz w:val="22"/>
+                <w:szCs w:val="22"/>
+              </w:rPr>
+            </w:pPr>
+            <w:r>
+              <w:rPr>
+                <w:rFonts w:ascii="Arial" w:hAnsi="Arial" w:cs="Arial"/>
+                <w:sz w:val="22"/>
+                <w:szCs w:val="22"/>
               </w:rPr>
               <w:t>Y</w:t>
             </w:r>
@@ -5503,19 +5777,17 @@
           <w:p>
             <w:pPr>
               <w:rPr>
-                <w:rFonts w:ascii="Bodoni MT" w:hAnsi="Bodoni MT"/>
-                <w:b/>
-                <w:sz w:val="28"/>
-                <w:szCs w:val="28"/>
+                <w:rFonts w:ascii="Arial" w:hAnsi="Arial" w:cs="Arial"/>
+                <w:sz w:val="22"/>
+                <w:szCs w:val="22"/>
               </w:rPr>
             </w:pPr>
             <w:sdt>
               <w:sdtPr>
                 <w:rPr>
-                  <w:rFonts w:ascii="Bodoni MT" w:hAnsi="Bodoni MT"/>
-                  <w:b/>
-                  <w:sz w:val="28"/>
-                  <w:szCs w:val="28"/>
+                  <w:rFonts w:ascii="Arial" w:hAnsi="Arial" w:cs="Arial"/>
+                  <w:sz w:val="22"/>
+                  <w:szCs w:val="22"/>
                 </w:rPr>
                 <w:id w:val="609787848"/>
                 <w14:checkbox>
@@ -5528,10 +5800,9 @@
               <w:sdtContent>
                 <w:r>
                   <w:rPr>
-                    <w:rFonts w:ascii="MS Gothic" w:eastAsia="MS Gothic" w:hAnsi="MS Gothic" w:hint="eastAsia"/>
-                    <w:b/>
-                    <w:sz w:val="28"/>
-                    <w:szCs w:val="28"/>
+                    <w:rFonts w:ascii="Arial" w:eastAsia="MS Gothic" w:hAnsi="Arial" w:hint="eastAsia" w:cs="Arial"/>
+                    <w:sz w:val="22"/>
+                    <w:szCs w:val="22"/>
                   </w:rPr>
                   <w:t>☐</w:t>
                 </w:r>
@@ -5547,16 +5818,16 @@
           <w:p>
             <w:pPr>
               <w:rPr>
-                <w:rFonts w:ascii="Bodoni MT" w:hAnsi="Bodoni MT"/>
-                <w:b/>
-                <w:bCs/>
-              </w:rPr>
-            </w:pPr>
-            <w:r>
-              <w:rPr>
-                <w:rFonts w:ascii="Bodoni MT" w:hAnsi="Bodoni MT"/>
-                <w:b/>
-                <w:bCs/>
+                <w:rFonts w:ascii="Arial" w:hAnsi="Arial" w:cs="Arial"/>
+                <w:sz w:val="22"/>
+                <w:szCs w:val="22"/>
+              </w:rPr>
+            </w:pPr>
+            <w:r>
+              <w:rPr>
+                <w:rFonts w:ascii="Arial" w:hAnsi="Arial" w:cs="Arial"/>
+                <w:sz w:val="22"/>
+                <w:szCs w:val="22"/>
               </w:rPr>
               <w:t>N</w:t>
             </w:r>
@@ -5570,19 +5841,17 @@
           <w:p>
             <w:pPr>
               <w:rPr>
-                <w:rFonts w:ascii="Bodoni MT" w:hAnsi="Bodoni MT"/>
-                <w:b/>
-                <w:sz w:val="28"/>
-                <w:szCs w:val="28"/>
+                <w:rFonts w:ascii="Arial" w:hAnsi="Arial" w:cs="Arial"/>
+                <w:sz w:val="22"/>
+                <w:szCs w:val="22"/>
               </w:rPr>
             </w:pPr>
             <w:sdt>
               <w:sdtPr>
                 <w:rPr>
-                  <w:rFonts w:ascii="Bodoni MT" w:hAnsi="Bodoni MT"/>
-                  <w:b/>
-                  <w:sz w:val="28"/>
-                  <w:szCs w:val="28"/>
+                  <w:rFonts w:ascii="Arial" w:hAnsi="Arial" w:cs="Arial"/>
+                  <w:sz w:val="22"/>
+                  <w:szCs w:val="22"/>
                 </w:rPr>
                 <w:id w:val="383295733"/>
                 <w14:checkbox>
@@ -5595,10 +5864,9 @@
               <w:sdtContent>
                 <w:r>
                   <w:rPr>
-                    <w:rFonts w:ascii="MS Gothic" w:eastAsia="MS Gothic" w:hAnsi="MS Gothic" w:hint="eastAsia"/>
-                    <w:b/>
-                    <w:sz w:val="28"/>
-                    <w:szCs w:val="28"/>
+                    <w:rFonts w:ascii="Arial" w:eastAsia="MS Gothic" w:hAnsi="Arial" w:hint="eastAsia" w:cs="Arial"/>
+                    <w:sz w:val="22"/>
+                    <w:szCs w:val="22"/>
                   </w:rPr>
                   <w:t>☐</w:t>
                 </w:r>
@@ -5614,7 +5882,9 @@
           <w:p>
             <w:pPr>
               <w:rPr>
-                <w:rFonts w:ascii="Bodoni MT" w:hAnsi="Bodoni MT"/>
+                <w:rFonts w:ascii="Arial" w:hAnsi="Arial" w:cs="Arial"/>
+                <w:sz w:val="22"/>
+                <w:szCs w:val="22"/>
               </w:rPr>
             </w:pPr>
           </w:p>
@@ -5632,12 +5902,16 @@
           <w:p>
             <w:pPr>
               <w:rPr>
-                <w:rFonts w:ascii="Bodoni MT" w:hAnsi="Bodoni MT"/>
-              </w:rPr>
-            </w:pPr>
-            <w:r>
-              <w:rPr>
-                <w:rFonts w:ascii="Bodoni MT" w:hAnsi="Bodoni MT"/>
+                <w:rFonts w:ascii="Arial" w:hAnsi="Arial" w:cs="Arial"/>
+                <w:sz w:val="22"/>
+                <w:szCs w:val="22"/>
+              </w:rPr>
+            </w:pPr>
+            <w:r>
+              <w:rPr>
+                <w:rFonts w:ascii="Arial" w:hAnsi="Arial" w:cs="Arial"/>
+                <w:sz w:val="22"/>
+                <w:szCs w:val="22"/>
               </w:rPr>
               <w:t>Schema a blocchi distribuzione principale e secondaria</w:t>
             </w:r>
@@ -5651,14 +5925,16 @@
           <w:p>
             <w:pPr>
               <w:rPr>
-                <w:rFonts w:ascii="Bodoni MT" w:hAnsi="Bodoni MT"/>
-              </w:rPr>
-            </w:pPr>
-            <w:r>
-              <w:rPr>
-                <w:rFonts w:ascii="Bodoni MT" w:hAnsi="Bodoni MT"/>
-                <w:b/>
-                <w:bCs/>
+                <w:rFonts w:ascii="Arial" w:hAnsi="Arial" w:cs="Arial"/>
+                <w:sz w:val="22"/>
+                <w:szCs w:val="22"/>
+              </w:rPr>
+            </w:pPr>
+            <w:r>
+              <w:rPr>
+                <w:rFonts w:ascii="Arial" w:hAnsi="Arial" w:cs="Arial"/>
+                <w:sz w:val="22"/>
+                <w:szCs w:val="22"/>
               </w:rPr>
               <w:t>Y</w:t>
             </w:r>
@@ -5672,16 +5948,17 @@
           <w:p>
             <w:pPr>
               <w:rPr>
-                <w:rFonts w:ascii="Bodoni MT" w:hAnsi="Bodoni MT"/>
+                <w:rFonts w:ascii="Arial" w:hAnsi="Arial" w:cs="Arial"/>
+                <w:sz w:val="22"/>
+                <w:szCs w:val="22"/>
               </w:rPr>
             </w:pPr>
             <w:sdt>
               <w:sdtPr>
                 <w:rPr>
-                  <w:rFonts w:ascii="Bodoni MT" w:hAnsi="Bodoni MT"/>
-                  <w:b/>
-                  <w:sz w:val="28"/>
-                  <w:szCs w:val="28"/>
+                  <w:rFonts w:ascii="Arial" w:hAnsi="Arial" w:cs="Arial"/>
+                  <w:sz w:val="22"/>
+                  <w:szCs w:val="22"/>
                 </w:rPr>
                 <w:id w:val="451909340"/>
                 <w14:checkbox>
@@ -5694,10 +5971,9 @@
               <w:sdtContent>
                 <w:r>
                   <w:rPr>
-                    <w:rFonts w:ascii="MS Gothic" w:eastAsia="MS Gothic" w:hAnsi="MS Gothic" w:hint="eastAsia"/>
-                    <w:b/>
-                    <w:sz w:val="28"/>
-                    <w:szCs w:val="28"/>
+                    <w:rFonts w:ascii="Arial" w:eastAsia="MS Gothic" w:hAnsi="Arial" w:hint="eastAsia" w:cs="Arial"/>
+                    <w:sz w:val="22"/>
+                    <w:szCs w:val="22"/>
                   </w:rPr>
                   <w:t>☐</w:t>
                 </w:r>
@@ -5713,14 +5989,16 @@
           <w:p>
             <w:pPr>
               <w:rPr>
-                <w:rFonts w:ascii="Bodoni MT" w:hAnsi="Bodoni MT"/>
-              </w:rPr>
-            </w:pPr>
-            <w:r>
-              <w:rPr>
-                <w:rFonts w:ascii="Bodoni MT" w:hAnsi="Bodoni MT"/>
-                <w:b/>
-                <w:bCs/>
+                <w:rFonts w:ascii="Arial" w:hAnsi="Arial" w:cs="Arial"/>
+                <w:sz w:val="22"/>
+                <w:szCs w:val="22"/>
+              </w:rPr>
+            </w:pPr>
+            <w:r>
+              <w:rPr>
+                <w:rFonts w:ascii="Arial" w:hAnsi="Arial" w:cs="Arial"/>
+                <w:sz w:val="22"/>
+                <w:szCs w:val="22"/>
               </w:rPr>
               <w:t>N</w:t>
             </w:r>
@@ -5734,16 +6012,17 @@
           <w:p>
             <w:pPr>
               <w:rPr>
-                <w:rFonts w:ascii="Bodoni MT" w:hAnsi="Bodoni MT"/>
+                <w:rFonts w:ascii="Arial" w:hAnsi="Arial" w:cs="Arial"/>
+                <w:sz w:val="22"/>
+                <w:szCs w:val="22"/>
               </w:rPr>
             </w:pPr>
             <w:sdt>
               <w:sdtPr>
                 <w:rPr>
-                  <w:rFonts w:ascii="Bodoni MT" w:hAnsi="Bodoni MT"/>
-                  <w:b/>
-                  <w:sz w:val="28"/>
-                  <w:szCs w:val="28"/>
+                  <w:rFonts w:ascii="Arial" w:hAnsi="Arial" w:cs="Arial"/>
+                  <w:sz w:val="22"/>
+                  <w:szCs w:val="22"/>
                 </w:rPr>
                 <w:id w:val="299037212"/>
                 <w14:checkbox>
@@ -5756,10 +6035,9 @@
               <w:sdtContent>
                 <w:r>
                   <w:rPr>
-                    <w:rFonts w:ascii="MS Gothic" w:eastAsia="MS Gothic" w:hAnsi="MS Gothic" w:hint="eastAsia"/>
-                    <w:b/>
-                    <w:sz w:val="28"/>
-                    <w:szCs w:val="28"/>
+                    <w:rFonts w:ascii="Arial" w:eastAsia="MS Gothic" w:hAnsi="Arial" w:hint="eastAsia" w:cs="Arial"/>
+                    <w:sz w:val="22"/>
+                    <w:szCs w:val="22"/>
                   </w:rPr>
                   <w:t>☐</w:t>
                 </w:r>
@@ -5775,7 +6053,9 @@
           <w:p>
             <w:pPr>
               <w:rPr>
-                <w:rFonts w:ascii="Bodoni MT" w:hAnsi="Bodoni MT"/>
+                <w:rFonts w:ascii="Arial" w:hAnsi="Arial" w:cs="Arial"/>
+                <w:sz w:val="22"/>
+                <w:szCs w:val="22"/>
               </w:rPr>
             </w:pPr>
           </w:p>
@@ -5793,12 +6073,16 @@
           <w:p>
             <w:pPr>
               <w:rPr>
-                <w:rFonts w:ascii="Bodoni MT" w:hAnsi="Bodoni MT"/>
-              </w:rPr>
-            </w:pPr>
-            <w:r>
-              <w:rPr>
-                <w:rFonts w:ascii="Bodoni MT" w:hAnsi="Bodoni MT"/>
+                <w:rFonts w:ascii="Arial" w:hAnsi="Arial" w:cs="Arial"/>
+                <w:sz w:val="22"/>
+                <w:szCs w:val="22"/>
+              </w:rPr>
+            </w:pPr>
+            <w:r>
+              <w:rPr>
+                <w:rFonts w:ascii="Arial" w:hAnsi="Arial" w:cs="Arial"/>
+                <w:sz w:val="22"/>
+                <w:szCs w:val="22"/>
               </w:rPr>
               <w:t>Dichiarazione di conformita’ degli impianti elettrici</w:t>
             </w:r>
@@ -5812,14 +6096,16 @@
           <w:p>
             <w:pPr>
               <w:rPr>
-                <w:rFonts w:ascii="Bodoni MT" w:hAnsi="Bodoni MT"/>
-              </w:rPr>
-            </w:pPr>
-            <w:r>
-              <w:rPr>
-                <w:rFonts w:ascii="Bodoni MT" w:hAnsi="Bodoni MT"/>
-                <w:b/>
-                <w:bCs/>
+                <w:rFonts w:ascii="Arial" w:hAnsi="Arial" w:cs="Arial"/>
+                <w:sz w:val="22"/>
+                <w:szCs w:val="22"/>
+              </w:rPr>
+            </w:pPr>
+            <w:r>
+              <w:rPr>
+                <w:rFonts w:ascii="Arial" w:hAnsi="Arial" w:cs="Arial"/>
+                <w:sz w:val="22"/>
+                <w:szCs w:val="22"/>
               </w:rPr>
               <w:t>Y</w:t>
             </w:r>
@@ -5833,16 +6119,17 @@
           <w:p>
             <w:pPr>
               <w:rPr>
-                <w:rFonts w:ascii="Bodoni MT" w:hAnsi="Bodoni MT"/>
+                <w:rFonts w:ascii="Arial" w:hAnsi="Arial" w:cs="Arial"/>
+                <w:sz w:val="22"/>
+                <w:szCs w:val="22"/>
               </w:rPr>
             </w:pPr>
             <w:sdt>
               <w:sdtPr>
                 <w:rPr>
-                  <w:rFonts w:ascii="Bodoni MT" w:hAnsi="Bodoni MT"/>
-                  <w:b/>
-                  <w:sz w:val="28"/>
-                  <w:szCs w:val="28"/>
+                  <w:rFonts w:ascii="Arial" w:hAnsi="Arial" w:cs="Arial"/>
+                  <w:sz w:val="22"/>
+                  <w:szCs w:val="22"/>
                 </w:rPr>
                 <w:id w:val="1745526234"/>
                 <w14:checkbox>
@@ -5855,10 +6142,9 @@
               <w:sdtContent>
                 <w:r>
                   <w:rPr>
-                    <w:rFonts w:ascii="MS Gothic" w:eastAsia="MS Gothic" w:hAnsi="MS Gothic" w:hint="eastAsia"/>
-                    <w:b/>
-                    <w:sz w:val="28"/>
-                    <w:szCs w:val="28"/>
+                    <w:rFonts w:ascii="Arial" w:eastAsia="MS Gothic" w:hAnsi="Arial" w:hint="eastAsia" w:cs="Arial"/>
+                    <w:sz w:val="22"/>
+                    <w:szCs w:val="22"/>
                   </w:rPr>
                   <w:t>☐</w:t>
                 </w:r>
@@ -5874,14 +6160,16 @@
           <w:p>
             <w:pPr>
               <w:rPr>
-                <w:rFonts w:ascii="Bodoni MT" w:hAnsi="Bodoni MT"/>
-              </w:rPr>
-            </w:pPr>
-            <w:r>
-              <w:rPr>
-                <w:rFonts w:ascii="Bodoni MT" w:hAnsi="Bodoni MT"/>
-                <w:b/>
-                <w:bCs/>
+                <w:rFonts w:ascii="Arial" w:hAnsi="Arial" w:cs="Arial"/>
+                <w:sz w:val="22"/>
+                <w:szCs w:val="22"/>
+              </w:rPr>
+            </w:pPr>
+            <w:r>
+              <w:rPr>
+                <w:rFonts w:ascii="Arial" w:hAnsi="Arial" w:cs="Arial"/>
+                <w:sz w:val="22"/>
+                <w:szCs w:val="22"/>
               </w:rPr>
               <w:t>N</w:t>
             </w:r>
@@ -5895,16 +6183,17 @@
           <w:p>
             <w:pPr>
               <w:rPr>
-                <w:rFonts w:ascii="Bodoni MT" w:hAnsi="Bodoni MT"/>
+                <w:rFonts w:ascii="Arial" w:hAnsi="Arial" w:cs="Arial"/>
+                <w:sz w:val="22"/>
+                <w:szCs w:val="22"/>
               </w:rPr>
             </w:pPr>
             <w:sdt>
               <w:sdtPr>
                 <w:rPr>
-                  <w:rFonts w:ascii="Bodoni MT" w:hAnsi="Bodoni MT"/>
-                  <w:b/>
-                  <w:sz w:val="28"/>
-                  <w:szCs w:val="28"/>
+                  <w:rFonts w:ascii="Arial" w:hAnsi="Arial" w:cs="Arial"/>
+                  <w:sz w:val="22"/>
+                  <w:szCs w:val="22"/>
                 </w:rPr>
                 <w:id w:val="74708433"/>
                 <w14:checkbox>
@@ -5917,10 +6206,9 @@
               <w:sdtContent>
                 <w:r>
                   <w:rPr>
-                    <w:rFonts w:ascii="MS Gothic" w:eastAsia="MS Gothic" w:hAnsi="MS Gothic" w:hint="eastAsia"/>
-                    <w:b/>
-                    <w:sz w:val="28"/>
-                    <w:szCs w:val="28"/>
+                    <w:rFonts w:ascii="Arial" w:eastAsia="MS Gothic" w:hAnsi="Arial" w:hint="eastAsia" w:cs="Arial"/>
+                    <w:sz w:val="22"/>
+                    <w:szCs w:val="22"/>
                   </w:rPr>
                   <w:t>☐</w:t>
                 </w:r>
@@ -5936,7 +6224,9 @@
           <w:p>
             <w:pPr>
               <w:rPr>
-                <w:rFonts w:ascii="Bodoni MT" w:hAnsi="Bodoni MT"/>
+                <w:rFonts w:ascii="Arial" w:hAnsi="Arial" w:cs="Arial"/>
+                <w:sz w:val="22"/>
+                <w:szCs w:val="22"/>
               </w:rPr>
             </w:pPr>
           </w:p>
@@ -5954,36 +6244,48 @@
           <w:p>
             <w:pPr>
               <w:rPr>
-                <w:rFonts w:ascii="Bodoni MT" w:hAnsi="Bodoni MT"/>
-              </w:rPr>
-            </w:pPr>
-            <w:r>
-              <w:rPr>
-                <w:rFonts w:ascii="Bodoni MT" w:hAnsi="Bodoni MT"/>
+                <w:rFonts w:ascii="Arial" w:hAnsi="Arial" w:cs="Arial"/>
+                <w:sz w:val="22"/>
+                <w:szCs w:val="22"/>
+              </w:rPr>
+            </w:pPr>
+            <w:r>
+              <w:rPr>
+                <w:rFonts w:ascii="Arial" w:hAnsi="Arial" w:cs="Arial"/>
+                <w:sz w:val="22"/>
+                <w:szCs w:val="22"/>
               </w:rPr>
               <w:t xml:space="preserve">Registro verifiche periodiche impianti elettrici </w:t>
             </w:r>
             <w:r>
               <w:rPr>
-                <w:rFonts w:ascii="Bodoni MT" w:hAnsi="Bodoni MT"/>
+                <w:rFonts w:ascii="Arial" w:hAnsi="Arial" w:cs="Arial"/>
+                <w:sz w:val="22"/>
+                <w:szCs w:val="22"/>
               </w:rPr>
               <w:t>DLGS</w:t>
             </w:r>
             <w:r>
               <w:rPr>
-                <w:rFonts w:ascii="Bodoni MT" w:hAnsi="Bodoni MT"/>
+                <w:rFonts w:ascii="Arial" w:hAnsi="Arial" w:cs="Arial"/>
+                <w:sz w:val="22"/>
+                <w:szCs w:val="22"/>
               </w:rPr>
               <w:t xml:space="preserve"> 81/2008 e </w:t>
             </w:r>
             <w:r>
               <w:rPr>
-                <w:rFonts w:ascii="Bodoni MT" w:hAnsi="Bodoni MT"/>
+                <w:rFonts w:ascii="Arial" w:hAnsi="Arial" w:cs="Arial"/>
+                <w:sz w:val="22"/>
+                <w:szCs w:val="22"/>
               </w:rPr>
               <w:t xml:space="preserve">CEI </w:t>
             </w:r>
             <w:r>
               <w:rPr>
-                <w:rFonts w:ascii="Bodoni MT" w:hAnsi="Bodoni MT"/>
+                <w:rFonts w:ascii="Arial" w:hAnsi="Arial" w:cs="Arial"/>
+                <w:sz w:val="22"/>
+                <w:szCs w:val="22"/>
               </w:rPr>
               <w:t>64-14</w:t>
             </w:r>
@@ -5997,16 +6299,16 @@
           <w:p>
             <w:pPr>
               <w:rPr>
-                <w:rFonts w:ascii="Bodoni MT" w:hAnsi="Bodoni MT"/>
-                <w:b/>
-                <w:bCs/>
-              </w:rPr>
-            </w:pPr>
-            <w:r>
-              <w:rPr>
-                <w:rFonts w:ascii="Bodoni MT" w:hAnsi="Bodoni MT"/>
-                <w:b/>
-                <w:bCs/>
+                <w:rFonts w:ascii="Arial" w:hAnsi="Arial" w:cs="Arial"/>
+                <w:sz w:val="22"/>
+                <w:szCs w:val="22"/>
+              </w:rPr>
+            </w:pPr>
+            <w:r>
+              <w:rPr>
+                <w:rFonts w:ascii="Arial" w:hAnsi="Arial" w:cs="Arial"/>
+                <w:sz w:val="22"/>
+                <w:szCs w:val="22"/>
               </w:rPr>
               <w:t>Y</w:t>
             </w:r>
@@ -6020,19 +6322,17 @@
           <w:p>
             <w:pPr>
               <w:rPr>
-                <w:rFonts w:ascii="MS Gothic" w:eastAsia="MS Gothic" w:hAnsi="MS Gothic"/>
-                <w:b/>
-                <w:sz w:val="28"/>
-                <w:szCs w:val="28"/>
+                <w:rFonts w:ascii="Arial" w:eastAsia="MS Gothic" w:hAnsi="Arial" w:cs="Arial"/>
+                <w:sz w:val="22"/>
+                <w:szCs w:val="22"/>
               </w:rPr>
             </w:pPr>
             <w:sdt>
               <w:sdtPr>
                 <w:rPr>
-                  <w:rFonts w:ascii="Bodoni MT" w:hAnsi="Bodoni MT"/>
-                  <w:b/>
-                  <w:sz w:val="28"/>
-                  <w:szCs w:val="28"/>
+                  <w:rFonts w:ascii="Arial" w:hAnsi="Arial" w:cs="Arial"/>
+                  <w:sz w:val="22"/>
+                  <w:szCs w:val="22"/>
                 </w:rPr>
                 <w:id w:val="-2013053753"/>
                 <w14:checkbox>
@@ -6045,10 +6345,9 @@
               <w:sdtContent>
                 <w:r>
                   <w:rPr>
-                    <w:rFonts w:ascii="MS Gothic" w:eastAsia="MS Gothic" w:hAnsi="MS Gothic" w:hint="eastAsia"/>
-                    <w:b/>
-                    <w:sz w:val="28"/>
-                    <w:szCs w:val="28"/>
+                    <w:rFonts w:ascii="Arial" w:eastAsia="MS Gothic" w:hAnsi="Arial" w:hint="eastAsia" w:cs="Arial"/>
+                    <w:sz w:val="22"/>
+                    <w:szCs w:val="22"/>
                   </w:rPr>
                   <w:t>☐</w:t>
                 </w:r>
@@ -6064,16 +6363,16 @@
           <w:p>
             <w:pPr>
               <w:rPr>
-                <w:rFonts w:ascii="Bodoni MT" w:hAnsi="Bodoni MT"/>
-                <w:b/>
-                <w:bCs/>
-              </w:rPr>
-            </w:pPr>
-            <w:r>
-              <w:rPr>
-                <w:rFonts w:ascii="Bodoni MT" w:hAnsi="Bodoni MT"/>
-                <w:b/>
-                <w:bCs/>
+                <w:rFonts w:ascii="Arial" w:hAnsi="Arial" w:cs="Arial"/>
+                <w:sz w:val="22"/>
+                <w:szCs w:val="22"/>
+              </w:rPr>
+            </w:pPr>
+            <w:r>
+              <w:rPr>
+                <w:rFonts w:ascii="Arial" w:hAnsi="Arial" w:cs="Arial"/>
+                <w:sz w:val="22"/>
+                <w:szCs w:val="22"/>
               </w:rPr>
               <w:t>N</w:t>
             </w:r>
@@ -6087,19 +6386,17 @@
           <w:p>
             <w:pPr>
               <w:rPr>
-                <w:rFonts w:ascii="MS Gothic" w:eastAsia="MS Gothic" w:hAnsi="MS Gothic"/>
-                <w:b/>
-                <w:sz w:val="28"/>
-                <w:szCs w:val="28"/>
+                <w:rFonts w:ascii="Arial" w:eastAsia="MS Gothic" w:hAnsi="Arial" w:cs="Arial"/>
+                <w:sz w:val="22"/>
+                <w:szCs w:val="22"/>
               </w:rPr>
             </w:pPr>
             <w:sdt>
               <w:sdtPr>
                 <w:rPr>
-                  <w:rFonts w:ascii="Bodoni MT" w:hAnsi="Bodoni MT"/>
-                  <w:b/>
-                  <w:sz w:val="28"/>
-                  <w:szCs w:val="28"/>
+                  <w:rFonts w:ascii="Arial" w:hAnsi="Arial" w:cs="Arial"/>
+                  <w:sz w:val="22"/>
+                  <w:szCs w:val="22"/>
                 </w:rPr>
                 <w:id w:val="-246650218"/>
                 <w14:checkbox>
@@ -6112,10 +6409,9 @@
               <w:sdtContent>
                 <w:r>
                   <w:rPr>
-                    <w:rFonts w:ascii="MS Gothic" w:eastAsia="MS Gothic" w:hAnsi="MS Gothic" w:hint="eastAsia"/>
-                    <w:b/>
-                    <w:sz w:val="28"/>
-                    <w:szCs w:val="28"/>
+                    <w:rFonts w:ascii="Arial" w:eastAsia="MS Gothic" w:hAnsi="Arial" w:hint="eastAsia" w:cs="Arial"/>
+                    <w:sz w:val="22"/>
+                    <w:szCs w:val="22"/>
                   </w:rPr>
                   <w:t>☐</w:t>
                 </w:r>
@@ -6131,7 +6427,9 @@
           <w:p>
             <w:pPr>
               <w:rPr>
-                <w:rFonts w:ascii="Bodoni MT" w:hAnsi="Bodoni MT"/>
+                <w:rFonts w:ascii="Arial" w:hAnsi="Arial" w:cs="Arial"/>
+                <w:sz w:val="22"/>
+                <w:szCs w:val="22"/>
               </w:rPr>
             </w:pPr>
           </w:p>
@@ -6159,20 +6457,20 @@
       <w:pPr>
         <w:pStyle w:val="Titolo1"/>
         <w:rPr>
-          <w:rFonts w:ascii="Bodoni MT" w:hAnsi="Bodoni MT"/>
+          <w:rFonts w:ascii="Arial" w:hAnsi="Arial" w:cs="Arial"/>
           <w:i/>
           <w:iCs/>
-          <w:sz w:val="24"/>
-          <w:szCs w:val="24"/>
+          <w:sz w:val="22"/>
+          <w:szCs w:val="22"/>
         </w:rPr>
       </w:pPr>
       <w:r>
         <w:rPr>
-          <w:rFonts w:ascii="Bodoni MT" w:hAnsi="Bodoni MT"/>
+          <w:rFonts w:ascii="Arial" w:hAnsi="Arial" w:cs="Arial"/>
           <w:i/>
           <w:iCs/>
-          <w:sz w:val="24"/>
-          <w:szCs w:val="24"/>
+          <w:sz w:val="22"/>
+          <w:szCs w:val="22"/>
         </w:rPr>
         <w:lastRenderedPageBreak/>
         <w:t>Impianti elettrici speciali</w:t>
@@ -6207,16 +6505,16 @@
             <w:pPr>
               <w:jc w:val="center"/>
               <w:rPr>
-                <w:rFonts w:ascii="Bodoni MT" w:hAnsi="Bodoni MT"/>
-                <w:b/>
-                <w:bCs/>
-              </w:rPr>
-            </w:pPr>
-            <w:r>
-              <w:rPr>
-                <w:rFonts w:ascii="Bodoni MT" w:hAnsi="Bodoni MT"/>
-                <w:b/>
-                <w:bCs/>
+                <w:rFonts w:ascii="Arial" w:hAnsi="Arial" w:cs="Arial"/>
+                <w:sz w:val="22"/>
+                <w:szCs w:val="22"/>
+              </w:rPr>
+            </w:pPr>
+            <w:r>
+              <w:rPr>
+                <w:rFonts w:ascii="Arial" w:hAnsi="Arial" w:cs="Arial"/>
+                <w:sz w:val="22"/>
+                <w:szCs w:val="22"/>
               </w:rPr>
               <w:t>Check</w:t>
             </w:r>
@@ -6232,16 +6530,16 @@
             <w:pPr>
               <w:jc w:val="center"/>
               <w:rPr>
-                <w:rFonts w:ascii="Bodoni MT" w:hAnsi="Bodoni MT"/>
-                <w:b/>
-                <w:bCs/>
-              </w:rPr>
-            </w:pPr>
-            <w:r>
-              <w:rPr>
-                <w:rFonts w:ascii="Bodoni MT" w:hAnsi="Bodoni MT"/>
-                <w:b/>
-                <w:bCs/>
+                <w:rFonts w:ascii="Arial" w:hAnsi="Arial" w:cs="Arial"/>
+                <w:sz w:val="22"/>
+                <w:szCs w:val="22"/>
+              </w:rPr>
+            </w:pPr>
+            <w:r>
+              <w:rPr>
+                <w:rFonts w:ascii="Arial" w:hAnsi="Arial" w:cs="Arial"/>
+                <w:sz w:val="22"/>
+                <w:szCs w:val="22"/>
               </w:rPr>
               <w:t>Disp.</w:t>
             </w:r>
@@ -6256,16 +6554,16 @@
             <w:pPr>
               <w:jc w:val="center"/>
               <w:rPr>
-                <w:rFonts w:ascii="Bodoni MT" w:hAnsi="Bodoni MT"/>
-                <w:b/>
-                <w:bCs/>
-              </w:rPr>
-            </w:pPr>
-            <w:r>
-              <w:rPr>
-                <w:rFonts w:ascii="Bodoni MT" w:hAnsi="Bodoni MT"/>
-                <w:b/>
-                <w:bCs/>
+                <w:rFonts w:ascii="Arial" w:hAnsi="Arial" w:cs="Arial"/>
+                <w:sz w:val="22"/>
+                <w:szCs w:val="22"/>
+              </w:rPr>
+            </w:pPr>
+            <w:r>
+              <w:rPr>
+                <w:rFonts w:ascii="Arial" w:hAnsi="Arial" w:cs="Arial"/>
+                <w:sz w:val="22"/>
+                <w:szCs w:val="22"/>
               </w:rPr>
               <w:t>Note</w:t>
             </w:r>
@@ -6284,12 +6582,16 @@
           <w:p>
             <w:pPr>
               <w:rPr>
-                <w:rFonts w:ascii="Bodoni MT" w:hAnsi="Bodoni MT"/>
-              </w:rPr>
-            </w:pPr>
-            <w:r>
-              <w:rPr>
-                <w:rFonts w:ascii="Bodoni MT" w:hAnsi="Bodoni MT"/>
+                <w:rFonts w:ascii="Arial" w:hAnsi="Arial" w:cs="Arial"/>
+                <w:sz w:val="22"/>
+                <w:szCs w:val="22"/>
+              </w:rPr>
+            </w:pPr>
+            <w:r>
+              <w:rPr>
+                <w:rFonts w:ascii="Arial" w:hAnsi="Arial" w:cs="Arial"/>
+                <w:sz w:val="22"/>
+                <w:szCs w:val="22"/>
               </w:rPr>
               <w:t>Documentazione di progetto degli impianti speciali</w:t>
             </w:r>
@@ -6303,16 +6605,16 @@
           <w:p>
             <w:pPr>
               <w:rPr>
-                <w:rFonts w:ascii="Bodoni MT" w:hAnsi="Bodoni MT"/>
-                <w:b/>
-                <w:bCs/>
-              </w:rPr>
-            </w:pPr>
-            <w:r>
-              <w:rPr>
-                <w:rFonts w:ascii="Bodoni MT" w:hAnsi="Bodoni MT"/>
-                <w:b/>
-                <w:bCs/>
+                <w:rFonts w:ascii="Arial" w:hAnsi="Arial" w:cs="Arial"/>
+                <w:sz w:val="22"/>
+                <w:szCs w:val="22"/>
+              </w:rPr>
+            </w:pPr>
+            <w:r>
+              <w:rPr>
+                <w:rFonts w:ascii="Arial" w:hAnsi="Arial" w:cs="Arial"/>
+                <w:sz w:val="22"/>
+                <w:szCs w:val="22"/>
               </w:rPr>
               <w:t>Y</w:t>
             </w:r>
@@ -6326,19 +6628,17 @@
           <w:p>
             <w:pPr>
               <w:rPr>
-                <w:rFonts w:ascii="Bodoni MT" w:hAnsi="Bodoni MT"/>
-                <w:b/>
-                <w:sz w:val="28"/>
-                <w:szCs w:val="28"/>
+                <w:rFonts w:ascii="Arial" w:hAnsi="Arial" w:cs="Arial"/>
+                <w:sz w:val="22"/>
+                <w:szCs w:val="22"/>
               </w:rPr>
             </w:pPr>
             <w:sdt>
               <w:sdtPr>
                 <w:rPr>
-                  <w:rFonts w:ascii="Bodoni MT" w:hAnsi="Bodoni MT"/>
-                  <w:b/>
-                  <w:sz w:val="28"/>
-                  <w:szCs w:val="28"/>
+                  <w:rFonts w:ascii="Arial" w:hAnsi="Arial" w:cs="Arial"/>
+                  <w:sz w:val="22"/>
+                  <w:szCs w:val="22"/>
                 </w:rPr>
                 <w:id w:val="-872768049"/>
                 <w14:checkbox>
@@ -6351,10 +6651,9 @@
               <w:sdtContent>
                 <w:r>
                   <w:rPr>
-                    <w:rFonts w:ascii="MS Gothic" w:eastAsia="MS Gothic" w:hAnsi="MS Gothic" w:hint="eastAsia"/>
-                    <w:b/>
-                    <w:sz w:val="28"/>
-                    <w:szCs w:val="28"/>
+                    <w:rFonts w:ascii="Arial" w:eastAsia="MS Gothic" w:hAnsi="Arial" w:hint="eastAsia" w:cs="Arial"/>
+                    <w:sz w:val="22"/>
+                    <w:szCs w:val="22"/>
                   </w:rPr>
                   <w:t>☐</w:t>
                 </w:r>
@@ -6370,16 +6669,16 @@
           <w:p>
             <w:pPr>
               <w:rPr>
-                <w:rFonts w:ascii="Bodoni MT" w:hAnsi="Bodoni MT"/>
-                <w:b/>
-                <w:bCs/>
-              </w:rPr>
-            </w:pPr>
-            <w:r>
-              <w:rPr>
-                <w:rFonts w:ascii="Bodoni MT" w:hAnsi="Bodoni MT"/>
-                <w:b/>
-                <w:bCs/>
+                <w:rFonts w:ascii="Arial" w:hAnsi="Arial" w:cs="Arial"/>
+                <w:sz w:val="22"/>
+                <w:szCs w:val="22"/>
+              </w:rPr>
+            </w:pPr>
+            <w:r>
+              <w:rPr>
+                <w:rFonts w:ascii="Arial" w:hAnsi="Arial" w:cs="Arial"/>
+                <w:sz w:val="22"/>
+                <w:szCs w:val="22"/>
               </w:rPr>
               <w:t>N</w:t>
             </w:r>
@@ -6393,19 +6692,17 @@
           <w:p>
             <w:pPr>
               <w:rPr>
-                <w:rFonts w:ascii="Bodoni MT" w:hAnsi="Bodoni MT"/>
-                <w:b/>
-                <w:sz w:val="28"/>
-                <w:szCs w:val="28"/>
+                <w:rFonts w:ascii="Arial" w:hAnsi="Arial" w:cs="Arial"/>
+                <w:sz w:val="22"/>
+                <w:szCs w:val="22"/>
               </w:rPr>
             </w:pPr>
             <w:sdt>
               <w:sdtPr>
                 <w:rPr>
-                  <w:rFonts w:ascii="Bodoni MT" w:hAnsi="Bodoni MT"/>
-                  <w:b/>
-                  <w:sz w:val="28"/>
-                  <w:szCs w:val="28"/>
+                  <w:rFonts w:ascii="Arial" w:hAnsi="Arial" w:cs="Arial"/>
+                  <w:sz w:val="22"/>
+                  <w:szCs w:val="22"/>
                 </w:rPr>
                 <w:id w:val="1711454225"/>
                 <w14:checkbox>
@@ -6418,10 +6715,9 @@
               <w:sdtContent>
                 <w:r>
                   <w:rPr>
-                    <w:rFonts w:ascii="MS Gothic" w:eastAsia="MS Gothic" w:hAnsi="MS Gothic" w:hint="eastAsia"/>
-                    <w:b/>
-                    <w:sz w:val="28"/>
-                    <w:szCs w:val="28"/>
+                    <w:rFonts w:ascii="Arial" w:eastAsia="MS Gothic" w:hAnsi="Arial" w:hint="eastAsia" w:cs="Arial"/>
+                    <w:sz w:val="22"/>
+                    <w:szCs w:val="22"/>
                   </w:rPr>
                   <w:t>☐</w:t>
                 </w:r>
@@ -6437,7 +6733,9 @@
           <w:p>
             <w:pPr>
               <w:rPr>
-                <w:rFonts w:ascii="Bodoni MT" w:hAnsi="Bodoni MT"/>
+                <w:rFonts w:ascii="Arial" w:hAnsi="Arial" w:cs="Arial"/>
+                <w:sz w:val="22"/>
+                <w:szCs w:val="22"/>
               </w:rPr>
             </w:pPr>
           </w:p>
@@ -6455,12 +6753,16 @@
           <w:p>
             <w:pPr>
               <w:rPr>
-                <w:rFonts w:ascii="Bodoni MT" w:hAnsi="Bodoni MT"/>
-              </w:rPr>
-            </w:pPr>
-            <w:r>
-              <w:rPr>
-                <w:rFonts w:ascii="Bodoni MT" w:hAnsi="Bodoni MT"/>
+                <w:rFonts w:ascii="Arial" w:hAnsi="Arial" w:cs="Arial"/>
+                <w:sz w:val="22"/>
+                <w:szCs w:val="22"/>
+              </w:rPr>
+            </w:pPr>
+            <w:r>
+              <w:rPr>
+                <w:rFonts w:ascii="Arial" w:hAnsi="Arial" w:cs="Arial"/>
+                <w:sz w:val="22"/>
+                <w:szCs w:val="22"/>
               </w:rPr>
               <w:t>Documentazione grafica as built impianti speciali</w:t>
             </w:r>
@@ -6474,16 +6776,16 @@
           <w:p>
             <w:pPr>
               <w:rPr>
-                <w:rFonts w:ascii="Bodoni MT" w:hAnsi="Bodoni MT"/>
-                <w:b/>
-                <w:bCs/>
-              </w:rPr>
-            </w:pPr>
-            <w:r>
-              <w:rPr>
-                <w:rFonts w:ascii="Bodoni MT" w:hAnsi="Bodoni MT"/>
-                <w:b/>
-                <w:bCs/>
+                <w:rFonts w:ascii="Arial" w:hAnsi="Arial" w:cs="Arial"/>
+                <w:sz w:val="22"/>
+                <w:szCs w:val="22"/>
+              </w:rPr>
+            </w:pPr>
+            <w:r>
+              <w:rPr>
+                <w:rFonts w:ascii="Arial" w:hAnsi="Arial" w:cs="Arial"/>
+                <w:sz w:val="22"/>
+                <w:szCs w:val="22"/>
               </w:rPr>
               <w:t>Y</w:t>
             </w:r>
@@ -6497,19 +6799,17 @@
           <w:p>
             <w:pPr>
               <w:rPr>
-                <w:rFonts w:ascii="Bodoni MT" w:hAnsi="Bodoni MT"/>
-                <w:b/>
-                <w:sz w:val="28"/>
-                <w:szCs w:val="28"/>
+                <w:rFonts w:ascii="Arial" w:hAnsi="Arial" w:cs="Arial"/>
+                <w:sz w:val="22"/>
+                <w:szCs w:val="22"/>
               </w:rPr>
             </w:pPr>
             <w:sdt>
               <w:sdtPr>
                 <w:rPr>
-                  <w:rFonts w:ascii="Bodoni MT" w:hAnsi="Bodoni MT"/>
-                  <w:b/>
-                  <w:sz w:val="28"/>
-                  <w:szCs w:val="28"/>
+                  <w:rFonts w:ascii="Arial" w:hAnsi="Arial" w:cs="Arial"/>
+                  <w:sz w:val="22"/>
+                  <w:szCs w:val="22"/>
                 </w:rPr>
                 <w:id w:val="-1000814468"/>
                 <w14:checkbox>
@@ -6522,10 +6822,9 @@
               <w:sdtContent>
                 <w:r>
                   <w:rPr>
-                    <w:rFonts w:ascii="MS Gothic" w:eastAsia="MS Gothic" w:hAnsi="MS Gothic" w:hint="eastAsia"/>
-                    <w:b/>
-                    <w:sz w:val="28"/>
-                    <w:szCs w:val="28"/>
+                    <w:rFonts w:ascii="Arial" w:eastAsia="MS Gothic" w:hAnsi="Arial" w:hint="eastAsia" w:cs="Arial"/>
+                    <w:sz w:val="22"/>
+                    <w:szCs w:val="22"/>
                   </w:rPr>
                   <w:t>☐</w:t>
                 </w:r>
@@ -6541,16 +6840,16 @@
           <w:p>
             <w:pPr>
               <w:rPr>
-                <w:rFonts w:ascii="Bodoni MT" w:hAnsi="Bodoni MT"/>
-                <w:b/>
-                <w:bCs/>
-              </w:rPr>
-            </w:pPr>
-            <w:r>
-              <w:rPr>
-                <w:rFonts w:ascii="Bodoni MT" w:hAnsi="Bodoni MT"/>
-                <w:b/>
-                <w:bCs/>
+                <w:rFonts w:ascii="Arial" w:hAnsi="Arial" w:cs="Arial"/>
+                <w:sz w:val="22"/>
+                <w:szCs w:val="22"/>
+              </w:rPr>
+            </w:pPr>
+            <w:r>
+              <w:rPr>
+                <w:rFonts w:ascii="Arial" w:hAnsi="Arial" w:cs="Arial"/>
+                <w:sz w:val="22"/>
+                <w:szCs w:val="22"/>
               </w:rPr>
               <w:t>N</w:t>
             </w:r>
@@ -6564,19 +6863,17 @@
           <w:p>
             <w:pPr>
               <w:rPr>
-                <w:rFonts w:ascii="Bodoni MT" w:hAnsi="Bodoni MT"/>
-                <w:b/>
-                <w:sz w:val="28"/>
-                <w:szCs w:val="28"/>
+                <w:rFonts w:ascii="Arial" w:hAnsi="Arial" w:cs="Arial"/>
+                <w:sz w:val="22"/>
+                <w:szCs w:val="22"/>
               </w:rPr>
             </w:pPr>
             <w:sdt>
               <w:sdtPr>
                 <w:rPr>
-                  <w:rFonts w:ascii="Bodoni MT" w:hAnsi="Bodoni MT"/>
-                  <w:b/>
-                  <w:sz w:val="28"/>
-                  <w:szCs w:val="28"/>
+                  <w:rFonts w:ascii="Arial" w:hAnsi="Arial" w:cs="Arial"/>
+                  <w:sz w:val="22"/>
+                  <w:szCs w:val="22"/>
                 </w:rPr>
                 <w:id w:val="-1305160279"/>
                 <w14:checkbox>
@@ -6589,10 +6886,9 @@
               <w:sdtContent>
                 <w:r>
                   <w:rPr>
-                    <w:rFonts w:ascii="MS Gothic" w:eastAsia="MS Gothic" w:hAnsi="MS Gothic" w:hint="eastAsia"/>
-                    <w:b/>
-                    <w:sz w:val="28"/>
-                    <w:szCs w:val="28"/>
+                    <w:rFonts w:ascii="Arial" w:eastAsia="MS Gothic" w:hAnsi="Arial" w:hint="eastAsia" w:cs="Arial"/>
+                    <w:sz w:val="22"/>
+                    <w:szCs w:val="22"/>
                   </w:rPr>
                   <w:t>☐</w:t>
                 </w:r>
@@ -6608,7 +6904,9 @@
           <w:p>
             <w:pPr>
               <w:rPr>
-                <w:rFonts w:ascii="Bodoni MT" w:hAnsi="Bodoni MT"/>
+                <w:rFonts w:ascii="Arial" w:hAnsi="Arial" w:cs="Arial"/>
+                <w:sz w:val="22"/>
+                <w:szCs w:val="22"/>
               </w:rPr>
             </w:pPr>
           </w:p>
@@ -6626,18 +6924,24 @@
           <w:p>
             <w:pPr>
               <w:rPr>
-                <w:rFonts w:ascii="Bodoni MT" w:hAnsi="Bodoni MT"/>
-              </w:rPr>
-            </w:pPr>
-            <w:r>
-              <w:rPr>
-                <w:rFonts w:ascii="Bodoni MT" w:hAnsi="Bodoni MT"/>
+                <w:rFonts w:ascii="Arial" w:hAnsi="Arial" w:cs="Arial"/>
+                <w:sz w:val="22"/>
+                <w:szCs w:val="22"/>
+              </w:rPr>
+            </w:pPr>
+            <w:r>
+              <w:rPr>
+                <w:rFonts w:ascii="Arial" w:hAnsi="Arial" w:cs="Arial"/>
+                <w:sz w:val="22"/>
+                <w:szCs w:val="22"/>
               </w:rPr>
               <w:t xml:space="preserve">Dichiarazione di conformita’ degli impianti </w:t>
             </w:r>
             <w:r>
               <w:rPr>
-                <w:rFonts w:ascii="Bodoni MT" w:hAnsi="Bodoni MT"/>
+                <w:rFonts w:ascii="Arial" w:hAnsi="Arial" w:cs="Arial"/>
+                <w:sz w:val="22"/>
+                <w:szCs w:val="22"/>
               </w:rPr>
               <w:t>speciali</w:t>
             </w:r>
@@ -6651,16 +6955,16 @@
           <w:p>
             <w:pPr>
               <w:rPr>
-                <w:rFonts w:ascii="Bodoni MT" w:hAnsi="Bodoni MT"/>
-                <w:b/>
-                <w:bCs/>
-              </w:rPr>
-            </w:pPr>
-            <w:r>
-              <w:rPr>
-                <w:rFonts w:ascii="Bodoni MT" w:hAnsi="Bodoni MT"/>
-                <w:b/>
-                <w:bCs/>
+                <w:rFonts w:ascii="Arial" w:hAnsi="Arial" w:cs="Arial"/>
+                <w:sz w:val="22"/>
+                <w:szCs w:val="22"/>
+              </w:rPr>
+            </w:pPr>
+            <w:r>
+              <w:rPr>
+                <w:rFonts w:ascii="Arial" w:hAnsi="Arial" w:cs="Arial"/>
+                <w:sz w:val="22"/>
+                <w:szCs w:val="22"/>
               </w:rPr>
               <w:t>Y</w:t>
             </w:r>
@@ -6674,19 +6978,17 @@
           <w:p>
             <w:pPr>
               <w:rPr>
-                <w:rFonts w:ascii="Bodoni MT" w:hAnsi="Bodoni MT"/>
-                <w:b/>
-                <w:sz w:val="28"/>
-                <w:szCs w:val="28"/>
+                <w:rFonts w:ascii="Arial" w:hAnsi="Arial" w:cs="Arial"/>
+                <w:sz w:val="22"/>
+                <w:szCs w:val="22"/>
               </w:rPr>
             </w:pPr>
             <w:sdt>
               <w:sdtPr>
                 <w:rPr>
-                  <w:rFonts w:ascii="Bodoni MT" w:hAnsi="Bodoni MT"/>
-                  <w:b/>
-                  <w:sz w:val="28"/>
-                  <w:szCs w:val="28"/>
+                  <w:rFonts w:ascii="Arial" w:hAnsi="Arial" w:cs="Arial"/>
+                  <w:sz w:val="22"/>
+                  <w:szCs w:val="22"/>
                 </w:rPr>
                 <w:id w:val="-1996095227"/>
                 <w14:checkbox>
@@ -6698,10 +7000,9 @@
               <w:sdtContent>
                 <w:r>
                   <w:rPr>
-                    <w:rFonts w:ascii="MS Gothic" w:eastAsia="MS Gothic" w:hAnsi="MS Gothic" w:hint="eastAsia"/>
-                    <w:b/>
-                    <w:sz w:val="28"/>
-                    <w:szCs w:val="28"/>
+                    <w:rFonts w:ascii="Arial" w:eastAsia="MS Gothic" w:hAnsi="Arial" w:hint="eastAsia" w:cs="Arial"/>
+                    <w:sz w:val="22"/>
+                    <w:szCs w:val="22"/>
                   </w:rPr>
                   <w:t>☐</w:t>
                 </w:r>
@@ -6717,16 +7018,16 @@
           <w:p>
             <w:pPr>
               <w:rPr>
-                <w:rFonts w:ascii="Bodoni MT" w:hAnsi="Bodoni MT"/>
-                <w:b/>
-                <w:bCs/>
-              </w:rPr>
-            </w:pPr>
-            <w:r>
-              <w:rPr>
-                <w:rFonts w:ascii="Bodoni MT" w:hAnsi="Bodoni MT"/>
-                <w:b/>
-                <w:bCs/>
+                <w:rFonts w:ascii="Arial" w:hAnsi="Arial" w:cs="Arial"/>
+                <w:sz w:val="22"/>
+                <w:szCs w:val="22"/>
+              </w:rPr>
+            </w:pPr>
+            <w:r>
+              <w:rPr>
+                <w:rFonts w:ascii="Arial" w:hAnsi="Arial" w:cs="Arial"/>
+                <w:sz w:val="22"/>
+                <w:szCs w:val="22"/>
               </w:rPr>
               <w:t>N</w:t>
             </w:r>
@@ -6740,19 +7041,17 @@
           <w:p>
             <w:pPr>
               <w:rPr>
-                <w:rFonts w:ascii="Bodoni MT" w:hAnsi="Bodoni MT"/>
-                <w:b/>
-                <w:sz w:val="28"/>
-                <w:szCs w:val="28"/>
+                <w:rFonts w:ascii="Arial" w:hAnsi="Arial" w:cs="Arial"/>
+                <w:sz w:val="22"/>
+                <w:szCs w:val="22"/>
               </w:rPr>
             </w:pPr>
             <w:sdt>
               <w:sdtPr>
                 <w:rPr>
-                  <w:rFonts w:ascii="Bodoni MT" w:hAnsi="Bodoni MT"/>
-                  <w:b/>
-                  <w:sz w:val="28"/>
-                  <w:szCs w:val="28"/>
+                  <w:rFonts w:ascii="Arial" w:hAnsi="Arial" w:cs="Arial"/>
+                  <w:sz w:val="22"/>
+                  <w:szCs w:val="22"/>
                 </w:rPr>
                 <w:id w:val="1811126229"/>
                 <w14:checkbox>
@@ -6764,10 +7063,9 @@
               <w:sdtContent>
                 <w:r>
                   <w:rPr>
-                    <w:rFonts w:ascii="MS Gothic" w:eastAsia="MS Gothic" w:hAnsi="MS Gothic" w:hint="eastAsia"/>
-                    <w:b/>
-                    <w:sz w:val="28"/>
-                    <w:szCs w:val="28"/>
+                    <w:rFonts w:ascii="Arial" w:eastAsia="MS Gothic" w:hAnsi="Arial" w:hint="eastAsia" w:cs="Arial"/>
+                    <w:sz w:val="22"/>
+                    <w:szCs w:val="22"/>
                   </w:rPr>
                   <w:t>☐</w:t>
                 </w:r>
@@ -6783,7 +7081,9 @@
           <w:p>
             <w:pPr>
               <w:rPr>
-                <w:rFonts w:ascii="Bodoni MT" w:hAnsi="Bodoni MT"/>
+                <w:rFonts w:ascii="Arial" w:hAnsi="Arial" w:cs="Arial"/>
+                <w:sz w:val="22"/>
+                <w:szCs w:val="22"/>
               </w:rPr>
             </w:pPr>
           </w:p>
@@ -6801,12 +7101,16 @@
           <w:p>
             <w:pPr>
               <w:rPr>
-                <w:rFonts w:ascii="Bodoni MT" w:hAnsi="Bodoni MT"/>
-              </w:rPr>
-            </w:pPr>
-            <w:r>
-              <w:rPr>
-                <w:rFonts w:ascii="Bodoni MT" w:hAnsi="Bodoni MT"/>
+                <w:rFonts w:ascii="Arial" w:hAnsi="Arial" w:cs="Arial"/>
+                <w:sz w:val="22"/>
+                <w:szCs w:val="22"/>
+              </w:rPr>
+            </w:pPr>
+            <w:r>
+              <w:rPr>
+                <w:rFonts w:ascii="Arial" w:hAnsi="Arial" w:cs="Arial"/>
+                <w:sz w:val="22"/>
+                <w:szCs w:val="22"/>
               </w:rPr>
               <w:t xml:space="preserve">Costruttivo impianti di supervisione e bms e loro logica di programmazione </w:t>
             </w:r>
@@ -6820,16 +7124,16 @@
           <w:p>
             <w:pPr>
               <w:rPr>
-                <w:rFonts w:ascii="Bodoni MT" w:hAnsi="Bodoni MT"/>
-                <w:b/>
-                <w:bCs/>
-              </w:rPr>
-            </w:pPr>
-            <w:r>
-              <w:rPr>
-                <w:rFonts w:ascii="Bodoni MT" w:hAnsi="Bodoni MT"/>
-                <w:b/>
-                <w:bCs/>
+                <w:rFonts w:ascii="Arial" w:hAnsi="Arial" w:cs="Arial"/>
+                <w:sz w:val="22"/>
+                <w:szCs w:val="22"/>
+              </w:rPr>
+            </w:pPr>
+            <w:r>
+              <w:rPr>
+                <w:rFonts w:ascii="Arial" w:hAnsi="Arial" w:cs="Arial"/>
+                <w:sz w:val="22"/>
+                <w:szCs w:val="22"/>
               </w:rPr>
               <w:t>Y</w:t>
             </w:r>
@@ -6843,19 +7147,17 @@
           <w:p>
             <w:pPr>
               <w:rPr>
-                <w:rFonts w:ascii="MS Gothic" w:eastAsia="MS Gothic" w:hAnsi="MS Gothic"/>
-                <w:b/>
-                <w:sz w:val="28"/>
-                <w:szCs w:val="28"/>
+                <w:rFonts w:ascii="Arial" w:eastAsia="MS Gothic" w:hAnsi="Arial" w:cs="Arial"/>
+                <w:sz w:val="22"/>
+                <w:szCs w:val="22"/>
               </w:rPr>
             </w:pPr>
             <w:sdt>
               <w:sdtPr>
                 <w:rPr>
-                  <w:rFonts w:ascii="Bodoni MT" w:hAnsi="Bodoni MT"/>
-                  <w:b/>
-                  <w:sz w:val="28"/>
-                  <w:szCs w:val="28"/>
+                  <w:rFonts w:ascii="Arial" w:hAnsi="Arial" w:cs="Arial"/>
+                  <w:sz w:val="22"/>
+                  <w:szCs w:val="22"/>
                 </w:rPr>
                 <w:id w:val="1908183768"/>
                 <w14:checkbox>
@@ -6867,10 +7169,9 @@
               <w:sdtContent>
                 <w:r>
                   <w:rPr>
-                    <w:rFonts w:ascii="MS Gothic" w:eastAsia="MS Gothic" w:hAnsi="MS Gothic" w:hint="eastAsia"/>
-                    <w:b/>
-                    <w:sz w:val="28"/>
-                    <w:szCs w:val="28"/>
+                    <w:rFonts w:ascii="Arial" w:eastAsia="MS Gothic" w:hAnsi="Arial" w:hint="eastAsia" w:cs="Arial"/>
+                    <w:sz w:val="22"/>
+                    <w:szCs w:val="22"/>
                   </w:rPr>
                   <w:t>☐</w:t>
                 </w:r>
@@ -6886,16 +7187,16 @@
           <w:p>
             <w:pPr>
               <w:rPr>
-                <w:rFonts w:ascii="Bodoni MT" w:hAnsi="Bodoni MT"/>
-                <w:b/>
-                <w:bCs/>
-              </w:rPr>
-            </w:pPr>
-            <w:r>
-              <w:rPr>
-                <w:rFonts w:ascii="Bodoni MT" w:hAnsi="Bodoni MT"/>
-                <w:b/>
-                <w:bCs/>
+                <w:rFonts w:ascii="Arial" w:hAnsi="Arial" w:cs="Arial"/>
+                <w:sz w:val="22"/>
+                <w:szCs w:val="22"/>
+              </w:rPr>
+            </w:pPr>
+            <w:r>
+              <w:rPr>
+                <w:rFonts w:ascii="Arial" w:hAnsi="Arial" w:cs="Arial"/>
+                <w:sz w:val="22"/>
+                <w:szCs w:val="22"/>
               </w:rPr>
               <w:t>N</w:t>
             </w:r>
@@ -6909,19 +7210,17 @@
           <w:p>
             <w:pPr>
               <w:rPr>
-                <w:rFonts w:ascii="MS Gothic" w:eastAsia="MS Gothic" w:hAnsi="MS Gothic"/>
-                <w:b/>
-                <w:sz w:val="28"/>
-                <w:szCs w:val="28"/>
+                <w:rFonts w:ascii="Arial" w:eastAsia="MS Gothic" w:hAnsi="Arial" w:cs="Arial"/>
+                <w:sz w:val="22"/>
+                <w:szCs w:val="22"/>
               </w:rPr>
             </w:pPr>
             <w:sdt>
               <w:sdtPr>
                 <w:rPr>
-                  <w:rFonts w:ascii="Bodoni MT" w:hAnsi="Bodoni MT"/>
-                  <w:b/>
-                  <w:sz w:val="28"/>
-                  <w:szCs w:val="28"/>
+                  <w:rFonts w:ascii="Arial" w:hAnsi="Arial" w:cs="Arial"/>
+                  <w:sz w:val="22"/>
+                  <w:szCs w:val="22"/>
                 </w:rPr>
                 <w:id w:val="-1025476713"/>
                 <w14:checkbox>
@@ -6933,10 +7232,9 @@
               <w:sdtContent>
                 <w:r>
                   <w:rPr>
-                    <w:rFonts w:ascii="MS Gothic" w:eastAsia="MS Gothic" w:hAnsi="MS Gothic" w:hint="eastAsia"/>
-                    <w:b/>
-                    <w:sz w:val="28"/>
-                    <w:szCs w:val="28"/>
+                    <w:rFonts w:ascii="Arial" w:eastAsia="MS Gothic" w:hAnsi="Arial" w:hint="eastAsia" w:cs="Arial"/>
+                    <w:sz w:val="22"/>
+                    <w:szCs w:val="22"/>
                   </w:rPr>
                   <w:t>☐</w:t>
                 </w:r>
@@ -6952,7 +7250,9 @@
           <w:p>
             <w:pPr>
               <w:rPr>
-                <w:rFonts w:ascii="Bodoni MT" w:hAnsi="Bodoni MT"/>
+                <w:rFonts w:ascii="Arial" w:hAnsi="Arial" w:cs="Arial"/>
+                <w:sz w:val="22"/>
+                <w:szCs w:val="22"/>
               </w:rPr>
             </w:pPr>
           </w:p>
@@ -6970,7 +7270,9 @@
           <w:p>
             <w:pPr>
               <w:rPr>
-                <w:rFonts w:ascii="Bodoni MT" w:hAnsi="Bodoni MT"/>
+                <w:rFonts w:ascii="Arial" w:hAnsi="Arial" w:cs="Arial"/>
+                <w:sz w:val="22"/>
+                <w:szCs w:val="22"/>
               </w:rPr>
             </w:pPr>
             <w:r>
@@ -6978,7 +7280,9 @@
             </w:r>
             <w:r>
               <w:rPr>
-                <w:rFonts w:ascii="Bodoni MT" w:hAnsi="Bodoni MT"/>
+                <w:rFonts w:ascii="Arial" w:hAnsi="Arial" w:cs="Arial"/>
+                <w:sz w:val="22"/>
+                <w:szCs w:val="22"/>
               </w:rPr>
               <w:t>Costruttivo impianti di termoregolazione</w:t>
             </w:r>
@@ -6992,16 +7296,16 @@
           <w:p>
             <w:pPr>
               <w:rPr>
-                <w:rFonts w:ascii="Bodoni MT" w:hAnsi="Bodoni MT"/>
-                <w:b/>
-                <w:bCs/>
-              </w:rPr>
-            </w:pPr>
-            <w:r>
-              <w:rPr>
-                <w:rFonts w:ascii="Bodoni MT" w:hAnsi="Bodoni MT"/>
-                <w:b/>
-                <w:bCs/>
+                <w:rFonts w:ascii="Arial" w:hAnsi="Arial" w:cs="Arial"/>
+                <w:sz w:val="22"/>
+                <w:szCs w:val="22"/>
+              </w:rPr>
+            </w:pPr>
+            <w:r>
+              <w:rPr>
+                <w:rFonts w:ascii="Arial" w:hAnsi="Arial" w:cs="Arial"/>
+                <w:sz w:val="22"/>
+                <w:szCs w:val="22"/>
               </w:rPr>
               <w:t>Y</w:t>
             </w:r>
@@ -7015,19 +7319,17 @@
           <w:p>
             <w:pPr>
               <w:rPr>
-                <w:rFonts w:ascii="Bodoni MT" w:hAnsi="Bodoni MT"/>
-                <w:b/>
-                <w:sz w:val="28"/>
-                <w:szCs w:val="28"/>
+                <w:rFonts w:ascii="Arial" w:hAnsi="Arial" w:cs="Arial"/>
+                <w:sz w:val="22"/>
+                <w:szCs w:val="22"/>
               </w:rPr>
             </w:pPr>
             <w:sdt>
               <w:sdtPr>
                 <w:rPr>
-                  <w:rFonts w:ascii="Bodoni MT" w:hAnsi="Bodoni MT"/>
-                  <w:b/>
-                  <w:sz w:val="28"/>
-                  <w:szCs w:val="28"/>
+                  <w:rFonts w:ascii="Arial" w:hAnsi="Arial" w:cs="Arial"/>
+                  <w:sz w:val="22"/>
+                  <w:szCs w:val="22"/>
                 </w:rPr>
                 <w:id w:val="-571888976"/>
                 <w14:checkbox>
@@ -7039,10 +7341,9 @@
               <w:sdtContent>
                 <w:r>
                   <w:rPr>
-                    <w:rFonts w:ascii="MS Gothic" w:eastAsia="MS Gothic" w:hAnsi="MS Gothic" w:hint="eastAsia"/>
-                    <w:b/>
-                    <w:sz w:val="28"/>
-                    <w:szCs w:val="28"/>
+                    <w:rFonts w:ascii="Arial" w:eastAsia="MS Gothic" w:hAnsi="Arial" w:hint="eastAsia" w:cs="Arial"/>
+                    <w:sz w:val="22"/>
+                    <w:szCs w:val="22"/>
                   </w:rPr>
                   <w:t>☐</w:t>
                 </w:r>
@@ -7058,16 +7359,16 @@
           <w:p>
             <w:pPr>
               <w:rPr>
-                <w:rFonts w:ascii="Bodoni MT" w:hAnsi="Bodoni MT"/>
-                <w:b/>
-                <w:bCs/>
-              </w:rPr>
-            </w:pPr>
-            <w:r>
-              <w:rPr>
-                <w:rFonts w:ascii="Bodoni MT" w:hAnsi="Bodoni MT"/>
-                <w:b/>
-                <w:bCs/>
+                <w:rFonts w:ascii="Arial" w:hAnsi="Arial" w:cs="Arial"/>
+                <w:sz w:val="22"/>
+                <w:szCs w:val="22"/>
+              </w:rPr>
+            </w:pPr>
+            <w:r>
+              <w:rPr>
+                <w:rFonts w:ascii="Arial" w:hAnsi="Arial" w:cs="Arial"/>
+                <w:sz w:val="22"/>
+                <w:szCs w:val="22"/>
               </w:rPr>
               <w:t>N</w:t>
             </w:r>
@@ -7081,19 +7382,17 @@
           <w:p>
             <w:pPr>
               <w:rPr>
-                <w:rFonts w:ascii="Bodoni MT" w:hAnsi="Bodoni MT"/>
-                <w:b/>
-                <w:sz w:val="28"/>
-                <w:szCs w:val="28"/>
+                <w:rFonts w:ascii="Arial" w:hAnsi="Arial" w:cs="Arial"/>
+                <w:sz w:val="22"/>
+                <w:szCs w:val="22"/>
               </w:rPr>
             </w:pPr>
             <w:sdt>
               <w:sdtPr>
                 <w:rPr>
-                  <w:rFonts w:ascii="Bodoni MT" w:hAnsi="Bodoni MT"/>
-                  <w:b/>
-                  <w:sz w:val="28"/>
-                  <w:szCs w:val="28"/>
+                  <w:rFonts w:ascii="Arial" w:hAnsi="Arial" w:cs="Arial"/>
+                  <w:sz w:val="22"/>
+                  <w:szCs w:val="22"/>
                 </w:rPr>
                 <w:id w:val="-2091389453"/>
                 <w14:checkbox>
@@ -7105,10 +7404,9 @@
               <w:sdtContent>
                 <w:r>
                   <w:rPr>
-                    <w:rFonts w:ascii="MS Gothic" w:eastAsia="MS Gothic" w:hAnsi="MS Gothic" w:hint="eastAsia"/>
-                    <w:b/>
-                    <w:sz w:val="28"/>
-                    <w:szCs w:val="28"/>
+                    <w:rFonts w:ascii="Arial" w:eastAsia="MS Gothic" w:hAnsi="Arial" w:hint="eastAsia" w:cs="Arial"/>
+                    <w:sz w:val="22"/>
+                    <w:szCs w:val="22"/>
                   </w:rPr>
                   <w:t>☐</w:t>
                 </w:r>
@@ -7124,7 +7422,9 @@
           <w:p>
             <w:pPr>
               <w:rPr>
-                <w:rFonts w:ascii="Bodoni MT" w:hAnsi="Bodoni MT"/>
+                <w:rFonts w:ascii="Arial" w:hAnsi="Arial" w:cs="Arial"/>
+                <w:sz w:val="22"/>
+                <w:szCs w:val="22"/>
               </w:rPr>
             </w:pPr>
           </w:p>
@@ -7142,7 +7442,9 @@
           <w:p>
             <w:pPr>
               <w:rPr>
-                <w:rFonts w:ascii="Bodoni MT" w:hAnsi="Bodoni MT"/>
+                <w:rFonts w:ascii="Arial" w:hAnsi="Arial" w:cs="Arial"/>
+                <w:sz w:val="22"/>
+                <w:szCs w:val="22"/>
               </w:rPr>
             </w:pPr>
             <w:r>
@@ -7150,7 +7452,9 @@
             </w:r>
             <w:r>
               <w:rPr>
-                <w:rFonts w:ascii="Bodoni MT" w:hAnsi="Bodoni MT"/>
+                <w:rFonts w:ascii="Arial" w:hAnsi="Arial" w:cs="Arial"/>
+                <w:sz w:val="22"/>
+                <w:szCs w:val="22"/>
               </w:rPr>
               <w:t xml:space="preserve">Costruttivo impianti di controllo accessi e interblocchi porte </w:t>
             </w:r>
@@ -7164,16 +7468,16 @@
           <w:p>
             <w:pPr>
               <w:rPr>
-                <w:rFonts w:ascii="Bodoni MT" w:hAnsi="Bodoni MT"/>
-                <w:b/>
-                <w:bCs/>
-              </w:rPr>
-            </w:pPr>
-            <w:r>
-              <w:rPr>
-                <w:rFonts w:ascii="Bodoni MT" w:hAnsi="Bodoni MT"/>
-                <w:b/>
-                <w:bCs/>
+                <w:rFonts w:ascii="Arial" w:hAnsi="Arial" w:cs="Arial"/>
+                <w:sz w:val="22"/>
+                <w:szCs w:val="22"/>
+              </w:rPr>
+            </w:pPr>
+            <w:r>
+              <w:rPr>
+                <w:rFonts w:ascii="Arial" w:hAnsi="Arial" w:cs="Arial"/>
+                <w:sz w:val="22"/>
+                <w:szCs w:val="22"/>
               </w:rPr>
               <w:t>Y</w:t>
             </w:r>
@@ -7187,19 +7491,17 @@
           <w:p>
             <w:pPr>
               <w:rPr>
-                <w:rFonts w:ascii="MS Gothic" w:eastAsia="MS Gothic" w:hAnsi="MS Gothic"/>
-                <w:b/>
-                <w:sz w:val="28"/>
-                <w:szCs w:val="28"/>
+                <w:rFonts w:ascii="Arial" w:eastAsia="MS Gothic" w:hAnsi="Arial" w:cs="Arial"/>
+                <w:sz w:val="22"/>
+                <w:szCs w:val="22"/>
               </w:rPr>
             </w:pPr>
             <w:sdt>
               <w:sdtPr>
                 <w:rPr>
-                  <w:rFonts w:ascii="Bodoni MT" w:hAnsi="Bodoni MT"/>
-                  <w:b/>
-                  <w:sz w:val="28"/>
-                  <w:szCs w:val="28"/>
+                  <w:rFonts w:ascii="Arial" w:hAnsi="Arial" w:cs="Arial"/>
+                  <w:sz w:val="22"/>
+                  <w:szCs w:val="22"/>
                 </w:rPr>
                 <w:id w:val="396553110"/>
                 <w14:checkbox>
@@ -7211,10 +7513,9 @@
               <w:sdtContent>
                 <w:r>
                   <w:rPr>
-                    <w:rFonts w:ascii="MS Gothic" w:eastAsia="MS Gothic" w:hAnsi="MS Gothic" w:hint="eastAsia"/>
-                    <w:b/>
-                    <w:sz w:val="28"/>
-                    <w:szCs w:val="28"/>
+                    <w:rFonts w:ascii="Arial" w:eastAsia="MS Gothic" w:hAnsi="Arial" w:hint="eastAsia" w:cs="Arial"/>
+                    <w:sz w:val="22"/>
+                    <w:szCs w:val="22"/>
                   </w:rPr>
                   <w:t>☐</w:t>
                 </w:r>
@@ -7230,16 +7531,16 @@
           <w:p>
             <w:pPr>
               <w:rPr>
-                <w:rFonts w:ascii="Bodoni MT" w:hAnsi="Bodoni MT"/>
-                <w:b/>
-                <w:bCs/>
-              </w:rPr>
-            </w:pPr>
-            <w:r>
-              <w:rPr>
-                <w:rFonts w:ascii="Bodoni MT" w:hAnsi="Bodoni MT"/>
-                <w:b/>
-                <w:bCs/>
+                <w:rFonts w:ascii="Arial" w:hAnsi="Arial" w:cs="Arial"/>
+                <w:sz w:val="22"/>
+                <w:szCs w:val="22"/>
+              </w:rPr>
+            </w:pPr>
+            <w:r>
+              <w:rPr>
+                <w:rFonts w:ascii="Arial" w:hAnsi="Arial" w:cs="Arial"/>
+                <w:sz w:val="22"/>
+                <w:szCs w:val="22"/>
               </w:rPr>
               <w:t>N</w:t>
             </w:r>
@@ -7253,19 +7554,17 @@
           <w:p>
             <w:pPr>
               <w:rPr>
-                <w:rFonts w:ascii="MS Gothic" w:eastAsia="MS Gothic" w:hAnsi="MS Gothic"/>
-                <w:b/>
-                <w:sz w:val="28"/>
-                <w:szCs w:val="28"/>
+                <w:rFonts w:ascii="Arial" w:eastAsia="MS Gothic" w:hAnsi="Arial" w:cs="Arial"/>
+                <w:sz w:val="22"/>
+                <w:szCs w:val="22"/>
               </w:rPr>
             </w:pPr>
             <w:sdt>
               <w:sdtPr>
                 <w:rPr>
-                  <w:rFonts w:ascii="Bodoni MT" w:hAnsi="Bodoni MT"/>
-                  <w:b/>
-                  <w:sz w:val="28"/>
-                  <w:szCs w:val="28"/>
+                  <w:rFonts w:ascii="Arial" w:hAnsi="Arial" w:cs="Arial"/>
+                  <w:sz w:val="22"/>
+                  <w:szCs w:val="22"/>
                 </w:rPr>
                 <w:id w:val="1005326687"/>
                 <w14:checkbox>
@@ -7277,10 +7576,9 @@
               <w:sdtContent>
                 <w:r>
                   <w:rPr>
-                    <w:rFonts w:ascii="MS Gothic" w:eastAsia="MS Gothic" w:hAnsi="MS Gothic" w:hint="eastAsia"/>
-                    <w:b/>
-                    <w:sz w:val="28"/>
-                    <w:szCs w:val="28"/>
+                    <w:rFonts w:ascii="Arial" w:eastAsia="MS Gothic" w:hAnsi="Arial" w:hint="eastAsia" w:cs="Arial"/>
+                    <w:sz w:val="22"/>
+                    <w:szCs w:val="22"/>
                   </w:rPr>
                   <w:t>☐</w:t>
                 </w:r>
@@ -7296,7 +7594,9 @@
           <w:p>
             <w:pPr>
               <w:rPr>
-                <w:rFonts w:ascii="Bodoni MT" w:hAnsi="Bodoni MT"/>
+                <w:rFonts w:ascii="Arial" w:hAnsi="Arial" w:cs="Arial"/>
+                <w:sz w:val="22"/>
+                <w:szCs w:val="22"/>
               </w:rPr>
             </w:pPr>
           </w:p>
@@ -7314,12 +7614,16 @@
           <w:p>
             <w:pPr>
               <w:rPr>
-                <w:rFonts w:ascii="Bodoni MT" w:hAnsi="Bodoni MT"/>
-              </w:rPr>
-            </w:pPr>
-            <w:r>
-              <w:rPr>
-                <w:rFonts w:ascii="Bodoni MT" w:hAnsi="Bodoni MT"/>
+                <w:rFonts w:ascii="Arial" w:hAnsi="Arial" w:cs="Arial"/>
+                <w:sz w:val="22"/>
+                <w:szCs w:val="22"/>
+              </w:rPr>
+            </w:pPr>
+            <w:r>
+              <w:rPr>
+                <w:rFonts w:ascii="Arial" w:hAnsi="Arial" w:cs="Arial"/>
+                <w:sz w:val="22"/>
+                <w:szCs w:val="22"/>
               </w:rPr>
               <w:t xml:space="preserve">Costruttivo impianti a servizio del ciclotrone e della linea di produzione </w:t>
             </w:r>
@@ -7333,16 +7637,16 @@
           <w:p>
             <w:pPr>
               <w:rPr>
-                <w:rFonts w:ascii="Bodoni MT" w:hAnsi="Bodoni MT"/>
-                <w:b/>
-                <w:bCs/>
-              </w:rPr>
-            </w:pPr>
-            <w:r>
-              <w:rPr>
-                <w:rFonts w:ascii="Bodoni MT" w:hAnsi="Bodoni MT"/>
-                <w:b/>
-                <w:bCs/>
+                <w:rFonts w:ascii="Arial" w:hAnsi="Arial" w:cs="Arial"/>
+                <w:sz w:val="22"/>
+                <w:szCs w:val="22"/>
+              </w:rPr>
+            </w:pPr>
+            <w:r>
+              <w:rPr>
+                <w:rFonts w:ascii="Arial" w:hAnsi="Arial" w:cs="Arial"/>
+                <w:sz w:val="22"/>
+                <w:szCs w:val="22"/>
               </w:rPr>
               <w:t>Y</w:t>
             </w:r>
@@ -7356,19 +7660,17 @@
           <w:p>
             <w:pPr>
               <w:rPr>
-                <w:rFonts w:ascii="MS Gothic" w:eastAsia="MS Gothic" w:hAnsi="MS Gothic"/>
-                <w:b/>
-                <w:sz w:val="28"/>
-                <w:szCs w:val="28"/>
+                <w:rFonts w:ascii="Arial" w:eastAsia="MS Gothic" w:hAnsi="Arial" w:cs="Arial"/>
+                <w:sz w:val="22"/>
+                <w:szCs w:val="22"/>
               </w:rPr>
             </w:pPr>
             <w:sdt>
               <w:sdtPr>
                 <w:rPr>
-                  <w:rFonts w:ascii="Bodoni MT" w:hAnsi="Bodoni MT"/>
-                  <w:b/>
-                  <w:sz w:val="28"/>
-                  <w:szCs w:val="28"/>
+                  <w:rFonts w:ascii="Arial" w:hAnsi="Arial" w:cs="Arial"/>
+                  <w:sz w:val="22"/>
+                  <w:szCs w:val="22"/>
                 </w:rPr>
                 <w:id w:val="-1730917012"/>
                 <w14:checkbox>
@@ -7380,10 +7682,9 @@
               <w:sdtContent>
                 <w:r>
                   <w:rPr>
-                    <w:rFonts w:ascii="MS Gothic" w:eastAsia="MS Gothic" w:hAnsi="MS Gothic" w:hint="eastAsia"/>
-                    <w:b/>
-                    <w:sz w:val="28"/>
-                    <w:szCs w:val="28"/>
+                    <w:rFonts w:ascii="Arial" w:eastAsia="MS Gothic" w:hAnsi="Arial" w:hint="eastAsia" w:cs="Arial"/>
+                    <w:sz w:val="22"/>
+                    <w:szCs w:val="22"/>
                   </w:rPr>
                   <w:t>☐</w:t>
                 </w:r>
@@ -7399,16 +7700,16 @@
           <w:p>
             <w:pPr>
               <w:rPr>
-                <w:rFonts w:ascii="Bodoni MT" w:hAnsi="Bodoni MT"/>
-                <w:b/>
-                <w:bCs/>
-              </w:rPr>
-            </w:pPr>
-            <w:r>
-              <w:rPr>
-                <w:rFonts w:ascii="Bodoni MT" w:hAnsi="Bodoni MT"/>
-                <w:b/>
-                <w:bCs/>
+                <w:rFonts w:ascii="Arial" w:hAnsi="Arial" w:cs="Arial"/>
+                <w:sz w:val="22"/>
+                <w:szCs w:val="22"/>
+              </w:rPr>
+            </w:pPr>
+            <w:r>
+              <w:rPr>
+                <w:rFonts w:ascii="Arial" w:hAnsi="Arial" w:cs="Arial"/>
+                <w:sz w:val="22"/>
+                <w:szCs w:val="22"/>
               </w:rPr>
               <w:t>N</w:t>
             </w:r>
@@ -7422,19 +7723,17 @@
           <w:p>
             <w:pPr>
               <w:rPr>
-                <w:rFonts w:ascii="MS Gothic" w:eastAsia="MS Gothic" w:hAnsi="MS Gothic"/>
-                <w:b/>
-                <w:sz w:val="28"/>
-                <w:szCs w:val="28"/>
+                <w:rFonts w:ascii="Arial" w:eastAsia="MS Gothic" w:hAnsi="Arial" w:cs="Arial"/>
+                <w:sz w:val="22"/>
+                <w:szCs w:val="22"/>
               </w:rPr>
             </w:pPr>
             <w:sdt>
               <w:sdtPr>
                 <w:rPr>
-                  <w:rFonts w:ascii="Bodoni MT" w:hAnsi="Bodoni MT"/>
-                  <w:b/>
-                  <w:sz w:val="28"/>
-                  <w:szCs w:val="28"/>
+                  <w:rFonts w:ascii="Arial" w:hAnsi="Arial" w:cs="Arial"/>
+                  <w:sz w:val="22"/>
+                  <w:szCs w:val="22"/>
                 </w:rPr>
                 <w:id w:val="1831025696"/>
                 <w14:checkbox>
@@ -7446,10 +7745,9 @@
               <w:sdtContent>
                 <w:r>
                   <w:rPr>
-                    <w:rFonts w:ascii="MS Gothic" w:eastAsia="MS Gothic" w:hAnsi="MS Gothic" w:hint="eastAsia"/>
-                    <w:b/>
-                    <w:sz w:val="28"/>
-                    <w:szCs w:val="28"/>
+                    <w:rFonts w:ascii="Arial" w:eastAsia="MS Gothic" w:hAnsi="Arial" w:hint="eastAsia" w:cs="Arial"/>
+                    <w:sz w:val="22"/>
+                    <w:szCs w:val="22"/>
                   </w:rPr>
                   <w:t>☐</w:t>
                 </w:r>
@@ -7465,7 +7763,9 @@
           <w:p>
             <w:pPr>
               <w:rPr>
-                <w:rFonts w:ascii="Bodoni MT" w:hAnsi="Bodoni MT"/>
+                <w:rFonts w:ascii="Arial" w:hAnsi="Arial" w:cs="Arial"/>
+                <w:sz w:val="22"/>
+                <w:szCs w:val="22"/>
               </w:rPr>
             </w:pPr>
           </w:p>
@@ -7483,12 +7783,16 @@
           <w:p>
             <w:pPr>
               <w:rPr>
-                <w:rFonts w:ascii="Bodoni MT" w:hAnsi="Bodoni MT"/>
-              </w:rPr>
-            </w:pPr>
-            <w:r>
-              <w:rPr>
-                <w:rFonts w:ascii="Bodoni MT" w:hAnsi="Bodoni MT"/>
+                <w:rFonts w:ascii="Arial" w:hAnsi="Arial" w:cs="Arial"/>
+                <w:sz w:val="22"/>
+                <w:szCs w:val="22"/>
+              </w:rPr>
+            </w:pPr>
+            <w:r>
+              <w:rPr>
+                <w:rFonts w:ascii="Arial" w:hAnsi="Arial" w:cs="Arial"/>
+                <w:sz w:val="22"/>
+                <w:szCs w:val="22"/>
               </w:rPr>
               <w:t>Costruttivo impianti di sicurezza</w:t>
             </w:r>
@@ -7502,16 +7806,16 @@
           <w:p>
             <w:pPr>
               <w:rPr>
-                <w:rFonts w:ascii="Bodoni MT" w:hAnsi="Bodoni MT"/>
-                <w:b/>
-                <w:bCs/>
-              </w:rPr>
-            </w:pPr>
-            <w:r>
-              <w:rPr>
-                <w:rFonts w:ascii="Bodoni MT" w:hAnsi="Bodoni MT"/>
-                <w:b/>
-                <w:bCs/>
+                <w:rFonts w:ascii="Arial" w:hAnsi="Arial" w:cs="Arial"/>
+                <w:sz w:val="22"/>
+                <w:szCs w:val="22"/>
+              </w:rPr>
+            </w:pPr>
+            <w:r>
+              <w:rPr>
+                <w:rFonts w:ascii="Arial" w:hAnsi="Arial" w:cs="Arial"/>
+                <w:sz w:val="22"/>
+                <w:szCs w:val="22"/>
               </w:rPr>
               <w:t>Y</w:t>
             </w:r>
@@ -7525,19 +7829,17 @@
           <w:p>
             <w:pPr>
               <w:rPr>
-                <w:rFonts w:ascii="MS Gothic" w:eastAsia="MS Gothic" w:hAnsi="MS Gothic"/>
-                <w:b/>
-                <w:sz w:val="28"/>
-                <w:szCs w:val="28"/>
+                <w:rFonts w:ascii="Arial" w:eastAsia="MS Gothic" w:hAnsi="Arial" w:cs="Arial"/>
+                <w:sz w:val="22"/>
+                <w:szCs w:val="22"/>
               </w:rPr>
             </w:pPr>
             <w:sdt>
               <w:sdtPr>
                 <w:rPr>
-                  <w:rFonts w:ascii="Bodoni MT" w:hAnsi="Bodoni MT"/>
-                  <w:b/>
-                  <w:sz w:val="28"/>
-                  <w:szCs w:val="28"/>
+                  <w:rFonts w:ascii="Arial" w:hAnsi="Arial" w:cs="Arial"/>
+                  <w:sz w:val="22"/>
+                  <w:szCs w:val="22"/>
                 </w:rPr>
                 <w:id w:val="-1539502373"/>
                 <w14:checkbox>
@@ -7549,10 +7851,9 @@
               <w:sdtContent>
                 <w:r>
                   <w:rPr>
-                    <w:rFonts w:ascii="MS Gothic" w:eastAsia="MS Gothic" w:hAnsi="MS Gothic" w:hint="eastAsia"/>
-                    <w:b/>
-                    <w:sz w:val="28"/>
-                    <w:szCs w:val="28"/>
+                    <w:rFonts w:ascii="Arial" w:eastAsia="MS Gothic" w:hAnsi="Arial" w:hint="eastAsia" w:cs="Arial"/>
+                    <w:sz w:val="22"/>
+                    <w:szCs w:val="22"/>
                   </w:rPr>
                   <w:t>☐</w:t>
                 </w:r>
@@ -7568,16 +7869,16 @@
           <w:p>
             <w:pPr>
               <w:rPr>
-                <w:rFonts w:ascii="Bodoni MT" w:hAnsi="Bodoni MT"/>
-                <w:b/>
-                <w:bCs/>
-              </w:rPr>
-            </w:pPr>
-            <w:r>
-              <w:rPr>
-                <w:rFonts w:ascii="Bodoni MT" w:hAnsi="Bodoni MT"/>
-                <w:b/>
-                <w:bCs/>
+                <w:rFonts w:ascii="Arial" w:hAnsi="Arial" w:cs="Arial"/>
+                <w:sz w:val="22"/>
+                <w:szCs w:val="22"/>
+              </w:rPr>
+            </w:pPr>
+            <w:r>
+              <w:rPr>
+                <w:rFonts w:ascii="Arial" w:hAnsi="Arial" w:cs="Arial"/>
+                <w:sz w:val="22"/>
+                <w:szCs w:val="22"/>
               </w:rPr>
               <w:t>N</w:t>
             </w:r>
@@ -7591,19 +7892,17 @@
           <w:p>
             <w:pPr>
               <w:rPr>
-                <w:rFonts w:ascii="MS Gothic" w:eastAsia="MS Gothic" w:hAnsi="MS Gothic"/>
-                <w:b/>
-                <w:sz w:val="28"/>
-                <w:szCs w:val="28"/>
+                <w:rFonts w:ascii="Arial" w:eastAsia="MS Gothic" w:hAnsi="Arial" w:cs="Arial"/>
+                <w:sz w:val="22"/>
+                <w:szCs w:val="22"/>
               </w:rPr>
             </w:pPr>
             <w:sdt>
               <w:sdtPr>
                 <w:rPr>
-                  <w:rFonts w:ascii="Bodoni MT" w:hAnsi="Bodoni MT"/>
-                  <w:b/>
-                  <w:sz w:val="28"/>
-                  <w:szCs w:val="28"/>
+                  <w:rFonts w:ascii="Arial" w:hAnsi="Arial" w:cs="Arial"/>
+                  <w:sz w:val="22"/>
+                  <w:szCs w:val="22"/>
                 </w:rPr>
                 <w:id w:val="900336476"/>
                 <w14:checkbox>
@@ -7615,10 +7914,9 @@
               <w:sdtContent>
                 <w:r>
                   <w:rPr>
-                    <w:rFonts w:ascii="MS Gothic" w:eastAsia="MS Gothic" w:hAnsi="MS Gothic" w:hint="eastAsia"/>
-                    <w:b/>
-                    <w:sz w:val="28"/>
-                    <w:szCs w:val="28"/>
+                    <w:rFonts w:ascii="Arial" w:eastAsia="MS Gothic" w:hAnsi="Arial" w:hint="eastAsia" w:cs="Arial"/>
+                    <w:sz w:val="22"/>
+                    <w:szCs w:val="22"/>
                   </w:rPr>
                   <w:t>☐</w:t>
                 </w:r>
@@ -7634,7 +7932,9 @@
           <w:p>
             <w:pPr>
               <w:rPr>
-                <w:rFonts w:ascii="Bodoni MT" w:hAnsi="Bodoni MT"/>
+                <w:rFonts w:ascii="Arial" w:hAnsi="Arial" w:cs="Arial"/>
+                <w:sz w:val="22"/>
+                <w:szCs w:val="22"/>
               </w:rPr>
             </w:pPr>
           </w:p>
@@ -7652,24 +7952,32 @@
           <w:p>
             <w:pPr>
               <w:rPr>
-                <w:rFonts w:ascii="Bodoni MT" w:hAnsi="Bodoni MT"/>
-              </w:rPr>
-            </w:pPr>
-            <w:r>
-              <w:rPr>
-                <w:rFonts w:ascii="Bodoni MT" w:hAnsi="Bodoni MT"/>
+                <w:rFonts w:ascii="Arial" w:hAnsi="Arial" w:cs="Arial"/>
+                <w:sz w:val="22"/>
+                <w:szCs w:val="22"/>
+              </w:rPr>
+            </w:pPr>
+            <w:r>
+              <w:rPr>
+                <w:rFonts w:ascii="Arial" w:hAnsi="Arial" w:cs="Arial"/>
+                <w:sz w:val="22"/>
+                <w:szCs w:val="22"/>
               </w:rPr>
               <w:t>Registro verifiche periodiche impianto rivelazione incendi</w:t>
             </w:r>
             <w:r>
               <w:rPr>
-                <w:rFonts w:ascii="Bodoni MT" w:hAnsi="Bodoni MT"/>
+                <w:rFonts w:ascii="Arial" w:hAnsi="Arial" w:cs="Arial"/>
+                <w:sz w:val="22"/>
+                <w:szCs w:val="22"/>
               </w:rPr>
               <w:t xml:space="preserve"> UNI</w:t>
             </w:r>
             <w:r>
               <w:rPr>
-                <w:rFonts w:ascii="Bodoni MT" w:hAnsi="Bodoni MT"/>
+                <w:rFonts w:ascii="Arial" w:hAnsi="Arial" w:cs="Arial"/>
+                <w:sz w:val="22"/>
+                <w:szCs w:val="22"/>
               </w:rPr>
               <w:t xml:space="preserve"> 11224</w:t>
             </w:r>
@@ -7683,16 +7991,16 @@
           <w:p>
             <w:pPr>
               <w:rPr>
-                <w:rFonts w:ascii="Bodoni MT" w:hAnsi="Bodoni MT"/>
-                <w:b/>
-                <w:bCs/>
-              </w:rPr>
-            </w:pPr>
-            <w:r>
-              <w:rPr>
-                <w:rFonts w:ascii="Bodoni MT" w:hAnsi="Bodoni MT"/>
-                <w:b/>
-                <w:bCs/>
+                <w:rFonts w:ascii="Arial" w:hAnsi="Arial" w:cs="Arial"/>
+                <w:sz w:val="22"/>
+                <w:szCs w:val="22"/>
+              </w:rPr>
+            </w:pPr>
+            <w:r>
+              <w:rPr>
+                <w:rFonts w:ascii="Arial" w:hAnsi="Arial" w:cs="Arial"/>
+                <w:sz w:val="22"/>
+                <w:szCs w:val="22"/>
               </w:rPr>
               <w:t>Y</w:t>
             </w:r>
@@ -7706,19 +8014,17 @@
           <w:p>
             <w:pPr>
               <w:rPr>
-                <w:rFonts w:ascii="Bodoni MT" w:hAnsi="Bodoni MT"/>
-                <w:b/>
-                <w:sz w:val="28"/>
-                <w:szCs w:val="28"/>
+                <w:rFonts w:ascii="Arial" w:hAnsi="Arial" w:cs="Arial"/>
+                <w:sz w:val="22"/>
+                <w:szCs w:val="22"/>
               </w:rPr>
             </w:pPr>
             <w:sdt>
               <w:sdtPr>
                 <w:rPr>
-                  <w:rFonts w:ascii="Bodoni MT" w:hAnsi="Bodoni MT"/>
-                  <w:b/>
-                  <w:sz w:val="28"/>
-                  <w:szCs w:val="28"/>
+                  <w:rFonts w:ascii="Arial" w:hAnsi="Arial" w:cs="Arial"/>
+                  <w:sz w:val="22"/>
+                  <w:szCs w:val="22"/>
                 </w:rPr>
                 <w:id w:val="1890609902"/>
                 <w14:checkbox>
@@ -7730,10 +8036,9 @@
               <w:sdtContent>
                 <w:r>
                   <w:rPr>
-                    <w:rFonts w:ascii="MS Gothic" w:eastAsia="MS Gothic" w:hAnsi="MS Gothic" w:hint="eastAsia"/>
-                    <w:b/>
-                    <w:sz w:val="28"/>
-                    <w:szCs w:val="28"/>
+                    <w:rFonts w:ascii="Arial" w:eastAsia="MS Gothic" w:hAnsi="Arial" w:hint="eastAsia" w:cs="Arial"/>
+                    <w:sz w:val="22"/>
+                    <w:szCs w:val="22"/>
                   </w:rPr>
                   <w:t>☐</w:t>
                 </w:r>
@@ -7749,16 +8054,16 @@
           <w:p>
             <w:pPr>
               <w:rPr>
-                <w:rFonts w:ascii="Bodoni MT" w:hAnsi="Bodoni MT"/>
-                <w:b/>
-                <w:bCs/>
-              </w:rPr>
-            </w:pPr>
-            <w:r>
-              <w:rPr>
-                <w:rFonts w:ascii="Bodoni MT" w:hAnsi="Bodoni MT"/>
-                <w:b/>
-                <w:bCs/>
+                <w:rFonts w:ascii="Arial" w:hAnsi="Arial" w:cs="Arial"/>
+                <w:sz w:val="22"/>
+                <w:szCs w:val="22"/>
+              </w:rPr>
+            </w:pPr>
+            <w:r>
+              <w:rPr>
+                <w:rFonts w:ascii="Arial" w:hAnsi="Arial" w:cs="Arial"/>
+                <w:sz w:val="22"/>
+                <w:szCs w:val="22"/>
               </w:rPr>
               <w:t>N</w:t>
             </w:r>
@@ -7772,19 +8077,17 @@
           <w:p>
             <w:pPr>
               <w:rPr>
-                <w:rFonts w:ascii="Bodoni MT" w:hAnsi="Bodoni MT"/>
-                <w:b/>
-                <w:sz w:val="28"/>
-                <w:szCs w:val="28"/>
+                <w:rFonts w:ascii="Arial" w:hAnsi="Arial" w:cs="Arial"/>
+                <w:sz w:val="22"/>
+                <w:szCs w:val="22"/>
               </w:rPr>
             </w:pPr>
             <w:sdt>
               <w:sdtPr>
                 <w:rPr>
-                  <w:rFonts w:ascii="Bodoni MT" w:hAnsi="Bodoni MT"/>
-                  <w:b/>
-                  <w:sz w:val="28"/>
-                  <w:szCs w:val="28"/>
+                  <w:rFonts w:ascii="Arial" w:hAnsi="Arial" w:cs="Arial"/>
+                  <w:sz w:val="22"/>
+                  <w:szCs w:val="22"/>
                 </w:rPr>
                 <w:id w:val="-1826123355"/>
                 <w14:checkbox>
@@ -7796,10 +8099,9 @@
               <w:sdtContent>
                 <w:r>
                   <w:rPr>
-                    <w:rFonts w:ascii="MS Gothic" w:eastAsia="MS Gothic" w:hAnsi="MS Gothic" w:hint="eastAsia"/>
-                    <w:b/>
-                    <w:sz w:val="28"/>
-                    <w:szCs w:val="28"/>
+                    <w:rFonts w:ascii="Arial" w:eastAsia="MS Gothic" w:hAnsi="Arial" w:hint="eastAsia" w:cs="Arial"/>
+                    <w:sz w:val="22"/>
+                    <w:szCs w:val="22"/>
                   </w:rPr>
                   <w:t>☐</w:t>
                 </w:r>
@@ -7815,7 +8117,9 @@
           <w:p>
             <w:pPr>
               <w:rPr>
-                <w:rFonts w:ascii="Bodoni MT" w:hAnsi="Bodoni MT"/>
+                <w:rFonts w:ascii="Arial" w:hAnsi="Arial" w:cs="Arial"/>
+                <w:sz w:val="22"/>
+                <w:szCs w:val="22"/>
               </w:rPr>
             </w:pPr>
           </w:p>
@@ -7833,24 +8137,32 @@
           <w:p>
             <w:pPr>
               <w:rPr>
-                <w:rFonts w:ascii="Bodoni MT" w:hAnsi="Bodoni MT"/>
-              </w:rPr>
-            </w:pPr>
-            <w:r>
-              <w:rPr>
-                <w:rFonts w:ascii="Bodoni MT" w:hAnsi="Bodoni MT"/>
+                <w:rFonts w:ascii="Arial" w:hAnsi="Arial" w:cs="Arial"/>
+                <w:sz w:val="22"/>
+                <w:szCs w:val="22"/>
+              </w:rPr>
+            </w:pPr>
+            <w:r>
+              <w:rPr>
+                <w:rFonts w:ascii="Arial" w:hAnsi="Arial" w:cs="Arial"/>
+                <w:sz w:val="22"/>
+                <w:szCs w:val="22"/>
               </w:rPr>
               <w:t xml:space="preserve">Registro verifiche periodiche impianto </w:t>
             </w:r>
             <w:r>
               <w:rPr>
-                <w:rFonts w:ascii="Bodoni MT" w:hAnsi="Bodoni MT"/>
+                <w:rFonts w:ascii="Arial" w:hAnsi="Arial" w:cs="Arial"/>
+                <w:sz w:val="22"/>
+                <w:szCs w:val="22"/>
               </w:rPr>
               <w:t xml:space="preserve">EVAC UNI ISO </w:t>
             </w:r>
             <w:r>
               <w:rPr>
-                <w:rFonts w:ascii="Bodoni MT" w:hAnsi="Bodoni MT"/>
+                <w:rFonts w:ascii="Arial" w:hAnsi="Arial" w:cs="Arial"/>
+                <w:sz w:val="22"/>
+                <w:szCs w:val="22"/>
               </w:rPr>
               <w:t>7240</w:t>
             </w:r>
@@ -7864,16 +8176,16 @@
           <w:p>
             <w:pPr>
               <w:rPr>
-                <w:rFonts w:ascii="Bodoni MT" w:hAnsi="Bodoni MT"/>
-                <w:b/>
-                <w:bCs/>
-              </w:rPr>
-            </w:pPr>
-            <w:r>
-              <w:rPr>
-                <w:rFonts w:ascii="Bodoni MT" w:hAnsi="Bodoni MT"/>
-                <w:b/>
-                <w:bCs/>
+                <w:rFonts w:ascii="Arial" w:hAnsi="Arial" w:cs="Arial"/>
+                <w:sz w:val="22"/>
+                <w:szCs w:val="22"/>
+              </w:rPr>
+            </w:pPr>
+            <w:r>
+              <w:rPr>
+                <w:rFonts w:ascii="Arial" w:hAnsi="Arial" w:cs="Arial"/>
+                <w:sz w:val="22"/>
+                <w:szCs w:val="22"/>
               </w:rPr>
               <w:t>Y</w:t>
             </w:r>
@@ -7887,19 +8199,17 @@
           <w:p>
             <w:pPr>
               <w:rPr>
-                <w:rFonts w:ascii="Bodoni MT" w:hAnsi="Bodoni MT"/>
-                <w:b/>
-                <w:sz w:val="28"/>
-                <w:szCs w:val="28"/>
+                <w:rFonts w:ascii="Arial" w:hAnsi="Arial" w:cs="Arial"/>
+                <w:sz w:val="22"/>
+                <w:szCs w:val="22"/>
               </w:rPr>
             </w:pPr>
             <w:sdt>
               <w:sdtPr>
                 <w:rPr>
-                  <w:rFonts w:ascii="Bodoni MT" w:hAnsi="Bodoni MT"/>
-                  <w:b/>
-                  <w:sz w:val="28"/>
-                  <w:szCs w:val="28"/>
+                  <w:rFonts w:ascii="Arial" w:hAnsi="Arial" w:cs="Arial"/>
+                  <w:sz w:val="22"/>
+                  <w:szCs w:val="22"/>
                 </w:rPr>
                 <w:id w:val="875354165"/>
                 <w14:checkbox>
@@ -7911,10 +8221,9 @@
               <w:sdtContent>
                 <w:r>
                   <w:rPr>
-                    <w:rFonts w:ascii="MS Gothic" w:eastAsia="MS Gothic" w:hAnsi="MS Gothic" w:hint="eastAsia"/>
-                    <w:b/>
-                    <w:sz w:val="28"/>
-                    <w:szCs w:val="28"/>
+                    <w:rFonts w:ascii="Arial" w:eastAsia="MS Gothic" w:hAnsi="Arial" w:hint="eastAsia" w:cs="Arial"/>
+                    <w:sz w:val="22"/>
+                    <w:szCs w:val="22"/>
                   </w:rPr>
                   <w:t>☐</w:t>
                 </w:r>
@@ -7930,16 +8239,16 @@
           <w:p>
             <w:pPr>
               <w:rPr>
-                <w:rFonts w:ascii="Bodoni MT" w:hAnsi="Bodoni MT"/>
-                <w:b/>
-                <w:bCs/>
-              </w:rPr>
-            </w:pPr>
-            <w:r>
-              <w:rPr>
-                <w:rFonts w:ascii="Bodoni MT" w:hAnsi="Bodoni MT"/>
-                <w:b/>
-                <w:bCs/>
+                <w:rFonts w:ascii="Arial" w:hAnsi="Arial" w:cs="Arial"/>
+                <w:sz w:val="22"/>
+                <w:szCs w:val="22"/>
+              </w:rPr>
+            </w:pPr>
+            <w:r>
+              <w:rPr>
+                <w:rFonts w:ascii="Arial" w:hAnsi="Arial" w:cs="Arial"/>
+                <w:sz w:val="22"/>
+                <w:szCs w:val="22"/>
               </w:rPr>
               <w:t>N</w:t>
             </w:r>
@@ -7953,19 +8262,17 @@
           <w:p>
             <w:pPr>
               <w:rPr>
-                <w:rFonts w:ascii="Bodoni MT" w:hAnsi="Bodoni MT"/>
-                <w:b/>
-                <w:sz w:val="28"/>
-                <w:szCs w:val="28"/>
+                <w:rFonts w:ascii="Arial" w:hAnsi="Arial" w:cs="Arial"/>
+                <w:sz w:val="22"/>
+                <w:szCs w:val="22"/>
               </w:rPr>
             </w:pPr>
             <w:sdt>
               <w:sdtPr>
                 <w:rPr>
-                  <w:rFonts w:ascii="Bodoni MT" w:hAnsi="Bodoni MT"/>
-                  <w:b/>
-                  <w:sz w:val="28"/>
-                  <w:szCs w:val="28"/>
+                  <w:rFonts w:ascii="Arial" w:hAnsi="Arial" w:cs="Arial"/>
+                  <w:sz w:val="22"/>
+                  <w:szCs w:val="22"/>
                 </w:rPr>
                 <w:id w:val="-448862940"/>
                 <w14:checkbox>
@@ -7977,10 +8284,9 @@
               <w:sdtContent>
                 <w:r>
                   <w:rPr>
-                    <w:rFonts w:ascii="MS Gothic" w:eastAsia="MS Gothic" w:hAnsi="MS Gothic" w:hint="eastAsia"/>
-                    <w:b/>
-                    <w:sz w:val="28"/>
-                    <w:szCs w:val="28"/>
+                    <w:rFonts w:ascii="Arial" w:eastAsia="MS Gothic" w:hAnsi="Arial" w:hint="eastAsia" w:cs="Arial"/>
+                    <w:sz w:val="22"/>
+                    <w:szCs w:val="22"/>
                   </w:rPr>
                   <w:t>☐</w:t>
                 </w:r>
@@ -7996,7 +8302,9 @@
           <w:p>
             <w:pPr>
               <w:rPr>
-                <w:rFonts w:ascii="Bodoni MT" w:hAnsi="Bodoni MT"/>
+                <w:rFonts w:ascii="Arial" w:hAnsi="Arial" w:cs="Arial"/>
+                <w:sz w:val="22"/>
+                <w:szCs w:val="22"/>
               </w:rPr>
             </w:pPr>
           </w:p>
@@ -8014,20 +8322,20 @@
         <w:pStyle w:val="Titolo1"/>
         <w:keepNext/>
         <w:rPr>
-          <w:rFonts w:ascii="Bodoni MT" w:hAnsi="Bodoni MT"/>
+          <w:rFonts w:ascii="Arial" w:hAnsi="Arial" w:cs="Arial"/>
           <w:i/>
           <w:iCs/>
-          <w:sz w:val="24"/>
-          <w:szCs w:val="24"/>
+          <w:sz w:val="22"/>
+          <w:szCs w:val="22"/>
         </w:rPr>
       </w:pPr>
       <w:r>
         <w:rPr>
-          <w:rFonts w:ascii="Bodoni MT" w:hAnsi="Bodoni MT"/>
+          <w:rFonts w:ascii="Arial" w:hAnsi="Arial" w:cs="Arial"/>
           <w:i/>
           <w:iCs/>
-          <w:sz w:val="24"/>
-          <w:szCs w:val="24"/>
+          <w:sz w:val="22"/>
+          <w:szCs w:val="22"/>
         </w:rPr>
         <w:t xml:space="preserve">NOTE E RELAZIONI</w:t>
       </w:r>
@@ -8036,7 +8344,7 @@
       <w:pPr>
         <w:spacing w:after="160"/>
         <w:rPr>
-          <w:rFonts w:ascii="Bodoni MT" w:hAnsi="Bodoni MT"/>
+          <w:rFonts w:ascii="Arial" w:hAnsi="Arial" w:cs="Arial"/>
           <w:i/>
           <w:iCs/>
           <w:sz w:val="22"/>
@@ -8045,7 +8353,7 @@
       </w:pPr>
       <w:r>
         <w:rPr>
-          <w:rFonts w:ascii="Bodoni MT" w:hAnsi="Bodoni MT"/>
+          <w:rFonts w:ascii="Arial" w:hAnsi="Arial" w:cs="Arial"/>
           <w:i/>
           <w:iCs/>
           <w:sz w:val="22"/>
@@ -8061,7 +8369,9 @@
           <w:bottom w:val="single" w:sz="6" w:space="1" w:color="808080"/>
         </w:pBdr>
         <w:rPr>
-          <w:rFonts w:ascii="Bodoni MT" w:hAnsi="Bodoni MT"/>
+          <w:rFonts w:ascii="Arial" w:hAnsi="Arial" w:cs="Arial"/>
+          <w:sz w:val="22"/>
+          <w:szCs w:val="22"/>
         </w:rPr>
       </w:pPr>
     </w:p>
@@ -8072,7 +8382,9 @@
           <w:bottom w:val="single" w:sz="6" w:space="1" w:color="808080"/>
         </w:pBdr>
         <w:rPr>
-          <w:rFonts w:ascii="Bodoni MT" w:hAnsi="Bodoni MT"/>
+          <w:rFonts w:ascii="Arial" w:hAnsi="Arial" w:cs="Arial"/>
+          <w:sz w:val="22"/>
+          <w:szCs w:val="22"/>
         </w:rPr>
       </w:pPr>
     </w:p>
@@ -8083,7 +8395,9 @@
           <w:bottom w:val="single" w:sz="6" w:space="1" w:color="808080"/>
         </w:pBdr>
         <w:rPr>
-          <w:rFonts w:ascii="Bodoni MT" w:hAnsi="Bodoni MT"/>
+          <w:rFonts w:ascii="Arial" w:hAnsi="Arial" w:cs="Arial"/>
+          <w:sz w:val="22"/>
+          <w:szCs w:val="22"/>
         </w:rPr>
       </w:pPr>
     </w:p>
@@ -8094,7 +8408,9 @@
           <w:bottom w:val="single" w:sz="6" w:space="1" w:color="808080"/>
         </w:pBdr>
         <w:rPr>
-          <w:rFonts w:ascii="Bodoni MT" w:hAnsi="Bodoni MT"/>
+          <w:rFonts w:ascii="Arial" w:hAnsi="Arial" w:cs="Arial"/>
+          <w:sz w:val="22"/>
+          <w:szCs w:val="22"/>
         </w:rPr>
       </w:pPr>
     </w:p>
@@ -8105,7 +8421,9 @@
           <w:bottom w:val="single" w:sz="6" w:space="1" w:color="808080"/>
         </w:pBdr>
         <w:rPr>
-          <w:rFonts w:ascii="Bodoni MT" w:hAnsi="Bodoni MT"/>
+          <w:rFonts w:ascii="Arial" w:hAnsi="Arial" w:cs="Arial"/>
+          <w:sz w:val="22"/>
+          <w:szCs w:val="22"/>
         </w:rPr>
       </w:pPr>
     </w:p>
@@ -8116,7 +8434,9 @@
           <w:bottom w:val="single" w:sz="6" w:space="1" w:color="808080"/>
         </w:pBdr>
         <w:rPr>
-          <w:rFonts w:ascii="Bodoni MT" w:hAnsi="Bodoni MT"/>
+          <w:rFonts w:ascii="Arial" w:hAnsi="Arial" w:cs="Arial"/>
+          <w:sz w:val="22"/>
+          <w:szCs w:val="22"/>
         </w:rPr>
       </w:pPr>
     </w:p>
@@ -8127,7 +8447,9 @@
           <w:bottom w:val="single" w:sz="6" w:space="1" w:color="808080"/>
         </w:pBdr>
         <w:rPr>
-          <w:rFonts w:ascii="Bodoni MT" w:hAnsi="Bodoni MT"/>
+          <w:rFonts w:ascii="Arial" w:hAnsi="Arial" w:cs="Arial"/>
+          <w:sz w:val="22"/>
+          <w:szCs w:val="22"/>
         </w:rPr>
       </w:pPr>
     </w:p>
@@ -8138,7 +8460,9 @@
           <w:bottom w:val="single" w:sz="6" w:space="1" w:color="808080"/>
         </w:pBdr>
         <w:rPr>
-          <w:rFonts w:ascii="Bodoni MT" w:hAnsi="Bodoni MT"/>
+          <w:rFonts w:ascii="Arial" w:hAnsi="Arial" w:cs="Arial"/>
+          <w:sz w:val="22"/>
+          <w:szCs w:val="22"/>
         </w:rPr>
       </w:pPr>
     </w:p>
@@ -8149,7 +8473,9 @@
           <w:bottom w:val="single" w:sz="6" w:space="1" w:color="808080"/>
         </w:pBdr>
         <w:rPr>
-          <w:rFonts w:ascii="Bodoni MT" w:hAnsi="Bodoni MT"/>
+          <w:rFonts w:ascii="Arial" w:hAnsi="Arial" w:cs="Arial"/>
+          <w:sz w:val="22"/>
+          <w:szCs w:val="22"/>
         </w:rPr>
       </w:pPr>
     </w:p>
@@ -8160,7 +8486,9 @@
           <w:bottom w:val="single" w:sz="6" w:space="1" w:color="808080"/>
         </w:pBdr>
         <w:rPr>
-          <w:rFonts w:ascii="Bodoni MT" w:hAnsi="Bodoni MT"/>
+          <w:rFonts w:ascii="Arial" w:hAnsi="Arial" w:cs="Arial"/>
+          <w:sz w:val="22"/>
+          <w:szCs w:val="22"/>
         </w:rPr>
       </w:pPr>
     </w:p>
@@ -8171,7 +8499,9 @@
           <w:bottom w:val="single" w:sz="6" w:space="1" w:color="808080"/>
         </w:pBdr>
         <w:rPr>
-          <w:rFonts w:ascii="Bodoni MT" w:hAnsi="Bodoni MT"/>
+          <w:rFonts w:ascii="Arial" w:hAnsi="Arial" w:cs="Arial"/>
+          <w:sz w:val="22"/>
+          <w:szCs w:val="22"/>
         </w:rPr>
       </w:pPr>
     </w:p>
@@ -8182,7 +8512,9 @@
           <w:bottom w:val="single" w:sz="6" w:space="1" w:color="808080"/>
         </w:pBdr>
         <w:rPr>
-          <w:rFonts w:ascii="Bodoni MT" w:hAnsi="Bodoni MT"/>
+          <w:rFonts w:ascii="Arial" w:hAnsi="Arial" w:cs="Arial"/>
+          <w:sz w:val="22"/>
+          <w:szCs w:val="22"/>
         </w:rPr>
       </w:pPr>
     </w:p>
@@ -8193,7 +8525,9 @@
           <w:bottom w:val="single" w:sz="6" w:space="1" w:color="808080"/>
         </w:pBdr>
         <w:rPr>
-          <w:rFonts w:ascii="Bodoni MT" w:hAnsi="Bodoni MT"/>
+          <w:rFonts w:ascii="Arial" w:hAnsi="Arial" w:cs="Arial"/>
+          <w:sz w:val="22"/>
+          <w:szCs w:val="22"/>
         </w:rPr>
       </w:pPr>
     </w:p>
@@ -8204,7 +8538,9 @@
           <w:bottom w:val="single" w:sz="6" w:space="1" w:color="808080"/>
         </w:pBdr>
         <w:rPr>
-          <w:rFonts w:ascii="Bodoni MT" w:hAnsi="Bodoni MT"/>
+          <w:rFonts w:ascii="Arial" w:hAnsi="Arial" w:cs="Arial"/>
+          <w:sz w:val="22"/>
+          <w:szCs w:val="22"/>
         </w:rPr>
       </w:pPr>
     </w:p>
@@ -8213,20 +8549,20 @@
         <w:pStyle w:val="Titolo1"/>
         <w:keepNext/>
         <w:rPr>
-          <w:rFonts w:ascii="Bodoni MT" w:hAnsi="Bodoni MT"/>
+          <w:rFonts w:ascii="Arial" w:hAnsi="Arial" w:cs="Arial"/>
           <w:i/>
           <w:iCs/>
-          <w:sz w:val="24"/>
-          <w:szCs w:val="24"/>
+          <w:sz w:val="22"/>
+          <w:szCs w:val="22"/>
         </w:rPr>
       </w:pPr>
       <w:r>
         <w:rPr>
-          <w:rFonts w:ascii="Bodoni MT" w:hAnsi="Bodoni MT"/>
+          <w:rFonts w:ascii="Arial" w:hAnsi="Arial" w:cs="Arial"/>
           <w:i/>
           <w:iCs/>
-          <w:sz w:val="24"/>
-          <w:szCs w:val="24"/>
+          <w:sz w:val="22"/>
+          <w:szCs w:val="22"/>
         </w:rPr>
         <w:t xml:space="preserve">VERBALE DI PRESENZA, DATA E FIRMA</w:t>
       </w:r>
@@ -8234,14 +8570,14 @@
     <w:p>
       <w:pPr>
         <w:rPr>
-          <w:rFonts w:ascii="Bodoni MT" w:hAnsi="Bodoni MT"/>
+          <w:rFonts w:ascii="Arial" w:hAnsi="Arial" w:cs="Arial"/>
           <w:sz w:val="22"/>
           <w:szCs w:val="22"/>
         </w:rPr>
       </w:pPr>
       <w:r>
         <w:rPr>
-          <w:rFonts w:ascii="Bodoni MT" w:hAnsi="Bodoni MT"/>
+          <w:rFonts w:ascii="Arial" w:hAnsi="Arial" w:cs="Arial"/>
           <w:sz w:val="22"/>
           <w:szCs w:val="22"/>
         </w:rPr>
@@ -8252,7 +8588,7 @@
       <w:pPr>
         <w:spacing w:before="80" w:after="120"/>
         <w:rPr>
-          <w:rFonts w:ascii="Bodoni MT" w:hAnsi="Bodoni MT"/>
+          <w:rFonts w:ascii="Arial" w:hAnsi="Arial" w:cs="Arial"/>
           <w:i/>
           <w:iCs/>
           <w:sz w:val="22"/>
@@ -8261,7 +8597,7 @@
       </w:pPr>
       <w:r>
         <w:rPr>
-          <w:rFonts w:ascii="Bodoni MT" w:hAnsi="Bodoni MT"/>
+          <w:rFonts w:ascii="Arial" w:hAnsi="Arial" w:cs="Arial"/>
           <w:i/>
           <w:iCs/>
           <w:sz w:val="22"/>
@@ -8297,16 +8633,16 @@
           <w:p>
             <w:pPr>
               <w:rPr>
-                <w:rFonts w:ascii="Bodoni MT" w:hAnsi="Bodoni MT"/>
-                <w:b/>
-                <w:bCs/>
-              </w:rPr>
-            </w:pPr>
-            <w:r>
-              <w:rPr>
-                <w:rFonts w:ascii="Bodoni MT" w:hAnsi="Bodoni MT"/>
-                <w:b/>
-                <w:bCs/>
+                <w:rFonts w:ascii="Arial" w:hAnsi="Arial" w:cs="Arial"/>
+                <w:sz w:val="22"/>
+                <w:szCs w:val="22"/>
+              </w:rPr>
+            </w:pPr>
+            <w:r>
+              <w:rPr>
+                <w:rFonts w:ascii="Arial" w:hAnsi="Arial" w:cs="Arial"/>
+                <w:sz w:val="22"/>
+                <w:szCs w:val="22"/>
               </w:rPr>
               <w:t xml:space="preserve">Nome e Cognome</w:t>
             </w:r>
@@ -8321,16 +8657,16 @@
           <w:p>
             <w:pPr>
               <w:rPr>
-                <w:rFonts w:ascii="Bodoni MT" w:hAnsi="Bodoni MT"/>
-                <w:b/>
-                <w:bCs/>
-              </w:rPr>
-            </w:pPr>
-            <w:r>
-              <w:rPr>
-                <w:rFonts w:ascii="Bodoni MT" w:hAnsi="Bodoni MT"/>
-                <w:b/>
-                <w:bCs/>
+                <w:rFonts w:ascii="Arial" w:hAnsi="Arial" w:cs="Arial"/>
+                <w:sz w:val="22"/>
+                <w:szCs w:val="22"/>
+              </w:rPr>
+            </w:pPr>
+            <w:r>
+              <w:rPr>
+                <w:rFonts w:ascii="Arial" w:hAnsi="Arial" w:cs="Arial"/>
+                <w:sz w:val="22"/>
+                <w:szCs w:val="22"/>
               </w:rPr>
               <w:t xml:space="preserve">Parte (Concedente / Concessionario)</w:t>
             </w:r>
@@ -8345,16 +8681,16 @@
           <w:p>
             <w:pPr>
               <w:rPr>
-                <w:rFonts w:ascii="Bodoni MT" w:hAnsi="Bodoni MT"/>
-                <w:b/>
-                <w:bCs/>
-              </w:rPr>
-            </w:pPr>
-            <w:r>
-              <w:rPr>
-                <w:rFonts w:ascii="Bodoni MT" w:hAnsi="Bodoni MT"/>
-                <w:b/>
-                <w:bCs/>
+                <w:rFonts w:ascii="Arial" w:hAnsi="Arial" w:cs="Arial"/>
+                <w:sz w:val="22"/>
+                <w:szCs w:val="22"/>
+              </w:rPr>
+            </w:pPr>
+            <w:r>
+              <w:rPr>
+                <w:rFonts w:ascii="Arial" w:hAnsi="Arial" w:cs="Arial"/>
+                <w:sz w:val="22"/>
+                <w:szCs w:val="22"/>
               </w:rPr>
               <w:t xml:space="preserve">Data</w:t>
             </w:r>
@@ -8369,16 +8705,16 @@
           <w:p>
             <w:pPr>
               <w:rPr>
-                <w:rFonts w:ascii="Bodoni MT" w:hAnsi="Bodoni MT"/>
-                <w:b/>
-                <w:bCs/>
-              </w:rPr>
-            </w:pPr>
-            <w:r>
-              <w:rPr>
-                <w:rFonts w:ascii="Bodoni MT" w:hAnsi="Bodoni MT"/>
-                <w:b/>
-                <w:bCs/>
+                <w:rFonts w:ascii="Arial" w:hAnsi="Arial" w:cs="Arial"/>
+                <w:sz w:val="22"/>
+                <w:szCs w:val="22"/>
+              </w:rPr>
+            </w:pPr>
+            <w:r>
+              <w:rPr>
+                <w:rFonts w:ascii="Arial" w:hAnsi="Arial" w:cs="Arial"/>
+                <w:sz w:val="22"/>
+                <w:szCs w:val="22"/>
               </w:rPr>
               <w:t xml:space="preserve">Firma</w:t>
             </w:r>
@@ -8398,7 +8734,9 @@
           <w:p>
             <w:pPr>
               <w:rPr>
-                <w:rFonts w:ascii="Bodoni MT" w:hAnsi="Bodoni MT"/>
+                <w:rFonts w:ascii="Arial" w:hAnsi="Arial" w:cs="Arial"/>
+                <w:sz w:val="22"/>
+                <w:szCs w:val="22"/>
               </w:rPr>
             </w:pPr>
           </w:p>
@@ -8411,7 +8749,9 @@
           <w:p>
             <w:pPr>
               <w:rPr>
-                <w:rFonts w:ascii="Bodoni MT" w:hAnsi="Bodoni MT"/>
+                <w:rFonts w:ascii="Arial" w:hAnsi="Arial" w:cs="Arial"/>
+                <w:sz w:val="22"/>
+                <w:szCs w:val="22"/>
               </w:rPr>
             </w:pPr>
           </w:p>
@@ -8424,7 +8764,9 @@
           <w:p>
             <w:pPr>
               <w:rPr>
-                <w:rFonts w:ascii="Bodoni MT" w:hAnsi="Bodoni MT"/>
+                <w:rFonts w:ascii="Arial" w:hAnsi="Arial" w:cs="Arial"/>
+                <w:sz w:val="22"/>
+                <w:szCs w:val="22"/>
               </w:rPr>
             </w:pPr>
           </w:p>
@@ -8437,7 +8779,9 @@
           <w:p>
             <w:pPr>
               <w:rPr>
-                <w:rFonts w:ascii="Bodoni MT" w:hAnsi="Bodoni MT"/>
+                <w:rFonts w:ascii="Arial" w:hAnsi="Arial" w:cs="Arial"/>
+                <w:sz w:val="22"/>
+                <w:szCs w:val="22"/>
               </w:rPr>
             </w:pPr>
           </w:p>
@@ -8456,7 +8800,9 @@
           <w:p>
             <w:pPr>
               <w:rPr>
-                <w:rFonts w:ascii="Bodoni MT" w:hAnsi="Bodoni MT"/>
+                <w:rFonts w:ascii="Arial" w:hAnsi="Arial" w:cs="Arial"/>
+                <w:sz w:val="22"/>
+                <w:szCs w:val="22"/>
               </w:rPr>
             </w:pPr>
           </w:p>
@@ -8469,7 +8815,9 @@
           <w:p>
             <w:pPr>
               <w:rPr>
-                <w:rFonts w:ascii="Bodoni MT" w:hAnsi="Bodoni MT"/>
+                <w:rFonts w:ascii="Arial" w:hAnsi="Arial" w:cs="Arial"/>
+                <w:sz w:val="22"/>
+                <w:szCs w:val="22"/>
               </w:rPr>
             </w:pPr>
           </w:p>
@@ -8482,7 +8830,9 @@
           <w:p>
             <w:pPr>
               <w:rPr>
-                <w:rFonts w:ascii="Bodoni MT" w:hAnsi="Bodoni MT"/>
+                <w:rFonts w:ascii="Arial" w:hAnsi="Arial" w:cs="Arial"/>
+                <w:sz w:val="22"/>
+                <w:szCs w:val="22"/>
               </w:rPr>
             </w:pPr>
           </w:p>
@@ -8495,7 +8845,9 @@
           <w:p>
             <w:pPr>
               <w:rPr>
-                <w:rFonts w:ascii="Bodoni MT" w:hAnsi="Bodoni MT"/>
+                <w:rFonts w:ascii="Arial" w:hAnsi="Arial" w:cs="Arial"/>
+                <w:sz w:val="22"/>
+                <w:szCs w:val="22"/>
               </w:rPr>
             </w:pPr>
           </w:p>
@@ -8514,7 +8866,9 @@
           <w:p>
             <w:pPr>
               <w:rPr>
-                <w:rFonts w:ascii="Bodoni MT" w:hAnsi="Bodoni MT"/>
+                <w:rFonts w:ascii="Arial" w:hAnsi="Arial" w:cs="Arial"/>
+                <w:sz w:val="22"/>
+                <w:szCs w:val="22"/>
               </w:rPr>
             </w:pPr>
           </w:p>
@@ -8527,7 +8881,9 @@
           <w:p>
             <w:pPr>
               <w:rPr>
-                <w:rFonts w:ascii="Bodoni MT" w:hAnsi="Bodoni MT"/>
+                <w:rFonts w:ascii="Arial" w:hAnsi="Arial" w:cs="Arial"/>
+                <w:sz w:val="22"/>
+                <w:szCs w:val="22"/>
               </w:rPr>
             </w:pPr>
           </w:p>
@@ -8540,7 +8896,9 @@
           <w:p>
             <w:pPr>
               <w:rPr>
-                <w:rFonts w:ascii="Bodoni MT" w:hAnsi="Bodoni MT"/>
+                <w:rFonts w:ascii="Arial" w:hAnsi="Arial" w:cs="Arial"/>
+                <w:sz w:val="22"/>
+                <w:szCs w:val="22"/>
               </w:rPr>
             </w:pPr>
           </w:p>
@@ -8553,7 +8911,9 @@
           <w:p>
             <w:pPr>
               <w:rPr>
-                <w:rFonts w:ascii="Bodoni MT" w:hAnsi="Bodoni MT"/>
+                <w:rFonts w:ascii="Arial" w:hAnsi="Arial" w:cs="Arial"/>
+                <w:sz w:val="22"/>
+                <w:szCs w:val="22"/>
               </w:rPr>
             </w:pPr>
           </w:p>
@@ -8572,7 +8932,9 @@
           <w:p>
             <w:pPr>
               <w:rPr>
-                <w:rFonts w:ascii="Bodoni MT" w:hAnsi="Bodoni MT"/>
+                <w:rFonts w:ascii="Arial" w:hAnsi="Arial" w:cs="Arial"/>
+                <w:sz w:val="22"/>
+                <w:szCs w:val="22"/>
               </w:rPr>
             </w:pPr>
           </w:p>
@@ -8585,7 +8947,9 @@
           <w:p>
             <w:pPr>
               <w:rPr>
-                <w:rFonts w:ascii="Bodoni MT" w:hAnsi="Bodoni MT"/>
+                <w:rFonts w:ascii="Arial" w:hAnsi="Arial" w:cs="Arial"/>
+                <w:sz w:val="22"/>
+                <w:szCs w:val="22"/>
               </w:rPr>
             </w:pPr>
           </w:p>
@@ -8598,7 +8962,9 @@
           <w:p>
             <w:pPr>
               <w:rPr>
-                <w:rFonts w:ascii="Bodoni MT" w:hAnsi="Bodoni MT"/>
+                <w:rFonts w:ascii="Arial" w:hAnsi="Arial" w:cs="Arial"/>
+                <w:sz w:val="22"/>
+                <w:szCs w:val="22"/>
               </w:rPr>
             </w:pPr>
           </w:p>
@@ -8611,7 +8977,9 @@
           <w:p>
             <w:pPr>
               <w:rPr>
-                <w:rFonts w:ascii="Bodoni MT" w:hAnsi="Bodoni MT"/>
+                <w:rFonts w:ascii="Arial" w:hAnsi="Arial" w:cs="Arial"/>
+                <w:sz w:val="22"/>
+                <w:szCs w:val="22"/>
               </w:rPr>
             </w:pPr>
           </w:p>
@@ -8630,7 +8998,9 @@
           <w:p>
             <w:pPr>
               <w:rPr>
-                <w:rFonts w:ascii="Bodoni MT" w:hAnsi="Bodoni MT"/>
+                <w:rFonts w:ascii="Arial" w:hAnsi="Arial" w:cs="Arial"/>
+                <w:sz w:val="22"/>
+                <w:szCs w:val="22"/>
               </w:rPr>
             </w:pPr>
           </w:p>
@@ -8643,7 +9013,9 @@
           <w:p>
             <w:pPr>
               <w:rPr>
-                <w:rFonts w:ascii="Bodoni MT" w:hAnsi="Bodoni MT"/>
+                <w:rFonts w:ascii="Arial" w:hAnsi="Arial" w:cs="Arial"/>
+                <w:sz w:val="22"/>
+                <w:szCs w:val="22"/>
               </w:rPr>
             </w:pPr>
           </w:p>
@@ -8656,7 +9028,9 @@
           <w:p>
             <w:pPr>
               <w:rPr>
-                <w:rFonts w:ascii="Bodoni MT" w:hAnsi="Bodoni MT"/>
+                <w:rFonts w:ascii="Arial" w:hAnsi="Arial" w:cs="Arial"/>
+                <w:sz w:val="22"/>
+                <w:szCs w:val="22"/>
               </w:rPr>
             </w:pPr>
           </w:p>
@@ -8669,7 +9043,9 @@
           <w:p>
             <w:pPr>
               <w:rPr>
-                <w:rFonts w:ascii="Bodoni MT" w:hAnsi="Bodoni MT"/>
+                <w:rFonts w:ascii="Arial" w:hAnsi="Arial" w:cs="Arial"/>
+                <w:sz w:val="22"/>
+                <w:szCs w:val="22"/>
               </w:rPr>
             </w:pPr>
           </w:p>
@@ -8688,7 +9064,9 @@
           <w:p>
             <w:pPr>
               <w:rPr>
-                <w:rFonts w:ascii="Bodoni MT" w:hAnsi="Bodoni MT"/>
+                <w:rFonts w:ascii="Arial" w:hAnsi="Arial" w:cs="Arial"/>
+                <w:sz w:val="22"/>
+                <w:szCs w:val="22"/>
               </w:rPr>
             </w:pPr>
           </w:p>
@@ -8701,7 +9079,9 @@
           <w:p>
             <w:pPr>
               <w:rPr>
-                <w:rFonts w:ascii="Bodoni MT" w:hAnsi="Bodoni MT"/>
+                <w:rFonts w:ascii="Arial" w:hAnsi="Arial" w:cs="Arial"/>
+                <w:sz w:val="22"/>
+                <w:szCs w:val="22"/>
               </w:rPr>
             </w:pPr>
           </w:p>
@@ -8714,7 +9094,9 @@
           <w:p>
             <w:pPr>
               <w:rPr>
-                <w:rFonts w:ascii="Bodoni MT" w:hAnsi="Bodoni MT"/>
+                <w:rFonts w:ascii="Arial" w:hAnsi="Arial" w:cs="Arial"/>
+                <w:sz w:val="22"/>
+                <w:szCs w:val="22"/>
               </w:rPr>
             </w:pPr>
           </w:p>
@@ -8727,7 +9109,9 @@
           <w:p>
             <w:pPr>
               <w:rPr>
-                <w:rFonts w:ascii="Bodoni MT" w:hAnsi="Bodoni MT"/>
+                <w:rFonts w:ascii="Arial" w:hAnsi="Arial" w:cs="Arial"/>
+                <w:sz w:val="22"/>
+                <w:szCs w:val="22"/>
               </w:rPr>
             </w:pPr>
           </w:p>
@@ -8746,7 +9130,9 @@
           <w:p>
             <w:pPr>
               <w:rPr>
-                <w:rFonts w:ascii="Bodoni MT" w:hAnsi="Bodoni MT"/>
+                <w:rFonts w:ascii="Arial" w:hAnsi="Arial" w:cs="Arial"/>
+                <w:sz w:val="22"/>
+                <w:szCs w:val="22"/>
               </w:rPr>
             </w:pPr>
           </w:p>
@@ -8759,7 +9145,9 @@
           <w:p>
             <w:pPr>
               <w:rPr>
-                <w:rFonts w:ascii="Bodoni MT" w:hAnsi="Bodoni MT"/>
+                <w:rFonts w:ascii="Arial" w:hAnsi="Arial" w:cs="Arial"/>
+                <w:sz w:val="22"/>
+                <w:szCs w:val="22"/>
               </w:rPr>
             </w:pPr>
           </w:p>
@@ -8772,7 +9160,9 @@
           <w:p>
             <w:pPr>
               <w:rPr>
-                <w:rFonts w:ascii="Bodoni MT" w:hAnsi="Bodoni MT"/>
+                <w:rFonts w:ascii="Arial" w:hAnsi="Arial" w:cs="Arial"/>
+                <w:sz w:val="22"/>
+                <w:szCs w:val="22"/>
               </w:rPr>
             </w:pPr>
           </w:p>
@@ -8785,7 +9175,9 @@
           <w:p>
             <w:pPr>
               <w:rPr>
-                <w:rFonts w:ascii="Bodoni MT" w:hAnsi="Bodoni MT"/>
+                <w:rFonts w:ascii="Arial" w:hAnsi="Arial" w:cs="Arial"/>
+                <w:sz w:val="22"/>
+                <w:szCs w:val="22"/>
               </w:rPr>
             </w:pPr>
           </w:p>
@@ -8804,7 +9196,9 @@
           <w:p>
             <w:pPr>
               <w:rPr>
-                <w:rFonts w:ascii="Bodoni MT" w:hAnsi="Bodoni MT"/>
+                <w:rFonts w:ascii="Arial" w:hAnsi="Arial" w:cs="Arial"/>
+                <w:sz w:val="22"/>
+                <w:szCs w:val="22"/>
               </w:rPr>
             </w:pPr>
           </w:p>
@@ -8817,7 +9211,9 @@
           <w:p>
             <w:pPr>
               <w:rPr>
-                <w:rFonts w:ascii="Bodoni MT" w:hAnsi="Bodoni MT"/>
+                <w:rFonts w:ascii="Arial" w:hAnsi="Arial" w:cs="Arial"/>
+                <w:sz w:val="22"/>
+                <w:szCs w:val="22"/>
               </w:rPr>
             </w:pPr>
           </w:p>
@@ -8830,7 +9226,9 @@
           <w:p>
             <w:pPr>
               <w:rPr>
-                <w:rFonts w:ascii="Bodoni MT" w:hAnsi="Bodoni MT"/>
+                <w:rFonts w:ascii="Arial" w:hAnsi="Arial" w:cs="Arial"/>
+                <w:sz w:val="22"/>
+                <w:szCs w:val="22"/>
               </w:rPr>
             </w:pPr>
           </w:p>
@@ -8843,7 +9241,9 @@
           <w:p>
             <w:pPr>
               <w:rPr>
-                <w:rFonts w:ascii="Bodoni MT" w:hAnsi="Bodoni MT"/>
+                <w:rFonts w:ascii="Arial" w:hAnsi="Arial" w:cs="Arial"/>
+                <w:sz w:val="22"/>
+                <w:szCs w:val="22"/>
               </w:rPr>
             </w:pPr>
           </w:p>
@@ -8862,7 +9262,9 @@
           <w:p>
             <w:pPr>
               <w:rPr>
-                <w:rFonts w:ascii="Bodoni MT" w:hAnsi="Bodoni MT"/>
+                <w:rFonts w:ascii="Arial" w:hAnsi="Arial" w:cs="Arial"/>
+                <w:sz w:val="22"/>
+                <w:szCs w:val="22"/>
               </w:rPr>
             </w:pPr>
           </w:p>
@@ -8875,7 +9277,9 @@
           <w:p>
             <w:pPr>
               <w:rPr>
-                <w:rFonts w:ascii="Bodoni MT" w:hAnsi="Bodoni MT"/>
+                <w:rFonts w:ascii="Arial" w:hAnsi="Arial" w:cs="Arial"/>
+                <w:sz w:val="22"/>
+                <w:szCs w:val="22"/>
               </w:rPr>
             </w:pPr>
           </w:p>
@@ -8888,7 +9292,9 @@
           <w:p>
             <w:pPr>
               <w:rPr>
-                <w:rFonts w:ascii="Bodoni MT" w:hAnsi="Bodoni MT"/>
+                <w:rFonts w:ascii="Arial" w:hAnsi="Arial" w:cs="Arial"/>
+                <w:sz w:val="22"/>
+                <w:szCs w:val="22"/>
               </w:rPr>
             </w:pPr>
           </w:p>
@@ -8901,7 +9307,9 @@
           <w:p>
             <w:pPr>
               <w:rPr>
-                <w:rFonts w:ascii="Bodoni MT" w:hAnsi="Bodoni MT"/>
+                <w:rFonts w:ascii="Arial" w:hAnsi="Arial" w:cs="Arial"/>
+                <w:sz w:val="22"/>
+                <w:szCs w:val="22"/>
               </w:rPr>
             </w:pPr>
           </w:p>
@@ -8920,7 +9328,9 @@
           <w:p>
             <w:pPr>
               <w:rPr>
-                <w:rFonts w:ascii="Bodoni MT" w:hAnsi="Bodoni MT"/>
+                <w:rFonts w:ascii="Arial" w:hAnsi="Arial" w:cs="Arial"/>
+                <w:sz w:val="22"/>
+                <w:szCs w:val="22"/>
               </w:rPr>
             </w:pPr>
           </w:p>
@@ -8933,7 +9343,9 @@
           <w:p>
             <w:pPr>
               <w:rPr>
-                <w:rFonts w:ascii="Bodoni MT" w:hAnsi="Bodoni MT"/>
+                <w:rFonts w:ascii="Arial" w:hAnsi="Arial" w:cs="Arial"/>
+                <w:sz w:val="22"/>
+                <w:szCs w:val="22"/>
               </w:rPr>
             </w:pPr>
           </w:p>
@@ -8946,7 +9358,9 @@
           <w:p>
             <w:pPr>
               <w:rPr>
-                <w:rFonts w:ascii="Bodoni MT" w:hAnsi="Bodoni MT"/>
+                <w:rFonts w:ascii="Arial" w:hAnsi="Arial" w:cs="Arial"/>
+                <w:sz w:val="22"/>
+                <w:szCs w:val="22"/>
               </w:rPr>
             </w:pPr>
           </w:p>
@@ -8959,7 +9373,9 @@
           <w:p>
             <w:pPr>
               <w:rPr>
-                <w:rFonts w:ascii="Bodoni MT" w:hAnsi="Bodoni MT"/>
+                <w:rFonts w:ascii="Arial" w:hAnsi="Arial" w:cs="Arial"/>
+                <w:sz w:val="22"/>
+                <w:szCs w:val="22"/>
               </w:rPr>
             </w:pPr>
           </w:p>
@@ -8968,6 +9384,11 @@
     </w:tbl>
     <w:sectPr>
       <w:footerReference w:type="default" r:id="rId7"/>
+      <w:headerReference w:type="default" r:id="rId10"/>
+      <w:headerReference w:type="first" r:id="rId11"/>
+      <w:footerReference w:type="first" r:id="rId12"/>
+      <w:headerReference w:type="even" r:id="rId13"/>
+      <w:footerReference w:type="even" r:id="rId14"/>
       <w:pgSz w:w="11906" w:h="16838"/>
       <w:pgMar w:top="1417" w:right="1134" w:bottom="1134" w:left="1134" w:header="708" w:footer="708" w:gutter="0"/>
       <w:cols w:space="708"/>
@@ -9007,9 +9428,9 @@
   <w:sdt>
     <w:sdtPr>
       <w:rPr>
-        <w:rFonts w:ascii="Bodoni MT" w:hAnsi="Bodoni MT"/>
-        <w:sz w:val="20"/>
-        <w:szCs w:val="20"/>
+        <w:rFonts w:ascii="Arial" w:hAnsi="Arial" w:cs="Arial"/>
+        <w:sz w:val="22"/>
+        <w:szCs w:val="22"/>
       </w:rPr>
       <w:id w:val="1754623477"/>
       <w:docPartObj>
@@ -9022,9 +9443,9 @@
       <w:sdt>
         <w:sdtPr>
           <w:rPr>
-            <w:rFonts w:ascii="Bodoni MT" w:hAnsi="Bodoni MT"/>
-            <w:sz w:val="20"/>
-            <w:szCs w:val="20"/>
+            <w:rFonts w:ascii="Arial" w:hAnsi="Arial" w:cs="Arial"/>
+            <w:sz w:val="22"/>
+            <w:szCs w:val="22"/>
           </w:rPr>
           <w:id w:val="-1769616900"/>
           <w:docPartObj>
@@ -9039,124 +9460,104 @@
               <w:pStyle w:val="Pidipagina"/>
               <w:jc w:val="right"/>
               <w:rPr>
-                <w:rFonts w:ascii="Bodoni MT" w:hAnsi="Bodoni MT"/>
-                <w:sz w:val="20"/>
-                <w:szCs w:val="20"/>
-              </w:rPr>
-            </w:pPr>
-            <w:r>
-              <w:rPr>
-                <w:rFonts w:ascii="Bodoni MT" w:hAnsi="Bodoni MT"/>
-                <w:sz w:val="20"/>
-                <w:szCs w:val="20"/>
+                <w:rFonts w:ascii="Arial" w:hAnsi="Arial" w:cs="Arial"/>
+                <w:sz w:val="22"/>
+                <w:szCs w:val="22"/>
+              </w:rPr>
+            </w:pPr>
+            <w:r>
+              <w:rPr>
+                <w:rFonts w:ascii="Arial" w:hAnsi="Arial" w:cs="Arial"/>
+                <w:sz w:val="22"/>
+                <w:szCs w:val="22"/>
               </w:rPr>
               <w:t xml:space="preserve">Pag. </w:t>
             </w:r>
             <w:r>
               <w:rPr>
-                <w:rFonts w:ascii="Bodoni MT" w:hAnsi="Bodoni MT"/>
-                <w:b/>
-                <w:bCs/>
-                <w:sz w:val="20"/>
-                <w:szCs w:val="20"/>
+                <w:rFonts w:ascii="Arial" w:hAnsi="Arial" w:cs="Arial"/>
+                <w:sz w:val="22"/>
+                <w:szCs w:val="22"/>
               </w:rPr>
               <w:fldChar w:fldCharType="begin"/>
             </w:r>
             <w:r>
               <w:rPr>
-                <w:rFonts w:ascii="Bodoni MT" w:hAnsi="Bodoni MT"/>
-                <w:b/>
-                <w:bCs/>
-                <w:sz w:val="20"/>
-                <w:szCs w:val="20"/>
+                <w:rFonts w:ascii="Arial" w:hAnsi="Arial" w:cs="Arial"/>
+                <w:sz w:val="22"/>
+                <w:szCs w:val="22"/>
               </w:rPr>
               <w:instrText>PAGE</w:instrText>
             </w:r>
             <w:r>
               <w:rPr>
-                <w:rFonts w:ascii="Bodoni MT" w:hAnsi="Bodoni MT"/>
-                <w:b/>
-                <w:bCs/>
-                <w:sz w:val="20"/>
-                <w:szCs w:val="20"/>
+                <w:rFonts w:ascii="Arial" w:hAnsi="Arial" w:cs="Arial"/>
+                <w:sz w:val="22"/>
+                <w:szCs w:val="22"/>
               </w:rPr>
               <w:fldChar w:fldCharType="separate"/>
             </w:r>
             <w:r>
               <w:rPr>
-                <w:rFonts w:ascii="Bodoni MT" w:hAnsi="Bodoni MT"/>
-                <w:b/>
-                <w:bCs/>
-                <w:sz w:val="20"/>
-                <w:szCs w:val="20"/>
+                <w:rFonts w:ascii="Arial" w:hAnsi="Arial" w:cs="Arial"/>
+                <w:sz w:val="22"/>
+                <w:szCs w:val="22"/>
               </w:rPr>
               <w:t>2</w:t>
             </w:r>
             <w:r>
               <w:rPr>
-                <w:rFonts w:ascii="Bodoni MT" w:hAnsi="Bodoni MT"/>
-                <w:b/>
-                <w:bCs/>
-                <w:sz w:val="20"/>
-                <w:szCs w:val="20"/>
+                <w:rFonts w:ascii="Arial" w:hAnsi="Arial" w:cs="Arial"/>
+                <w:sz w:val="22"/>
+                <w:szCs w:val="22"/>
               </w:rPr>
               <w:fldChar w:fldCharType="end"/>
             </w:r>
             <w:r>
               <w:rPr>
-                <w:rFonts w:ascii="Bodoni MT" w:hAnsi="Bodoni MT"/>
-                <w:sz w:val="20"/>
-                <w:szCs w:val="20"/>
+                <w:rFonts w:ascii="Arial" w:hAnsi="Arial" w:cs="Arial"/>
+                <w:sz w:val="22"/>
+                <w:szCs w:val="22"/>
               </w:rPr>
               <w:t xml:space="preserve"> a </w:t>
             </w:r>
             <w:r>
               <w:rPr>
-                <w:rFonts w:ascii="Bodoni MT" w:hAnsi="Bodoni MT"/>
-                <w:b/>
-                <w:bCs/>
-                <w:sz w:val="20"/>
-                <w:szCs w:val="20"/>
+                <w:rFonts w:ascii="Arial" w:hAnsi="Arial" w:cs="Arial"/>
+                <w:sz w:val="22"/>
+                <w:szCs w:val="22"/>
               </w:rPr>
               <w:fldChar w:fldCharType="begin"/>
             </w:r>
             <w:r>
               <w:rPr>
-                <w:rFonts w:ascii="Bodoni MT" w:hAnsi="Bodoni MT"/>
-                <w:b/>
-                <w:bCs/>
-                <w:sz w:val="20"/>
-                <w:szCs w:val="20"/>
+                <w:rFonts w:ascii="Arial" w:hAnsi="Arial" w:cs="Arial"/>
+                <w:sz w:val="22"/>
+                <w:szCs w:val="22"/>
               </w:rPr>
               <w:instrText>NUMPAGES</w:instrText>
             </w:r>
             <w:r>
               <w:rPr>
-                <w:rFonts w:ascii="Bodoni MT" w:hAnsi="Bodoni MT"/>
-                <w:b/>
-                <w:bCs/>
-                <w:sz w:val="20"/>
-                <w:szCs w:val="20"/>
+                <w:rFonts w:ascii="Arial" w:hAnsi="Arial" w:cs="Arial"/>
+                <w:sz w:val="22"/>
+                <w:szCs w:val="22"/>
               </w:rPr>
               <w:fldChar w:fldCharType="separate"/>
             </w:r>
             <w:r>
               <w:rPr>
-                <w:rFonts w:ascii="Bodoni MT" w:hAnsi="Bodoni MT"/>
-                <w:b/>
-                <w:bCs/>
-                <w:sz w:val="20"/>
-                <w:szCs w:val="20"/>
+                <w:rFonts w:ascii="Arial" w:hAnsi="Arial" w:cs="Arial"/>
+                <w:sz w:val="22"/>
+                <w:szCs w:val="22"/>
               </w:rPr>
               <w:t>2</w:t>
             </w:r>
             <w:r>
               <w:rPr>
-                <w:rFonts w:ascii="Bodoni MT" w:hAnsi="Bodoni MT"/>
-                <w:b/>
-                <w:bCs/>
-                <w:sz w:val="20"/>
-                <w:szCs w:val="20"/>
+                <w:rFonts w:ascii="Arial" w:hAnsi="Arial" w:cs="Arial"/>
+                <w:sz w:val="22"/>
+                <w:szCs w:val="22"/>
               </w:rPr>
               <w:fldChar w:fldCharType="end"/>
             </w:r>
@@ -9168,6 +9569,26 @@
   <w:p>
     <w:pPr>
       <w:pStyle w:val="Pidipagina"/>
+    </w:pPr>
+  </w:p>
+</w:ftr>
+</file>
+
+<file path=word/footer2.xml><?xml version="1.0" encoding="utf-8"?>
+<w:ftr xmlns:m="http://schemas.openxmlformats.org/officeDocument/2006/math" xmlns:mc="http://schemas.openxmlformats.org/markup-compatibility/2006" xmlns:mo="http://schemas.microsoft.com/office/mac/office/2008/main" xmlns:mv="urn:schemas-microsoft-com:mac:vml" xmlns:o="urn:schemas-microsoft-com:office:office" xmlns:r="http://schemas.openxmlformats.org/officeDocument/2006/relationships" xmlns:v="urn:schemas-microsoft-com:vml" xmlns:w10="urn:schemas-microsoft-com:office:word" xmlns:w14="http://schemas.microsoft.com/office/word/2010/wordml" xmlns:w="http://schemas.openxmlformats.org/wordprocessingml/2006/main" xmlns:wne="http://schemas.microsoft.com/office/word/2006/wordml" xmlns:wp14="http://schemas.microsoft.com/office/word/2010/wordprocessingDrawing" xmlns:wp="http://schemas.openxmlformats.org/drawingml/2006/wordprocessingDrawing" xmlns:wpc="http://schemas.microsoft.com/office/word/2010/wordprocessingCanvas" xmlns:wpg="http://schemas.microsoft.com/office/word/2010/wordprocessingGroup" xmlns:wpi="http://schemas.microsoft.com/office/word/2010/wordprocessingInk" xmlns:wps="http://schemas.microsoft.com/office/word/2010/wordprocessingShape" mc:Ignorable="w14 wp14">
+  <w:p>
+    <w:pPr>
+      <w:pStyle w:val="Footer"/>
+    </w:pPr>
+  </w:p>
+</w:ftr>
+</file>
+
+<file path=word/footer3.xml><?xml version="1.0" encoding="utf-8"?>
+<w:ftr xmlns:m="http://schemas.openxmlformats.org/officeDocument/2006/math" xmlns:mc="http://schemas.openxmlformats.org/markup-compatibility/2006" xmlns:mo="http://schemas.microsoft.com/office/mac/office/2008/main" xmlns:mv="urn:schemas-microsoft-com:mac:vml" xmlns:o="urn:schemas-microsoft-com:office:office" xmlns:r="http://schemas.openxmlformats.org/officeDocument/2006/relationships" xmlns:v="urn:schemas-microsoft-com:vml" xmlns:w10="urn:schemas-microsoft-com:office:word" xmlns:w14="http://schemas.microsoft.com/office/word/2010/wordml" xmlns:w="http://schemas.openxmlformats.org/wordprocessingml/2006/main" xmlns:wne="http://schemas.microsoft.com/office/word/2006/wordml" xmlns:wp14="http://schemas.microsoft.com/office/word/2010/wordprocessingDrawing" xmlns:wp="http://schemas.openxmlformats.org/drawingml/2006/wordprocessingDrawing" xmlns:wpc="http://schemas.microsoft.com/office/word/2010/wordprocessingCanvas" xmlns:wpg="http://schemas.microsoft.com/office/word/2010/wordprocessingGroup" xmlns:wpi="http://schemas.microsoft.com/office/word/2010/wordprocessingInk" xmlns:wps="http://schemas.microsoft.com/office/word/2010/wordprocessingShape" mc:Ignorable="w14 wp14">
+  <w:p>
+    <w:pPr>
+      <w:pStyle w:val="Footer"/>
     </w:pPr>
   </w:p>
 </w:ftr>
@@ -9196,6 +9617,36 @@
     </w:p>
   </w:footnote>
 </w:footnotes>
+</file>
+
+<file path=word/header1.xml><?xml version="1.0" encoding="utf-8"?>
+<w:hdr xmlns:m="http://schemas.openxmlformats.org/officeDocument/2006/math" xmlns:mc="http://schemas.openxmlformats.org/markup-compatibility/2006" xmlns:mo="http://schemas.microsoft.com/office/mac/office/2008/main" xmlns:mv="urn:schemas-microsoft-com:mac:vml" xmlns:o="urn:schemas-microsoft-com:office:office" xmlns:r="http://schemas.openxmlformats.org/officeDocument/2006/relationships" xmlns:v="urn:schemas-microsoft-com:vml" xmlns:w10="urn:schemas-microsoft-com:office:word" xmlns:w14="http://schemas.microsoft.com/office/word/2010/wordml" xmlns:w="http://schemas.openxmlformats.org/wordprocessingml/2006/main" xmlns:wne="http://schemas.microsoft.com/office/word/2006/wordml" xmlns:wp14="http://schemas.microsoft.com/office/word/2010/wordprocessingDrawing" xmlns:wp="http://schemas.openxmlformats.org/drawingml/2006/wordprocessingDrawing" xmlns:wpc="http://schemas.microsoft.com/office/word/2010/wordprocessingCanvas" xmlns:wpg="http://schemas.microsoft.com/office/word/2010/wordprocessingGroup" xmlns:wpi="http://schemas.microsoft.com/office/word/2010/wordprocessingInk" xmlns:wps="http://schemas.microsoft.com/office/word/2010/wordprocessingShape" mc:Ignorable="w14 wp14">
+  <w:p>
+    <w:pPr>
+      <w:pStyle w:val="Header"/>
+    </w:pPr>
+  </w:p>
+</w:hdr>
+</file>
+
+<file path=word/header2.xml><?xml version="1.0" encoding="utf-8"?>
+<w:hdr xmlns:m="http://schemas.openxmlformats.org/officeDocument/2006/math" xmlns:mc="http://schemas.openxmlformats.org/markup-compatibility/2006" xmlns:mo="http://schemas.microsoft.com/office/mac/office/2008/main" xmlns:mv="urn:schemas-microsoft-com:mac:vml" xmlns:o="urn:schemas-microsoft-com:office:office" xmlns:r="http://schemas.openxmlformats.org/officeDocument/2006/relationships" xmlns:v="urn:schemas-microsoft-com:vml" xmlns:w10="urn:schemas-microsoft-com:office:word" xmlns:w14="http://schemas.microsoft.com/office/word/2010/wordml" xmlns:w="http://schemas.openxmlformats.org/wordprocessingml/2006/main" xmlns:wne="http://schemas.microsoft.com/office/word/2006/wordml" xmlns:wp14="http://schemas.microsoft.com/office/word/2010/wordprocessingDrawing" xmlns:wp="http://schemas.openxmlformats.org/drawingml/2006/wordprocessingDrawing" xmlns:wpc="http://schemas.microsoft.com/office/word/2010/wordprocessingCanvas" xmlns:wpg="http://schemas.microsoft.com/office/word/2010/wordprocessingGroup" xmlns:wpi="http://schemas.microsoft.com/office/word/2010/wordprocessingInk" xmlns:wps="http://schemas.microsoft.com/office/word/2010/wordprocessingShape" mc:Ignorable="w14 wp14">
+  <w:p>
+    <w:pPr>
+      <w:pStyle w:val="Header"/>
+    </w:pPr>
+  </w:p>
+</w:hdr>
+</file>
+
+<file path=word/header3.xml><?xml version="1.0" encoding="utf-8"?>
+<w:hdr xmlns:m="http://schemas.openxmlformats.org/officeDocument/2006/math" xmlns:mc="http://schemas.openxmlformats.org/markup-compatibility/2006" xmlns:mo="http://schemas.microsoft.com/office/mac/office/2008/main" xmlns:mv="urn:schemas-microsoft-com:mac:vml" xmlns:o="urn:schemas-microsoft-com:office:office" xmlns:r="http://schemas.openxmlformats.org/officeDocument/2006/relationships" xmlns:v="urn:schemas-microsoft-com:vml" xmlns:w10="urn:schemas-microsoft-com:office:word" xmlns:w14="http://schemas.microsoft.com/office/word/2010/wordml" xmlns:w="http://schemas.openxmlformats.org/wordprocessingml/2006/main" xmlns:wne="http://schemas.microsoft.com/office/word/2006/wordml" xmlns:wp14="http://schemas.microsoft.com/office/word/2010/wordprocessingDrawing" xmlns:wp="http://schemas.openxmlformats.org/drawingml/2006/wordprocessingDrawing" xmlns:wpc="http://schemas.microsoft.com/office/word/2010/wordprocessingCanvas" xmlns:wpg="http://schemas.microsoft.com/office/word/2010/wordprocessingGroup" xmlns:wpi="http://schemas.microsoft.com/office/word/2010/wordprocessingInk" xmlns:wps="http://schemas.microsoft.com/office/word/2010/wordprocessingShape" mc:Ignorable="w14 wp14">
+  <w:p>
+    <w:pPr>
+      <w:pStyle w:val="Header"/>
+    </w:pPr>
+  </w:p>
+</w:hdr>
 </file>
 
 <file path=word/numbering.xml><?xml version="1.0" encoding="utf-8"?>
@@ -9556,10 +10007,10 @@
   <w:docDefaults>
     <w:rPrDefault>
       <w:rPr>
-        <w:rFonts w:asciiTheme="minorHAnsi" w:eastAsiaTheme="minorHAnsi" w:hAnsiTheme="minorHAnsi" w:cstheme="minorBidi"/>
+        <w:rFonts w:eastAsiaTheme="minorHAnsi" w:ascii="Arial" w:hAnsi="Arial" w:cs="Arial"/>
         <w:kern w:val="2"/>
-        <w:sz w:val="24"/>
-        <w:szCs w:val="24"/>
+        <w:sz w:val="22"/>
+        <w:szCs w:val="22"/>
         <w:lang w:val="it-IT" w:eastAsia="en-US" w:bidi="ar-SA"/>
         <w14:ligatures w14:val="standardContextual"/>
       </w:rPr>
@@ -9967,10 +10418,10 @@
       <w:outlineLvl w:val="0"/>
     </w:pPr>
     <w:rPr>
-      <w:rFonts w:asciiTheme="majorHAnsi" w:eastAsiaTheme="majorEastAsia" w:hAnsiTheme="majorHAnsi" w:cstheme="majorBidi"/>
+      <w:rFonts w:eastAsiaTheme="majorEastAsia" w:ascii="Arial" w:hAnsi="Arial" w:cs="Arial"/>
       <w:color w:val="2F5496" w:themeColor="accent1" w:themeShade="BF"/>
-      <w:sz w:val="40"/>
-      <w:szCs w:val="40"/>
+      <w:sz w:val="22"/>
+      <w:szCs w:val="22"/>
     </w:rPr>
   </w:style>
   <w:style w:type="paragraph" w:styleId="Titolo2">
@@ -9990,10 +10441,10 @@
       <w:outlineLvl w:val="1"/>
     </w:pPr>
     <w:rPr>
-      <w:rFonts w:asciiTheme="majorHAnsi" w:eastAsiaTheme="majorEastAsia" w:hAnsiTheme="majorHAnsi" w:cstheme="majorBidi"/>
+      <w:rFonts w:eastAsiaTheme="majorEastAsia" w:ascii="Arial" w:hAnsi="Arial" w:cs="Arial"/>
       <w:color w:val="2F5496" w:themeColor="accent1" w:themeShade="BF"/>
-      <w:sz w:val="32"/>
-      <w:szCs w:val="32"/>
+      <w:sz w:val="22"/>
+      <w:szCs w:val="22"/>
     </w:rPr>
   </w:style>
   <w:style w:type="paragraph" w:styleId="Titolo3">
@@ -10013,10 +10464,10 @@
       <w:outlineLvl w:val="2"/>
     </w:pPr>
     <w:rPr>
-      <w:rFonts w:eastAsiaTheme="majorEastAsia" w:cstheme="majorBidi"/>
+      <w:rFonts w:eastAsiaTheme="majorEastAsia" w:ascii="Arial" w:hAnsi="Arial" w:cs="Arial"/>
       <w:color w:val="2F5496" w:themeColor="accent1" w:themeShade="BF"/>
-      <w:sz w:val="28"/>
-      <w:szCs w:val="28"/>
+      <w:sz w:val="22"/>
+      <w:szCs w:val="22"/>
     </w:rPr>
   </w:style>
   <w:style w:type="paragraph" w:styleId="Titolo4">
@@ -10036,10 +10487,12 @@
       <w:outlineLvl w:val="3"/>
     </w:pPr>
     <w:rPr>
-      <w:rFonts w:eastAsiaTheme="majorEastAsia" w:cstheme="majorBidi"/>
+      <w:rFonts w:eastAsiaTheme="majorEastAsia" w:ascii="Arial" w:hAnsi="Arial" w:cs="Arial"/>
       <w:i/>
       <w:iCs/>
       <w:color w:val="2F5496" w:themeColor="accent1" w:themeShade="BF"/>
+      <w:sz w:val="22"/>
+      <w:szCs w:val="22"/>
     </w:rPr>
   </w:style>
   <w:style w:type="paragraph" w:styleId="Titolo5">
@@ -10059,8 +10512,10 @@
       <w:outlineLvl w:val="4"/>
     </w:pPr>
     <w:rPr>
-      <w:rFonts w:eastAsiaTheme="majorEastAsia" w:cstheme="majorBidi"/>
+      <w:rFonts w:eastAsiaTheme="majorEastAsia" w:ascii="Arial" w:hAnsi="Arial" w:cs="Arial"/>
       <w:color w:val="2F5496" w:themeColor="accent1" w:themeShade="BF"/>
+      <w:sz w:val="22"/>
+      <w:szCs w:val="22"/>
     </w:rPr>
   </w:style>
   <w:style w:type="paragraph" w:styleId="Titolo6">
@@ -10080,10 +10535,12 @@
       <w:outlineLvl w:val="5"/>
     </w:pPr>
     <w:rPr>
-      <w:rFonts w:eastAsiaTheme="majorEastAsia" w:cstheme="majorBidi"/>
+      <w:rFonts w:eastAsiaTheme="majorEastAsia" w:ascii="Arial" w:hAnsi="Arial" w:cs="Arial"/>
       <w:i/>
       <w:iCs/>
       <w:color w:val="595959" w:themeColor="text1" w:themeTint="A6"/>
+      <w:sz w:val="22"/>
+      <w:szCs w:val="22"/>
     </w:rPr>
   </w:style>
   <w:style w:type="paragraph" w:styleId="Titolo7">
@@ -10103,8 +10560,10 @@
       <w:outlineLvl w:val="6"/>
     </w:pPr>
     <w:rPr>
-      <w:rFonts w:eastAsiaTheme="majorEastAsia" w:cstheme="majorBidi"/>
+      <w:rFonts w:eastAsiaTheme="majorEastAsia" w:ascii="Arial" w:hAnsi="Arial" w:cs="Arial"/>
       <w:color w:val="595959" w:themeColor="text1" w:themeTint="A6"/>
+      <w:sz w:val="22"/>
+      <w:szCs w:val="22"/>
     </w:rPr>
   </w:style>
   <w:style w:type="paragraph" w:styleId="Titolo8">
@@ -10124,10 +10583,12 @@
       <w:outlineLvl w:val="7"/>
     </w:pPr>
     <w:rPr>
-      <w:rFonts w:eastAsiaTheme="majorEastAsia" w:cstheme="majorBidi"/>
+      <w:rFonts w:eastAsiaTheme="majorEastAsia" w:ascii="Arial" w:hAnsi="Arial" w:cs="Arial"/>
       <w:i/>
       <w:iCs/>
       <w:color w:val="272727" w:themeColor="text1" w:themeTint="D8"/>
+      <w:sz w:val="22"/>
+      <w:szCs w:val="22"/>
     </w:rPr>
   </w:style>
   <w:style w:type="paragraph" w:styleId="Titolo9">
@@ -10147,8 +10608,10 @@
       <w:outlineLvl w:val="8"/>
     </w:pPr>
     <w:rPr>
-      <w:rFonts w:eastAsiaTheme="majorEastAsia" w:cstheme="majorBidi"/>
+      <w:rFonts w:eastAsiaTheme="majorEastAsia" w:ascii="Arial" w:hAnsi="Arial" w:cs="Arial"/>
       <w:color w:val="272727" w:themeColor="text1" w:themeTint="D8"/>
+      <w:sz w:val="22"/>
+      <w:szCs w:val="22"/>
     </w:rPr>
   </w:style>
   <w:style w:type="character" w:default="1" w:styleId="Carpredefinitoparagrafo">
@@ -10185,10 +10648,10 @@
     <w:uiPriority w:val="9"/>
     <w:rsid w:val="00314FE8"/>
     <w:rPr>
-      <w:rFonts w:asciiTheme="majorHAnsi" w:eastAsiaTheme="majorEastAsia" w:hAnsiTheme="majorHAnsi" w:cstheme="majorBidi"/>
+      <w:rFonts w:eastAsiaTheme="majorEastAsia" w:ascii="Arial" w:hAnsi="Arial" w:cs="Arial"/>
       <w:color w:val="2F5496" w:themeColor="accent1" w:themeShade="BF"/>
-      <w:sz w:val="40"/>
-      <w:szCs w:val="40"/>
+      <w:sz w:val="22"/>
+      <w:szCs w:val="22"/>
     </w:rPr>
   </w:style>
   <w:style w:type="character" w:customStyle="1" w:styleId="Titolo2Carattere">
@@ -10199,10 +10662,10 @@
     <w:semiHidden/>
     <w:rsid w:val="00314FE8"/>
     <w:rPr>
-      <w:rFonts w:asciiTheme="majorHAnsi" w:eastAsiaTheme="majorEastAsia" w:hAnsiTheme="majorHAnsi" w:cstheme="majorBidi"/>
+      <w:rFonts w:eastAsiaTheme="majorEastAsia" w:ascii="Arial" w:hAnsi="Arial" w:cs="Arial"/>
       <w:color w:val="2F5496" w:themeColor="accent1" w:themeShade="BF"/>
-      <w:sz w:val="32"/>
-      <w:szCs w:val="32"/>
+      <w:sz w:val="22"/>
+      <w:szCs w:val="22"/>
     </w:rPr>
   </w:style>
   <w:style w:type="character" w:customStyle="1" w:styleId="Titolo3Carattere">
@@ -10213,10 +10676,10 @@
     <w:semiHidden/>
     <w:rsid w:val="00314FE8"/>
     <w:rPr>
-      <w:rFonts w:eastAsiaTheme="majorEastAsia" w:cstheme="majorBidi"/>
+      <w:rFonts w:eastAsiaTheme="majorEastAsia" w:ascii="Arial" w:hAnsi="Arial" w:cs="Arial"/>
       <w:color w:val="2F5496" w:themeColor="accent1" w:themeShade="BF"/>
-      <w:sz w:val="28"/>
-      <w:szCs w:val="28"/>
+      <w:sz w:val="22"/>
+      <w:szCs w:val="22"/>
     </w:rPr>
   </w:style>
   <w:style w:type="character" w:customStyle="1" w:styleId="Titolo4Carattere">
@@ -10227,10 +10690,12 @@
     <w:semiHidden/>
     <w:rsid w:val="00314FE8"/>
     <w:rPr>
-      <w:rFonts w:eastAsiaTheme="majorEastAsia" w:cstheme="majorBidi"/>
+      <w:rFonts w:eastAsiaTheme="majorEastAsia" w:ascii="Arial" w:hAnsi="Arial" w:cs="Arial"/>
       <w:i/>
       <w:iCs/>
       <w:color w:val="2F5496" w:themeColor="accent1" w:themeShade="BF"/>
+      <w:sz w:val="22"/>
+      <w:szCs w:val="22"/>
     </w:rPr>
   </w:style>
   <w:style w:type="character" w:customStyle="1" w:styleId="Titolo5Carattere">
@@ -10241,8 +10706,10 @@
     <w:semiHidden/>
     <w:rsid w:val="00314FE8"/>
     <w:rPr>
-      <w:rFonts w:eastAsiaTheme="majorEastAsia" w:cstheme="majorBidi"/>
+      <w:rFonts w:eastAsiaTheme="majorEastAsia" w:ascii="Arial" w:hAnsi="Arial" w:cs="Arial"/>
       <w:color w:val="2F5496" w:themeColor="accent1" w:themeShade="BF"/>
+      <w:sz w:val="22"/>
+      <w:szCs w:val="22"/>
     </w:rPr>
   </w:style>
   <w:style w:type="character" w:customStyle="1" w:styleId="Titolo6Carattere">
@@ -10253,10 +10720,12 @@
     <w:semiHidden/>
     <w:rsid w:val="00314FE8"/>
     <w:rPr>
-      <w:rFonts w:eastAsiaTheme="majorEastAsia" w:cstheme="majorBidi"/>
+      <w:rFonts w:eastAsiaTheme="majorEastAsia" w:ascii="Arial" w:hAnsi="Arial" w:cs="Arial"/>
       <w:i/>
       <w:iCs/>
       <w:color w:val="595959" w:themeColor="text1" w:themeTint="A6"/>
+      <w:sz w:val="22"/>
+      <w:szCs w:val="22"/>
     </w:rPr>
   </w:style>
   <w:style w:type="character" w:customStyle="1" w:styleId="Titolo7Carattere">
@@ -10267,8 +10736,10 @@
     <w:semiHidden/>
     <w:rsid w:val="00314FE8"/>
     <w:rPr>
-      <w:rFonts w:eastAsiaTheme="majorEastAsia" w:cstheme="majorBidi"/>
+      <w:rFonts w:eastAsiaTheme="majorEastAsia" w:ascii="Arial" w:hAnsi="Arial" w:cs="Arial"/>
       <w:color w:val="595959" w:themeColor="text1" w:themeTint="A6"/>
+      <w:sz w:val="22"/>
+      <w:szCs w:val="22"/>
     </w:rPr>
   </w:style>
   <w:style w:type="character" w:customStyle="1" w:styleId="Titolo8Carattere">
@@ -10279,10 +10750,12 @@
     <w:semiHidden/>
     <w:rsid w:val="00314FE8"/>
     <w:rPr>
-      <w:rFonts w:eastAsiaTheme="majorEastAsia" w:cstheme="majorBidi"/>
+      <w:rFonts w:eastAsiaTheme="majorEastAsia" w:ascii="Arial" w:hAnsi="Arial" w:cs="Arial"/>
       <w:i/>
       <w:iCs/>
       <w:color w:val="272727" w:themeColor="text1" w:themeTint="D8"/>
+      <w:sz w:val="22"/>
+      <w:szCs w:val="22"/>
     </w:rPr>
   </w:style>
   <w:style w:type="character" w:customStyle="1" w:styleId="Titolo9Carattere">
@@ -10293,8 +10766,10 @@
     <w:semiHidden/>
     <w:rsid w:val="00314FE8"/>
     <w:rPr>
-      <w:rFonts w:eastAsiaTheme="majorEastAsia" w:cstheme="majorBidi"/>
+      <w:rFonts w:eastAsiaTheme="majorEastAsia" w:ascii="Arial" w:hAnsi="Arial" w:cs="Arial"/>
       <w:color w:val="272727" w:themeColor="text1" w:themeTint="D8"/>
+      <w:sz w:val="22"/>
+      <w:szCs w:val="22"/>
     </w:rPr>
   </w:style>
   <w:style w:type="paragraph" w:styleId="Titolo">
@@ -10310,11 +10785,11 @@
       <w:contextualSpacing/>
     </w:pPr>
     <w:rPr>
-      <w:rFonts w:asciiTheme="majorHAnsi" w:eastAsiaTheme="majorEastAsia" w:hAnsiTheme="majorHAnsi" w:cstheme="majorBidi"/>
+      <w:rFonts w:eastAsiaTheme="majorEastAsia" w:ascii="Arial" w:hAnsi="Arial" w:cs="Arial"/>
       <w:spacing w:val="-10"/>
       <w:kern w:val="28"/>
-      <w:sz w:val="56"/>
-      <w:szCs w:val="56"/>
+      <w:sz w:val="22"/>
+      <w:szCs w:val="22"/>
     </w:rPr>
   </w:style>
   <w:style w:type="character" w:customStyle="1" w:styleId="TitoloCarattere">
@@ -10324,11 +10799,11 @@
     <w:uiPriority w:val="10"/>
     <w:rsid w:val="00314FE8"/>
     <w:rPr>
-      <w:rFonts w:asciiTheme="majorHAnsi" w:eastAsiaTheme="majorEastAsia" w:hAnsiTheme="majorHAnsi" w:cstheme="majorBidi"/>
+      <w:rFonts w:eastAsiaTheme="majorEastAsia" w:ascii="Arial" w:hAnsi="Arial" w:cs="Arial"/>
       <w:spacing w:val="-10"/>
       <w:kern w:val="28"/>
-      <w:sz w:val="56"/>
-      <w:szCs w:val="56"/>
+      <w:sz w:val="22"/>
+      <w:szCs w:val="22"/>
     </w:rPr>
   </w:style>
   <w:style w:type="paragraph" w:styleId="Sottotitolo">
@@ -10345,11 +10820,11 @@
       </w:numPr>
     </w:pPr>
     <w:rPr>
-      <w:rFonts w:eastAsiaTheme="majorEastAsia" w:cstheme="majorBidi"/>
+      <w:rFonts w:eastAsiaTheme="majorEastAsia" w:ascii="Arial" w:hAnsi="Arial" w:cs="Arial"/>
       <w:color w:val="595959" w:themeColor="text1" w:themeTint="A6"/>
       <w:spacing w:val="15"/>
-      <w:sz w:val="28"/>
-      <w:szCs w:val="28"/>
+      <w:sz w:val="22"/>
+      <w:szCs w:val="22"/>
     </w:rPr>
   </w:style>
   <w:style w:type="character" w:customStyle="1" w:styleId="SottotitoloCarattere">
@@ -10359,11 +10834,11 @@
     <w:link w:val="Sottotitolo"/>
     <w:rsid w:val="00314FE8"/>
     <w:rPr>
-      <w:rFonts w:eastAsiaTheme="majorEastAsia" w:cstheme="majorBidi"/>
+      <w:rFonts w:eastAsiaTheme="majorEastAsia" w:ascii="Arial" w:hAnsi="Arial" w:cs="Arial"/>
       <w:color w:val="595959" w:themeColor="text1" w:themeTint="A6"/>
       <w:spacing w:val="15"/>
-      <w:sz w:val="28"/>
-      <w:szCs w:val="28"/>
+      <w:sz w:val="22"/>
+      <w:szCs w:val="22"/>
     </w:rPr>
   </w:style>
   <w:style w:type="paragraph" w:styleId="Citazione">
@@ -10379,9 +10854,12 @@
       <w:jc w:val="center"/>
     </w:pPr>
     <w:rPr>
+      <w:rFonts w:ascii="Arial" w:hAnsi="Arial" w:cs="Arial"/>
       <w:i/>
       <w:iCs/>
       <w:color w:val="404040" w:themeColor="text1" w:themeTint="BF"/>
+      <w:sz w:val="22"/>
+      <w:szCs w:val="22"/>
     </w:rPr>
   </w:style>
   <w:style w:type="character" w:customStyle="1" w:styleId="CitazioneCarattere">
@@ -10391,9 +10869,12 @@
     <w:uiPriority w:val="29"/>
     <w:rsid w:val="00314FE8"/>
     <w:rPr>
+      <w:rFonts w:ascii="Arial" w:hAnsi="Arial" w:cs="Arial"/>
       <w:i/>
       <w:iCs/>
       <w:color w:val="404040" w:themeColor="text1" w:themeTint="BF"/>
+      <w:sz w:val="22"/>
+      <w:szCs w:val="22"/>
     </w:rPr>
   </w:style>
   <w:style w:type="paragraph" w:styleId="Paragrafoelenco">
@@ -10414,9 +10895,12 @@
     <w:qFormat/>
     <w:rsid w:val="00314FE8"/>
     <w:rPr>
+      <w:rFonts w:ascii="Arial" w:hAnsi="Arial" w:cs="Arial"/>
       <w:i/>
       <w:iCs/>
       <w:color w:val="2F5496" w:themeColor="accent1" w:themeShade="BF"/>
+      <w:sz w:val="22"/>
+      <w:szCs w:val="22"/>
     </w:rPr>
   </w:style>
   <w:style w:type="paragraph" w:styleId="Citazioneintensa">
@@ -10437,9 +10921,12 @@
       <w:jc w:val="center"/>
     </w:pPr>
     <w:rPr>
+      <w:rFonts w:ascii="Arial" w:hAnsi="Arial" w:cs="Arial"/>
       <w:i/>
       <w:iCs/>
       <w:color w:val="2F5496" w:themeColor="accent1" w:themeShade="BF"/>
+      <w:sz w:val="22"/>
+      <w:szCs w:val="22"/>
     </w:rPr>
   </w:style>
   <w:style w:type="character" w:customStyle="1" w:styleId="CitazioneintensaCarattere">
@@ -10449,9 +10936,12 @@
     <w:uiPriority w:val="30"/>
     <w:rsid w:val="00314FE8"/>
     <w:rPr>
+      <w:rFonts w:ascii="Arial" w:hAnsi="Arial" w:cs="Arial"/>
       <w:i/>
       <w:iCs/>
       <w:color w:val="2F5496" w:themeColor="accent1" w:themeShade="BF"/>
+      <w:sz w:val="22"/>
+      <w:szCs w:val="22"/>
     </w:rPr>
   </w:style>
   <w:style w:type="character" w:styleId="Riferimentointenso">
@@ -10461,11 +10951,12 @@
     <w:qFormat/>
     <w:rsid w:val="00314FE8"/>
     <w:rPr>
-      <w:b/>
-      <w:bCs/>
+      <w:rFonts w:ascii="Arial" w:hAnsi="Arial" w:cs="Arial"/>
       <w:smallCaps/>
       <w:color w:val="2F5496" w:themeColor="accent1" w:themeShade="BF"/>
       <w:spacing w:val="5"/>
+      <w:sz w:val="22"/>
+      <w:szCs w:val="22"/>
     </w:rPr>
   </w:style>
   <w:style w:type="paragraph" w:customStyle="1" w:styleId="Default">
@@ -10480,11 +10971,13 @@
       <w:spacing w:after="0" w:line="240" w:lineRule="auto"/>
     </w:pPr>
     <w:rPr>
-      <w:rFonts w:ascii="Times New Roman" w:eastAsia="Times New Roman" w:hAnsi="Times New Roman" w:cs="Times New Roman"/>
+      <w:rFonts w:ascii="Arial" w:eastAsia="Times New Roman" w:hAnsi="Arial" w:cs="Arial"/>
       <w:color w:val="000000"/>
       <w:kern w:val="0"/>
       <w:lang w:val="en-US"/>
       <w14:ligatures w14:val="none"/>
+      <w:sz w:val="22"/>
+      <w:szCs w:val="22"/>
     </w:rPr>
   </w:style>
   <w:style w:type="paragraph" w:customStyle="1" w:styleId="Titolo10">
@@ -10501,12 +10994,12 @@
       <w:ind w:left="1560" w:hanging="567"/>
     </w:pPr>
     <w:rPr>
-      <w:rFonts w:ascii="Times New Roman" w:eastAsia="Times New Roman" w:hAnsi="Times New Roman" w:cs="Times New Roman"/>
-      <w:b/>
-      <w:bCs/>
+      <w:rFonts w:ascii="Arial" w:eastAsia="Times New Roman" w:hAnsi="Arial" w:cs="Arial"/>
       <w:kern w:val="0"/>
       <w:lang w:val="en-GB"/>
       <w14:ligatures w14:val="none"/>
+      <w:sz w:val="22"/>
+      <w:szCs w:val="22"/>
     </w:rPr>
   </w:style>
   <w:style w:type="paragraph" w:styleId="Nessunaspaziatura">
@@ -10520,12 +11013,12 @@
       <w:ind w:left="2592" w:hanging="432"/>
     </w:pPr>
     <w:rPr>
-      <w:rFonts w:ascii="Times New Roman" w:eastAsia="Times New Roman" w:hAnsi="Times New Roman" w:cs="Times New Roman"/>
-      <w:b/>
+      <w:rFonts w:ascii="Arial" w:eastAsia="Times New Roman" w:hAnsi="Arial" w:cs="Arial"/>
       <w:kern w:val="0"/>
       <w:sz w:val="22"/>
       <w:lang w:val="en-GB" w:eastAsia="it-IT"/>
       <w14:ligatures w14:val="none"/>
+      <w:szCs w:val="22"/>
     </w:rPr>
   </w:style>
   <w:style w:type="character" w:customStyle="1" w:styleId="DefaultCarattere">
@@ -10534,11 +11027,13 @@
     <w:link w:val="Default"/>
     <w:rsid w:val="002C76BD"/>
     <w:rPr>
-      <w:rFonts w:ascii="Times New Roman" w:eastAsia="Times New Roman" w:hAnsi="Times New Roman" w:cs="Times New Roman"/>
+      <w:rFonts w:ascii="Arial" w:eastAsia="Times New Roman" w:hAnsi="Arial" w:cs="Arial"/>
       <w:color w:val="000000"/>
       <w:kern w:val="0"/>
       <w:lang w:val="en-US"/>
       <w14:ligatures w14:val="none"/>
+      <w:sz w:val="22"/>
+      <w:szCs w:val="22"/>
     </w:rPr>
   </w:style>
   <w:style w:type="table" w:styleId="Grigliatabella">
@@ -10570,12 +11065,10 @@
       <w:spacing w:after="0" w:line="240" w:lineRule="auto"/>
     </w:pPr>
     <w:rPr>
-      <w:rFonts w:ascii="Univers" w:eastAsia="Times New Roman" w:hAnsi="Univers" w:cs="Times New Roman"/>
-      <w:b/>
-      <w:bCs/>
+      <w:rFonts w:ascii="Arial" w:eastAsia="Times New Roman" w:hAnsi="Arial" w:cs="Arial"/>
       <w:kern w:val="0"/>
-      <w:sz w:val="20"/>
-      <w:szCs w:val="20"/>
+      <w:sz w:val="22"/>
+      <w:szCs w:val="22"/>
       <w:lang w:eastAsia="zh-CN"/>
       <w14:ligatures w14:val="none"/>
     </w:rPr>
@@ -10587,8 +11080,11 @@
     <w:unhideWhenUsed/>
     <w:rsid w:val="0087278A"/>
     <w:rPr>
+      <w:rFonts w:ascii="Arial" w:hAnsi="Arial" w:cs="Arial"/>
       <w:color w:val="0563C1" w:themeColor="hyperlink"/>
       <w:u w:val="single"/>
+      <w:sz w:val="22"/>
+      <w:szCs w:val="22"/>
     </w:rPr>
   </w:style>
   <w:style w:type="character" w:styleId="Menzionenonrisolta">
@@ -10599,8 +11095,11 @@
     <w:unhideWhenUsed/>
     <w:rsid w:val="0087278A"/>
     <w:rPr>
+      <w:rFonts w:ascii="Arial" w:hAnsi="Arial" w:cs="Arial"/>
       <w:color w:val="605E5C"/>
       <w:shd w:val="clear" w:color="auto" w:fill="E1DFDD"/>
+      <w:sz w:val="22"/>
+      <w:szCs w:val="22"/>
     </w:rPr>
   </w:style>
   <w:style w:type="paragraph" w:styleId="Intestazione">
